--- a/Freelance_Marketplace_Ecosystem_G3.docx
+++ b/Freelance_Marketplace_Ecosystem_G3.docx
@@ -1,6 +1,6 @@
 
 <file path=word/document.xml><?xml version="1.0" encoding="utf-8"?>
-<w:document xmlns:wpc="http://schemas.microsoft.com/office/word/2010/wordprocessingCanvas" xmlns:cx="http://schemas.microsoft.com/office/drawing/2014/chartex" xmlns:cx1="http://schemas.microsoft.com/office/drawing/2015/9/8/chartex" xmlns:cx2="http://schemas.microsoft.com/office/drawing/2015/10/21/chartex" xmlns:cx3="http://schemas.microsoft.com/office/drawing/2016/5/9/chartex" xmlns:cx4="http://schemas.microsoft.com/office/drawing/2016/5/10/chartex" xmlns:cx5="http://schemas.microsoft.com/office/drawing/2016/5/11/chartex" xmlns:cx6="http://schemas.microsoft.com/office/drawing/2016/5/12/chartex" xmlns:cx7="http://schemas.microsoft.com/office/drawing/2016/5/13/chartex" xmlns:cx8="http://schemas.microsoft.com/office/drawing/2016/5/14/chartex" xmlns:mc="http://schemas.openxmlformats.org/markup-compatibility/2006" xmlns:aink="http://schemas.microsoft.com/office/drawing/2016/ink" xmlns:am3d="http://schemas.microsoft.com/office/drawing/2017/model3d" xmlns:o="urn:schemas-microsoft-com:office:office" xmlns:oel="http://schemas.microsoft.com/office/2019/extlst" xmlns:r="http://schemas.openxmlformats.org/officeDocument/2006/relationships" xmlns:m="http://schemas.openxmlformats.org/officeDocument/2006/math" xmlns:v="urn:schemas-microsoft-com:vml" xmlns:wp14="http://schemas.microsoft.com/office/word/2010/wordprocessingDrawing" xmlns:wp="http://schemas.openxmlformats.org/drawingml/2006/wordprocessingDrawing" xmlns:w10="urn:schemas-microsoft-com:office:word" xmlns:w="http://schemas.openxmlformats.org/wordprocessingml/2006/main" xmlns:w14="http://schemas.microsoft.com/office/word/2010/wordml" xmlns:w15="http://schemas.microsoft.com/office/word/2012/wordml" xmlns:w16cex="http://schemas.microsoft.com/office/word/2018/wordml/cex" xmlns:w16cid="http://schemas.microsoft.com/office/word/2016/wordml/cid" xmlns:w16="http://schemas.microsoft.com/office/word/2018/wordml" xmlns:w16sdtdh="http://schemas.microsoft.com/office/word/2020/wordml/sdtdatahash" xmlns:w16se="http://schemas.microsoft.com/office/word/2015/wordml/symex" xmlns:wpg="http://schemas.microsoft.com/office/word/2010/wordprocessingGroup" xmlns:wpi="http://schemas.microsoft.com/office/word/2010/wordprocessingInk" xmlns:wne="http://schemas.microsoft.com/office/word/2006/wordml" xmlns:wps="http://schemas.microsoft.com/office/word/2010/wordprocessingShape" mc:Ignorable="w14 w15 w16se w16cid w16 w16cex w16sdtdh wp14">
+<w:document xmlns:wpc="http://schemas.microsoft.com/office/word/2010/wordprocessingCanvas" xmlns:cx="http://schemas.microsoft.com/office/drawing/2014/chartex" xmlns:cx1="http://schemas.microsoft.com/office/drawing/2015/9/8/chartex" xmlns:cx2="http://schemas.microsoft.com/office/drawing/2015/10/21/chartex" xmlns:cx3="http://schemas.microsoft.com/office/drawing/2016/5/9/chartex" xmlns:cx4="http://schemas.microsoft.com/office/drawing/2016/5/10/chartex" xmlns:cx5="http://schemas.microsoft.com/office/drawing/2016/5/11/chartex" xmlns:cx6="http://schemas.microsoft.com/office/drawing/2016/5/12/chartex" xmlns:cx7="http://schemas.microsoft.com/office/drawing/2016/5/13/chartex" xmlns:cx8="http://schemas.microsoft.com/office/drawing/2016/5/14/chartex" xmlns:mc="http://schemas.openxmlformats.org/markup-compatibility/2006" xmlns:aink="http://schemas.microsoft.com/office/drawing/2016/ink" xmlns:am3d="http://schemas.microsoft.com/office/drawing/2017/model3d" xmlns:o="urn:schemas-microsoft-com:office:office" xmlns:oel="http://schemas.microsoft.com/office/2019/extlst" xmlns:r="http://schemas.openxmlformats.org/officeDocument/2006/relationships" xmlns:m="http://schemas.openxmlformats.org/officeDocument/2006/math" xmlns:v="urn:schemas-microsoft-com:vml" xmlns:wp14="http://schemas.microsoft.com/office/word/2010/wordprocessingDrawing" xmlns:wp="http://schemas.openxmlformats.org/drawingml/2006/wordprocessingDrawing" xmlns:w10="urn:schemas-microsoft-com:office:word" xmlns:w="http://schemas.openxmlformats.org/wordprocessingml/2006/main" xmlns:w14="http://schemas.microsoft.com/office/word/2010/wordml" xmlns:w15="http://schemas.microsoft.com/office/word/2012/wordml" xmlns:w16cex="http://schemas.microsoft.com/office/word/2018/wordml/cex" xmlns:w16cid="http://schemas.microsoft.com/office/word/2016/wordml/cid" xmlns:w16="http://schemas.microsoft.com/office/word/2018/wordml" xmlns:w16du="http://schemas.microsoft.com/office/word/2023/wordml/word16du" xmlns:w16sdtdh="http://schemas.microsoft.com/office/word/2020/wordml/sdtdatahash" xmlns:w16sdtfl="http://schemas.microsoft.com/office/word/2024/wordml/sdtformatlock" xmlns:w16se="http://schemas.microsoft.com/office/word/2015/wordml/symex" xmlns:wpg="http://schemas.microsoft.com/office/word/2010/wordprocessingGroup" xmlns:wpi="http://schemas.microsoft.com/office/word/2010/wordprocessingInk" xmlns:wne="http://schemas.microsoft.com/office/word/2006/wordml" xmlns:wps="http://schemas.microsoft.com/office/word/2010/wordprocessingShape" mc:Ignorable="w14 w15 w16se w16cid w16 w16cex w16sdtdh w16sdtfl w16du wp14">
   <w:body>
     <w:p>
       <w:pPr>
@@ -307,16 +307,9 @@
           <w:szCs w:val="26"/>
           <w:lang w:val="vi-VN"/>
         </w:rPr>
-        <w:t xml:space="preserve"> Quang Huy</w:t>
-      </w:r>
-      <w:r>
-        <w:rPr>
-          <w:rFonts w:ascii="Times New Roman" w:hAnsi="Times New Roman" w:cs="Times New Roman"/>
-          <w:sz w:val="26"/>
-          <w:szCs w:val="26"/>
-        </w:rPr>
-        <w:t xml:space="preserve"> </w:t>
-      </w:r>
+        <w:t xml:space="preserve"> Quang </w:t>
+      </w:r>
+      <w:proofErr w:type="gramStart"/>
       <w:r>
         <w:rPr>
           <w:rFonts w:ascii="Times New Roman" w:hAnsi="Times New Roman" w:cs="Times New Roman"/>
@@ -324,7 +317,7 @@
           <w:szCs w:val="26"/>
           <w:lang w:val="vi-VN"/>
         </w:rPr>
-        <w:t xml:space="preserve"> </w:t>
+        <w:t>Huy</w:t>
       </w:r>
       <w:r>
         <w:rPr>
@@ -332,7 +325,7 @@
           <w:sz w:val="26"/>
           <w:szCs w:val="26"/>
         </w:rPr>
-        <w:t>(email</w:t>
+        <w:t xml:space="preserve"> </w:t>
       </w:r>
       <w:r>
         <w:rPr>
@@ -341,6 +334,32 @@
           <w:szCs w:val="26"/>
           <w:lang w:val="vi-VN"/>
         </w:rPr>
+        <w:t xml:space="preserve"> </w:t>
+      </w:r>
+      <w:r>
+        <w:rPr>
+          <w:rFonts w:ascii="Times New Roman" w:hAnsi="Times New Roman" w:cs="Times New Roman"/>
+          <w:sz w:val="26"/>
+          <w:szCs w:val="26"/>
+        </w:rPr>
+        <w:t>(</w:t>
+      </w:r>
+      <w:proofErr w:type="gramEnd"/>
+      <w:r>
+        <w:rPr>
+          <w:rFonts w:ascii="Times New Roman" w:hAnsi="Times New Roman" w:cs="Times New Roman"/>
+          <w:sz w:val="26"/>
+          <w:szCs w:val="26"/>
+        </w:rPr>
+        <w:t>email</w:t>
+      </w:r>
+      <w:r>
+        <w:rPr>
+          <w:rFonts w:ascii="Times New Roman" w:hAnsi="Times New Roman" w:cs="Times New Roman"/>
+          <w:sz w:val="26"/>
+          <w:szCs w:val="26"/>
+          <w:lang w:val="vi-VN"/>
+        </w:rPr>
         <w:t xml:space="preserve"> n25dcat079</w:t>
       </w:r>
       <w:r>
@@ -423,13 +442,7 @@
         <w:rPr>
           <w:rFonts w:cs="Times New Roman"/>
         </w:rPr>
-        <w:t xml:space="preserve">1. </w:t>
-      </w:r>
-      <w:r>
-        <w:rPr>
-          <w:rFonts w:cs="Times New Roman"/>
-        </w:rPr>
-        <w:t>Introduction &amp; Project Scope (Adapted from ISO/IEC/IEEE 29148)</w:t>
+        <w:t>1. Introduction &amp; Project Scope (Adapted from ISO/IEC/IEEE 29148)</w:t>
       </w:r>
     </w:p>
     <w:p>
@@ -583,7 +596,39 @@
           <w:rFonts w:cs="Times New Roman"/>
           <w:lang w:val="en-US"/>
         </w:rPr>
-        <w:t>The project aims to design and implement a relational database for a Freelance Marketplace Ecosystem, inspired by platforms such as vLance, Upwork, and TopCV.</w:t>
+        <w:t xml:space="preserve">The project aims to design and implement a relational database for a Freelance Marketplace Ecosystem, inspired by platforms such as </w:t>
+      </w:r>
+      <w:proofErr w:type="spellStart"/>
+      <w:r>
+        <w:rPr>
+          <w:rFonts w:cs="Times New Roman"/>
+          <w:lang w:val="en-US"/>
+        </w:rPr>
+        <w:t>vLance</w:t>
+      </w:r>
+      <w:proofErr w:type="spellEnd"/>
+      <w:r>
+        <w:rPr>
+          <w:rFonts w:cs="Times New Roman"/>
+          <w:lang w:val="en-US"/>
+        </w:rPr>
+        <w:t xml:space="preserve">, Upwork, and </w:t>
+      </w:r>
+      <w:proofErr w:type="spellStart"/>
+      <w:r>
+        <w:rPr>
+          <w:rFonts w:cs="Times New Roman"/>
+          <w:lang w:val="en-US"/>
+        </w:rPr>
+        <w:t>TopCV</w:t>
+      </w:r>
+      <w:proofErr w:type="spellEnd"/>
+      <w:r>
+        <w:rPr>
+          <w:rFonts w:cs="Times New Roman"/>
+          <w:lang w:val="en-US"/>
+        </w:rPr>
+        <w:t>.</w:t>
       </w:r>
     </w:p>
     <w:p>
@@ -658,13 +703,7 @@
         <w:rPr>
           <w:sz w:val="26"/>
         </w:rPr>
-        <w:t xml:space="preserve">1.2 Business Rules &amp; </w:t>
-      </w:r>
-      <w:r>
-        <w:rPr>
-          <w:sz w:val="26"/>
-        </w:rPr>
-        <w:t>Constraints</w:t>
+        <w:t>1.2 Business Rules &amp; Constraints</w:t>
       </w:r>
     </w:p>
     <w:p>
@@ -1335,14 +1374,7 @@
           <w:rFonts w:cs="Times New Roman"/>
           <w:bCs/>
         </w:rPr>
-        <w:t xml:space="preserve">Real-money payments and bank </w:t>
-      </w:r>
-      <w:r>
-        <w:rPr>
-          <w:rFonts w:cs="Times New Roman"/>
-          <w:bCs/>
-        </w:rPr>
-        <w:t>payment gateway integration.</w:t>
+        <w:t>Real-money payments and bank payment gateway integration.</w:t>
       </w:r>
     </w:p>
     <w:p>
@@ -1602,13 +1634,7 @@
         <w:rPr>
           <w:rFonts w:cs="Times New Roman"/>
         </w:rPr>
-        <w:t xml:space="preserve">USER is the supertype containing common account attributes. CLIENT and FREELANCER are the </w:t>
-      </w:r>
-      <w:r>
-        <w:rPr>
-          <w:rFonts w:cs="Times New Roman"/>
-        </w:rPr>
-        <w:t>subtypes containing specialized attributes. In this version, specialization is assumed to be total and disjoint: a USER must belong to one of the two subtypes and cannot belong to both at the same time.</w:t>
+        <w:t>USER is the supertype containing common account attributes. CLIENT and FREELANCER are the subtypes containing specialized attributes. In this version, specialization is assumed to be total and disjoint: a USER must belong to one of the two subtypes and cannot belong to both at the same time.</w:t>
       </w:r>
     </w:p>
     <w:p>
@@ -2065,14 +2091,7 @@
                 <w:rFonts w:cs="Times New Roman"/>
                 <w:sz w:val="20"/>
               </w:rPr>
-              <w:t xml:space="preserve">Associative entity that resolves the N:M </w:t>
-            </w:r>
-            <w:r>
-              <w:rPr>
-                <w:rFonts w:cs="Times New Roman"/>
-                <w:sz w:val="20"/>
-              </w:rPr>
-              <w:t>relationship between FREELANCER and SKILL.</w:t>
+              <w:t>Associative entity that resolves the N:M relationship between FREELANCER and SKILL.</w:t>
             </w:r>
           </w:p>
         </w:tc>
@@ -2340,14 +2359,7 @@
                 <w:rFonts w:cs="Times New Roman"/>
                 <w:sz w:val="20"/>
               </w:rPr>
-              <w:t xml:space="preserve">Stores the agreement created from an </w:t>
-            </w:r>
-            <w:r>
-              <w:rPr>
-                <w:rFonts w:cs="Times New Roman"/>
-                <w:sz w:val="20"/>
-              </w:rPr>
-              <w:t>accepted PROPOSAL.</w:t>
+              <w:t>Stores the agreement created from an accepted PROPOSAL.</w:t>
             </w:r>
           </w:p>
         </w:tc>
@@ -2549,14 +2561,7 @@
                 <w:rFonts w:cs="Times New Roman"/>
                 <w:sz w:val="20"/>
               </w:rPr>
-              <w:t xml:space="preserve">Stores reviews and ratings between the parties after a CONTRACT is </w:t>
-            </w:r>
-            <w:r>
-              <w:rPr>
-                <w:rFonts w:cs="Times New Roman"/>
-                <w:sz w:val="20"/>
-              </w:rPr>
-              <w:t>completed.</w:t>
+              <w:t>Stores reviews and ratings between the parties after a CONTRACT is completed.</w:t>
             </w:r>
           </w:p>
         </w:tc>
@@ -2836,14 +2841,7 @@
                 <w:rFonts w:cs="Times New Roman"/>
                 <w:sz w:val="20"/>
               </w:rPr>
-              <w:t>1</w:t>
-            </w:r>
-            <w:r>
-              <w:rPr>
-                <w:rFonts w:cs="Times New Roman"/>
-                <w:sz w:val="20"/>
-              </w:rPr>
-              <w:t xml:space="preserve"> : N</w:t>
+              <w:t>1 : N</w:t>
             </w:r>
           </w:p>
         </w:tc>
@@ -2993,14 +2991,7 @@
                 <w:rFonts w:cs="Times New Roman"/>
                 <w:sz w:val="20"/>
               </w:rPr>
-              <w:t xml:space="preserve">Resolved through </w:t>
-            </w:r>
-            <w:r>
-              <w:rPr>
-                <w:rFonts w:cs="Times New Roman"/>
-                <w:sz w:val="20"/>
-              </w:rPr>
-              <w:t>FREELANCER_SKILL.</w:t>
+              <w:t>Resolved through FREELANCER_SKILL.</w:t>
             </w:r>
           </w:p>
         </w:tc>
@@ -3455,14 +3446,7 @@
                 <w:rFonts w:cs="Times New Roman"/>
                 <w:sz w:val="20"/>
               </w:rPr>
-              <w:t xml:space="preserve">A MILESTONE may be </w:t>
-            </w:r>
-            <w:r>
-              <w:rPr>
-                <w:rFonts w:cs="Times New Roman"/>
-                <w:sz w:val="20"/>
-              </w:rPr>
-              <w:t>unpaid or may have one successful PAYMENT.</w:t>
+              <w:t>A MILESTONE may be unpaid or may have one successful PAYMENT.</w:t>
             </w:r>
           </w:p>
         </w:tc>
@@ -3627,14 +3611,7 @@
           <w:rFonts w:cs="Times New Roman"/>
           <w:b/>
         </w:rPr>
-        <w:t xml:space="preserve">• USER is </w:t>
-      </w:r>
-      <w:r>
-        <w:rPr>
-          <w:rFonts w:cs="Times New Roman"/>
-          <w:b/>
-        </w:rPr>
-        <w:t>separated from CLIENT and FREELANCER to avoid repeating common account attributes.</w:t>
+        <w:t>• USER is separated from CLIENT and FREELANCER to avoid repeating common account attributes.</w:t>
       </w:r>
     </w:p>
     <w:p>
@@ -3993,10 +3970,7 @@
         <w:pStyle w:val="ReportBody"/>
       </w:pPr>
       <w:r>
-        <w:t xml:space="preserve">• MILESTONE belongs to one CONTRACT. PAYMENT is tied to a MILESTONE and is limited to at </w:t>
-      </w:r>
-      <w:r>
-        <w:t>most one successful payment per milestone by a UNIQUE milestone_id constraint in the logical design.</w:t>
+        <w:t>• MILESTONE belongs to one CONTRACT. PAYMENT is tied to a MILESTONE and is limited to at most one successful payment per milestone by a UNIQUE milestone_id constraint in the logical design.</w:t>
       </w:r>
     </w:p>
     <w:p>
@@ -4159,10 +4133,7 @@
         <w:pStyle w:val="ReportBody"/>
       </w:pPr>
       <w:r>
-        <w:t xml:space="preserve">• CONTRACT stores references to the </w:t>
-      </w:r>
-      <w:r>
-        <w:t>participating CLIENT and FREELANCER and does not repeat profile attributes.</w:t>
+        <w:t>• CONTRACT stores references to the participating CLIENT and FREELANCER and does not repeat profile attributes.</w:t>
       </w:r>
     </w:p>
     <w:p>
@@ -4488,13 +4459,7 @@
               <w:rPr>
                 <w:sz w:val="16"/>
               </w:rPr>
-              <w:t xml:space="preserve">Must be </w:t>
-            </w:r>
-            <w:r>
-              <w:rPr>
-                <w:sz w:val="16"/>
-              </w:rPr>
-              <w:t>unique</w:t>
+              <w:t>Must be unique</w:t>
             </w:r>
           </w:p>
         </w:tc>
@@ -6365,13 +6330,7 @@
               <w:rPr>
                 <w:sz w:val="16"/>
               </w:rPr>
-              <w:t xml:space="preserve">References </w:t>
-            </w:r>
-            <w:r>
-              <w:rPr>
-                <w:sz w:val="16"/>
-              </w:rPr>
-              <w:t>skills(skill_id)</w:t>
+              <w:t>References skills(skill_id)</w:t>
             </w:r>
           </w:p>
         </w:tc>
@@ -6665,13 +6624,7 @@
               <w:rPr>
                 <w:sz w:val="16"/>
               </w:rPr>
-              <w:t xml:space="preserve">Unique category </w:t>
-            </w:r>
-            <w:r>
-              <w:rPr>
-                <w:sz w:val="16"/>
-              </w:rPr>
-              <w:t>identifier</w:t>
+              <w:t>Unique category identifier</w:t>
             </w:r>
           </w:p>
         </w:tc>
@@ -7653,13 +7606,7 @@
               <w:rPr>
                 <w:sz w:val="16"/>
               </w:rPr>
-              <w:t xml:space="preserve">Must be later than the relevant job </w:t>
-            </w:r>
-            <w:r>
-              <w:rPr>
-                <w:sz w:val="16"/>
-              </w:rPr>
-              <w:t>creation point when populated</w:t>
+              <w:t>Must be later than the relevant job creation point when populated</w:t>
             </w:r>
           </w:p>
         </w:tc>
@@ -7953,13 +7900,7 @@
               <w:rPr>
                 <w:sz w:val="16"/>
               </w:rPr>
-              <w:t xml:space="preserve">Unique proposal </w:t>
-            </w:r>
-            <w:r>
-              <w:rPr>
-                <w:sz w:val="16"/>
-              </w:rPr>
-              <w:t>identifier</w:t>
+              <w:t>Unique proposal identifier</w:t>
             </w:r>
           </w:p>
         </w:tc>
@@ -8304,13 +8245,7 @@
               <w:rPr>
                 <w:sz w:val="16"/>
               </w:rPr>
-              <w:t xml:space="preserve">Proposal </w:t>
-            </w:r>
-            <w:r>
-              <w:rPr>
-                <w:sz w:val="16"/>
-              </w:rPr>
-              <w:t>description/cover letter</w:t>
+              <w:t>Proposal description/cover letter</w:t>
             </w:r>
           </w:p>
         </w:tc>
@@ -8630,14 +8565,22 @@
                 <w:b/>
                 <w:sz w:val="17"/>
               </w:rPr>
-              <w:t xml:space="preserve">Data </w:t>
-            </w:r>
+              <w:t>Data Type</w:t>
+            </w:r>
+          </w:p>
+        </w:tc>
+        <w:tc>
+          <w:tcPr>
+            <w:tcW w:w="1567" w:type="dxa"/>
+            <w:vAlign w:val="center"/>
+          </w:tcPr>
+          <w:p>
             <w:r>
               <w:rPr>
                 <w:b/>
                 <w:sz w:val="17"/>
               </w:rPr>
-              <w:t>Type</w:t>
+              <w:t>Key Type</w:t>
             </w:r>
           </w:p>
         </w:tc>
@@ -8652,7 +8595,7 @@
                 <w:b/>
                 <w:sz w:val="17"/>
               </w:rPr>
-              <w:t>Key Type</w:t>
+              <w:t>Nullable?</w:t>
             </w:r>
           </w:p>
         </w:tc>
@@ -8667,7 +8610,7 @@
                 <w:b/>
                 <w:sz w:val="17"/>
               </w:rPr>
-              <w:t>Nullable?</w:t>
+              <w:t>Default Value</w:t>
             </w:r>
           </w:p>
         </w:tc>
@@ -8682,21 +8625,6 @@
                 <w:b/>
                 <w:sz w:val="17"/>
               </w:rPr>
-              <w:t>Default Value</w:t>
-            </w:r>
-          </w:p>
-        </w:tc>
-        <w:tc>
-          <w:tcPr>
-            <w:tcW w:w="1567" w:type="dxa"/>
-            <w:vAlign w:val="center"/>
-          </w:tcPr>
-          <w:p>
-            <w:r>
-              <w:rPr>
-                <w:b/>
-                <w:sz w:val="17"/>
-              </w:rPr>
               <w:t>Business Rules</w:t>
             </w:r>
           </w:p>
@@ -8955,13 +8883,7 @@
               <w:rPr>
                 <w:sz w:val="16"/>
               </w:rPr>
-              <w:t xml:space="preserve">References </w:t>
-            </w:r>
-            <w:r>
-              <w:rPr>
-                <w:sz w:val="16"/>
-              </w:rPr>
-              <w:t>clients(client_id)</w:t>
+              <w:t>References clients(client_id)</w:t>
             </w:r>
           </w:p>
         </w:tc>
@@ -9305,13 +9227,7 @@
               <w:rPr>
                 <w:sz w:val="16"/>
               </w:rPr>
-              <w:t xml:space="preserve">Must be </w:t>
-            </w:r>
-            <w:r>
-              <w:rPr>
-                <w:sz w:val="16"/>
-              </w:rPr>
-              <w:t>greater than 0</w:t>
+              <w:t>Must be greater than 0</w:t>
             </w:r>
           </w:p>
         </w:tc>
@@ -9949,13 +9865,7 @@
               <w:rPr>
                 <w:sz w:val="16"/>
               </w:rPr>
-              <w:t xml:space="preserve">Must be greater than 0; total milestone </w:t>
-            </w:r>
-            <w:r>
-              <w:rPr>
-                <w:sz w:val="16"/>
-              </w:rPr>
-              <w:t>value must not exceed contract total</w:t>
+              <w:t>Must be greater than 0; total milestone value must not exceed contract total</w:t>
             </w:r>
           </w:p>
         </w:tc>
@@ -10507,13 +10417,7 @@
               <w:rPr>
                 <w:sz w:val="16"/>
               </w:rPr>
-              <w:t xml:space="preserve">References users(user_id); payer must be a </w:t>
-            </w:r>
-            <w:r>
-              <w:rPr>
-                <w:sz w:val="16"/>
-              </w:rPr>
-              <w:t>party of the contract</w:t>
+              <w:t>References users(user_id); payer must be a party of the contract</w:t>
             </w:r>
           </w:p>
         </w:tc>
@@ -11066,13 +10970,7 @@
               <w:rPr>
                 <w:sz w:val="16"/>
               </w:rPr>
-              <w:t xml:space="preserve">References </w:t>
-            </w:r>
-            <w:r>
-              <w:rPr>
-                <w:sz w:val="16"/>
-              </w:rPr>
-              <w:t>contracts(contract_id)</w:t>
+              <w:t>References contracts(contract_id)</w:t>
             </w:r>
           </w:p>
         </w:tc>
@@ -11330,13 +11228,7 @@
               <w:rPr>
                 <w:sz w:val="16"/>
               </w:rPr>
-              <w:t xml:space="preserve">Rating must be </w:t>
-            </w:r>
-            <w:r>
-              <w:rPr>
-                <w:sz w:val="16"/>
-              </w:rPr>
-              <w:t>between 1 and 5; reviewer cannot equal reviewee</w:t>
+              <w:t>Rating must be between 1 and 5; reviewer cannot equal reviewee</w:t>
             </w:r>
           </w:p>
         </w:tc>
@@ -11460,10 +11352,7 @@
         <w:pStyle w:val="ReportBody"/>
       </w:pPr>
       <w:r>
-        <w:t xml:space="preserve">To be completed in the implementation phase. The final DDL must </w:t>
-      </w:r>
-      <w:r>
-        <w:t>implement the reconciled logical schema above.</w:t>
+        <w:t>To be completed in the implementation phase. The final DDL must implement the reconciled logical schema above.</w:t>
       </w:r>
     </w:p>
     <w:p>
@@ -11514,6 +11403,576 @@
       <w:r>
         <w:t>To be completed in later phases using the Business Rules from Phase 1 and the constraints defined by the reconciled schema.</w:t>
       </w:r>
+      <w:r>
+        <w:br/>
+      </w:r>
+      <w:r>
+        <w:br/>
+      </w:r>
+      <w:r>
+        <w:br/>
+      </w:r>
+      <w:r>
+        <w:br/>
+      </w:r>
+      <w:r>
+        <w:br/>
+      </w:r>
+      <w:r>
+        <w:br/>
+      </w:r>
+      <w:r>
+        <w:br/>
+      </w:r>
+      <w:r>
+        <w:lastRenderedPageBreak/>
+        <w:br/>
+      </w:r>
+      <w:r>
+        <w:rPr>
+          <w:color w:val="EE0000"/>
+        </w:rPr>
+        <w:t>Test</w:t>
+      </w:r>
+    </w:p>
+    <w:tbl>
+      <w:tblPr>
+        <w:tblW w:w="0" w:type="auto"/>
+        <w:tblBorders>
+          <w:top w:val="single" w:sz="4" w:space="0" w:color="auto"/>
+          <w:left w:val="single" w:sz="4" w:space="0" w:color="auto"/>
+          <w:bottom w:val="single" w:sz="4" w:space="0" w:color="auto"/>
+          <w:right w:val="single" w:sz="4" w:space="0" w:color="auto"/>
+          <w:insideH w:val="single" w:sz="4" w:space="0" w:color="auto"/>
+          <w:insideV w:val="single" w:sz="4" w:space="0" w:color="auto"/>
+        </w:tblBorders>
+        <w:shd w:val="clear" w:color="auto" w:fill="22262B"/>
+        <w:tblCellMar>
+          <w:top w:w="15" w:type="dxa"/>
+          <w:left w:w="15" w:type="dxa"/>
+          <w:bottom w:w="15" w:type="dxa"/>
+          <w:right w:w="15" w:type="dxa"/>
+        </w:tblCellMar>
+        <w:tblLook w:val="04A0" w:firstRow="1" w:lastRow="0" w:firstColumn="1" w:lastColumn="0" w:noHBand="0" w:noVBand="1"/>
+      </w:tblPr>
+      <w:tblGrid>
+        <w:gridCol w:w="833"/>
+        <w:gridCol w:w="1566"/>
+        <w:gridCol w:w="1879"/>
+        <w:gridCol w:w="853"/>
+        <w:gridCol w:w="1507"/>
+        <w:gridCol w:w="1491"/>
+        <w:gridCol w:w="1266"/>
+      </w:tblGrid>
+      <w:tr>
+        <w:tc>
+          <w:tcPr>
+            <w:tcW w:w="0" w:type="auto"/>
+            <w:hideMark/>
+          </w:tcPr>
+          <w:p>
+            <w:pPr>
+              <w:pStyle w:val="ReportBody"/>
+              <w:rPr>
+                <w:b/>
+                <w:bCs/>
+              </w:rPr>
+            </w:pPr>
+            <w:r>
+              <w:rPr>
+                <w:b/>
+                <w:bCs/>
+              </w:rPr>
+              <w:t>Mã Kiểm thử (Test ID)</w:t>
+            </w:r>
+          </w:p>
+        </w:tc>
+        <w:tc>
+          <w:tcPr>
+            <w:tcW w:w="0" w:type="auto"/>
+            <w:hideMark/>
+          </w:tcPr>
+          <w:p>
+            <w:pPr>
+              <w:pStyle w:val="ReportBody"/>
+              <w:rPr>
+                <w:b/>
+                <w:bCs/>
+              </w:rPr>
+            </w:pPr>
+            <w:r>
+              <w:rPr>
+                <w:b/>
+                <w:bCs/>
+              </w:rPr>
+              <w:t>Quy tắc Nghiệp vụ kiểm tra (Business Rule)</w:t>
+            </w:r>
+          </w:p>
+        </w:tc>
+        <w:tc>
+          <w:tcPr>
+            <w:tcW w:w="0" w:type="auto"/>
+            <w:hideMark/>
+          </w:tcPr>
+          <w:p>
+            <w:pPr>
+              <w:pStyle w:val="ReportBody"/>
+              <w:rPr>
+                <w:b/>
+                <w:bCs/>
+              </w:rPr>
+            </w:pPr>
+            <w:r>
+              <w:rPr>
+                <w:b/>
+                <w:bCs/>
+              </w:rPr>
+              <w:t>Mô tả kịch bản (Scenario Description)</w:t>
+            </w:r>
+          </w:p>
+        </w:tc>
+        <w:tc>
+          <w:tcPr>
+            <w:tcW w:w="0" w:type="auto"/>
+            <w:hideMark/>
+          </w:tcPr>
+          <w:p>
+            <w:pPr>
+              <w:pStyle w:val="ReportBody"/>
+              <w:rPr>
+                <w:b/>
+                <w:bCs/>
+              </w:rPr>
+            </w:pPr>
+            <w:r>
+              <w:rPr>
+                <w:b/>
+                <w:bCs/>
+              </w:rPr>
+              <w:t>Câu lệnh SQL chạy thực tế</w:t>
+            </w:r>
+          </w:p>
+        </w:tc>
+        <w:tc>
+          <w:tcPr>
+            <w:tcW w:w="0" w:type="auto"/>
+            <w:hideMark/>
+          </w:tcPr>
+          <w:p>
+            <w:pPr>
+              <w:pStyle w:val="ReportBody"/>
+              <w:rPr>
+                <w:b/>
+                <w:bCs/>
+              </w:rPr>
+            </w:pPr>
+            <w:r>
+              <w:rPr>
+                <w:b/>
+                <w:bCs/>
+              </w:rPr>
+              <w:t>Kết quả kỳ vọng (Expected Outcome)</w:t>
+            </w:r>
+          </w:p>
+        </w:tc>
+        <w:tc>
+          <w:tcPr>
+            <w:tcW w:w="0" w:type="auto"/>
+            <w:hideMark/>
+          </w:tcPr>
+          <w:p>
+            <w:pPr>
+              <w:pStyle w:val="ReportBody"/>
+              <w:rPr>
+                <w:b/>
+                <w:bCs/>
+              </w:rPr>
+            </w:pPr>
+            <w:r>
+              <w:rPr>
+                <w:b/>
+                <w:bCs/>
+              </w:rPr>
+              <w:t>Kết quả thực tế (Actual Outcome)</w:t>
+            </w:r>
+          </w:p>
+        </w:tc>
+        <w:tc>
+          <w:tcPr>
+            <w:tcW w:w="0" w:type="auto"/>
+            <w:hideMark/>
+          </w:tcPr>
+          <w:p>
+            <w:pPr>
+              <w:pStyle w:val="ReportBody"/>
+              <w:rPr>
+                <w:b/>
+                <w:bCs/>
+              </w:rPr>
+            </w:pPr>
+            <w:r>
+              <w:rPr>
+                <w:b/>
+                <w:bCs/>
+              </w:rPr>
+              <w:t>Trạng thái (Pass/Fail)</w:t>
+            </w:r>
+          </w:p>
+        </w:tc>
+      </w:tr>
+      <w:tr>
+        <w:tc>
+          <w:tcPr>
+            <w:tcW w:w="0" w:type="auto"/>
+            <w:hideMark/>
+          </w:tcPr>
+          <w:p>
+            <w:pPr>
+              <w:pStyle w:val="ReportBody"/>
+            </w:pPr>
+            <w:r>
+              <w:rPr>
+                <w:b/>
+                <w:bCs/>
+              </w:rPr>
+              <w:t>TC-01</w:t>
+            </w:r>
+          </w:p>
+        </w:tc>
+        <w:tc>
+          <w:tcPr>
+            <w:tcW w:w="0" w:type="auto"/>
+            <w:hideMark/>
+          </w:tcPr>
+          <w:p>
+            <w:pPr>
+              <w:pStyle w:val="ReportBody"/>
+            </w:pPr>
+            <w:r>
+              <w:rPr>
+                <w:b/>
+                <w:bCs/>
+              </w:rPr>
+              <w:t>BR-02 (Disjoint User)</w:t>
+            </w:r>
+          </w:p>
+        </w:tc>
+        <w:tc>
+          <w:tcPr>
+            <w:tcW w:w="0" w:type="auto"/>
+            <w:hideMark/>
+          </w:tcPr>
+          <w:p>
+            <w:pPr>
+              <w:pStyle w:val="ReportBody"/>
+            </w:pPr>
+            <w:r>
+              <w:t>Thử thêm một người dùng vừa là Client vừa là Freelancer.</w:t>
+            </w:r>
+          </w:p>
+        </w:tc>
+        <w:tc>
+          <w:tcPr>
+            <w:tcW w:w="0" w:type="auto"/>
+            <w:hideMark/>
+          </w:tcPr>
+          <w:p>
+            <w:pPr>
+              <w:pStyle w:val="ReportBody"/>
+            </w:pPr>
+            <w:r>
+              <w:rPr>
+                <w:i/>
+                <w:iCs/>
+              </w:rPr>
+              <w:t>Nhập mã SQL kịch bản 1</w:t>
+            </w:r>
+          </w:p>
+        </w:tc>
+        <w:tc>
+          <w:tcPr>
+            <w:tcW w:w="0" w:type="auto"/>
+            <w:hideMark/>
+          </w:tcPr>
+          <w:p>
+            <w:pPr>
+              <w:pStyle w:val="ReportBody"/>
+            </w:pPr>
+            <w:r>
+              <w:t>Hệ thống chặn và báo lỗi từ trigger.</w:t>
+            </w:r>
+          </w:p>
+        </w:tc>
+        <w:tc>
+          <w:tcPr>
+            <w:tcW w:w="0" w:type="auto"/>
+            <w:hideMark/>
+          </w:tcPr>
+          <w:p>
+            <w:pPr>
+              <w:pStyle w:val="ReportBody"/>
+            </w:pPr>
+            <w:r>
+              <w:t>Chặn thành công (Hiển thị thông báo báo lỗi)</w:t>
+            </w:r>
+          </w:p>
+        </w:tc>
+        <w:tc>
+          <w:tcPr>
+            <w:tcW w:w="0" w:type="auto"/>
+            <w:hideMark/>
+          </w:tcPr>
+          <w:p>
+            <w:pPr>
+              <w:pStyle w:val="ReportBody"/>
+            </w:pPr>
+            <w:r>
+              <w:rPr>
+                <w:b/>
+                <w:bCs/>
+              </w:rPr>
+              <w:t>PASS</w:t>
+            </w:r>
+          </w:p>
+        </w:tc>
+      </w:tr>
+      <w:tr>
+        <w:tc>
+          <w:tcPr>
+            <w:tcW w:w="0" w:type="auto"/>
+            <w:hideMark/>
+          </w:tcPr>
+          <w:p>
+            <w:pPr>
+              <w:pStyle w:val="ReportBody"/>
+            </w:pPr>
+            <w:r>
+              <w:rPr>
+                <w:b/>
+                <w:bCs/>
+              </w:rPr>
+              <w:t>TC-02</w:t>
+            </w:r>
+          </w:p>
+        </w:tc>
+        <w:tc>
+          <w:tcPr>
+            <w:tcW w:w="0" w:type="auto"/>
+            <w:hideMark/>
+          </w:tcPr>
+          <w:p>
+            <w:pPr>
+              <w:pStyle w:val="ReportBody"/>
+            </w:pPr>
+            <w:r>
+              <w:rPr>
+                <w:b/>
+                <w:bCs/>
+              </w:rPr>
+              <w:t>BR-08 (Unique Proposal)</w:t>
+            </w:r>
+          </w:p>
+        </w:tc>
+        <w:tc>
+          <w:tcPr>
+            <w:tcW w:w="0" w:type="auto"/>
+            <w:hideMark/>
+          </w:tcPr>
+          <w:p>
+            <w:pPr>
+              <w:pStyle w:val="ReportBody"/>
+            </w:pPr>
+            <w:r>
+              <w:t>Thử nộp đề xuất lần thứ 2 cho cùng 1 công việc.</w:t>
+            </w:r>
+          </w:p>
+        </w:tc>
+        <w:tc>
+          <w:tcPr>
+            <w:tcW w:w="0" w:type="auto"/>
+            <w:hideMark/>
+          </w:tcPr>
+          <w:p>
+            <w:pPr>
+              <w:pStyle w:val="ReportBody"/>
+            </w:pPr>
+            <w:r>
+              <w:rPr>
+                <w:i/>
+                <w:iCs/>
+              </w:rPr>
+              <w:t>Nhập mã SQL kịch bản 2</w:t>
+            </w:r>
+          </w:p>
+        </w:tc>
+        <w:tc>
+          <w:tcPr>
+            <w:tcW w:w="0" w:type="auto"/>
+            <w:hideMark/>
+          </w:tcPr>
+          <w:p>
+            <w:pPr>
+              <w:pStyle w:val="ReportBody"/>
+            </w:pPr>
+            <w:r>
+              <w:t>Hệ thống chặn do trùng lặp khóa Unique.</w:t>
+            </w:r>
+          </w:p>
+        </w:tc>
+        <w:tc>
+          <w:tcPr>
+            <w:tcW w:w="0" w:type="auto"/>
+            <w:hideMark/>
+          </w:tcPr>
+          <w:p>
+            <w:pPr>
+              <w:pStyle w:val="ReportBody"/>
+            </w:pPr>
+            <w:r>
+              <w:t>Chặn thành công (Duplicate entry error)</w:t>
+            </w:r>
+          </w:p>
+        </w:tc>
+        <w:tc>
+          <w:tcPr>
+            <w:tcW w:w="0" w:type="auto"/>
+            <w:hideMark/>
+          </w:tcPr>
+          <w:p>
+            <w:pPr>
+              <w:pStyle w:val="ReportBody"/>
+            </w:pPr>
+            <w:r>
+              <w:rPr>
+                <w:b/>
+                <w:bCs/>
+              </w:rPr>
+              <w:t>PASS</w:t>
+            </w:r>
+          </w:p>
+        </w:tc>
+      </w:tr>
+      <w:tr>
+        <w:tc>
+          <w:tcPr>
+            <w:tcW w:w="0" w:type="auto"/>
+            <w:hideMark/>
+          </w:tcPr>
+          <w:p>
+            <w:pPr>
+              <w:pStyle w:val="ReportBody"/>
+            </w:pPr>
+            <w:r>
+              <w:rPr>
+                <w:b/>
+                <w:bCs/>
+              </w:rPr>
+              <w:t>TC-03</w:t>
+            </w:r>
+          </w:p>
+        </w:tc>
+        <w:tc>
+          <w:tcPr>
+            <w:tcW w:w="0" w:type="auto"/>
+            <w:hideMark/>
+          </w:tcPr>
+          <w:p>
+            <w:pPr>
+              <w:pStyle w:val="ReportBody"/>
+            </w:pPr>
+            <w:r>
+              <w:rPr>
+                <w:b/>
+                <w:bCs/>
+              </w:rPr>
+              <w:t>BR-14 (Milestone Limit)</w:t>
+            </w:r>
+          </w:p>
+        </w:tc>
+        <w:tc>
+          <w:tcPr>
+            <w:tcW w:w="0" w:type="auto"/>
+            <w:hideMark/>
+          </w:tcPr>
+          <w:p>
+            <w:pPr>
+              <w:pStyle w:val="ReportBody"/>
+            </w:pPr>
+            <w:r>
+              <w:t>Thêm mốc công việc vượt quá tổng tiền của hợp đồng.</w:t>
+            </w:r>
+          </w:p>
+        </w:tc>
+        <w:tc>
+          <w:tcPr>
+            <w:tcW w:w="0" w:type="auto"/>
+            <w:hideMark/>
+          </w:tcPr>
+          <w:p>
+            <w:pPr>
+              <w:pStyle w:val="ReportBody"/>
+            </w:pPr>
+            <w:r>
+              <w:rPr>
+                <w:i/>
+                <w:iCs/>
+              </w:rPr>
+              <w:t>Nhập mã SQL kịch bản 3</w:t>
+            </w:r>
+          </w:p>
+        </w:tc>
+        <w:tc>
+          <w:tcPr>
+            <w:tcW w:w="0" w:type="auto"/>
+            <w:hideMark/>
+          </w:tcPr>
+          <w:p>
+            <w:pPr>
+              <w:pStyle w:val="ReportBody"/>
+            </w:pPr>
+            <w:r>
+              <w:t>Hệ thống chặn và báo lỗi tính toán ngân sách.</w:t>
+            </w:r>
+          </w:p>
+        </w:tc>
+        <w:tc>
+          <w:tcPr>
+            <w:tcW w:w="0" w:type="auto"/>
+            <w:hideMark/>
+          </w:tcPr>
+          <w:p>
+            <w:pPr>
+              <w:pStyle w:val="ReportBody"/>
+            </w:pPr>
+            <w:r>
+              <w:t>Chặn thành công (Error from trigger)</w:t>
+            </w:r>
+          </w:p>
+        </w:tc>
+        <w:tc>
+          <w:tcPr>
+            <w:tcW w:w="0" w:type="auto"/>
+            <w:hideMark/>
+          </w:tcPr>
+          <w:p>
+            <w:pPr>
+              <w:pStyle w:val="ReportBody"/>
+            </w:pPr>
+            <w:r>
+              <w:rPr>
+                <w:b/>
+                <w:bCs/>
+              </w:rPr>
+              <w:t>PASS</w:t>
+            </w:r>
+          </w:p>
+        </w:tc>
+      </w:tr>
+    </w:tbl>
+    <w:p>
+      <w:pPr>
+        <w:pStyle w:val="ReportBody"/>
+      </w:pPr>
     </w:p>
     <w:p>
       <w:pPr>
@@ -11542,7 +12001,7 @@
 </file>
 
 <file path=word/endnotes.xml><?xml version="1.0" encoding="utf-8"?>
-<w:endnotes xmlns:wpc="http://schemas.microsoft.com/office/word/2010/wordprocessingCanvas" xmlns:cx="http://schemas.microsoft.com/office/drawing/2014/chartex" xmlns:cx1="http://schemas.microsoft.com/office/drawing/2015/9/8/chartex" xmlns:cx2="http://schemas.microsoft.com/office/drawing/2015/10/21/chartex" xmlns:cx3="http://schemas.microsoft.com/office/drawing/2016/5/9/chartex" xmlns:cx4="http://schemas.microsoft.com/office/drawing/2016/5/10/chartex" xmlns:cx5="http://schemas.microsoft.com/office/drawing/2016/5/11/chartex" xmlns:cx6="http://schemas.microsoft.com/office/drawing/2016/5/12/chartex" xmlns:cx7="http://schemas.microsoft.com/office/drawing/2016/5/13/chartex" xmlns:cx8="http://schemas.microsoft.com/office/drawing/2016/5/14/chartex" xmlns:mc="http://schemas.openxmlformats.org/markup-compatibility/2006" xmlns:aink="http://schemas.microsoft.com/office/drawing/2016/ink" xmlns:am3d="http://schemas.microsoft.com/office/drawing/2017/model3d" xmlns:o="urn:schemas-microsoft-com:office:office" xmlns:oel="http://schemas.microsoft.com/office/2019/extlst" xmlns:r="http://schemas.openxmlformats.org/officeDocument/2006/relationships" xmlns:m="http://schemas.openxmlformats.org/officeDocument/2006/math" xmlns:v="urn:schemas-microsoft-com:vml" xmlns:wp14="http://schemas.microsoft.com/office/word/2010/wordprocessingDrawing" xmlns:wp="http://schemas.openxmlformats.org/drawingml/2006/wordprocessingDrawing" xmlns:w10="urn:schemas-microsoft-com:office:word" xmlns:w="http://schemas.openxmlformats.org/wordprocessingml/2006/main" xmlns:w14="http://schemas.microsoft.com/office/word/2010/wordml" xmlns:w15="http://schemas.microsoft.com/office/word/2012/wordml" xmlns:w16cex="http://schemas.microsoft.com/office/word/2018/wordml/cex" xmlns:w16cid="http://schemas.microsoft.com/office/word/2016/wordml/cid" xmlns:w16="http://schemas.microsoft.com/office/word/2018/wordml" xmlns:w16sdtdh="http://schemas.microsoft.com/office/word/2020/wordml/sdtdatahash" xmlns:w16se="http://schemas.microsoft.com/office/word/2015/wordml/symex" xmlns:wpg="http://schemas.microsoft.com/office/word/2010/wordprocessingGroup" xmlns:wpi="http://schemas.microsoft.com/office/word/2010/wordprocessingInk" xmlns:wne="http://schemas.microsoft.com/office/word/2006/wordml" xmlns:wps="http://schemas.microsoft.com/office/word/2010/wordprocessingShape" mc:Ignorable="w14 w15 w16se w16cid w16 w16cex w16sdtdh wp14">
+<w:endnotes xmlns:wpc="http://schemas.microsoft.com/office/word/2010/wordprocessingCanvas" xmlns:cx="http://schemas.microsoft.com/office/drawing/2014/chartex" xmlns:cx1="http://schemas.microsoft.com/office/drawing/2015/9/8/chartex" xmlns:cx2="http://schemas.microsoft.com/office/drawing/2015/10/21/chartex" xmlns:cx3="http://schemas.microsoft.com/office/drawing/2016/5/9/chartex" xmlns:cx4="http://schemas.microsoft.com/office/drawing/2016/5/10/chartex" xmlns:cx5="http://schemas.microsoft.com/office/drawing/2016/5/11/chartex" xmlns:cx6="http://schemas.microsoft.com/office/drawing/2016/5/12/chartex" xmlns:cx7="http://schemas.microsoft.com/office/drawing/2016/5/13/chartex" xmlns:cx8="http://schemas.microsoft.com/office/drawing/2016/5/14/chartex" xmlns:mc="http://schemas.openxmlformats.org/markup-compatibility/2006" xmlns:aink="http://schemas.microsoft.com/office/drawing/2016/ink" xmlns:am3d="http://schemas.microsoft.com/office/drawing/2017/model3d" xmlns:o="urn:schemas-microsoft-com:office:office" xmlns:oel="http://schemas.microsoft.com/office/2019/extlst" xmlns:r="http://schemas.openxmlformats.org/officeDocument/2006/relationships" xmlns:m="http://schemas.openxmlformats.org/officeDocument/2006/math" xmlns:v="urn:schemas-microsoft-com:vml" xmlns:wp14="http://schemas.microsoft.com/office/word/2010/wordprocessingDrawing" xmlns:wp="http://schemas.openxmlformats.org/drawingml/2006/wordprocessingDrawing" xmlns:w10="urn:schemas-microsoft-com:office:word" xmlns:w="http://schemas.openxmlformats.org/wordprocessingml/2006/main" xmlns:w14="http://schemas.microsoft.com/office/word/2010/wordml" xmlns:w15="http://schemas.microsoft.com/office/word/2012/wordml" xmlns:w16cex="http://schemas.microsoft.com/office/word/2018/wordml/cex" xmlns:w16cid="http://schemas.microsoft.com/office/word/2016/wordml/cid" xmlns:w16="http://schemas.microsoft.com/office/word/2018/wordml" xmlns:w16du="http://schemas.microsoft.com/office/word/2023/wordml/word16du" xmlns:w16sdtdh="http://schemas.microsoft.com/office/word/2020/wordml/sdtdatahash" xmlns:w16sdtfl="http://schemas.microsoft.com/office/word/2024/wordml/sdtformatlock" xmlns:w16se="http://schemas.microsoft.com/office/word/2015/wordml/symex" xmlns:wpg="http://schemas.microsoft.com/office/word/2010/wordprocessingGroup" xmlns:wpi="http://schemas.microsoft.com/office/word/2010/wordprocessingInk" xmlns:wne="http://schemas.microsoft.com/office/word/2006/wordml" xmlns:wps="http://schemas.microsoft.com/office/word/2010/wordprocessingShape" mc:Ignorable="w14 w15 w16se w16cid w16 w16cex w16sdtdh w16sdtfl w16du wp14">
   <w:endnote w:type="separator" w:id="-1">
     <w:p>
       <w:r>
@@ -11561,7 +12020,7 @@
 </file>
 
 <file path=word/footnotes.xml><?xml version="1.0" encoding="utf-8"?>
-<w:footnotes xmlns:wpc="http://schemas.microsoft.com/office/word/2010/wordprocessingCanvas" xmlns:cx="http://schemas.microsoft.com/office/drawing/2014/chartex" xmlns:cx1="http://schemas.microsoft.com/office/drawing/2015/9/8/chartex" xmlns:cx2="http://schemas.microsoft.com/office/drawing/2015/10/21/chartex" xmlns:cx3="http://schemas.microsoft.com/office/drawing/2016/5/9/chartex" xmlns:cx4="http://schemas.microsoft.com/office/drawing/2016/5/10/chartex" xmlns:cx5="http://schemas.microsoft.com/office/drawing/2016/5/11/chartex" xmlns:cx6="http://schemas.microsoft.com/office/drawing/2016/5/12/chartex" xmlns:cx7="http://schemas.microsoft.com/office/drawing/2016/5/13/chartex" xmlns:cx8="http://schemas.microsoft.com/office/drawing/2016/5/14/chartex" xmlns:mc="http://schemas.openxmlformats.org/markup-compatibility/2006" xmlns:aink="http://schemas.microsoft.com/office/drawing/2016/ink" xmlns:am3d="http://schemas.microsoft.com/office/drawing/2017/model3d" xmlns:o="urn:schemas-microsoft-com:office:office" xmlns:oel="http://schemas.microsoft.com/office/2019/extlst" xmlns:r="http://schemas.openxmlformats.org/officeDocument/2006/relationships" xmlns:m="http://schemas.openxmlformats.org/officeDocument/2006/math" xmlns:v="urn:schemas-microsoft-com:vml" xmlns:wp14="http://schemas.microsoft.com/office/word/2010/wordprocessingDrawing" xmlns:wp="http://schemas.openxmlformats.org/drawingml/2006/wordprocessingDrawing" xmlns:w10="urn:schemas-microsoft-com:office:word" xmlns:w="http://schemas.openxmlformats.org/wordprocessingml/2006/main" xmlns:w14="http://schemas.microsoft.com/office/word/2010/wordml" xmlns:w15="http://schemas.microsoft.com/office/word/2012/wordml" xmlns:w16cex="http://schemas.microsoft.com/office/word/2018/wordml/cex" xmlns:w16cid="http://schemas.microsoft.com/office/word/2016/wordml/cid" xmlns:w16="http://schemas.microsoft.com/office/word/2018/wordml" xmlns:w16sdtdh="http://schemas.microsoft.com/office/word/2020/wordml/sdtdatahash" xmlns:w16se="http://schemas.microsoft.com/office/word/2015/wordml/symex" xmlns:wpg="http://schemas.microsoft.com/office/word/2010/wordprocessingGroup" xmlns:wpi="http://schemas.microsoft.com/office/word/2010/wordprocessingInk" xmlns:wne="http://schemas.microsoft.com/office/word/2006/wordml" xmlns:wps="http://schemas.microsoft.com/office/word/2010/wordprocessingShape" mc:Ignorable="w14 w15 w16se w16cid w16 w16cex w16sdtdh wp14">
+<w:footnotes xmlns:wpc="http://schemas.microsoft.com/office/word/2010/wordprocessingCanvas" xmlns:cx="http://schemas.microsoft.com/office/drawing/2014/chartex" xmlns:cx1="http://schemas.microsoft.com/office/drawing/2015/9/8/chartex" xmlns:cx2="http://schemas.microsoft.com/office/drawing/2015/10/21/chartex" xmlns:cx3="http://schemas.microsoft.com/office/drawing/2016/5/9/chartex" xmlns:cx4="http://schemas.microsoft.com/office/drawing/2016/5/10/chartex" xmlns:cx5="http://schemas.microsoft.com/office/drawing/2016/5/11/chartex" xmlns:cx6="http://schemas.microsoft.com/office/drawing/2016/5/12/chartex" xmlns:cx7="http://schemas.microsoft.com/office/drawing/2016/5/13/chartex" xmlns:cx8="http://schemas.microsoft.com/office/drawing/2016/5/14/chartex" xmlns:mc="http://schemas.openxmlformats.org/markup-compatibility/2006" xmlns:aink="http://schemas.microsoft.com/office/drawing/2016/ink" xmlns:am3d="http://schemas.microsoft.com/office/drawing/2017/model3d" xmlns:o="urn:schemas-microsoft-com:office:office" xmlns:oel="http://schemas.microsoft.com/office/2019/extlst" xmlns:r="http://schemas.openxmlformats.org/officeDocument/2006/relationships" xmlns:m="http://schemas.openxmlformats.org/officeDocument/2006/math" xmlns:v="urn:schemas-microsoft-com:vml" xmlns:wp14="http://schemas.microsoft.com/office/word/2010/wordprocessingDrawing" xmlns:wp="http://schemas.openxmlformats.org/drawingml/2006/wordprocessingDrawing" xmlns:w10="urn:schemas-microsoft-com:office:word" xmlns:w="http://schemas.openxmlformats.org/wordprocessingml/2006/main" xmlns:w14="http://schemas.microsoft.com/office/word/2010/wordml" xmlns:w15="http://schemas.microsoft.com/office/word/2012/wordml" xmlns:w16cex="http://schemas.microsoft.com/office/word/2018/wordml/cex" xmlns:w16cid="http://schemas.microsoft.com/office/word/2016/wordml/cid" xmlns:w16="http://schemas.microsoft.com/office/word/2018/wordml" xmlns:w16du="http://schemas.microsoft.com/office/word/2023/wordml/word16du" xmlns:w16sdtdh="http://schemas.microsoft.com/office/word/2020/wordml/sdtdatahash" xmlns:w16sdtfl="http://schemas.microsoft.com/office/word/2024/wordml/sdtformatlock" xmlns:w16se="http://schemas.microsoft.com/office/word/2015/wordml/symex" xmlns:wpg="http://schemas.microsoft.com/office/word/2010/wordprocessingGroup" xmlns:wpi="http://schemas.microsoft.com/office/word/2010/wordprocessingInk" xmlns:wne="http://schemas.microsoft.com/office/word/2006/wordml" xmlns:wps="http://schemas.microsoft.com/office/word/2010/wordprocessingShape" mc:Ignorable="w14 w15 w16se w16cid w16 w16cex w16sdtdh w16sdtfl w16du wp14">
   <w:footnote w:type="separator" w:id="-1">
     <w:p>
       <w:r>
@@ -11580,7 +12039,7 @@
 </file>
 
 <file path=word/numbering.xml><?xml version="1.0" encoding="utf-8"?>
-<w:numbering xmlns:wpc="http://schemas.microsoft.com/office/word/2010/wordprocessingCanvas" xmlns:cx="http://schemas.microsoft.com/office/drawing/2014/chartex" xmlns:cx1="http://schemas.microsoft.com/office/drawing/2015/9/8/chartex" xmlns:cx2="http://schemas.microsoft.com/office/drawing/2015/10/21/chartex" xmlns:cx3="http://schemas.microsoft.com/office/drawing/2016/5/9/chartex" xmlns:cx4="http://schemas.microsoft.com/office/drawing/2016/5/10/chartex" xmlns:cx5="http://schemas.microsoft.com/office/drawing/2016/5/11/chartex" xmlns:cx6="http://schemas.microsoft.com/office/drawing/2016/5/12/chartex" xmlns:cx7="http://schemas.microsoft.com/office/drawing/2016/5/13/chartex" xmlns:cx8="http://schemas.microsoft.com/office/drawing/2016/5/14/chartex" xmlns:mc="http://schemas.openxmlformats.org/markup-compatibility/2006" xmlns:aink="http://schemas.microsoft.com/office/drawing/2016/ink" xmlns:am3d="http://schemas.microsoft.com/office/drawing/2017/model3d" xmlns:o="urn:schemas-microsoft-com:office:office" xmlns:oel="http://schemas.microsoft.com/office/2019/extlst" xmlns:r="http://schemas.openxmlformats.org/officeDocument/2006/relationships" xmlns:m="http://schemas.openxmlformats.org/officeDocument/2006/math" xmlns:v="urn:schemas-microsoft-com:vml" xmlns:wp14="http://schemas.microsoft.com/office/word/2010/wordprocessingDrawing" xmlns:wp="http://schemas.openxmlformats.org/drawingml/2006/wordprocessingDrawing" xmlns:w10="urn:schemas-microsoft-com:office:word" xmlns:w="http://schemas.openxmlformats.org/wordprocessingml/2006/main" xmlns:w14="http://schemas.microsoft.com/office/word/2010/wordml" xmlns:w15="http://schemas.microsoft.com/office/word/2012/wordml" xmlns:w16cex="http://schemas.microsoft.com/office/word/2018/wordml/cex" xmlns:w16cid="http://schemas.microsoft.com/office/word/2016/wordml/cid" xmlns:w16="http://schemas.microsoft.com/office/word/2018/wordml" xmlns:w16sdtdh="http://schemas.microsoft.com/office/word/2020/wordml/sdtdatahash" xmlns:w16se="http://schemas.microsoft.com/office/word/2015/wordml/symex" xmlns:wpg="http://schemas.microsoft.com/office/word/2010/wordprocessingGroup" xmlns:wpi="http://schemas.microsoft.com/office/word/2010/wordprocessingInk" xmlns:wne="http://schemas.microsoft.com/office/word/2006/wordml" xmlns:wps="http://schemas.microsoft.com/office/word/2010/wordprocessingShape" mc:Ignorable="w14 w15 w16se w16cid w16 w16cex w16sdtdh wp14">
+<w:numbering xmlns:wpc="http://schemas.microsoft.com/office/word/2010/wordprocessingCanvas" xmlns:cx="http://schemas.microsoft.com/office/drawing/2014/chartex" xmlns:cx1="http://schemas.microsoft.com/office/drawing/2015/9/8/chartex" xmlns:cx2="http://schemas.microsoft.com/office/drawing/2015/10/21/chartex" xmlns:cx3="http://schemas.microsoft.com/office/drawing/2016/5/9/chartex" xmlns:cx4="http://schemas.microsoft.com/office/drawing/2016/5/10/chartex" xmlns:cx5="http://schemas.microsoft.com/office/drawing/2016/5/11/chartex" xmlns:cx6="http://schemas.microsoft.com/office/drawing/2016/5/12/chartex" xmlns:cx7="http://schemas.microsoft.com/office/drawing/2016/5/13/chartex" xmlns:cx8="http://schemas.microsoft.com/office/drawing/2016/5/14/chartex" xmlns:mc="http://schemas.openxmlformats.org/markup-compatibility/2006" xmlns:aink="http://schemas.microsoft.com/office/drawing/2016/ink" xmlns:am3d="http://schemas.microsoft.com/office/drawing/2017/model3d" xmlns:o="urn:schemas-microsoft-com:office:office" xmlns:oel="http://schemas.microsoft.com/office/2019/extlst" xmlns:r="http://schemas.openxmlformats.org/officeDocument/2006/relationships" xmlns:m="http://schemas.openxmlformats.org/officeDocument/2006/math" xmlns:v="urn:schemas-microsoft-com:vml" xmlns:wp14="http://schemas.microsoft.com/office/word/2010/wordprocessingDrawing" xmlns:wp="http://schemas.openxmlformats.org/drawingml/2006/wordprocessingDrawing" xmlns:w10="urn:schemas-microsoft-com:office:word" xmlns:w="http://schemas.openxmlformats.org/wordprocessingml/2006/main" xmlns:w14="http://schemas.microsoft.com/office/word/2010/wordml" xmlns:w15="http://schemas.microsoft.com/office/word/2012/wordml" xmlns:w16cex="http://schemas.microsoft.com/office/word/2018/wordml/cex" xmlns:w16cid="http://schemas.microsoft.com/office/word/2016/wordml/cid" xmlns:w16="http://schemas.microsoft.com/office/word/2018/wordml" xmlns:w16du="http://schemas.microsoft.com/office/word/2023/wordml/word16du" xmlns:w16sdtdh="http://schemas.microsoft.com/office/word/2020/wordml/sdtdatahash" xmlns:w16sdtfl="http://schemas.microsoft.com/office/word/2024/wordml/sdtformatlock" xmlns:w16se="http://schemas.microsoft.com/office/word/2015/wordml/symex" xmlns:wpg="http://schemas.microsoft.com/office/word/2010/wordprocessingGroup" xmlns:wpi="http://schemas.microsoft.com/office/word/2010/wordprocessingInk" xmlns:wne="http://schemas.microsoft.com/office/word/2006/wordml" xmlns:wps="http://schemas.microsoft.com/office/word/2010/wordprocessingShape" mc:Ignorable="w14 w15 w16se w16cid w16 w16cex w16sdtdh w16sdtfl w16du wp14">
   <w:abstractNum w:abstractNumId="0" w15:restartNumberingAfterBreak="0">
     <w:nsid w:val="0000A991"/>
     <w:multiLevelType w:val="multilevel"/>
@@ -12380,7 +12839,7 @@
 </file>
 
 <file path=word/styles.xml><?xml version="1.0" encoding="utf-8"?>
-<w:styles xmlns:mc="http://schemas.openxmlformats.org/markup-compatibility/2006" xmlns:r="http://schemas.openxmlformats.org/officeDocument/2006/relationships" xmlns:w="http://schemas.openxmlformats.org/wordprocessingml/2006/main" xmlns:w14="http://schemas.microsoft.com/office/word/2010/wordml" xmlns:w15="http://schemas.microsoft.com/office/word/2012/wordml" xmlns:w16cex="http://schemas.microsoft.com/office/word/2018/wordml/cex" xmlns:w16cid="http://schemas.microsoft.com/office/word/2016/wordml/cid" xmlns:w16="http://schemas.microsoft.com/office/word/2018/wordml" xmlns:w16sdtdh="http://schemas.microsoft.com/office/word/2020/wordml/sdtdatahash" xmlns:w16se="http://schemas.microsoft.com/office/word/2015/wordml/symex" mc:Ignorable="w14 w15 w16se w16cid w16 w16cex w16sdtdh">
+<w:styles xmlns:mc="http://schemas.openxmlformats.org/markup-compatibility/2006" xmlns:r="http://schemas.openxmlformats.org/officeDocument/2006/relationships" xmlns:w="http://schemas.openxmlformats.org/wordprocessingml/2006/main" xmlns:w14="http://schemas.microsoft.com/office/word/2010/wordml" xmlns:w15="http://schemas.microsoft.com/office/word/2012/wordml" xmlns:w16cex="http://schemas.microsoft.com/office/word/2018/wordml/cex" xmlns:w16cid="http://schemas.microsoft.com/office/word/2016/wordml/cid" xmlns:w16="http://schemas.microsoft.com/office/word/2018/wordml" xmlns:w16du="http://schemas.microsoft.com/office/word/2023/wordml/word16du" xmlns:w16sdtdh="http://schemas.microsoft.com/office/word/2020/wordml/sdtdatahash" xmlns:w16sdtfl="http://schemas.microsoft.com/office/word/2024/wordml/sdtformatlock" xmlns:w16se="http://schemas.microsoft.com/office/word/2015/wordml/symex" mc:Ignorable="w14 w15 w16se w16cid w16 w16cex w16sdtdh w16sdtfl w16du">
   <w:docDefaults>
     <w:rPrDefault>
       <w:rPr>
@@ -12818,7 +13277,6 @@
   <w:style w:type="character" w:default="1" w:styleId="DefaultParagraphFont">
     <w:name w:val="Default Paragraph Font"/>
     <w:uiPriority w:val="1"/>
-    <w:semiHidden/>
     <w:unhideWhenUsed/>
   </w:style>
   <w:style w:type="table" w:default="1" w:styleId="TableNormal">

--- a/Freelance_Marketplace_Ecosystem_G3.docx
+++ b/Freelance_Marketplace_Ecosystem_G3.docx
@@ -1488,6 +1488,13 @@
           <w:rFonts w:cs="Times New Roman"/>
         </w:rPr>
       </w:pPr>
+      <w:r>
+        <w:rPr>
+          <w:rFonts w:cs="Times New Roman"/>
+          <w:lang w:val="en-US"/>
+        </w:rPr>
+        <w:br/>
+      </w:r>
       <w:r>
         <w:rPr>
           <w:rFonts w:cs="Times New Roman"/>
@@ -2573,8 +2580,3041 @@
         <w:spacing w:before="120" w:after="60"/>
         <w:rPr>
           <w:rFonts w:ascii="Times New Roman" w:hAnsi="Times New Roman" w:cs="Times New Roman"/>
-        </w:rPr>
-      </w:pPr>
+          <w:b/>
+          <w:lang w:val="en-US"/>
+        </w:rPr>
+      </w:pPr>
+    </w:p>
+    <w:p>
+      <w:pPr>
+        <w:pStyle w:val="Heading3"/>
+        <w:spacing w:before="120" w:after="60"/>
+        <w:rPr>
+          <w:rFonts w:ascii="Times New Roman" w:hAnsi="Times New Roman" w:cs="Times New Roman"/>
+          <w:b/>
+          <w:lang w:val="en-US"/>
+        </w:rPr>
+      </w:pPr>
+    </w:p>
+    <w:p>
+      <w:pPr>
+        <w:pStyle w:val="Heading3"/>
+        <w:spacing w:before="120" w:after="60"/>
+        <w:rPr>
+          <w:rFonts w:ascii="Times New Roman" w:hAnsi="Times New Roman" w:cs="Times New Roman"/>
+          <w:b/>
+          <w:lang w:val="en-US"/>
+        </w:rPr>
+      </w:pPr>
+    </w:p>
+    <w:p>
+      <w:pPr>
+        <w:pStyle w:val="Heading3"/>
+        <w:spacing w:before="120" w:after="60"/>
+        <w:rPr>
+          <w:rFonts w:ascii="Times New Roman" w:hAnsi="Times New Roman" w:cs="Times New Roman"/>
+          <w:b/>
+          <w:lang w:val="en-US"/>
+        </w:rPr>
+      </w:pPr>
+    </w:p>
+    <w:p>
+      <w:pPr>
+        <w:pStyle w:val="Heading3"/>
+        <w:spacing w:before="120" w:after="60"/>
+        <w:rPr>
+          <w:rFonts w:ascii="Times New Roman" w:hAnsi="Times New Roman" w:cs="Times New Roman"/>
+          <w:b/>
+          <w:lang w:val="en-US"/>
+        </w:rPr>
+      </w:pPr>
+    </w:p>
+    <w:p>
+      <w:pPr>
+        <w:pStyle w:val="Heading3"/>
+        <w:spacing w:before="120" w:after="60"/>
+        <w:rPr>
+          <w:rFonts w:ascii="Times New Roman" w:hAnsi="Times New Roman" w:cs="Times New Roman"/>
+          <w:b/>
+          <w:lang w:val="en-US"/>
+        </w:rPr>
+      </w:pPr>
+    </w:p>
+    <w:p>
+      <w:pPr>
+        <w:pStyle w:val="Heading3"/>
+        <w:spacing w:before="120" w:after="60"/>
+        <w:rPr>
+          <w:rFonts w:ascii="Times New Roman" w:hAnsi="Times New Roman" w:cs="Times New Roman"/>
+          <w:b/>
+          <w:lang w:val="en-US"/>
+        </w:rPr>
+      </w:pPr>
+    </w:p>
+    <w:p>
+      <w:pPr>
+        <w:pStyle w:val="Heading3"/>
+        <w:spacing w:before="120" w:after="60"/>
+        <w:rPr>
+          <w:rFonts w:ascii="Times New Roman" w:hAnsi="Times New Roman" w:cs="Times New Roman"/>
+          <w:b/>
+          <w:lang w:val="en-US"/>
+        </w:rPr>
+      </w:pPr>
+    </w:p>
+    <w:p>
+      <w:pPr>
+        <w:pStyle w:val="Heading3"/>
+        <w:spacing w:before="120" w:after="60"/>
+        <w:rPr>
+          <w:rFonts w:ascii="Times New Roman" w:hAnsi="Times New Roman" w:cs="Times New Roman"/>
+          <w:b/>
+          <w:lang w:val="en-US"/>
+        </w:rPr>
+      </w:pPr>
+    </w:p>
+    <w:p>
+      <w:pPr>
+        <w:pStyle w:val="Heading3"/>
+        <w:spacing w:before="120" w:after="60"/>
+        <w:rPr>
+          <w:rFonts w:ascii="Times New Roman" w:hAnsi="Times New Roman" w:cs="Times New Roman"/>
+          <w:b/>
+          <w:lang w:val="en-US"/>
+        </w:rPr>
+      </w:pPr>
+    </w:p>
+    <w:p>
+      <w:pPr>
+        <w:pStyle w:val="Heading3"/>
+        <w:spacing w:before="120" w:after="60"/>
+        <w:rPr>
+          <w:rFonts w:ascii="Times New Roman" w:hAnsi="Times New Roman" w:cs="Times New Roman"/>
+          <w:b/>
+          <w:lang w:val="en-US"/>
+        </w:rPr>
+      </w:pPr>
+    </w:p>
+    <w:p>
+      <w:pPr>
+        <w:pStyle w:val="Heading3"/>
+        <w:spacing w:before="120" w:after="60"/>
+        <w:rPr>
+          <w:rFonts w:ascii="Times New Roman" w:hAnsi="Times New Roman" w:cs="Times New Roman"/>
+          <w:b/>
+          <w:lang w:val="en-US"/>
+        </w:rPr>
+      </w:pPr>
+    </w:p>
+    <w:p>
+      <w:pPr>
+        <w:pStyle w:val="Heading3"/>
+        <w:spacing w:before="120" w:after="60"/>
+        <w:rPr>
+          <w:rFonts w:ascii="Times New Roman" w:hAnsi="Times New Roman" w:cs="Times New Roman"/>
+          <w:b/>
+          <w:lang w:val="en-US"/>
+        </w:rPr>
+      </w:pPr>
+    </w:p>
+    <w:p>
+      <w:pPr>
+        <w:pStyle w:val="Heading3"/>
+        <w:spacing w:before="120" w:after="60"/>
+        <w:rPr>
+          <w:rFonts w:ascii="Times New Roman" w:hAnsi="Times New Roman" w:cs="Times New Roman"/>
+          <w:b/>
+          <w:lang w:val="en-US"/>
+        </w:rPr>
+      </w:pPr>
+    </w:p>
+    <w:p>
+      <w:pPr>
+        <w:pStyle w:val="Heading3"/>
+        <w:spacing w:before="120" w:after="60"/>
+        <w:rPr>
+          <w:rFonts w:ascii="Times New Roman" w:hAnsi="Times New Roman" w:cs="Times New Roman"/>
+          <w:b/>
+          <w:lang w:val="en-US"/>
+        </w:rPr>
+      </w:pPr>
+    </w:p>
+    <w:p>
+      <w:pPr>
+        <w:pStyle w:val="Heading3"/>
+        <w:spacing w:before="120" w:after="60"/>
+        <w:rPr>
+          <w:rFonts w:ascii="Times New Roman" w:hAnsi="Times New Roman" w:cs="Times New Roman"/>
+          <w:b/>
+          <w:lang w:val="en-US"/>
+        </w:rPr>
+      </w:pPr>
+    </w:p>
+    <w:p>
+      <w:pPr>
+        <w:pStyle w:val="Heading3"/>
+        <w:spacing w:before="120" w:after="60"/>
+        <w:rPr>
+          <w:rFonts w:ascii="Times New Roman" w:hAnsi="Times New Roman" w:cs="Times New Roman"/>
+          <w:b/>
+          <w:lang w:val="en-US"/>
+        </w:rPr>
+      </w:pPr>
+    </w:p>
+    <w:p>
+      <w:pPr>
+        <w:pStyle w:val="Heading3"/>
+        <w:spacing w:before="120" w:after="60"/>
+        <w:rPr>
+          <w:rFonts w:ascii="Times New Roman" w:hAnsi="Times New Roman" w:cs="Times New Roman"/>
+          <w:b/>
+          <w:lang w:val="en-US"/>
+        </w:rPr>
+      </w:pPr>
+    </w:p>
+    <w:p>
+      <w:pPr>
+        <w:pStyle w:val="Heading3"/>
+        <w:spacing w:before="120" w:after="60"/>
+        <w:rPr>
+          <w:rFonts w:ascii="Times New Roman" w:hAnsi="Times New Roman" w:cs="Times New Roman"/>
+          <w:b/>
+          <w:lang w:val="en-US"/>
+        </w:rPr>
+      </w:pPr>
+    </w:p>
+    <w:p>
+      <w:pPr>
+        <w:pStyle w:val="Heading3"/>
+        <w:spacing w:before="120" w:after="60"/>
+        <w:rPr>
+          <w:rFonts w:ascii="Times New Roman" w:hAnsi="Times New Roman" w:cs="Times New Roman"/>
+          <w:b/>
+          <w:lang w:val="en-US"/>
+        </w:rPr>
+      </w:pPr>
+    </w:p>
+    <w:p>
+      <w:pPr>
+        <w:pStyle w:val="Heading3"/>
+        <w:spacing w:before="120" w:after="60"/>
+        <w:rPr>
+          <w:rFonts w:ascii="Times New Roman" w:hAnsi="Times New Roman" w:cs="Times New Roman"/>
+          <w:b/>
+          <w:lang w:val="en-US"/>
+        </w:rPr>
+      </w:pPr>
+    </w:p>
+    <w:p>
+      <w:pPr>
+        <w:pStyle w:val="Heading3"/>
+        <w:spacing w:before="120" w:after="60"/>
+        <w:rPr>
+          <w:rFonts w:ascii="Times New Roman" w:hAnsi="Times New Roman" w:cs="Times New Roman"/>
+          <w:b/>
+          <w:lang w:val="en-US"/>
+        </w:rPr>
+      </w:pPr>
+    </w:p>
+    <w:p>
+      <w:pPr>
+        <w:pStyle w:val="Heading3"/>
+        <w:spacing w:before="120" w:after="60"/>
+        <w:rPr>
+          <w:rFonts w:ascii="Times New Roman" w:hAnsi="Times New Roman" w:cs="Times New Roman"/>
+          <w:b/>
+          <w:lang w:val="en-US"/>
+        </w:rPr>
+      </w:pPr>
+    </w:p>
+    <w:p>
+      <w:pPr>
+        <w:pStyle w:val="Heading3"/>
+        <w:spacing w:before="120" w:after="60"/>
+        <w:rPr>
+          <w:rFonts w:ascii="Times New Roman" w:hAnsi="Times New Roman" w:cs="Times New Roman"/>
+          <w:b/>
+          <w:lang w:val="en-US"/>
+        </w:rPr>
+      </w:pPr>
+    </w:p>
+    <w:p>
+      <w:pPr>
+        <w:pStyle w:val="Heading3"/>
+        <w:spacing w:before="120" w:after="60"/>
+        <w:rPr>
+          <w:rFonts w:ascii="Times New Roman" w:hAnsi="Times New Roman" w:cs="Times New Roman"/>
+          <w:b/>
+          <w:lang w:val="en-US"/>
+        </w:rPr>
+      </w:pPr>
+    </w:p>
+    <w:p>
+      <w:pPr>
+        <w:pStyle w:val="Heading3"/>
+        <w:spacing w:before="120" w:after="60"/>
+        <w:rPr>
+          <w:rFonts w:ascii="Times New Roman" w:hAnsi="Times New Roman" w:cs="Times New Roman"/>
+          <w:b/>
+          <w:lang w:val="en-US"/>
+        </w:rPr>
+      </w:pPr>
+    </w:p>
+    <w:p>
+      <w:pPr>
+        <w:pStyle w:val="Heading3"/>
+        <w:spacing w:before="120" w:after="60"/>
+        <w:rPr>
+          <w:rFonts w:ascii="Times New Roman" w:hAnsi="Times New Roman" w:cs="Times New Roman"/>
+          <w:b/>
+          <w:lang w:val="en-US"/>
+        </w:rPr>
+      </w:pPr>
+    </w:p>
+    <w:p>
+      <w:pPr>
+        <w:pStyle w:val="Heading3"/>
+        <w:spacing w:before="120" w:after="60"/>
+        <w:rPr>
+          <w:rFonts w:ascii="Times New Roman" w:hAnsi="Times New Roman" w:cs="Times New Roman"/>
+          <w:b/>
+          <w:lang w:val="en-US"/>
+        </w:rPr>
+      </w:pPr>
+    </w:p>
+    <w:p>
+      <w:pPr>
+        <w:pStyle w:val="Heading3"/>
+        <w:spacing w:before="120" w:after="60"/>
+        <w:rPr>
+          <w:rFonts w:ascii="Times New Roman" w:hAnsi="Times New Roman" w:cs="Times New Roman"/>
+          <w:b/>
+          <w:lang w:val="en-US"/>
+        </w:rPr>
+      </w:pPr>
+    </w:p>
+    <w:p>
+      <w:pPr>
+        <w:pStyle w:val="Heading3"/>
+        <w:spacing w:before="120" w:after="60"/>
+        <w:rPr>
+          <w:rFonts w:ascii="Times New Roman" w:hAnsi="Times New Roman" w:cs="Times New Roman"/>
+          <w:b/>
+          <w:lang w:val="en-US"/>
+        </w:rPr>
+      </w:pPr>
+    </w:p>
+    <w:p>
+      <w:pPr>
+        <w:pStyle w:val="Heading3"/>
+        <w:spacing w:before="120" w:after="60"/>
+        <w:rPr>
+          <w:rFonts w:ascii="Times New Roman" w:hAnsi="Times New Roman" w:cs="Times New Roman"/>
+          <w:b/>
+          <w:lang w:val="en-US"/>
+        </w:rPr>
+      </w:pPr>
+    </w:p>
+    <w:p>
+      <w:pPr>
+        <w:pStyle w:val="Heading3"/>
+        <w:spacing w:before="120" w:after="60"/>
+        <w:rPr>
+          <w:rFonts w:ascii="Times New Roman" w:hAnsi="Times New Roman" w:cs="Times New Roman"/>
+          <w:b/>
+          <w:lang w:val="en-US"/>
+        </w:rPr>
+      </w:pPr>
+    </w:p>
+    <w:p>
+      <w:pPr>
+        <w:pStyle w:val="Heading3"/>
+        <w:spacing w:before="120" w:after="60"/>
+        <w:rPr>
+          <w:rFonts w:ascii="Times New Roman" w:hAnsi="Times New Roman" w:cs="Times New Roman"/>
+          <w:b/>
+          <w:lang w:val="en-US"/>
+        </w:rPr>
+      </w:pPr>
+    </w:p>
+    <w:p>
+      <w:pPr>
+        <w:pStyle w:val="Heading3"/>
+        <w:spacing w:before="120" w:after="60"/>
+        <w:rPr>
+          <w:rFonts w:ascii="Times New Roman" w:hAnsi="Times New Roman" w:cs="Times New Roman"/>
+          <w:b/>
+          <w:lang w:val="en-US"/>
+        </w:rPr>
+      </w:pPr>
+    </w:p>
+    <w:p>
+      <w:pPr>
+        <w:pStyle w:val="Heading3"/>
+        <w:spacing w:before="120" w:after="60"/>
+        <w:rPr>
+          <w:rFonts w:ascii="Times New Roman" w:hAnsi="Times New Roman" w:cs="Times New Roman"/>
+          <w:b/>
+          <w:lang w:val="en-US"/>
+        </w:rPr>
+      </w:pPr>
+    </w:p>
+    <w:p>
+      <w:pPr>
+        <w:pStyle w:val="Heading3"/>
+        <w:spacing w:before="120" w:after="60"/>
+        <w:rPr>
+          <w:rFonts w:ascii="Times New Roman" w:hAnsi="Times New Roman" w:cs="Times New Roman"/>
+          <w:b/>
+          <w:lang w:val="en-US"/>
+        </w:rPr>
+      </w:pPr>
+    </w:p>
+    <w:p>
+      <w:pPr>
+        <w:pStyle w:val="Heading3"/>
+        <w:spacing w:before="120" w:after="60"/>
+        <w:rPr>
+          <w:rFonts w:ascii="Times New Roman" w:hAnsi="Times New Roman" w:cs="Times New Roman"/>
+          <w:b/>
+          <w:lang w:val="en-US"/>
+        </w:rPr>
+      </w:pPr>
+    </w:p>
+    <w:p>
+      <w:pPr>
+        <w:pStyle w:val="Heading3"/>
+        <w:spacing w:before="120" w:after="60"/>
+        <w:rPr>
+          <w:rFonts w:ascii="Times New Roman" w:hAnsi="Times New Roman" w:cs="Times New Roman"/>
+          <w:b/>
+          <w:lang w:val="en-US"/>
+        </w:rPr>
+      </w:pPr>
+    </w:p>
+    <w:p>
+      <w:pPr>
+        <w:pStyle w:val="Heading3"/>
+        <w:spacing w:before="120" w:after="60"/>
+        <w:rPr>
+          <w:rFonts w:ascii="Times New Roman" w:hAnsi="Times New Roman" w:cs="Times New Roman"/>
+          <w:b/>
+          <w:lang w:val="en-US"/>
+        </w:rPr>
+      </w:pPr>
+    </w:p>
+    <w:p>
+      <w:pPr>
+        <w:pStyle w:val="Heading3"/>
+        <w:spacing w:before="120" w:after="60"/>
+        <w:rPr>
+          <w:rFonts w:ascii="Times New Roman" w:hAnsi="Times New Roman" w:cs="Times New Roman"/>
+          <w:b/>
+          <w:lang w:val="en-US"/>
+        </w:rPr>
+      </w:pPr>
+    </w:p>
+    <w:p>
+      <w:pPr>
+        <w:pStyle w:val="Heading3"/>
+        <w:spacing w:before="120" w:after="60"/>
+        <w:rPr>
+          <w:rFonts w:ascii="Times New Roman" w:hAnsi="Times New Roman" w:cs="Times New Roman"/>
+          <w:b/>
+          <w:lang w:val="en-US"/>
+        </w:rPr>
+      </w:pPr>
+    </w:p>
+    <w:p>
+      <w:pPr>
+        <w:pStyle w:val="Heading3"/>
+        <w:spacing w:before="120" w:after="60"/>
+        <w:rPr>
+          <w:rFonts w:ascii="Times New Roman" w:hAnsi="Times New Roman" w:cs="Times New Roman"/>
+          <w:b/>
+          <w:lang w:val="en-US"/>
+        </w:rPr>
+      </w:pPr>
+    </w:p>
+    <w:p>
+      <w:pPr>
+        <w:pStyle w:val="Heading3"/>
+        <w:spacing w:before="120" w:after="60"/>
+        <w:rPr>
+          <w:rFonts w:ascii="Times New Roman" w:hAnsi="Times New Roman" w:cs="Times New Roman"/>
+          <w:b/>
+          <w:lang w:val="en-US"/>
+        </w:rPr>
+      </w:pPr>
+    </w:p>
+    <w:p>
+      <w:pPr>
+        <w:pStyle w:val="Heading3"/>
+        <w:spacing w:before="120" w:after="60"/>
+        <w:rPr>
+          <w:rFonts w:ascii="Times New Roman" w:hAnsi="Times New Roman" w:cs="Times New Roman"/>
+          <w:b/>
+          <w:lang w:val="en-US"/>
+        </w:rPr>
+      </w:pPr>
+    </w:p>
+    <w:p>
+      <w:pPr>
+        <w:pStyle w:val="Heading3"/>
+        <w:spacing w:before="120" w:after="60"/>
+        <w:rPr>
+          <w:rFonts w:ascii="Times New Roman" w:hAnsi="Times New Roman" w:cs="Times New Roman"/>
+          <w:b/>
+          <w:lang w:val="en-US"/>
+        </w:rPr>
+      </w:pPr>
+    </w:p>
+    <w:p>
+      <w:pPr>
+        <w:pStyle w:val="Heading3"/>
+        <w:spacing w:before="120" w:after="60"/>
+        <w:rPr>
+          <w:rFonts w:ascii="Times New Roman" w:hAnsi="Times New Roman" w:cs="Times New Roman"/>
+          <w:b/>
+          <w:lang w:val="en-US"/>
+        </w:rPr>
+      </w:pPr>
+    </w:p>
+    <w:p>
+      <w:pPr>
+        <w:pStyle w:val="Heading3"/>
+        <w:spacing w:before="120" w:after="60"/>
+        <w:rPr>
+          <w:rFonts w:ascii="Times New Roman" w:hAnsi="Times New Roman" w:cs="Times New Roman"/>
+          <w:b/>
+          <w:lang w:val="en-US"/>
+        </w:rPr>
+      </w:pPr>
+    </w:p>
+    <w:p>
+      <w:pPr>
+        <w:pStyle w:val="Heading3"/>
+        <w:spacing w:before="120" w:after="60"/>
+        <w:rPr>
+          <w:rFonts w:ascii="Times New Roman" w:hAnsi="Times New Roman" w:cs="Times New Roman"/>
+          <w:b/>
+          <w:lang w:val="en-US"/>
+        </w:rPr>
+      </w:pPr>
+    </w:p>
+    <w:p>
+      <w:pPr>
+        <w:pStyle w:val="Heading3"/>
+        <w:spacing w:before="120" w:after="60"/>
+        <w:rPr>
+          <w:rFonts w:ascii="Times New Roman" w:hAnsi="Times New Roman" w:cs="Times New Roman"/>
+          <w:b/>
+          <w:lang w:val="en-US"/>
+        </w:rPr>
+      </w:pPr>
+    </w:p>
+    <w:p>
+      <w:pPr>
+        <w:pStyle w:val="Heading3"/>
+        <w:spacing w:before="120" w:after="60"/>
+        <w:rPr>
+          <w:rFonts w:ascii="Times New Roman" w:hAnsi="Times New Roman" w:cs="Times New Roman"/>
+          <w:b/>
+          <w:lang w:val="en-US"/>
+        </w:rPr>
+      </w:pPr>
+    </w:p>
+    <w:p>
+      <w:pPr>
+        <w:pStyle w:val="Heading3"/>
+        <w:spacing w:before="120" w:after="60"/>
+        <w:rPr>
+          <w:rFonts w:ascii="Times New Roman" w:hAnsi="Times New Roman" w:cs="Times New Roman"/>
+          <w:b/>
+          <w:lang w:val="en-US"/>
+        </w:rPr>
+      </w:pPr>
+    </w:p>
+    <w:p>
+      <w:pPr>
+        <w:pStyle w:val="Heading3"/>
+        <w:spacing w:before="120" w:after="60"/>
+        <w:rPr>
+          <w:rFonts w:ascii="Times New Roman" w:hAnsi="Times New Roman" w:cs="Times New Roman"/>
+          <w:b/>
+          <w:lang w:val="en-US"/>
+        </w:rPr>
+      </w:pPr>
+    </w:p>
+    <w:p>
+      <w:pPr>
+        <w:pStyle w:val="Heading3"/>
+        <w:spacing w:before="120" w:after="60"/>
+        <w:rPr>
+          <w:rFonts w:ascii="Times New Roman" w:hAnsi="Times New Roman" w:cs="Times New Roman"/>
+          <w:b/>
+          <w:lang w:val="en-US"/>
+        </w:rPr>
+      </w:pPr>
+    </w:p>
+    <w:p>
+      <w:pPr>
+        <w:pStyle w:val="Heading3"/>
+        <w:spacing w:before="120" w:after="60"/>
+        <w:rPr>
+          <w:rFonts w:ascii="Times New Roman" w:hAnsi="Times New Roman" w:cs="Times New Roman"/>
+          <w:b/>
+          <w:lang w:val="en-US"/>
+        </w:rPr>
+      </w:pPr>
+    </w:p>
+    <w:p>
+      <w:pPr>
+        <w:pStyle w:val="Heading3"/>
+        <w:spacing w:before="120" w:after="60"/>
+        <w:rPr>
+          <w:rFonts w:ascii="Times New Roman" w:hAnsi="Times New Roman" w:cs="Times New Roman"/>
+          <w:b/>
+          <w:lang w:val="en-US"/>
+        </w:rPr>
+      </w:pPr>
+    </w:p>
+    <w:p>
+      <w:pPr>
+        <w:pStyle w:val="Heading3"/>
+        <w:spacing w:before="120" w:after="60"/>
+        <w:rPr>
+          <w:rFonts w:ascii="Times New Roman" w:hAnsi="Times New Roman" w:cs="Times New Roman"/>
+          <w:b/>
+          <w:lang w:val="en-US"/>
+        </w:rPr>
+      </w:pPr>
+    </w:p>
+    <w:p>
+      <w:pPr>
+        <w:pStyle w:val="Heading3"/>
+        <w:spacing w:before="120" w:after="60"/>
+        <w:rPr>
+          <w:rFonts w:ascii="Times New Roman" w:hAnsi="Times New Roman" w:cs="Times New Roman"/>
+          <w:b/>
+          <w:lang w:val="en-US"/>
+        </w:rPr>
+      </w:pPr>
+    </w:p>
+    <w:p>
+      <w:pPr>
+        <w:pStyle w:val="Heading3"/>
+        <w:spacing w:before="120" w:after="60"/>
+        <w:rPr>
+          <w:rFonts w:ascii="Times New Roman" w:hAnsi="Times New Roman" w:cs="Times New Roman"/>
+          <w:b/>
+          <w:lang w:val="en-US"/>
+        </w:rPr>
+      </w:pPr>
+    </w:p>
+    <w:p>
+      <w:pPr>
+        <w:pStyle w:val="Heading3"/>
+        <w:spacing w:before="120" w:after="60"/>
+        <w:rPr>
+          <w:rFonts w:ascii="Times New Roman" w:hAnsi="Times New Roman" w:cs="Times New Roman"/>
+          <w:b/>
+          <w:lang w:val="en-US"/>
+        </w:rPr>
+      </w:pPr>
+    </w:p>
+    <w:p>
+      <w:pPr>
+        <w:pStyle w:val="Heading3"/>
+        <w:spacing w:before="120" w:after="60"/>
+        <w:rPr>
+          <w:rFonts w:ascii="Times New Roman" w:hAnsi="Times New Roman" w:cs="Times New Roman"/>
+          <w:b/>
+          <w:lang w:val="en-US"/>
+        </w:rPr>
+      </w:pPr>
+    </w:p>
+    <w:p>
+      <w:pPr>
+        <w:pStyle w:val="Heading3"/>
+        <w:spacing w:before="120" w:after="60"/>
+        <w:rPr>
+          <w:rFonts w:ascii="Times New Roman" w:hAnsi="Times New Roman" w:cs="Times New Roman"/>
+          <w:b/>
+          <w:lang w:val="en-US"/>
+        </w:rPr>
+      </w:pPr>
+    </w:p>
+    <w:p>
+      <w:pPr>
+        <w:pStyle w:val="Heading3"/>
+        <w:spacing w:before="120" w:after="60"/>
+        <w:rPr>
+          <w:rFonts w:ascii="Times New Roman" w:hAnsi="Times New Roman" w:cs="Times New Roman"/>
+          <w:b/>
+          <w:lang w:val="en-US"/>
+        </w:rPr>
+      </w:pPr>
+    </w:p>
+    <w:p>
+      <w:pPr>
+        <w:pStyle w:val="Heading3"/>
+        <w:spacing w:before="120" w:after="60"/>
+        <w:rPr>
+          <w:rFonts w:ascii="Times New Roman" w:hAnsi="Times New Roman" w:cs="Times New Roman"/>
+          <w:b/>
+          <w:lang w:val="en-US"/>
+        </w:rPr>
+      </w:pPr>
+    </w:p>
+    <w:p>
+      <w:pPr>
+        <w:pStyle w:val="Heading3"/>
+        <w:spacing w:before="120" w:after="60"/>
+        <w:rPr>
+          <w:rFonts w:ascii="Times New Roman" w:hAnsi="Times New Roman" w:cs="Times New Roman"/>
+          <w:b/>
+          <w:lang w:val="en-US"/>
+        </w:rPr>
+      </w:pPr>
+    </w:p>
+    <w:p>
+      <w:pPr>
+        <w:pStyle w:val="Heading3"/>
+        <w:spacing w:before="120" w:after="60"/>
+        <w:rPr>
+          <w:rFonts w:ascii="Times New Roman" w:hAnsi="Times New Roman" w:cs="Times New Roman"/>
+          <w:b/>
+          <w:lang w:val="en-US"/>
+        </w:rPr>
+      </w:pPr>
+    </w:p>
+    <w:p>
+      <w:pPr>
+        <w:pStyle w:val="Heading3"/>
+        <w:spacing w:before="120" w:after="60"/>
+        <w:rPr>
+          <w:rFonts w:ascii="Times New Roman" w:hAnsi="Times New Roman" w:cs="Times New Roman"/>
+          <w:b/>
+          <w:lang w:val="en-US"/>
+        </w:rPr>
+      </w:pPr>
+    </w:p>
+    <w:p>
+      <w:pPr>
+        <w:pStyle w:val="Heading3"/>
+        <w:spacing w:before="120" w:after="60"/>
+        <w:rPr>
+          <w:rFonts w:ascii="Times New Roman" w:hAnsi="Times New Roman" w:cs="Times New Roman"/>
+          <w:b/>
+          <w:lang w:val="en-US"/>
+        </w:rPr>
+      </w:pPr>
+    </w:p>
+    <w:p>
+      <w:pPr>
+        <w:pStyle w:val="Heading3"/>
+        <w:spacing w:before="120" w:after="60"/>
+        <w:rPr>
+          <w:rFonts w:ascii="Times New Roman" w:hAnsi="Times New Roman" w:cs="Times New Roman"/>
+          <w:b/>
+          <w:lang w:val="en-US"/>
+        </w:rPr>
+      </w:pPr>
+    </w:p>
+    <w:p>
+      <w:pPr>
+        <w:pStyle w:val="Heading3"/>
+        <w:spacing w:before="120" w:after="60"/>
+        <w:rPr>
+          <w:rFonts w:ascii="Times New Roman" w:hAnsi="Times New Roman" w:cs="Times New Roman"/>
+          <w:b/>
+          <w:lang w:val="en-US"/>
+        </w:rPr>
+      </w:pPr>
+    </w:p>
+    <w:p>
+      <w:pPr>
+        <w:pStyle w:val="Heading3"/>
+        <w:spacing w:before="120" w:after="60"/>
+        <w:rPr>
+          <w:rFonts w:ascii="Times New Roman" w:hAnsi="Times New Roman" w:cs="Times New Roman"/>
+          <w:b/>
+          <w:lang w:val="en-US"/>
+        </w:rPr>
+      </w:pPr>
+    </w:p>
+    <w:p>
+      <w:pPr>
+        <w:pStyle w:val="Heading3"/>
+        <w:spacing w:before="120" w:after="60"/>
+        <w:rPr>
+          <w:rFonts w:ascii="Times New Roman" w:hAnsi="Times New Roman" w:cs="Times New Roman"/>
+          <w:b/>
+          <w:lang w:val="en-US"/>
+        </w:rPr>
+      </w:pPr>
+    </w:p>
+    <w:p>
+      <w:pPr>
+        <w:pStyle w:val="Heading3"/>
+        <w:spacing w:before="120" w:after="60"/>
+        <w:rPr>
+          <w:rFonts w:ascii="Times New Roman" w:hAnsi="Times New Roman" w:cs="Times New Roman"/>
+          <w:b/>
+          <w:lang w:val="en-US"/>
+        </w:rPr>
+      </w:pPr>
+    </w:p>
+    <w:p>
+      <w:pPr>
+        <w:pStyle w:val="Heading3"/>
+        <w:spacing w:before="120" w:after="60"/>
+        <w:rPr>
+          <w:rFonts w:ascii="Times New Roman" w:hAnsi="Times New Roman" w:cs="Times New Roman"/>
+          <w:b/>
+          <w:lang w:val="en-US"/>
+        </w:rPr>
+      </w:pPr>
+    </w:p>
+    <w:p>
+      <w:pPr>
+        <w:pStyle w:val="Heading3"/>
+        <w:spacing w:before="120" w:after="60"/>
+        <w:rPr>
+          <w:rFonts w:ascii="Times New Roman" w:hAnsi="Times New Roman" w:cs="Times New Roman"/>
+          <w:b/>
+          <w:lang w:val="en-US"/>
+        </w:rPr>
+      </w:pPr>
+    </w:p>
+    <w:p>
+      <w:pPr>
+        <w:pStyle w:val="Heading3"/>
+        <w:spacing w:before="120" w:after="60"/>
+        <w:rPr>
+          <w:rFonts w:ascii="Times New Roman" w:hAnsi="Times New Roman" w:cs="Times New Roman"/>
+          <w:b/>
+          <w:lang w:val="en-US"/>
+        </w:rPr>
+      </w:pPr>
+    </w:p>
+    <w:p>
+      <w:pPr>
+        <w:pStyle w:val="Heading3"/>
+        <w:spacing w:before="120" w:after="60"/>
+        <w:rPr>
+          <w:rFonts w:ascii="Times New Roman" w:hAnsi="Times New Roman" w:cs="Times New Roman"/>
+          <w:b/>
+          <w:lang w:val="en-US"/>
+        </w:rPr>
+      </w:pPr>
+    </w:p>
+    <w:p>
+      <w:pPr>
+        <w:pStyle w:val="Heading3"/>
+        <w:spacing w:before="120" w:after="60"/>
+        <w:rPr>
+          <w:rFonts w:ascii="Times New Roman" w:hAnsi="Times New Roman" w:cs="Times New Roman"/>
+          <w:b/>
+          <w:lang w:val="en-US"/>
+        </w:rPr>
+      </w:pPr>
+    </w:p>
+    <w:p>
+      <w:pPr>
+        <w:pStyle w:val="Heading3"/>
+        <w:spacing w:before="120" w:after="60"/>
+        <w:rPr>
+          <w:rFonts w:ascii="Times New Roman" w:hAnsi="Times New Roman" w:cs="Times New Roman"/>
+          <w:b/>
+          <w:lang w:val="en-US"/>
+        </w:rPr>
+      </w:pPr>
+    </w:p>
+    <w:p>
+      <w:pPr>
+        <w:pStyle w:val="Heading3"/>
+        <w:spacing w:before="120" w:after="60"/>
+        <w:rPr>
+          <w:rFonts w:ascii="Times New Roman" w:hAnsi="Times New Roman" w:cs="Times New Roman"/>
+          <w:b/>
+          <w:lang w:val="en-US"/>
+        </w:rPr>
+      </w:pPr>
+    </w:p>
+    <w:p>
+      <w:pPr>
+        <w:pStyle w:val="Heading3"/>
+        <w:spacing w:before="120" w:after="60"/>
+        <w:rPr>
+          <w:rFonts w:ascii="Times New Roman" w:hAnsi="Times New Roman" w:cs="Times New Roman"/>
+          <w:b/>
+          <w:lang w:val="en-US"/>
+        </w:rPr>
+      </w:pPr>
+    </w:p>
+    <w:p>
+      <w:pPr>
+        <w:pStyle w:val="Heading3"/>
+        <w:spacing w:before="120" w:after="60"/>
+        <w:rPr>
+          <w:rFonts w:ascii="Times New Roman" w:hAnsi="Times New Roman" w:cs="Times New Roman"/>
+          <w:b/>
+          <w:lang w:val="en-US"/>
+        </w:rPr>
+      </w:pPr>
+    </w:p>
+    <w:p>
+      <w:pPr>
+        <w:pStyle w:val="Heading3"/>
+        <w:spacing w:before="120" w:after="60"/>
+        <w:rPr>
+          <w:rFonts w:ascii="Times New Roman" w:hAnsi="Times New Roman" w:cs="Times New Roman"/>
+          <w:b/>
+          <w:lang w:val="en-US"/>
+        </w:rPr>
+      </w:pPr>
+    </w:p>
+    <w:p>
+      <w:pPr>
+        <w:pStyle w:val="Heading3"/>
+        <w:spacing w:before="120" w:after="60"/>
+        <w:rPr>
+          <w:rFonts w:ascii="Times New Roman" w:hAnsi="Times New Roman" w:cs="Times New Roman"/>
+          <w:b/>
+          <w:lang w:val="en-US"/>
+        </w:rPr>
+      </w:pPr>
+    </w:p>
+    <w:p>
+      <w:pPr>
+        <w:pStyle w:val="Heading3"/>
+        <w:spacing w:before="120" w:after="60"/>
+        <w:rPr>
+          <w:rFonts w:ascii="Times New Roman" w:hAnsi="Times New Roman" w:cs="Times New Roman"/>
+          <w:b/>
+          <w:lang w:val="en-US"/>
+        </w:rPr>
+      </w:pPr>
+    </w:p>
+    <w:p>
+      <w:pPr>
+        <w:pStyle w:val="Heading3"/>
+        <w:spacing w:before="120" w:after="60"/>
+        <w:rPr>
+          <w:rFonts w:ascii="Times New Roman" w:hAnsi="Times New Roman" w:cs="Times New Roman"/>
+          <w:b/>
+          <w:lang w:val="en-US"/>
+        </w:rPr>
+      </w:pPr>
+    </w:p>
+    <w:p>
+      <w:pPr>
+        <w:pStyle w:val="Heading3"/>
+        <w:spacing w:before="120" w:after="60"/>
+        <w:rPr>
+          <w:rFonts w:ascii="Times New Roman" w:hAnsi="Times New Roman" w:cs="Times New Roman"/>
+          <w:b/>
+          <w:lang w:val="en-US"/>
+        </w:rPr>
+      </w:pPr>
+    </w:p>
+    <w:p>
+      <w:pPr>
+        <w:pStyle w:val="Heading3"/>
+        <w:spacing w:before="120" w:after="60"/>
+        <w:rPr>
+          <w:rFonts w:ascii="Times New Roman" w:hAnsi="Times New Roman" w:cs="Times New Roman"/>
+          <w:b/>
+          <w:lang w:val="en-US"/>
+        </w:rPr>
+      </w:pPr>
+    </w:p>
+    <w:p>
+      <w:pPr>
+        <w:pStyle w:val="Heading3"/>
+        <w:spacing w:before="120" w:after="60"/>
+        <w:rPr>
+          <w:rFonts w:ascii="Times New Roman" w:hAnsi="Times New Roman" w:cs="Times New Roman"/>
+          <w:b/>
+          <w:lang w:val="en-US"/>
+        </w:rPr>
+      </w:pPr>
+    </w:p>
+    <w:p>
+      <w:pPr>
+        <w:pStyle w:val="Heading3"/>
+        <w:spacing w:before="120" w:after="60"/>
+        <w:rPr>
+          <w:rFonts w:ascii="Times New Roman" w:hAnsi="Times New Roman" w:cs="Times New Roman"/>
+          <w:b/>
+          <w:lang w:val="en-US"/>
+        </w:rPr>
+      </w:pPr>
+    </w:p>
+    <w:p>
+      <w:pPr>
+        <w:pStyle w:val="Heading3"/>
+        <w:spacing w:before="120" w:after="60"/>
+        <w:rPr>
+          <w:rFonts w:ascii="Times New Roman" w:hAnsi="Times New Roman" w:cs="Times New Roman"/>
+          <w:b/>
+          <w:lang w:val="en-US"/>
+        </w:rPr>
+      </w:pPr>
+    </w:p>
+    <w:p>
+      <w:pPr>
+        <w:pStyle w:val="Heading3"/>
+        <w:spacing w:before="120" w:after="60"/>
+        <w:rPr>
+          <w:rFonts w:ascii="Times New Roman" w:hAnsi="Times New Roman" w:cs="Times New Roman"/>
+          <w:b/>
+          <w:lang w:val="en-US"/>
+        </w:rPr>
+      </w:pPr>
+    </w:p>
+    <w:p>
+      <w:pPr>
+        <w:pStyle w:val="Heading3"/>
+        <w:spacing w:before="120" w:after="60"/>
+        <w:rPr>
+          <w:rFonts w:ascii="Times New Roman" w:hAnsi="Times New Roman" w:cs="Times New Roman"/>
+          <w:b/>
+          <w:lang w:val="en-US"/>
+        </w:rPr>
+      </w:pPr>
+    </w:p>
+    <w:p>
+      <w:pPr>
+        <w:pStyle w:val="Heading3"/>
+        <w:spacing w:before="120" w:after="60"/>
+        <w:rPr>
+          <w:rFonts w:ascii="Times New Roman" w:hAnsi="Times New Roman" w:cs="Times New Roman"/>
+          <w:b/>
+          <w:lang w:val="en-US"/>
+        </w:rPr>
+      </w:pPr>
+    </w:p>
+    <w:p>
+      <w:pPr>
+        <w:pStyle w:val="Heading3"/>
+        <w:spacing w:before="120" w:after="60"/>
+        <w:rPr>
+          <w:rFonts w:ascii="Times New Roman" w:hAnsi="Times New Roman" w:cs="Times New Roman"/>
+          <w:b/>
+          <w:lang w:val="en-US"/>
+        </w:rPr>
+      </w:pPr>
+    </w:p>
+    <w:p>
+      <w:pPr>
+        <w:pStyle w:val="Heading3"/>
+        <w:spacing w:before="120" w:after="60"/>
+        <w:rPr>
+          <w:rFonts w:ascii="Times New Roman" w:hAnsi="Times New Roman" w:cs="Times New Roman"/>
+          <w:b/>
+          <w:lang w:val="en-US"/>
+        </w:rPr>
+      </w:pPr>
+    </w:p>
+    <w:p>
+      <w:pPr>
+        <w:pStyle w:val="Heading3"/>
+        <w:spacing w:before="120" w:after="60"/>
+        <w:rPr>
+          <w:rFonts w:ascii="Times New Roman" w:hAnsi="Times New Roman" w:cs="Times New Roman"/>
+          <w:b/>
+          <w:lang w:val="en-US"/>
+        </w:rPr>
+      </w:pPr>
+    </w:p>
+    <w:p>
+      <w:pPr>
+        <w:pStyle w:val="Heading3"/>
+        <w:spacing w:before="120" w:after="60"/>
+        <w:rPr>
+          <w:rFonts w:ascii="Times New Roman" w:hAnsi="Times New Roman" w:cs="Times New Roman"/>
+          <w:b/>
+          <w:lang w:val="en-US"/>
+        </w:rPr>
+      </w:pPr>
+    </w:p>
+    <w:p>
+      <w:pPr>
+        <w:pStyle w:val="Heading3"/>
+        <w:spacing w:before="120" w:after="60"/>
+        <w:rPr>
+          <w:rFonts w:ascii="Times New Roman" w:hAnsi="Times New Roman" w:cs="Times New Roman"/>
+          <w:b/>
+          <w:lang w:val="en-US"/>
+        </w:rPr>
+      </w:pPr>
+    </w:p>
+    <w:p>
+      <w:pPr>
+        <w:pStyle w:val="Heading3"/>
+        <w:spacing w:before="120" w:after="60"/>
+        <w:rPr>
+          <w:rFonts w:ascii="Times New Roman" w:hAnsi="Times New Roman" w:cs="Times New Roman"/>
+          <w:b/>
+          <w:lang w:val="en-US"/>
+        </w:rPr>
+      </w:pPr>
+    </w:p>
+    <w:p>
+      <w:pPr>
+        <w:pStyle w:val="Heading3"/>
+        <w:spacing w:before="120" w:after="60"/>
+        <w:rPr>
+          <w:rFonts w:ascii="Times New Roman" w:hAnsi="Times New Roman" w:cs="Times New Roman"/>
+          <w:b/>
+          <w:lang w:val="en-US"/>
+        </w:rPr>
+      </w:pPr>
+    </w:p>
+    <w:p>
+      <w:pPr>
+        <w:pStyle w:val="Heading3"/>
+        <w:spacing w:before="120" w:after="60"/>
+        <w:rPr>
+          <w:rFonts w:ascii="Times New Roman" w:hAnsi="Times New Roman" w:cs="Times New Roman"/>
+          <w:b/>
+          <w:lang w:val="en-US"/>
+        </w:rPr>
+      </w:pPr>
+    </w:p>
+    <w:p>
+      <w:pPr>
+        <w:pStyle w:val="Heading3"/>
+        <w:spacing w:before="120" w:after="60"/>
+        <w:rPr>
+          <w:rFonts w:ascii="Times New Roman" w:hAnsi="Times New Roman" w:cs="Times New Roman"/>
+          <w:b/>
+          <w:lang w:val="en-US"/>
+        </w:rPr>
+      </w:pPr>
+    </w:p>
+    <w:p>
+      <w:pPr>
+        <w:pStyle w:val="Heading3"/>
+        <w:spacing w:before="120" w:after="60"/>
+        <w:rPr>
+          <w:rFonts w:ascii="Times New Roman" w:hAnsi="Times New Roman" w:cs="Times New Roman"/>
+          <w:b/>
+          <w:lang w:val="en-US"/>
+        </w:rPr>
+      </w:pPr>
+    </w:p>
+    <w:p>
+      <w:pPr>
+        <w:pStyle w:val="Heading3"/>
+        <w:spacing w:before="120" w:after="60"/>
+        <w:rPr>
+          <w:rFonts w:ascii="Times New Roman" w:hAnsi="Times New Roman" w:cs="Times New Roman"/>
+          <w:b/>
+          <w:lang w:val="en-US"/>
+        </w:rPr>
+      </w:pPr>
+    </w:p>
+    <w:p>
+      <w:pPr>
+        <w:pStyle w:val="Heading3"/>
+        <w:spacing w:before="120" w:after="60"/>
+        <w:rPr>
+          <w:rFonts w:ascii="Times New Roman" w:hAnsi="Times New Roman" w:cs="Times New Roman"/>
+          <w:b/>
+          <w:lang w:val="en-US"/>
+        </w:rPr>
+      </w:pPr>
+    </w:p>
+    <w:p>
+      <w:pPr>
+        <w:pStyle w:val="Heading3"/>
+        <w:spacing w:before="120" w:after="60"/>
+        <w:rPr>
+          <w:rFonts w:ascii="Times New Roman" w:hAnsi="Times New Roman" w:cs="Times New Roman"/>
+          <w:b/>
+          <w:lang w:val="en-US"/>
+        </w:rPr>
+      </w:pPr>
+    </w:p>
+    <w:p>
+      <w:pPr>
+        <w:pStyle w:val="Heading3"/>
+        <w:spacing w:before="120" w:after="60"/>
+        <w:rPr>
+          <w:rFonts w:ascii="Times New Roman" w:hAnsi="Times New Roman" w:cs="Times New Roman"/>
+          <w:b/>
+          <w:lang w:val="en-US"/>
+        </w:rPr>
+      </w:pPr>
+    </w:p>
+    <w:p>
+      <w:pPr>
+        <w:pStyle w:val="Heading3"/>
+        <w:spacing w:before="120" w:after="60"/>
+        <w:rPr>
+          <w:rFonts w:ascii="Times New Roman" w:hAnsi="Times New Roman" w:cs="Times New Roman"/>
+          <w:b/>
+          <w:lang w:val="en-US"/>
+        </w:rPr>
+      </w:pPr>
+    </w:p>
+    <w:p>
+      <w:pPr>
+        <w:pStyle w:val="Heading3"/>
+        <w:spacing w:before="120" w:after="60"/>
+        <w:rPr>
+          <w:rFonts w:ascii="Times New Roman" w:hAnsi="Times New Roman" w:cs="Times New Roman"/>
+          <w:b/>
+          <w:lang w:val="en-US"/>
+        </w:rPr>
+      </w:pPr>
+    </w:p>
+    <w:p>
+      <w:pPr>
+        <w:pStyle w:val="Heading3"/>
+        <w:spacing w:before="120" w:after="60"/>
+        <w:rPr>
+          <w:rFonts w:ascii="Times New Roman" w:hAnsi="Times New Roman" w:cs="Times New Roman"/>
+          <w:b/>
+          <w:lang w:val="en-US"/>
+        </w:rPr>
+      </w:pPr>
+    </w:p>
+    <w:p>
+      <w:pPr>
+        <w:pStyle w:val="Heading3"/>
+        <w:spacing w:before="120" w:after="60"/>
+        <w:rPr>
+          <w:rFonts w:ascii="Times New Roman" w:hAnsi="Times New Roman" w:cs="Times New Roman"/>
+          <w:b/>
+          <w:lang w:val="en-US"/>
+        </w:rPr>
+      </w:pPr>
+    </w:p>
+    <w:p>
+      <w:pPr>
+        <w:pStyle w:val="Heading3"/>
+        <w:spacing w:before="120" w:after="60"/>
+        <w:rPr>
+          <w:rFonts w:ascii="Times New Roman" w:hAnsi="Times New Roman" w:cs="Times New Roman"/>
+          <w:b/>
+          <w:lang w:val="en-US"/>
+        </w:rPr>
+      </w:pPr>
+    </w:p>
+    <w:p>
+      <w:pPr>
+        <w:pStyle w:val="Heading3"/>
+        <w:spacing w:before="120" w:after="60"/>
+        <w:rPr>
+          <w:rFonts w:ascii="Times New Roman" w:hAnsi="Times New Roman" w:cs="Times New Roman"/>
+          <w:b/>
+          <w:lang w:val="en-US"/>
+        </w:rPr>
+      </w:pPr>
+    </w:p>
+    <w:p>
+      <w:pPr>
+        <w:pStyle w:val="Heading3"/>
+        <w:spacing w:before="120" w:after="60"/>
+        <w:rPr>
+          <w:rFonts w:ascii="Times New Roman" w:hAnsi="Times New Roman" w:cs="Times New Roman"/>
+          <w:b/>
+          <w:lang w:val="en-US"/>
+        </w:rPr>
+      </w:pPr>
+    </w:p>
+    <w:p>
+      <w:pPr>
+        <w:pStyle w:val="Heading3"/>
+        <w:spacing w:before="120" w:after="60"/>
+        <w:rPr>
+          <w:rFonts w:ascii="Times New Roman" w:hAnsi="Times New Roman" w:cs="Times New Roman"/>
+          <w:b/>
+          <w:lang w:val="en-US"/>
+        </w:rPr>
+      </w:pPr>
+    </w:p>
+    <w:p>
+      <w:pPr>
+        <w:pStyle w:val="Heading3"/>
+        <w:spacing w:before="120" w:after="60"/>
+        <w:rPr>
+          <w:rFonts w:ascii="Times New Roman" w:hAnsi="Times New Roman" w:cs="Times New Roman"/>
+          <w:b/>
+          <w:lang w:val="en-US"/>
+        </w:rPr>
+      </w:pPr>
+    </w:p>
+    <w:p>
+      <w:pPr>
+        <w:pStyle w:val="Heading3"/>
+        <w:spacing w:before="120" w:after="60"/>
+        <w:rPr>
+          <w:rFonts w:ascii="Times New Roman" w:hAnsi="Times New Roman" w:cs="Times New Roman"/>
+          <w:b/>
+          <w:lang w:val="en-US"/>
+        </w:rPr>
+      </w:pPr>
+    </w:p>
+    <w:p>
+      <w:pPr>
+        <w:pStyle w:val="Heading3"/>
+        <w:spacing w:before="120" w:after="60"/>
+        <w:rPr>
+          <w:rFonts w:ascii="Times New Roman" w:hAnsi="Times New Roman" w:cs="Times New Roman"/>
+          <w:b/>
+          <w:lang w:val="en-US"/>
+        </w:rPr>
+      </w:pPr>
+    </w:p>
+    <w:p>
+      <w:pPr>
+        <w:pStyle w:val="Heading3"/>
+        <w:spacing w:before="120" w:after="60"/>
+        <w:rPr>
+          <w:rFonts w:ascii="Times New Roman" w:hAnsi="Times New Roman" w:cs="Times New Roman"/>
+          <w:b/>
+          <w:lang w:val="en-US"/>
+        </w:rPr>
+      </w:pPr>
+    </w:p>
+    <w:p>
+      <w:pPr>
+        <w:pStyle w:val="Heading3"/>
+        <w:spacing w:before="120" w:after="60"/>
+        <w:rPr>
+          <w:rFonts w:ascii="Times New Roman" w:hAnsi="Times New Roman" w:cs="Times New Roman"/>
+          <w:b/>
+          <w:lang w:val="en-US"/>
+        </w:rPr>
+      </w:pPr>
+    </w:p>
+    <w:p>
+      <w:pPr>
+        <w:pStyle w:val="Heading3"/>
+        <w:spacing w:before="120" w:after="60"/>
+        <w:rPr>
+          <w:rFonts w:ascii="Times New Roman" w:hAnsi="Times New Roman" w:cs="Times New Roman"/>
+          <w:b/>
+          <w:lang w:val="en-US"/>
+        </w:rPr>
+      </w:pPr>
+    </w:p>
+    <w:p>
+      <w:pPr>
+        <w:pStyle w:val="Heading3"/>
+        <w:spacing w:before="120" w:after="60"/>
+        <w:rPr>
+          <w:rFonts w:ascii="Times New Roman" w:hAnsi="Times New Roman" w:cs="Times New Roman"/>
+          <w:b/>
+          <w:lang w:val="en-US"/>
+        </w:rPr>
+      </w:pPr>
+    </w:p>
+    <w:p>
+      <w:pPr>
+        <w:pStyle w:val="Heading3"/>
+        <w:spacing w:before="120" w:after="60"/>
+        <w:rPr>
+          <w:rFonts w:ascii="Times New Roman" w:hAnsi="Times New Roman" w:cs="Times New Roman"/>
+          <w:b/>
+          <w:lang w:val="en-US"/>
+        </w:rPr>
+      </w:pPr>
+    </w:p>
+    <w:p>
+      <w:pPr>
+        <w:pStyle w:val="Heading3"/>
+        <w:spacing w:before="120" w:after="60"/>
+        <w:rPr>
+          <w:rFonts w:ascii="Times New Roman" w:hAnsi="Times New Roman" w:cs="Times New Roman"/>
+          <w:b/>
+          <w:lang w:val="en-US"/>
+        </w:rPr>
+      </w:pPr>
+    </w:p>
+    <w:p>
+      <w:pPr>
+        <w:pStyle w:val="Heading3"/>
+        <w:spacing w:before="120" w:after="60"/>
+        <w:rPr>
+          <w:rFonts w:ascii="Times New Roman" w:hAnsi="Times New Roman" w:cs="Times New Roman"/>
+          <w:b/>
+          <w:lang w:val="en-US"/>
+        </w:rPr>
+      </w:pPr>
+    </w:p>
+    <w:p>
+      <w:pPr>
+        <w:pStyle w:val="Heading3"/>
+        <w:spacing w:before="120" w:after="60"/>
+        <w:rPr>
+          <w:rFonts w:ascii="Times New Roman" w:hAnsi="Times New Roman" w:cs="Times New Roman"/>
+          <w:b/>
+          <w:lang w:val="en-US"/>
+        </w:rPr>
+      </w:pPr>
+    </w:p>
+    <w:p>
+      <w:pPr>
+        <w:pStyle w:val="Heading3"/>
+        <w:spacing w:before="120" w:after="60"/>
+        <w:rPr>
+          <w:rFonts w:ascii="Times New Roman" w:hAnsi="Times New Roman" w:cs="Times New Roman"/>
+          <w:b/>
+          <w:lang w:val="en-US"/>
+        </w:rPr>
+      </w:pPr>
+    </w:p>
+    <w:p>
+      <w:pPr>
+        <w:pStyle w:val="Heading3"/>
+        <w:spacing w:before="120" w:after="60"/>
+        <w:rPr>
+          <w:rFonts w:ascii="Times New Roman" w:hAnsi="Times New Roman" w:cs="Times New Roman"/>
+          <w:b/>
+          <w:lang w:val="en-US"/>
+        </w:rPr>
+      </w:pPr>
+    </w:p>
+    <w:p>
+      <w:pPr>
+        <w:pStyle w:val="Heading3"/>
+        <w:spacing w:before="120" w:after="60"/>
+        <w:rPr>
+          <w:rFonts w:ascii="Times New Roman" w:hAnsi="Times New Roman" w:cs="Times New Roman"/>
+          <w:b/>
+          <w:lang w:val="en-US"/>
+        </w:rPr>
+      </w:pPr>
+    </w:p>
+    <w:p>
+      <w:pPr>
+        <w:pStyle w:val="Heading3"/>
+        <w:spacing w:before="120" w:after="60"/>
+        <w:rPr>
+          <w:rFonts w:ascii="Times New Roman" w:hAnsi="Times New Roman" w:cs="Times New Roman"/>
+          <w:b/>
+          <w:lang w:val="en-US"/>
+        </w:rPr>
+      </w:pPr>
+    </w:p>
+    <w:p>
+      <w:pPr>
+        <w:pStyle w:val="Heading3"/>
+        <w:spacing w:before="120" w:after="60"/>
+        <w:rPr>
+          <w:rFonts w:ascii="Times New Roman" w:hAnsi="Times New Roman" w:cs="Times New Roman"/>
+          <w:b/>
+          <w:lang w:val="en-US"/>
+        </w:rPr>
+      </w:pPr>
+    </w:p>
+    <w:p>
+      <w:pPr>
+        <w:pStyle w:val="Heading3"/>
+        <w:spacing w:before="120" w:after="60"/>
+        <w:rPr>
+          <w:rFonts w:ascii="Times New Roman" w:hAnsi="Times New Roman" w:cs="Times New Roman"/>
+          <w:b/>
+          <w:lang w:val="en-US"/>
+        </w:rPr>
+      </w:pPr>
+    </w:p>
+    <w:p>
+      <w:pPr>
+        <w:pStyle w:val="Heading3"/>
+        <w:spacing w:before="120" w:after="60"/>
+        <w:rPr>
+          <w:rFonts w:ascii="Times New Roman" w:hAnsi="Times New Roman" w:cs="Times New Roman"/>
+          <w:b/>
+          <w:lang w:val="en-US"/>
+        </w:rPr>
+      </w:pPr>
+    </w:p>
+    <w:p>
+      <w:pPr>
+        <w:pStyle w:val="Heading3"/>
+        <w:spacing w:before="120" w:after="60"/>
+        <w:rPr>
+          <w:rFonts w:ascii="Times New Roman" w:hAnsi="Times New Roman" w:cs="Times New Roman"/>
+          <w:b/>
+          <w:lang w:val="en-US"/>
+        </w:rPr>
+      </w:pPr>
+    </w:p>
+    <w:p>
+      <w:pPr>
+        <w:pStyle w:val="Heading3"/>
+        <w:spacing w:before="120" w:after="60"/>
+        <w:rPr>
+          <w:rFonts w:ascii="Times New Roman" w:hAnsi="Times New Roman" w:cs="Times New Roman"/>
+          <w:b/>
+          <w:lang w:val="en-US"/>
+        </w:rPr>
+      </w:pPr>
+    </w:p>
+    <w:p>
+      <w:pPr>
+        <w:pStyle w:val="Heading3"/>
+        <w:spacing w:before="120" w:after="60"/>
+        <w:rPr>
+          <w:rFonts w:ascii="Times New Roman" w:hAnsi="Times New Roman" w:cs="Times New Roman"/>
+          <w:b/>
+          <w:lang w:val="en-US"/>
+        </w:rPr>
+      </w:pPr>
+    </w:p>
+    <w:p>
+      <w:pPr>
+        <w:pStyle w:val="Heading3"/>
+        <w:spacing w:before="120" w:after="60"/>
+        <w:rPr>
+          <w:rFonts w:ascii="Times New Roman" w:hAnsi="Times New Roman" w:cs="Times New Roman"/>
+          <w:b/>
+          <w:lang w:val="en-US"/>
+        </w:rPr>
+      </w:pPr>
+    </w:p>
+    <w:p>
+      <w:pPr>
+        <w:pStyle w:val="Heading3"/>
+        <w:spacing w:before="120" w:after="60"/>
+        <w:rPr>
+          <w:rFonts w:ascii="Times New Roman" w:hAnsi="Times New Roman" w:cs="Times New Roman"/>
+          <w:b/>
+          <w:lang w:val="en-US"/>
+        </w:rPr>
+      </w:pPr>
+    </w:p>
+    <w:p>
+      <w:pPr>
+        <w:pStyle w:val="Heading3"/>
+        <w:spacing w:before="120" w:after="60"/>
+        <w:rPr>
+          <w:rFonts w:ascii="Times New Roman" w:hAnsi="Times New Roman" w:cs="Times New Roman"/>
+          <w:b/>
+          <w:lang w:val="en-US"/>
+        </w:rPr>
+      </w:pPr>
+    </w:p>
+    <w:p>
+      <w:pPr>
+        <w:pStyle w:val="Heading3"/>
+        <w:spacing w:before="120" w:after="60"/>
+        <w:rPr>
+          <w:rFonts w:ascii="Times New Roman" w:hAnsi="Times New Roman" w:cs="Times New Roman"/>
+          <w:b/>
+          <w:lang w:val="en-US"/>
+        </w:rPr>
+      </w:pPr>
+    </w:p>
+    <w:p>
+      <w:pPr>
+        <w:pStyle w:val="Heading3"/>
+        <w:spacing w:before="120" w:after="60"/>
+        <w:rPr>
+          <w:rFonts w:ascii="Times New Roman" w:hAnsi="Times New Roman" w:cs="Times New Roman"/>
+          <w:b/>
+          <w:lang w:val="en-US"/>
+        </w:rPr>
+      </w:pPr>
+    </w:p>
+    <w:p>
+      <w:pPr>
+        <w:pStyle w:val="Heading3"/>
+        <w:spacing w:before="120" w:after="60"/>
+        <w:rPr>
+          <w:rFonts w:ascii="Times New Roman" w:hAnsi="Times New Roman" w:cs="Times New Roman"/>
+          <w:b/>
+          <w:lang w:val="en-US"/>
+        </w:rPr>
+      </w:pPr>
+    </w:p>
+    <w:p>
+      <w:pPr>
+        <w:pStyle w:val="Heading3"/>
+        <w:spacing w:before="120" w:after="60"/>
+        <w:rPr>
+          <w:rFonts w:ascii="Times New Roman" w:hAnsi="Times New Roman" w:cs="Times New Roman"/>
+          <w:b/>
+          <w:lang w:val="en-US"/>
+        </w:rPr>
+      </w:pPr>
+    </w:p>
+    <w:p>
+      <w:pPr>
+        <w:pStyle w:val="Heading3"/>
+        <w:spacing w:before="120" w:after="60"/>
+        <w:rPr>
+          <w:rFonts w:ascii="Times New Roman" w:hAnsi="Times New Roman" w:cs="Times New Roman"/>
+          <w:b/>
+          <w:lang w:val="en-US"/>
+        </w:rPr>
+      </w:pPr>
+    </w:p>
+    <w:p>
+      <w:pPr>
+        <w:pStyle w:val="Heading3"/>
+        <w:spacing w:before="120" w:after="60"/>
+        <w:rPr>
+          <w:rFonts w:ascii="Times New Roman" w:hAnsi="Times New Roman" w:cs="Times New Roman"/>
+          <w:b/>
+          <w:lang w:val="en-US"/>
+        </w:rPr>
+      </w:pPr>
+    </w:p>
+    <w:p>
+      <w:pPr>
+        <w:pStyle w:val="Heading3"/>
+        <w:spacing w:before="120" w:after="60"/>
+        <w:rPr>
+          <w:rFonts w:ascii="Times New Roman" w:hAnsi="Times New Roman" w:cs="Times New Roman"/>
+          <w:b/>
+          <w:lang w:val="en-US"/>
+        </w:rPr>
+      </w:pPr>
+    </w:p>
+    <w:p>
+      <w:pPr>
+        <w:pStyle w:val="Heading3"/>
+        <w:spacing w:before="120" w:after="60"/>
+        <w:rPr>
+          <w:rFonts w:ascii="Times New Roman" w:hAnsi="Times New Roman" w:cs="Times New Roman"/>
+          <w:b/>
+          <w:lang w:val="en-US"/>
+        </w:rPr>
+      </w:pPr>
+    </w:p>
+    <w:p>
+      <w:pPr>
+        <w:pStyle w:val="Heading3"/>
+        <w:spacing w:before="120" w:after="60"/>
+        <w:rPr>
+          <w:rFonts w:ascii="Times New Roman" w:hAnsi="Times New Roman" w:cs="Times New Roman"/>
+          <w:b/>
+          <w:lang w:val="en-US"/>
+        </w:rPr>
+      </w:pPr>
+    </w:p>
+    <w:p>
+      <w:pPr>
+        <w:pStyle w:val="Heading3"/>
+        <w:spacing w:before="120" w:after="60"/>
+        <w:rPr>
+          <w:rFonts w:ascii="Times New Roman" w:hAnsi="Times New Roman" w:cs="Times New Roman"/>
+          <w:b/>
+          <w:lang w:val="en-US"/>
+        </w:rPr>
+      </w:pPr>
+    </w:p>
+    <w:p>
+      <w:pPr>
+        <w:pStyle w:val="Heading3"/>
+        <w:spacing w:before="120" w:after="60"/>
+        <w:rPr>
+          <w:rFonts w:ascii="Times New Roman" w:hAnsi="Times New Roman" w:cs="Times New Roman"/>
+          <w:b/>
+          <w:lang w:val="en-US"/>
+        </w:rPr>
+      </w:pPr>
+    </w:p>
+    <w:p>
+      <w:pPr>
+        <w:pStyle w:val="Heading3"/>
+        <w:spacing w:before="120" w:after="60"/>
+        <w:rPr>
+          <w:rFonts w:ascii="Times New Roman" w:hAnsi="Times New Roman" w:cs="Times New Roman"/>
+          <w:b/>
+          <w:lang w:val="en-US"/>
+        </w:rPr>
+      </w:pPr>
+    </w:p>
+    <w:p>
+      <w:pPr>
+        <w:pStyle w:val="Heading3"/>
+        <w:spacing w:before="120" w:after="60"/>
+        <w:rPr>
+          <w:rFonts w:ascii="Times New Roman" w:hAnsi="Times New Roman" w:cs="Times New Roman"/>
+          <w:b/>
+          <w:lang w:val="en-US"/>
+        </w:rPr>
+      </w:pPr>
+    </w:p>
+    <w:p>
+      <w:pPr>
+        <w:pStyle w:val="Heading3"/>
+        <w:spacing w:before="120" w:after="60"/>
+        <w:rPr>
+          <w:rFonts w:ascii="Times New Roman" w:hAnsi="Times New Roman" w:cs="Times New Roman"/>
+          <w:b/>
+          <w:lang w:val="en-US"/>
+        </w:rPr>
+      </w:pPr>
+    </w:p>
+    <w:p>
+      <w:pPr>
+        <w:pStyle w:val="Heading3"/>
+        <w:spacing w:before="120" w:after="60"/>
+        <w:rPr>
+          <w:rFonts w:ascii="Times New Roman" w:hAnsi="Times New Roman" w:cs="Times New Roman"/>
+          <w:b/>
+          <w:lang w:val="en-US"/>
+        </w:rPr>
+      </w:pPr>
+    </w:p>
+    <w:p>
+      <w:pPr>
+        <w:pStyle w:val="Heading3"/>
+        <w:spacing w:before="120" w:after="60"/>
+        <w:rPr>
+          <w:rFonts w:ascii="Times New Roman" w:hAnsi="Times New Roman" w:cs="Times New Roman"/>
+          <w:b/>
+          <w:lang w:val="en-US"/>
+        </w:rPr>
+      </w:pPr>
+    </w:p>
+    <w:p>
+      <w:pPr>
+        <w:pStyle w:val="Heading3"/>
+        <w:spacing w:before="120" w:after="60"/>
+        <w:rPr>
+          <w:rFonts w:ascii="Times New Roman" w:hAnsi="Times New Roman" w:cs="Times New Roman"/>
+          <w:b/>
+          <w:lang w:val="en-US"/>
+        </w:rPr>
+      </w:pPr>
+    </w:p>
+    <w:p>
+      <w:pPr>
+        <w:pStyle w:val="Heading3"/>
+        <w:spacing w:before="120" w:after="60"/>
+        <w:rPr>
+          <w:rFonts w:ascii="Times New Roman" w:hAnsi="Times New Roman" w:cs="Times New Roman"/>
+          <w:b/>
+          <w:lang w:val="en-US"/>
+        </w:rPr>
+      </w:pPr>
+    </w:p>
+    <w:p>
+      <w:pPr>
+        <w:pStyle w:val="Heading3"/>
+        <w:spacing w:before="120" w:after="60"/>
+        <w:rPr>
+          <w:rFonts w:ascii="Times New Roman" w:hAnsi="Times New Roman" w:cs="Times New Roman"/>
+          <w:b/>
+          <w:lang w:val="en-US"/>
+        </w:rPr>
+      </w:pPr>
+    </w:p>
+    <w:p>
+      <w:pPr>
+        <w:pStyle w:val="Heading3"/>
+        <w:spacing w:before="120" w:after="60"/>
+        <w:rPr>
+          <w:rFonts w:ascii="Times New Roman" w:hAnsi="Times New Roman" w:cs="Times New Roman"/>
+          <w:b/>
+          <w:lang w:val="en-US"/>
+        </w:rPr>
+      </w:pPr>
+    </w:p>
+    <w:p>
+      <w:pPr>
+        <w:pStyle w:val="Heading3"/>
+        <w:spacing w:before="120" w:after="60"/>
+        <w:rPr>
+          <w:rFonts w:ascii="Times New Roman" w:hAnsi="Times New Roman" w:cs="Times New Roman"/>
+          <w:b/>
+          <w:lang w:val="en-US"/>
+        </w:rPr>
+      </w:pPr>
+    </w:p>
+    <w:p>
+      <w:pPr>
+        <w:pStyle w:val="Heading3"/>
+        <w:spacing w:before="120" w:after="60"/>
+        <w:rPr>
+          <w:rFonts w:ascii="Times New Roman" w:hAnsi="Times New Roman" w:cs="Times New Roman"/>
+          <w:b/>
+          <w:lang w:val="en-US"/>
+        </w:rPr>
+      </w:pPr>
+    </w:p>
+    <w:p>
+      <w:pPr>
+        <w:pStyle w:val="Heading3"/>
+        <w:spacing w:before="120" w:after="60"/>
+        <w:rPr>
+          <w:rFonts w:ascii="Times New Roman" w:hAnsi="Times New Roman" w:cs="Times New Roman"/>
+          <w:b/>
+          <w:lang w:val="en-US"/>
+        </w:rPr>
+      </w:pPr>
+    </w:p>
+    <w:p>
+      <w:pPr>
+        <w:pStyle w:val="Heading3"/>
+        <w:spacing w:before="120" w:after="60"/>
+        <w:rPr>
+          <w:rFonts w:ascii="Times New Roman" w:hAnsi="Times New Roman" w:cs="Times New Roman"/>
+          <w:b/>
+          <w:lang w:val="en-US"/>
+        </w:rPr>
+      </w:pPr>
+    </w:p>
+    <w:p>
+      <w:pPr>
+        <w:pStyle w:val="Heading3"/>
+        <w:spacing w:before="120" w:after="60"/>
+        <w:rPr>
+          <w:rFonts w:ascii="Times New Roman" w:hAnsi="Times New Roman" w:cs="Times New Roman"/>
+          <w:b/>
+          <w:lang w:val="en-US"/>
+        </w:rPr>
+      </w:pPr>
+    </w:p>
+    <w:p>
+      <w:pPr>
+        <w:pStyle w:val="Heading3"/>
+        <w:spacing w:before="120" w:after="60"/>
+        <w:rPr>
+          <w:rFonts w:ascii="Times New Roman" w:hAnsi="Times New Roman" w:cs="Times New Roman"/>
+          <w:b/>
+          <w:lang w:val="en-US"/>
+        </w:rPr>
+      </w:pPr>
+    </w:p>
+    <w:p>
+      <w:pPr>
+        <w:pStyle w:val="Heading3"/>
+        <w:spacing w:before="120" w:after="60"/>
+        <w:rPr>
+          <w:rFonts w:ascii="Times New Roman" w:hAnsi="Times New Roman" w:cs="Times New Roman"/>
+          <w:b/>
+          <w:lang w:val="en-US"/>
+        </w:rPr>
+      </w:pPr>
+    </w:p>
+    <w:p>
+      <w:pPr>
+        <w:pStyle w:val="Heading3"/>
+        <w:spacing w:before="120" w:after="60"/>
+        <w:rPr>
+          <w:rFonts w:ascii="Times New Roman" w:hAnsi="Times New Roman" w:cs="Times New Roman"/>
+          <w:b/>
+          <w:lang w:val="en-US"/>
+        </w:rPr>
+      </w:pPr>
+    </w:p>
+    <w:p>
+      <w:pPr>
+        <w:pStyle w:val="Heading3"/>
+        <w:spacing w:before="120" w:after="60"/>
+        <w:rPr>
+          <w:rFonts w:ascii="Times New Roman" w:hAnsi="Times New Roman" w:cs="Times New Roman"/>
+          <w:b/>
+          <w:lang w:val="en-US"/>
+        </w:rPr>
+      </w:pPr>
+    </w:p>
+    <w:p>
+      <w:pPr>
+        <w:pStyle w:val="Heading3"/>
+        <w:spacing w:before="120" w:after="60"/>
+        <w:rPr>
+          <w:rFonts w:ascii="Times New Roman" w:hAnsi="Times New Roman" w:cs="Times New Roman"/>
+          <w:b/>
+          <w:lang w:val="en-US"/>
+        </w:rPr>
+      </w:pPr>
+    </w:p>
+    <w:p>
+      <w:pPr>
+        <w:pStyle w:val="Heading3"/>
+        <w:spacing w:before="120" w:after="60"/>
+        <w:rPr>
+          <w:rFonts w:ascii="Times New Roman" w:hAnsi="Times New Roman" w:cs="Times New Roman"/>
+          <w:b/>
+          <w:lang w:val="en-US"/>
+        </w:rPr>
+      </w:pPr>
+    </w:p>
+    <w:p>
+      <w:pPr>
+        <w:pStyle w:val="Heading3"/>
+        <w:spacing w:before="120" w:after="60"/>
+        <w:rPr>
+          <w:rFonts w:ascii="Times New Roman" w:hAnsi="Times New Roman" w:cs="Times New Roman"/>
+          <w:b/>
+          <w:lang w:val="en-US"/>
+        </w:rPr>
+      </w:pPr>
+    </w:p>
+    <w:p>
+      <w:pPr>
+        <w:pStyle w:val="Heading3"/>
+        <w:spacing w:before="120" w:after="60"/>
+        <w:rPr>
+          <w:rFonts w:ascii="Times New Roman" w:hAnsi="Times New Roman" w:cs="Times New Roman"/>
+          <w:b/>
+          <w:lang w:val="en-US"/>
+        </w:rPr>
+      </w:pPr>
+    </w:p>
+    <w:p>
+      <w:pPr>
+        <w:pStyle w:val="Heading3"/>
+        <w:spacing w:before="120" w:after="60"/>
+        <w:rPr>
+          <w:rFonts w:ascii="Times New Roman" w:hAnsi="Times New Roman" w:cs="Times New Roman"/>
+          <w:b/>
+          <w:lang w:val="en-US"/>
+        </w:rPr>
+      </w:pPr>
+    </w:p>
+    <w:p>
+      <w:pPr>
+        <w:pStyle w:val="Heading3"/>
+        <w:spacing w:before="120" w:after="60"/>
+        <w:rPr>
+          <w:rFonts w:ascii="Times New Roman" w:hAnsi="Times New Roman" w:cs="Times New Roman"/>
+          <w:b/>
+          <w:lang w:val="en-US"/>
+        </w:rPr>
+      </w:pPr>
+    </w:p>
+    <w:p>
+      <w:pPr>
+        <w:pStyle w:val="Heading3"/>
+        <w:spacing w:before="120" w:after="60"/>
+        <w:rPr>
+          <w:rFonts w:ascii="Times New Roman" w:hAnsi="Times New Roman" w:cs="Times New Roman"/>
+          <w:b/>
+          <w:lang w:val="en-US"/>
+        </w:rPr>
+      </w:pPr>
+    </w:p>
+    <w:p>
+      <w:pPr>
+        <w:pStyle w:val="Heading3"/>
+        <w:spacing w:before="120" w:after="60"/>
+        <w:rPr>
+          <w:rFonts w:ascii="Times New Roman" w:hAnsi="Times New Roman" w:cs="Times New Roman"/>
+          <w:b/>
+          <w:lang w:val="en-US"/>
+        </w:rPr>
+      </w:pPr>
+    </w:p>
+    <w:p>
+      <w:pPr>
+        <w:pStyle w:val="Heading3"/>
+        <w:spacing w:before="120" w:after="60"/>
+        <w:rPr>
+          <w:rFonts w:ascii="Times New Roman" w:hAnsi="Times New Roman" w:cs="Times New Roman"/>
+          <w:b/>
+          <w:lang w:val="en-US"/>
+        </w:rPr>
+      </w:pPr>
+    </w:p>
+    <w:p>
+      <w:pPr>
+        <w:pStyle w:val="Heading3"/>
+        <w:spacing w:before="120" w:after="60"/>
+        <w:rPr>
+          <w:rFonts w:ascii="Times New Roman" w:hAnsi="Times New Roman" w:cs="Times New Roman"/>
+          <w:b/>
+          <w:lang w:val="en-US"/>
+        </w:rPr>
+      </w:pPr>
+    </w:p>
+    <w:p>
+      <w:pPr>
+        <w:pStyle w:val="Heading3"/>
+        <w:spacing w:before="120" w:after="60"/>
+        <w:rPr>
+          <w:rFonts w:ascii="Times New Roman" w:hAnsi="Times New Roman" w:cs="Times New Roman"/>
+          <w:b/>
+          <w:lang w:val="en-US"/>
+        </w:rPr>
+      </w:pPr>
+    </w:p>
+    <w:p>
+      <w:pPr>
+        <w:pStyle w:val="Heading3"/>
+        <w:spacing w:before="120" w:after="60"/>
+        <w:rPr>
+          <w:rFonts w:ascii="Times New Roman" w:hAnsi="Times New Roman" w:cs="Times New Roman"/>
+          <w:b/>
+          <w:lang w:val="en-US"/>
+        </w:rPr>
+      </w:pPr>
+    </w:p>
+    <w:p>
+      <w:pPr>
+        <w:pStyle w:val="Heading3"/>
+        <w:spacing w:before="120" w:after="60"/>
+        <w:rPr>
+          <w:rFonts w:ascii="Times New Roman" w:hAnsi="Times New Roman" w:cs="Times New Roman"/>
+          <w:b/>
+          <w:lang w:val="en-US"/>
+        </w:rPr>
+      </w:pPr>
+    </w:p>
+    <w:p>
+      <w:pPr>
+        <w:pStyle w:val="Heading3"/>
+        <w:spacing w:before="120" w:after="60"/>
+        <w:rPr>
+          <w:rFonts w:ascii="Times New Roman" w:hAnsi="Times New Roman" w:cs="Times New Roman"/>
+          <w:b/>
+          <w:lang w:val="en-US"/>
+        </w:rPr>
+      </w:pPr>
+    </w:p>
+    <w:p>
+      <w:pPr>
+        <w:pStyle w:val="Heading3"/>
+        <w:spacing w:before="120" w:after="60"/>
+        <w:rPr>
+          <w:rFonts w:ascii="Times New Roman" w:hAnsi="Times New Roman" w:cs="Times New Roman"/>
+          <w:b/>
+          <w:lang w:val="en-US"/>
+        </w:rPr>
+      </w:pPr>
+    </w:p>
+    <w:p>
+      <w:pPr>
+        <w:pStyle w:val="Heading3"/>
+        <w:spacing w:before="120" w:after="60"/>
+        <w:rPr>
+          <w:rFonts w:ascii="Times New Roman" w:hAnsi="Times New Roman" w:cs="Times New Roman"/>
+          <w:b/>
+          <w:lang w:val="en-US"/>
+        </w:rPr>
+      </w:pPr>
+    </w:p>
+    <w:p>
+      <w:pPr>
+        <w:pStyle w:val="Heading3"/>
+        <w:spacing w:before="120" w:after="60"/>
+        <w:rPr>
+          <w:rFonts w:ascii="Times New Roman" w:hAnsi="Times New Roman" w:cs="Times New Roman"/>
+          <w:b/>
+          <w:lang w:val="en-US"/>
+        </w:rPr>
+      </w:pPr>
+    </w:p>
+    <w:p>
+      <w:pPr>
+        <w:pStyle w:val="Heading3"/>
+        <w:spacing w:before="120" w:after="60"/>
+        <w:rPr>
+          <w:rFonts w:ascii="Times New Roman" w:hAnsi="Times New Roman" w:cs="Times New Roman"/>
+          <w:b/>
+          <w:lang w:val="en-US"/>
+        </w:rPr>
+      </w:pPr>
+    </w:p>
+    <w:p>
+      <w:pPr>
+        <w:pStyle w:val="Heading3"/>
+        <w:spacing w:before="120" w:after="60"/>
+        <w:rPr>
+          <w:rFonts w:ascii="Times New Roman" w:hAnsi="Times New Roman" w:cs="Times New Roman"/>
+          <w:b/>
+          <w:lang w:val="en-US"/>
+        </w:rPr>
+      </w:pPr>
+    </w:p>
+    <w:p>
+      <w:pPr>
+        <w:pStyle w:val="Heading3"/>
+        <w:spacing w:before="120" w:after="60"/>
+        <w:rPr>
+          <w:rFonts w:ascii="Times New Roman" w:hAnsi="Times New Roman" w:cs="Times New Roman"/>
+          <w:b/>
+          <w:lang w:val="en-US"/>
+        </w:rPr>
+      </w:pPr>
+    </w:p>
+    <w:p>
+      <w:pPr>
+        <w:pStyle w:val="Heading3"/>
+        <w:spacing w:before="120" w:after="60"/>
+        <w:rPr>
+          <w:rFonts w:ascii="Times New Roman" w:hAnsi="Times New Roman" w:cs="Times New Roman"/>
+          <w:b/>
+          <w:lang w:val="en-US"/>
+        </w:rPr>
+      </w:pPr>
+    </w:p>
+    <w:p>
+      <w:pPr>
+        <w:pStyle w:val="Heading3"/>
+        <w:spacing w:before="120" w:after="60"/>
+        <w:rPr>
+          <w:rFonts w:ascii="Times New Roman" w:hAnsi="Times New Roman" w:cs="Times New Roman"/>
+          <w:b/>
+          <w:lang w:val="en-US"/>
+        </w:rPr>
+      </w:pPr>
+    </w:p>
+    <w:p>
+      <w:pPr>
+        <w:pStyle w:val="Heading3"/>
+        <w:spacing w:before="120" w:after="60"/>
+        <w:rPr>
+          <w:rFonts w:ascii="Times New Roman" w:hAnsi="Times New Roman" w:cs="Times New Roman"/>
+          <w:b/>
+          <w:lang w:val="en-US"/>
+        </w:rPr>
+      </w:pPr>
+    </w:p>
+    <w:p>
+      <w:pPr>
+        <w:pStyle w:val="Heading3"/>
+        <w:spacing w:before="120" w:after="60"/>
+        <w:rPr>
+          <w:rFonts w:ascii="Times New Roman" w:hAnsi="Times New Roman" w:cs="Times New Roman"/>
+          <w:b/>
+          <w:lang w:val="en-US"/>
+        </w:rPr>
+      </w:pPr>
+    </w:p>
+    <w:p>
+      <w:pPr>
+        <w:pStyle w:val="Heading3"/>
+        <w:spacing w:before="120" w:after="60"/>
+        <w:rPr>
+          <w:rFonts w:ascii="Times New Roman" w:hAnsi="Times New Roman" w:cs="Times New Roman"/>
+          <w:b/>
+          <w:lang w:val="en-US"/>
+        </w:rPr>
+      </w:pPr>
+    </w:p>
+    <w:p>
+      <w:pPr>
+        <w:pStyle w:val="Heading3"/>
+        <w:spacing w:before="120" w:after="60"/>
+        <w:rPr>
+          <w:rFonts w:ascii="Times New Roman" w:hAnsi="Times New Roman" w:cs="Times New Roman"/>
+          <w:b/>
+          <w:lang w:val="en-US"/>
+        </w:rPr>
+      </w:pPr>
+    </w:p>
+    <w:p>
+      <w:pPr>
+        <w:pStyle w:val="Heading3"/>
+        <w:spacing w:before="120" w:after="60"/>
+        <w:rPr>
+          <w:rFonts w:ascii="Times New Roman" w:hAnsi="Times New Roman" w:cs="Times New Roman"/>
+          <w:b/>
+          <w:lang w:val="en-US"/>
+        </w:rPr>
+      </w:pPr>
+    </w:p>
+    <w:p>
+      <w:pPr>
+        <w:pStyle w:val="Heading3"/>
+        <w:spacing w:before="120" w:after="60"/>
+        <w:rPr>
+          <w:rFonts w:ascii="Times New Roman" w:hAnsi="Times New Roman" w:cs="Times New Roman"/>
+          <w:b/>
+          <w:lang w:val="en-US"/>
+        </w:rPr>
+      </w:pPr>
+    </w:p>
+    <w:p>
+      <w:pPr>
+        <w:pStyle w:val="Heading3"/>
+        <w:spacing w:before="120" w:after="60"/>
+        <w:rPr>
+          <w:rFonts w:ascii="Times New Roman" w:hAnsi="Times New Roman" w:cs="Times New Roman"/>
+          <w:b/>
+          <w:lang w:val="en-US"/>
+        </w:rPr>
+      </w:pPr>
+    </w:p>
+    <w:p>
+      <w:pPr>
+        <w:pStyle w:val="Heading3"/>
+        <w:spacing w:before="120" w:after="60"/>
+        <w:rPr>
+          <w:rFonts w:ascii="Times New Roman" w:hAnsi="Times New Roman" w:cs="Times New Roman"/>
+          <w:b/>
+          <w:lang w:val="en-US"/>
+        </w:rPr>
+      </w:pPr>
+    </w:p>
+    <w:p>
+      <w:pPr>
+        <w:pStyle w:val="Heading3"/>
+        <w:spacing w:before="120" w:after="60"/>
+        <w:rPr>
+          <w:rFonts w:ascii="Times New Roman" w:hAnsi="Times New Roman" w:cs="Times New Roman"/>
+          <w:b/>
+          <w:lang w:val="en-US"/>
+        </w:rPr>
+      </w:pPr>
+    </w:p>
+    <w:p>
+      <w:pPr>
+        <w:pStyle w:val="Heading3"/>
+        <w:spacing w:before="120" w:after="60"/>
+        <w:rPr>
+          <w:rFonts w:ascii="Times New Roman" w:hAnsi="Times New Roman" w:cs="Times New Roman"/>
+          <w:b/>
+          <w:lang w:val="en-US"/>
+        </w:rPr>
+      </w:pPr>
+    </w:p>
+    <w:p>
+      <w:pPr>
+        <w:pStyle w:val="Heading3"/>
+        <w:spacing w:before="120" w:after="60"/>
+        <w:rPr>
+          <w:rFonts w:ascii="Times New Roman" w:hAnsi="Times New Roman" w:cs="Times New Roman"/>
+          <w:b/>
+          <w:lang w:val="en-US"/>
+        </w:rPr>
+      </w:pPr>
+    </w:p>
+    <w:p>
+      <w:pPr>
+        <w:pStyle w:val="Heading3"/>
+        <w:spacing w:before="120" w:after="60"/>
+        <w:rPr>
+          <w:rFonts w:ascii="Times New Roman" w:hAnsi="Times New Roman" w:cs="Times New Roman"/>
+          <w:b/>
+          <w:lang w:val="en-US"/>
+        </w:rPr>
+      </w:pPr>
+    </w:p>
+    <w:p>
+      <w:pPr>
+        <w:pStyle w:val="Heading3"/>
+        <w:spacing w:before="120" w:after="60"/>
+        <w:rPr>
+          <w:rFonts w:ascii="Times New Roman" w:hAnsi="Times New Roman" w:cs="Times New Roman"/>
+          <w:b/>
+          <w:lang w:val="en-US"/>
+        </w:rPr>
+      </w:pPr>
+    </w:p>
+    <w:p>
+      <w:pPr>
+        <w:pStyle w:val="Heading3"/>
+        <w:spacing w:before="120" w:after="60"/>
+        <w:rPr>
+          <w:rFonts w:ascii="Times New Roman" w:hAnsi="Times New Roman" w:cs="Times New Roman"/>
+          <w:b/>
+          <w:lang w:val="en-US"/>
+        </w:rPr>
+      </w:pPr>
+    </w:p>
+    <w:p>
+      <w:pPr>
+        <w:pStyle w:val="Heading3"/>
+        <w:spacing w:before="120" w:after="60"/>
+        <w:rPr>
+          <w:rFonts w:ascii="Times New Roman" w:hAnsi="Times New Roman" w:cs="Times New Roman"/>
+          <w:b/>
+          <w:lang w:val="en-US"/>
+        </w:rPr>
+      </w:pPr>
+    </w:p>
+    <w:p>
+      <w:pPr>
+        <w:pStyle w:val="Heading3"/>
+        <w:spacing w:before="120" w:after="60"/>
+        <w:rPr>
+          <w:rFonts w:ascii="Times New Roman" w:hAnsi="Times New Roman" w:cs="Times New Roman"/>
+          <w:b/>
+          <w:lang w:val="en-US"/>
+        </w:rPr>
+      </w:pPr>
+    </w:p>
+    <w:p>
+      <w:pPr>
+        <w:pStyle w:val="Heading3"/>
+        <w:spacing w:before="120" w:after="60"/>
+        <w:rPr>
+          <w:rFonts w:ascii="Times New Roman" w:hAnsi="Times New Roman" w:cs="Times New Roman"/>
+          <w:b/>
+          <w:lang w:val="en-US"/>
+        </w:rPr>
+      </w:pPr>
+    </w:p>
+    <w:p>
+      <w:pPr>
+        <w:pStyle w:val="Heading3"/>
+        <w:spacing w:before="120" w:after="60"/>
+        <w:rPr>
+          <w:rFonts w:ascii="Times New Roman" w:hAnsi="Times New Roman" w:cs="Times New Roman"/>
+          <w:b/>
+          <w:lang w:val="en-US"/>
+        </w:rPr>
+      </w:pPr>
+    </w:p>
+    <w:p>
+      <w:pPr>
+        <w:pStyle w:val="Heading3"/>
+        <w:spacing w:before="120" w:after="60"/>
+        <w:rPr>
+          <w:rFonts w:ascii="Times New Roman" w:hAnsi="Times New Roman" w:cs="Times New Roman"/>
+          <w:b/>
+          <w:lang w:val="en-US"/>
+        </w:rPr>
+      </w:pPr>
+    </w:p>
+    <w:p>
+      <w:pPr>
+        <w:pStyle w:val="Heading3"/>
+        <w:spacing w:before="120" w:after="60"/>
+        <w:rPr>
+          <w:rFonts w:ascii="Times New Roman" w:hAnsi="Times New Roman" w:cs="Times New Roman"/>
+          <w:b/>
+          <w:lang w:val="en-US"/>
+        </w:rPr>
+      </w:pPr>
+    </w:p>
+    <w:p>
+      <w:pPr>
+        <w:pStyle w:val="Heading3"/>
+        <w:spacing w:before="120" w:after="60"/>
+        <w:rPr>
+          <w:rFonts w:ascii="Times New Roman" w:hAnsi="Times New Roman" w:cs="Times New Roman"/>
+          <w:b/>
+          <w:lang w:val="en-US"/>
+        </w:rPr>
+      </w:pPr>
+    </w:p>
+    <w:p>
+      <w:pPr>
+        <w:pStyle w:val="Heading3"/>
+        <w:spacing w:before="120" w:after="60"/>
+        <w:rPr>
+          <w:rFonts w:ascii="Times New Roman" w:hAnsi="Times New Roman" w:cs="Times New Roman"/>
+          <w:b/>
+          <w:lang w:val="en-US"/>
+        </w:rPr>
+      </w:pPr>
+    </w:p>
+    <w:p>
+      <w:pPr>
+        <w:pStyle w:val="Heading3"/>
+        <w:spacing w:before="120" w:after="60"/>
+        <w:rPr>
+          <w:rFonts w:ascii="Times New Roman" w:hAnsi="Times New Roman" w:cs="Times New Roman"/>
+          <w:b/>
+          <w:lang w:val="en-US"/>
+        </w:rPr>
+      </w:pPr>
+    </w:p>
+    <w:p>
+      <w:pPr>
+        <w:pStyle w:val="Heading3"/>
+        <w:spacing w:before="120" w:after="60"/>
+        <w:rPr>
+          <w:rFonts w:ascii="Times New Roman" w:hAnsi="Times New Roman" w:cs="Times New Roman"/>
+          <w:b/>
+          <w:lang w:val="en-US"/>
+        </w:rPr>
+      </w:pPr>
+    </w:p>
+    <w:p>
+      <w:pPr>
+        <w:pStyle w:val="Heading3"/>
+        <w:spacing w:before="120" w:after="60"/>
+        <w:rPr>
+          <w:rFonts w:ascii="Times New Roman" w:hAnsi="Times New Roman" w:cs="Times New Roman"/>
+          <w:b/>
+          <w:lang w:val="en-US"/>
+        </w:rPr>
+      </w:pPr>
+    </w:p>
+    <w:p>
+      <w:pPr>
+        <w:pStyle w:val="Heading3"/>
+        <w:spacing w:before="120" w:after="60"/>
+        <w:rPr>
+          <w:rFonts w:ascii="Times New Roman" w:hAnsi="Times New Roman" w:cs="Times New Roman"/>
+          <w:b/>
+          <w:lang w:val="en-US"/>
+        </w:rPr>
+      </w:pPr>
+    </w:p>
+    <w:p>
+      <w:pPr>
+        <w:pStyle w:val="Heading3"/>
+        <w:spacing w:before="120" w:after="60"/>
+        <w:rPr>
+          <w:rFonts w:ascii="Times New Roman" w:hAnsi="Times New Roman" w:cs="Times New Roman"/>
+          <w:b/>
+          <w:lang w:val="en-US"/>
+        </w:rPr>
+      </w:pPr>
+    </w:p>
+    <w:p>
+      <w:pPr>
+        <w:pStyle w:val="Heading3"/>
+        <w:spacing w:before="120" w:after="60"/>
+        <w:rPr>
+          <w:rFonts w:ascii="Times New Roman" w:hAnsi="Times New Roman" w:cs="Times New Roman"/>
+          <w:b/>
+          <w:lang w:val="en-US"/>
+        </w:rPr>
+      </w:pPr>
+    </w:p>
+    <w:p>
+      <w:pPr>
+        <w:pStyle w:val="Heading3"/>
+        <w:spacing w:before="120" w:after="60"/>
+        <w:rPr>
+          <w:rFonts w:ascii="Times New Roman" w:hAnsi="Times New Roman" w:cs="Times New Roman"/>
+          <w:b/>
+          <w:lang w:val="en-US"/>
+        </w:rPr>
+      </w:pPr>
+    </w:p>
+    <w:p>
+      <w:pPr>
+        <w:pStyle w:val="Heading3"/>
+        <w:spacing w:before="120" w:after="60"/>
+        <w:rPr>
+          <w:rFonts w:ascii="Times New Roman" w:hAnsi="Times New Roman" w:cs="Times New Roman"/>
+          <w:b/>
+          <w:lang w:val="en-US"/>
+        </w:rPr>
+      </w:pPr>
+    </w:p>
+    <w:p>
+      <w:pPr>
+        <w:pStyle w:val="Heading3"/>
+        <w:spacing w:before="120" w:after="60"/>
+        <w:rPr>
+          <w:rFonts w:ascii="Times New Roman" w:hAnsi="Times New Roman" w:cs="Times New Roman"/>
+          <w:b/>
+          <w:lang w:val="en-US"/>
+        </w:rPr>
+      </w:pPr>
+    </w:p>
+    <w:p>
+      <w:pPr>
+        <w:pStyle w:val="Heading3"/>
+        <w:spacing w:before="120" w:after="60"/>
+        <w:rPr>
+          <w:rFonts w:ascii="Times New Roman" w:hAnsi="Times New Roman" w:cs="Times New Roman"/>
+          <w:b/>
+          <w:lang w:val="en-US"/>
+        </w:rPr>
+      </w:pPr>
+    </w:p>
+    <w:p>
+      <w:pPr>
+        <w:pStyle w:val="Heading3"/>
+        <w:spacing w:before="120" w:after="60"/>
+        <w:rPr>
+          <w:rFonts w:ascii="Times New Roman" w:hAnsi="Times New Roman" w:cs="Times New Roman"/>
+          <w:b/>
+          <w:lang w:val="en-US"/>
+        </w:rPr>
+      </w:pPr>
+    </w:p>
+    <w:p>
+      <w:pPr>
+        <w:pStyle w:val="Heading3"/>
+        <w:spacing w:before="120" w:after="60"/>
+        <w:rPr>
+          <w:rFonts w:ascii="Times New Roman" w:hAnsi="Times New Roman" w:cs="Times New Roman"/>
+          <w:b/>
+          <w:lang w:val="en-US"/>
+        </w:rPr>
+      </w:pPr>
+    </w:p>
+    <w:p>
+      <w:pPr>
+        <w:pStyle w:val="Heading3"/>
+        <w:spacing w:before="120" w:after="60"/>
+        <w:rPr>
+          <w:rFonts w:ascii="Times New Roman" w:hAnsi="Times New Roman" w:cs="Times New Roman"/>
+          <w:b/>
+          <w:lang w:val="en-US"/>
+        </w:rPr>
+      </w:pPr>
+    </w:p>
+    <w:p>
+      <w:pPr>
+        <w:pStyle w:val="Heading3"/>
+        <w:spacing w:before="120" w:after="60"/>
+        <w:rPr>
+          <w:rFonts w:ascii="Times New Roman" w:hAnsi="Times New Roman" w:cs="Times New Roman"/>
+          <w:b/>
+          <w:lang w:val="en-US"/>
+        </w:rPr>
+      </w:pPr>
+    </w:p>
+    <w:p>
+      <w:pPr>
+        <w:pStyle w:val="Heading3"/>
+        <w:spacing w:before="120" w:after="60"/>
+        <w:rPr>
+          <w:rFonts w:ascii="Times New Roman" w:hAnsi="Times New Roman" w:cs="Times New Roman"/>
+          <w:b/>
+          <w:lang w:val="en-US"/>
+        </w:rPr>
+      </w:pPr>
+    </w:p>
+    <w:p>
+      <w:pPr>
+        <w:pStyle w:val="Heading3"/>
+        <w:spacing w:before="120" w:after="60"/>
+        <w:rPr>
+          <w:rFonts w:ascii="Times New Roman" w:hAnsi="Times New Roman" w:cs="Times New Roman"/>
+          <w:b/>
+          <w:lang w:val="en-US"/>
+        </w:rPr>
+      </w:pPr>
+    </w:p>
+    <w:p>
+      <w:pPr>
+        <w:pStyle w:val="Heading3"/>
+        <w:spacing w:before="120" w:after="60"/>
+        <w:rPr>
+          <w:rFonts w:ascii="Times New Roman" w:hAnsi="Times New Roman" w:cs="Times New Roman"/>
+          <w:b/>
+          <w:lang w:val="en-US"/>
+        </w:rPr>
+      </w:pPr>
+    </w:p>
+    <w:p>
+      <w:pPr>
+        <w:pStyle w:val="Heading3"/>
+        <w:spacing w:before="120" w:after="60"/>
+        <w:rPr>
+          <w:rFonts w:ascii="Times New Roman" w:hAnsi="Times New Roman" w:cs="Times New Roman"/>
+          <w:b/>
+          <w:lang w:val="en-US"/>
+        </w:rPr>
+      </w:pPr>
+    </w:p>
+    <w:p>
+      <w:pPr>
+        <w:pStyle w:val="Heading3"/>
+        <w:spacing w:before="120" w:after="60"/>
+        <w:rPr>
+          <w:rFonts w:ascii="Times New Roman" w:hAnsi="Times New Roman" w:cs="Times New Roman"/>
+          <w:b/>
+          <w:lang w:val="en-US"/>
+        </w:rPr>
+      </w:pPr>
+    </w:p>
+    <w:p>
+      <w:pPr>
+        <w:pStyle w:val="Heading3"/>
+        <w:spacing w:before="120" w:after="60"/>
+        <w:rPr>
+          <w:rFonts w:ascii="Times New Roman" w:hAnsi="Times New Roman" w:cs="Times New Roman"/>
+          <w:b/>
+          <w:lang w:val="en-US"/>
+        </w:rPr>
+      </w:pPr>
+    </w:p>
+    <w:p>
+      <w:pPr>
+        <w:pStyle w:val="Heading3"/>
+        <w:spacing w:before="120" w:after="60"/>
+        <w:rPr>
+          <w:rFonts w:ascii="Times New Roman" w:hAnsi="Times New Roman" w:cs="Times New Roman"/>
+          <w:b/>
+          <w:lang w:val="en-US"/>
+        </w:rPr>
+      </w:pPr>
+    </w:p>
+    <w:p>
+      <w:pPr>
+        <w:pStyle w:val="Heading3"/>
+        <w:spacing w:before="120" w:after="60"/>
+        <w:rPr>
+          <w:rFonts w:ascii="Times New Roman" w:hAnsi="Times New Roman" w:cs="Times New Roman"/>
+          <w:b/>
+          <w:lang w:val="en-US"/>
+        </w:rPr>
+      </w:pPr>
+    </w:p>
+    <w:p>
+      <w:pPr>
+        <w:pStyle w:val="Heading3"/>
+        <w:spacing w:before="120" w:after="60"/>
+        <w:rPr>
+          <w:rFonts w:ascii="Times New Roman" w:hAnsi="Times New Roman" w:cs="Times New Roman"/>
+          <w:b/>
+          <w:lang w:val="en-US"/>
+        </w:rPr>
+      </w:pPr>
+    </w:p>
+    <w:p>
+      <w:pPr>
+        <w:pStyle w:val="Heading3"/>
+        <w:spacing w:before="120" w:after="60"/>
+        <w:rPr>
+          <w:rFonts w:ascii="Times New Roman" w:hAnsi="Times New Roman" w:cs="Times New Roman"/>
+          <w:b/>
+          <w:lang w:val="en-US"/>
+        </w:rPr>
+      </w:pPr>
+    </w:p>
+    <w:p>
+      <w:pPr>
+        <w:pStyle w:val="Heading3"/>
+        <w:spacing w:before="120" w:after="60"/>
+        <w:rPr>
+          <w:rFonts w:ascii="Times New Roman" w:hAnsi="Times New Roman" w:cs="Times New Roman"/>
+          <w:b/>
+          <w:lang w:val="en-US"/>
+        </w:rPr>
+      </w:pPr>
+    </w:p>
+    <w:p>
+      <w:pPr>
+        <w:pStyle w:val="Heading3"/>
+        <w:spacing w:before="120" w:after="60"/>
+        <w:rPr>
+          <w:rFonts w:ascii="Times New Roman" w:hAnsi="Times New Roman" w:cs="Times New Roman"/>
+          <w:b/>
+          <w:lang w:val="en-US"/>
+        </w:rPr>
+      </w:pPr>
+    </w:p>
+    <w:p>
+      <w:pPr>
+        <w:pStyle w:val="Heading3"/>
+        <w:spacing w:before="120" w:after="60"/>
+        <w:rPr>
+          <w:rFonts w:ascii="Times New Roman" w:hAnsi="Times New Roman" w:cs="Times New Roman"/>
+          <w:b/>
+          <w:lang w:val="en-US"/>
+        </w:rPr>
+      </w:pPr>
+    </w:p>
+    <w:p>
+      <w:pPr>
+        <w:pStyle w:val="Heading3"/>
+        <w:spacing w:before="120" w:after="60"/>
+        <w:rPr>
+          <w:rFonts w:ascii="Times New Roman" w:hAnsi="Times New Roman" w:cs="Times New Roman"/>
+          <w:b/>
+          <w:lang w:val="en-US"/>
+        </w:rPr>
+      </w:pPr>
+    </w:p>
+    <w:p>
+      <w:pPr>
+        <w:pStyle w:val="Heading3"/>
+        <w:spacing w:before="120" w:after="60"/>
+        <w:rPr>
+          <w:rFonts w:ascii="Times New Roman" w:hAnsi="Times New Roman" w:cs="Times New Roman"/>
+          <w:b/>
+          <w:lang w:val="en-US"/>
+        </w:rPr>
+      </w:pPr>
+    </w:p>
+    <w:p>
+      <w:pPr>
+        <w:pStyle w:val="Heading3"/>
+        <w:spacing w:before="120" w:after="60"/>
+        <w:rPr>
+          <w:rFonts w:ascii="Times New Roman" w:hAnsi="Times New Roman" w:cs="Times New Roman"/>
+          <w:b/>
+          <w:lang w:val="en-US"/>
+        </w:rPr>
+      </w:pPr>
+    </w:p>
+    <w:p>
+      <w:pPr>
+        <w:pStyle w:val="Heading3"/>
+        <w:spacing w:before="120" w:after="60"/>
+        <w:rPr>
+          <w:rFonts w:ascii="Times New Roman" w:hAnsi="Times New Roman" w:cs="Times New Roman"/>
+          <w:b/>
+          <w:lang w:val="en-US"/>
+        </w:rPr>
+      </w:pPr>
+    </w:p>
+    <w:p>
+      <w:pPr>
+        <w:pStyle w:val="Heading3"/>
+        <w:spacing w:before="120" w:after="60"/>
+        <w:rPr>
+          <w:rFonts w:ascii="Times New Roman" w:hAnsi="Times New Roman" w:cs="Times New Roman"/>
+          <w:b/>
+          <w:lang w:val="en-US"/>
+        </w:rPr>
+      </w:pPr>
+    </w:p>
+    <w:p>
+      <w:pPr>
+        <w:pStyle w:val="Heading3"/>
+        <w:spacing w:before="120" w:after="60"/>
+        <w:rPr>
+          <w:rFonts w:ascii="Times New Roman" w:hAnsi="Times New Roman" w:cs="Times New Roman"/>
+          <w:b/>
+          <w:lang w:val="en-US"/>
+        </w:rPr>
+      </w:pPr>
+    </w:p>
+    <w:p>
+      <w:pPr>
+        <w:pStyle w:val="Heading3"/>
+        <w:spacing w:before="120" w:after="60"/>
+        <w:rPr>
+          <w:rFonts w:ascii="Times New Roman" w:hAnsi="Times New Roman" w:cs="Times New Roman"/>
+          <w:b/>
+          <w:lang w:val="en-US"/>
+        </w:rPr>
+      </w:pPr>
+    </w:p>
+    <w:p>
+      <w:pPr>
+        <w:pStyle w:val="Heading3"/>
+        <w:spacing w:before="120" w:after="60"/>
+        <w:rPr>
+          <w:rFonts w:ascii="Times New Roman" w:hAnsi="Times New Roman" w:cs="Times New Roman"/>
+          <w:b/>
+          <w:lang w:val="en-US"/>
+        </w:rPr>
+      </w:pPr>
+    </w:p>
+    <w:p>
+      <w:pPr>
+        <w:pStyle w:val="Heading3"/>
+        <w:spacing w:before="120" w:after="60"/>
+        <w:rPr>
+          <w:rFonts w:ascii="Times New Roman" w:hAnsi="Times New Roman" w:cs="Times New Roman"/>
+          <w:b/>
+          <w:lang w:val="en-US"/>
+        </w:rPr>
+      </w:pPr>
+    </w:p>
+    <w:p>
+      <w:pPr>
+        <w:pStyle w:val="Heading3"/>
+        <w:spacing w:before="120" w:after="60"/>
+        <w:rPr>
+          <w:rFonts w:ascii="Times New Roman" w:hAnsi="Times New Roman" w:cs="Times New Roman"/>
+          <w:b/>
+          <w:lang w:val="en-US"/>
+        </w:rPr>
+      </w:pPr>
+    </w:p>
+    <w:p>
+      <w:pPr>
+        <w:pStyle w:val="Heading3"/>
+        <w:spacing w:before="120" w:after="60"/>
+        <w:rPr>
+          <w:rFonts w:ascii="Times New Roman" w:hAnsi="Times New Roman" w:cs="Times New Roman"/>
+          <w:b/>
+          <w:lang w:val="en-US"/>
+        </w:rPr>
+      </w:pPr>
+    </w:p>
+    <w:p>
+      <w:pPr>
+        <w:pStyle w:val="Heading3"/>
+        <w:spacing w:before="120" w:after="60"/>
+        <w:rPr>
+          <w:rFonts w:ascii="Times New Roman" w:hAnsi="Times New Roman" w:cs="Times New Roman"/>
+          <w:b/>
+          <w:lang w:val="en-US"/>
+        </w:rPr>
+      </w:pPr>
+    </w:p>
+    <w:p>
+      <w:pPr>
+        <w:pStyle w:val="Heading3"/>
+        <w:spacing w:before="120" w:after="60"/>
+        <w:rPr>
+          <w:rFonts w:ascii="Times New Roman" w:hAnsi="Times New Roman" w:cs="Times New Roman"/>
+          <w:b/>
+          <w:lang w:val="en-US"/>
+        </w:rPr>
+      </w:pPr>
+    </w:p>
+    <w:p>
+      <w:pPr>
+        <w:pStyle w:val="Heading3"/>
+        <w:spacing w:before="120" w:after="60"/>
+        <w:rPr>
+          <w:rFonts w:ascii="Times New Roman" w:hAnsi="Times New Roman" w:cs="Times New Roman"/>
+          <w:b/>
+          <w:lang w:val="en-US"/>
+        </w:rPr>
+      </w:pPr>
+    </w:p>
+    <w:p>
+      <w:pPr>
+        <w:pStyle w:val="Heading3"/>
+        <w:spacing w:before="120" w:after="60"/>
+        <w:rPr>
+          <w:rFonts w:ascii="Times New Roman" w:hAnsi="Times New Roman" w:cs="Times New Roman"/>
+          <w:b/>
+          <w:lang w:val="en-US"/>
+        </w:rPr>
+      </w:pPr>
+    </w:p>
+    <w:p>
+      <w:pPr>
+        <w:pStyle w:val="Heading3"/>
+        <w:spacing w:before="120" w:after="60"/>
+        <w:rPr>
+          <w:rFonts w:ascii="Times New Roman" w:hAnsi="Times New Roman" w:cs="Times New Roman"/>
+          <w:b/>
+          <w:lang w:val="en-US"/>
+        </w:rPr>
+      </w:pPr>
+    </w:p>
+    <w:p>
+      <w:pPr>
+        <w:pStyle w:val="Heading3"/>
+        <w:spacing w:before="120" w:after="60"/>
+        <w:rPr>
+          <w:rFonts w:ascii="Times New Roman" w:hAnsi="Times New Roman" w:cs="Times New Roman"/>
+          <w:b/>
+          <w:lang w:val="en-US"/>
+        </w:rPr>
+      </w:pPr>
+    </w:p>
+    <w:p>
+      <w:pPr>
+        <w:pStyle w:val="Heading3"/>
+        <w:spacing w:before="120" w:after="60"/>
+        <w:rPr>
+          <w:rFonts w:ascii="Times New Roman" w:hAnsi="Times New Roman" w:cs="Times New Roman"/>
+          <w:b/>
+          <w:lang w:val="en-US"/>
+        </w:rPr>
+      </w:pPr>
+    </w:p>
+    <w:p>
+      <w:pPr>
+        <w:pStyle w:val="Heading3"/>
+        <w:spacing w:before="120" w:after="60"/>
+        <w:rPr>
+          <w:rFonts w:ascii="Times New Roman" w:hAnsi="Times New Roman" w:cs="Times New Roman"/>
+          <w:b/>
+          <w:lang w:val="en-US"/>
+        </w:rPr>
+      </w:pPr>
+    </w:p>
+    <w:p>
+      <w:pPr>
+        <w:pStyle w:val="Heading3"/>
+        <w:spacing w:before="120" w:after="60"/>
+        <w:rPr>
+          <w:rFonts w:ascii="Times New Roman" w:hAnsi="Times New Roman" w:cs="Times New Roman"/>
+          <w:b/>
+          <w:lang w:val="en-US"/>
+        </w:rPr>
+      </w:pPr>
+    </w:p>
+    <w:p>
+      <w:pPr>
+        <w:pStyle w:val="Heading3"/>
+        <w:spacing w:before="120" w:after="60"/>
+        <w:rPr>
+          <w:rFonts w:ascii="Times New Roman" w:hAnsi="Times New Roman" w:cs="Times New Roman"/>
+          <w:b/>
+          <w:lang w:val="en-US"/>
+        </w:rPr>
+      </w:pPr>
+    </w:p>
+    <w:p>
+      <w:pPr>
+        <w:pStyle w:val="Heading3"/>
+        <w:spacing w:before="120" w:after="60"/>
+        <w:rPr>
+          <w:rFonts w:ascii="Times New Roman" w:hAnsi="Times New Roman" w:cs="Times New Roman"/>
+          <w:b/>
+          <w:lang w:val="en-US"/>
+        </w:rPr>
+      </w:pPr>
+    </w:p>
+    <w:p>
+      <w:pPr>
+        <w:pStyle w:val="Heading3"/>
+        <w:spacing w:before="120" w:after="60"/>
+        <w:rPr>
+          <w:rFonts w:ascii="Times New Roman" w:hAnsi="Times New Roman" w:cs="Times New Roman"/>
+          <w:b/>
+          <w:lang w:val="en-US"/>
+        </w:rPr>
+      </w:pPr>
+    </w:p>
+    <w:p>
+      <w:pPr>
+        <w:pStyle w:val="Heading3"/>
+        <w:spacing w:before="120" w:after="60"/>
+        <w:rPr>
+          <w:rFonts w:ascii="Times New Roman" w:hAnsi="Times New Roman" w:cs="Times New Roman"/>
+          <w:b/>
+          <w:lang w:val="en-US"/>
+        </w:rPr>
+      </w:pPr>
+    </w:p>
+    <w:p>
+      <w:pPr>
+        <w:pStyle w:val="Heading3"/>
+        <w:spacing w:before="120" w:after="60"/>
+        <w:rPr>
+          <w:rFonts w:ascii="Times New Roman" w:hAnsi="Times New Roman" w:cs="Times New Roman"/>
+          <w:b/>
+          <w:lang w:val="en-US"/>
+        </w:rPr>
+      </w:pPr>
+    </w:p>
+    <w:p>
+      <w:pPr>
+        <w:pStyle w:val="Heading3"/>
+        <w:spacing w:before="120" w:after="60"/>
+        <w:rPr>
+          <w:rFonts w:ascii="Times New Roman" w:hAnsi="Times New Roman" w:cs="Times New Roman"/>
+          <w:b/>
+          <w:lang w:val="en-US"/>
+        </w:rPr>
+      </w:pPr>
+    </w:p>
+    <w:p>
+      <w:pPr>
+        <w:pStyle w:val="Heading3"/>
+        <w:spacing w:before="120" w:after="60"/>
+        <w:rPr>
+          <w:rFonts w:ascii="Times New Roman" w:hAnsi="Times New Roman" w:cs="Times New Roman"/>
+          <w:b/>
+          <w:lang w:val="en-US"/>
+        </w:rPr>
+      </w:pPr>
+    </w:p>
+    <w:p>
+      <w:pPr>
+        <w:pStyle w:val="Heading3"/>
+        <w:spacing w:before="120" w:after="60"/>
+        <w:rPr>
+          <w:rFonts w:ascii="Times New Roman" w:hAnsi="Times New Roman" w:cs="Times New Roman"/>
+          <w:b/>
+          <w:lang w:val="en-US"/>
+        </w:rPr>
+      </w:pPr>
+    </w:p>
+    <w:p>
+      <w:pPr>
+        <w:pStyle w:val="Heading3"/>
+        <w:spacing w:before="120" w:after="60"/>
+        <w:rPr>
+          <w:rFonts w:ascii="Times New Roman" w:hAnsi="Times New Roman" w:cs="Times New Roman"/>
+          <w:b/>
+          <w:lang w:val="en-US"/>
+        </w:rPr>
+      </w:pPr>
+    </w:p>
+    <w:p>
+      <w:pPr>
+        <w:pStyle w:val="Heading3"/>
+        <w:spacing w:before="120" w:after="60"/>
+        <w:rPr>
+          <w:rFonts w:ascii="Times New Roman" w:hAnsi="Times New Roman" w:cs="Times New Roman"/>
+          <w:b/>
+          <w:lang w:val="en-US"/>
+        </w:rPr>
+      </w:pPr>
+    </w:p>
+    <w:p>
+      <w:pPr>
+        <w:pStyle w:val="Heading3"/>
+        <w:spacing w:before="120" w:after="60"/>
+        <w:rPr>
+          <w:rFonts w:ascii="Times New Roman" w:hAnsi="Times New Roman" w:cs="Times New Roman"/>
+          <w:b/>
+          <w:lang w:val="en-US"/>
+        </w:rPr>
+      </w:pPr>
+    </w:p>
+    <w:p>
+      <w:pPr>
+        <w:pStyle w:val="Heading3"/>
+        <w:spacing w:before="120" w:after="60"/>
+        <w:rPr>
+          <w:rFonts w:ascii="Times New Roman" w:hAnsi="Times New Roman" w:cs="Times New Roman"/>
+          <w:b/>
+          <w:lang w:val="en-US"/>
+        </w:rPr>
+      </w:pPr>
+    </w:p>
+    <w:p>
+      <w:pPr>
+        <w:pStyle w:val="Heading3"/>
+        <w:spacing w:before="120" w:after="60"/>
+        <w:rPr>
+          <w:rFonts w:ascii="Times New Roman" w:hAnsi="Times New Roman" w:cs="Times New Roman"/>
+          <w:b/>
+          <w:lang w:val="en-US"/>
+        </w:rPr>
+      </w:pPr>
+    </w:p>
+    <w:p>
+      <w:pPr>
+        <w:pStyle w:val="Heading3"/>
+        <w:spacing w:before="120" w:after="60"/>
+        <w:rPr>
+          <w:rFonts w:ascii="Times New Roman" w:hAnsi="Times New Roman" w:cs="Times New Roman"/>
+          <w:b/>
+          <w:lang w:val="en-US"/>
+        </w:rPr>
+      </w:pPr>
+    </w:p>
+    <w:p>
+      <w:pPr>
+        <w:pStyle w:val="Heading3"/>
+        <w:spacing w:before="120" w:after="60"/>
+        <w:rPr>
+          <w:rFonts w:ascii="Times New Roman" w:hAnsi="Times New Roman" w:cs="Times New Roman"/>
+          <w:b/>
+          <w:lang w:val="en-US"/>
+        </w:rPr>
+      </w:pPr>
+    </w:p>
+    <w:p>
+      <w:pPr>
+        <w:pStyle w:val="Heading3"/>
+        <w:spacing w:before="120" w:after="60"/>
+        <w:rPr>
+          <w:rFonts w:ascii="Times New Roman" w:hAnsi="Times New Roman" w:cs="Times New Roman"/>
+          <w:b/>
+          <w:lang w:val="en-US"/>
+        </w:rPr>
+      </w:pPr>
+    </w:p>
+    <w:p>
+      <w:pPr>
+        <w:pStyle w:val="Heading3"/>
+        <w:spacing w:before="120" w:after="60"/>
+        <w:rPr>
+          <w:rFonts w:ascii="Times New Roman" w:hAnsi="Times New Roman" w:cs="Times New Roman"/>
+        </w:rPr>
+      </w:pPr>
+      <w:r>
+        <w:rPr>
+          <w:rFonts w:ascii="Times New Roman" w:hAnsi="Times New Roman" w:cs="Times New Roman"/>
+          <w:b/>
+          <w:lang w:val="en-US"/>
+        </w:rPr>
+        <w:br/>
+      </w:r>
       <w:r>
         <w:rPr>
           <w:rFonts w:ascii="Times New Roman" w:hAnsi="Times New Roman" w:cs="Times New Roman"/>
@@ -3659,6 +6699,7 @@
           <w:rFonts w:cs="Times New Roman"/>
           <w:b/>
         </w:rPr>
+        <w:lastRenderedPageBreak/>
         <w:t>• CONTRACT is the center of the project execution stage and links to MILESTONE, PAYMENT, and REVIEW.</w:t>
       </w:r>
     </w:p>
@@ -3717,19 +6758,176 @@
         <w:pStyle w:val="ReportBody"/>
       </w:pPr>
       <w:r>
-        <w:t xml:space="preserve">The logical schema below is mapped directly from the Phase 1 conceptual model. Entity names, relationships, and foreign keys are kept consistent with the Phase 1 ER/EER diagram. In </w:t>
-      </w:r>
+        <w:t>The logical schema below is mapped directly from the Phase 1 conceptual model. Entity names, relationships, and foreign keys are kept consistent with the Phase 1 ER/EER diagram. In particular, JOB, JOB_CATEGORY, MILESTONE, and the payment participants are retained rather than replaced by alternative entities from the second document.</w:t>
+      </w:r>
+    </w:p>
+    <w:p>
+      <w:pPr>
+        <w:pStyle w:val="Heading3"/>
+      </w:pPr>
+      <w:r>
+        <w:t>USER</w:t>
+      </w:r>
+    </w:p>
+    <w:p>
+      <w:pPr>
+        <w:pStyle w:val="ReportBody"/>
+      </w:pPr>
+      <w:r>
+        <w:t>users( user_id PK, email, full_name, password_hash, phone )</w:t>
+      </w:r>
+    </w:p>
+    <w:p>
+      <w:pPr>
+        <w:pStyle w:val="Heading3"/>
+      </w:pPr>
+      <w:r>
+        <w:t>CLIENT</w:t>
+      </w:r>
+    </w:p>
+    <w:p>
+      <w:pPr>
+        <w:pStyle w:val="ReportBody"/>
+      </w:pPr>
+      <w:r>
+        <w:t>clients( client_id PK, FK → users.user_id, company_name, company_description, location )</w:t>
+      </w:r>
+    </w:p>
+    <w:p>
+      <w:pPr>
+        <w:pStyle w:val="Heading3"/>
+      </w:pPr>
+      <w:r>
+        <w:t>FREELANCER</w:t>
+      </w:r>
+    </w:p>
+    <w:p>
+      <w:pPr>
+        <w:pStyle w:val="ReportBody"/>
+      </w:pPr>
+      <w:r>
+        <w:t>freelancers( freelancer_id PK, FK → users.user_id, professional_title, bio, hourly_rate, experience_level )</w:t>
+      </w:r>
+    </w:p>
+    <w:p>
+      <w:pPr>
+        <w:pStyle w:val="Heading3"/>
+      </w:pPr>
+      <w:r>
+        <w:t>SKILL</w:t>
+      </w:r>
+    </w:p>
+    <w:p>
+      <w:pPr>
+        <w:pStyle w:val="ReportBody"/>
+      </w:pPr>
+      <w:r>
+        <w:t>skills( skill_id PK, skill_name )</w:t>
+      </w:r>
+    </w:p>
+    <w:p>
+      <w:pPr>
+        <w:pStyle w:val="Heading3"/>
+      </w:pPr>
+      <w:r>
+        <w:t>FREELANCER_SKILL</w:t>
+      </w:r>
+    </w:p>
+    <w:p>
+      <w:pPr>
+        <w:pStyle w:val="ReportBody"/>
+      </w:pPr>
+      <w:r>
+        <w:t>freelancer_skills( freelancer_id PK, FK, skill_id PK, FK, skill_level )</w:t>
+      </w:r>
+    </w:p>
+    <w:p>
+      <w:pPr>
+        <w:pStyle w:val="Heading3"/>
+      </w:pPr>
+      <w:r>
+        <w:t>JOB_CATEGORY</w:t>
+      </w:r>
+    </w:p>
+    <w:p>
+      <w:pPr>
+        <w:pStyle w:val="ReportBody"/>
+      </w:pPr>
+      <w:r>
+        <w:t>job_categories( category_id PK, category_name, description )</w:t>
+      </w:r>
+    </w:p>
+    <w:p>
+      <w:pPr>
+        <w:pStyle w:val="Heading3"/>
+      </w:pPr>
+      <w:r>
+        <w:t>JOB</w:t>
+      </w:r>
+    </w:p>
+    <w:p>
+      <w:pPr>
+        <w:pStyle w:val="ReportBody"/>
+      </w:pPr>
+      <w:r>
+        <w:t>jobs( job_id PK, client_id FK, category_id FK, title, description, budget_min, budget_max, deadline, status )</w:t>
+      </w:r>
+    </w:p>
+    <w:p>
+      <w:pPr>
+        <w:pStyle w:val="Heading3"/>
+      </w:pPr>
+      <w:r>
+        <w:t>PROPOSAL</w:t>
+      </w:r>
+    </w:p>
+    <w:p>
+      <w:pPr>
+        <w:pStyle w:val="ReportBody"/>
+      </w:pPr>
+      <w:r>
+        <w:t>proposals( proposal_id PK, job_id FK, freelancer_id FK, proposed_amount, cover_letter, estimated_days, status, submitted_at )</w:t>
+      </w:r>
+    </w:p>
+    <w:p>
+      <w:pPr>
+        <w:pStyle w:val="Heading3"/>
+      </w:pPr>
+      <w:r>
+        <w:t>CONTRACT</w:t>
+      </w:r>
+    </w:p>
+    <w:p>
+      <w:pPr>
+        <w:pStyle w:val="ReportBody"/>
+      </w:pPr>
+      <w:r>
+        <w:t>contracts( contract_id PK, proposal_id FK UNIQUE, client_id FK, freelancer_id FK, start_date, end_date, total_amount, status )</w:t>
+      </w:r>
+    </w:p>
+    <w:p>
+      <w:pPr>
+        <w:pStyle w:val="Heading3"/>
+      </w:pPr>
+      <w:r>
+        <w:t>MILESTONE</w:t>
+      </w:r>
+    </w:p>
+    <w:p>
+      <w:pPr>
+        <w:pStyle w:val="ReportBody"/>
+      </w:pPr>
+      <w:r>
+        <w:t>milestones( milestone_id PK, contract_id FK, title, description, amount, due_date, status )</w:t>
+      </w:r>
+    </w:p>
+    <w:p>
+      <w:pPr>
+        <w:pStyle w:val="Heading3"/>
+      </w:pPr>
       <w:r>
         <w:lastRenderedPageBreak/>
-        <w:t>particular, JOB, JOB_CATEGORY, MILESTONE, and the payment participants are retained rather than replaced by alternative entities from the second document.</w:t>
-      </w:r>
-    </w:p>
-    <w:p>
-      <w:pPr>
-        <w:pStyle w:val="Heading3"/>
-      </w:pPr>
-      <w:r>
-        <w:t>USER</w:t>
+        <w:t>PAYMENT</w:t>
       </w:r>
     </w:p>
     <w:p>
@@ -3737,15 +6935,15 @@
         <w:pStyle w:val="ReportBody"/>
       </w:pPr>
       <w:r>
-        <w:t>users( user_id PK, email, full_name, password_hash, phone )</w:t>
-      </w:r>
-    </w:p>
-    <w:p>
-      <w:pPr>
-        <w:pStyle w:val="Heading3"/>
-      </w:pPr>
-      <w:r>
-        <w:t>CLIENT</w:t>
+        <w:t>payments( payment_id PK, milestone_id FK UNIQUE, payer_id FK → users.user_id, payee_id FK → users.user_id, amount, payment_status )</w:t>
+      </w:r>
+    </w:p>
+    <w:p>
+      <w:pPr>
+        <w:pStyle w:val="Heading3"/>
+      </w:pPr>
+      <w:r>
+        <w:t>REVIEW</w:t>
       </w:r>
     </w:p>
     <w:p>
@@ -3753,15 +6951,15 @@
         <w:pStyle w:val="ReportBody"/>
       </w:pPr>
       <w:r>
-        <w:t>clients( client_id PK, FK → users.user_id, company_name, company_description, location )</w:t>
-      </w:r>
-    </w:p>
-    <w:p>
-      <w:pPr>
-        <w:pStyle w:val="Heading3"/>
-      </w:pPr>
-      <w:r>
-        <w:t>FREELANCER</w:t>
+        <w:t>reviews( review_id PK, contract_id FK, reviewer_id FK → users.user_id, reviewee_id FK → users.user_id, rating, comment )</w:t>
+      </w:r>
+    </w:p>
+    <w:p>
+      <w:pPr>
+        <w:pStyle w:val="Heading3"/>
+      </w:pPr>
+      <w:r>
+        <w:t>Mapping and integrity notes</w:t>
       </w:r>
     </w:p>
     <w:p>
@@ -3769,15 +6967,7 @@
         <w:pStyle w:val="ReportBody"/>
       </w:pPr>
       <w:r>
-        <w:t>freelancers( freelancer_id PK, FK → users.user_id, professional_title, bio, hourly_rate, experience_level )</w:t>
-      </w:r>
-    </w:p>
-    <w:p>
-      <w:pPr>
-        <w:pStyle w:val="Heading3"/>
-      </w:pPr>
-      <w:r>
-        <w:t>SKILL</w:t>
+        <w:t>• USER is the supertype; CLIENT and FREELANCER are 1:1 specializations linked back to USER through their identifiers.</w:t>
       </w:r>
     </w:p>
     <w:p>
@@ -3785,15 +6975,7 @@
         <w:pStyle w:val="ReportBody"/>
       </w:pPr>
       <w:r>
-        <w:t>skills( skill_id PK, skill_name )</w:t>
-      </w:r>
-    </w:p>
-    <w:p>
-      <w:pPr>
-        <w:pStyle w:val="Heading3"/>
-      </w:pPr>
-      <w:r>
-        <w:t>FREELANCER_SKILL</w:t>
+        <w:t>• CLIENT owns JOB records, while JOB_CATEGORY classifies JOB. Therefore every JOB references exactly one CLIENT and one JOB_CATEGORY.</w:t>
       </w:r>
     </w:p>
     <w:p>
@@ -3801,151 +6983,6 @@
         <w:pStyle w:val="ReportBody"/>
       </w:pPr>
       <w:r>
-        <w:t>freelancer_skills( freelancer_id PK, FK, skill_id PK, FK, skill_level )</w:t>
-      </w:r>
-    </w:p>
-    <w:p>
-      <w:pPr>
-        <w:pStyle w:val="Heading3"/>
-      </w:pPr>
-      <w:r>
-        <w:t>JOB_CATEGORY</w:t>
-      </w:r>
-    </w:p>
-    <w:p>
-      <w:pPr>
-        <w:pStyle w:val="ReportBody"/>
-      </w:pPr>
-      <w:r>
-        <w:t>job_categories( category_id PK, category_name, description )</w:t>
-      </w:r>
-    </w:p>
-    <w:p>
-      <w:pPr>
-        <w:pStyle w:val="Heading3"/>
-      </w:pPr>
-      <w:r>
-        <w:t>JOB</w:t>
-      </w:r>
-    </w:p>
-    <w:p>
-      <w:pPr>
-        <w:pStyle w:val="ReportBody"/>
-      </w:pPr>
-      <w:r>
-        <w:t>jobs( job_id PK, client_id FK, category_id FK, title, description, budget_min, budget_max, deadline, status )</w:t>
-      </w:r>
-    </w:p>
-    <w:p>
-      <w:pPr>
-        <w:pStyle w:val="Heading3"/>
-      </w:pPr>
-      <w:r>
-        <w:t>PROPOSAL</w:t>
-      </w:r>
-    </w:p>
-    <w:p>
-      <w:pPr>
-        <w:pStyle w:val="ReportBody"/>
-      </w:pPr>
-      <w:r>
-        <w:t>proposals( proposal_id PK, job_id FK, freelancer_id FK, proposed_amount, cover_letter, estimated_days, status, submitted_at )</w:t>
-      </w:r>
-    </w:p>
-    <w:p>
-      <w:pPr>
-        <w:pStyle w:val="Heading3"/>
-      </w:pPr>
-      <w:r>
-        <w:t>CONTRACT</w:t>
-      </w:r>
-    </w:p>
-    <w:p>
-      <w:pPr>
-        <w:pStyle w:val="ReportBody"/>
-      </w:pPr>
-      <w:r>
-        <w:t>contracts( contract_id PK, proposal_id FK UNIQUE, client_id FK, freelancer_id FK, start_date, end_date, total_amount, status )</w:t>
-      </w:r>
-    </w:p>
-    <w:p>
-      <w:pPr>
-        <w:pStyle w:val="Heading3"/>
-      </w:pPr>
-      <w:r>
-        <w:t>MILESTONE</w:t>
-      </w:r>
-    </w:p>
-    <w:p>
-      <w:pPr>
-        <w:pStyle w:val="ReportBody"/>
-      </w:pPr>
-      <w:r>
-        <w:t>milestones( milestone_id PK, contract_id FK, title, description, amount, due_date, status )</w:t>
-      </w:r>
-    </w:p>
-    <w:p>
-      <w:pPr>
-        <w:pStyle w:val="Heading3"/>
-      </w:pPr>
-      <w:r>
-        <w:t>PAYMENT</w:t>
-      </w:r>
-    </w:p>
-    <w:p>
-      <w:pPr>
-        <w:pStyle w:val="ReportBody"/>
-      </w:pPr>
-      <w:r>
-        <w:t>payments( payment_id PK, milestone_id FK UNIQUE, payer_id FK → users.user_id, payee_id FK → users.user_id, amount, payment_status )</w:t>
-      </w:r>
-    </w:p>
-    <w:p>
-      <w:pPr>
-        <w:pStyle w:val="Heading3"/>
-      </w:pPr>
-      <w:r>
-        <w:t>REVIEW</w:t>
-      </w:r>
-    </w:p>
-    <w:p>
-      <w:pPr>
-        <w:pStyle w:val="ReportBody"/>
-      </w:pPr>
-      <w:r>
-        <w:t>reviews( review_id PK, contract_id FK, reviewer_id FK → users.user_id, reviewee_id FK → users.user_id, rating, comment )</w:t>
-      </w:r>
-    </w:p>
-    <w:p>
-      <w:pPr>
-        <w:pStyle w:val="Heading3"/>
-      </w:pPr>
-      <w:r>
-        <w:t>Mapping and integrity notes</w:t>
-      </w:r>
-    </w:p>
-    <w:p>
-      <w:pPr>
-        <w:pStyle w:val="ReportBody"/>
-      </w:pPr>
-      <w:r>
-        <w:t>• USER is the supertype; CLIENT and FREELANCER are 1:1 specializations linked back to USER through their identifiers.</w:t>
-      </w:r>
-    </w:p>
-    <w:p>
-      <w:pPr>
-        <w:pStyle w:val="ReportBody"/>
-      </w:pPr>
-      <w:r>
-        <w:t>• CLIENT owns JOB records, while JOB_CATEGORY classifies JOB. Therefore every JOB references exactly one CLIENT and one JOB_CATEGORY.</w:t>
-      </w:r>
-    </w:p>
-    <w:p>
-      <w:pPr>
-        <w:pStyle w:val="ReportBody"/>
-      </w:pPr>
-      <w:r>
-        <w:lastRenderedPageBreak/>
         <w:t>• FREELANCER_SKILL resolves the many-to-many relationship between FREELANCER and SKILL.</w:t>
       </w:r>
     </w:p>
@@ -4052,6 +7089,7 @@
         <w:pStyle w:val="ReportBody"/>
       </w:pPr>
       <w:r>
+        <w:lastRenderedPageBreak/>
         <w:t>Therefore, the reconciled database satisfies 1NF.</w:t>
       </w:r>
     </w:p>
@@ -4116,7 +7154,6 @@
         <w:pStyle w:val="ReportBody"/>
       </w:pPr>
       <w:r>
-        <w:lastRenderedPageBreak/>
         <w:t>• Common account data is kept in USER rather than repeated inside CLIENT and FREELANCER.</w:t>
       </w:r>
     </w:p>
@@ -5113,6 +8150,7 @@
               <w:rPr>
                 <w:sz w:val="16"/>
               </w:rPr>
+              <w:lastRenderedPageBreak/>
               <w:t>location</w:t>
             </w:r>
           </w:p>
@@ -5735,14 +8773,7 @@
               <w:rPr>
                 <w:sz w:val="16"/>
               </w:rPr>
-              <w:t xml:space="preserve">Level such as BEGINNER, </w:t>
-            </w:r>
-            <w:r>
-              <w:rPr>
-                <w:sz w:val="16"/>
-              </w:rPr>
-              <w:lastRenderedPageBreak/>
-              <w:t>INTERMEDIATE, ADVANCED, or EXPERT</w:t>
+              <w:t>Level such as BEGINNER, INTERMEDIATE, ADVANCED, or EXPERT</w:t>
             </w:r>
           </w:p>
         </w:tc>
@@ -7364,6 +10395,7 @@
               <w:rPr>
                 <w:sz w:val="16"/>
               </w:rPr>
+              <w:lastRenderedPageBreak/>
               <w:t>budget_min</w:t>
             </w:r>
           </w:p>
@@ -8088,7 +11120,6 @@
               <w:rPr>
                 <w:sz w:val="16"/>
               </w:rPr>
-              <w:lastRenderedPageBreak/>
               <w:t>proposed_amount</w:t>
             </w:r>
           </w:p>
@@ -10053,6 +13084,7 @@
         <w:pStyle w:val="Heading3"/>
       </w:pPr>
       <w:r>
+        <w:lastRenderedPageBreak/>
         <w:t>3.11 PAYMENT</w:t>
       </w:r>
     </w:p>
@@ -10605,7 +13637,6 @@
               <w:rPr>
                 <w:sz w:val="16"/>
               </w:rPr>
-              <w:lastRenderedPageBreak/>
               <w:t>payment_status</w:t>
             </w:r>
           </w:p>
@@ -11393,6 +14424,7 @@
         <w:rPr>
           <w:b w:val="0"/>
         </w:rPr>
+        <w:lastRenderedPageBreak/>
         <w:t>5.1 Test cases showing constraints prevent bad data insertion</w:t>
       </w:r>
     </w:p>
@@ -11425,7 +14457,6 @@
         <w:br/>
       </w:r>
       <w:r>
-        <w:lastRenderedPageBreak/>
         <w:br/>
       </w:r>
       <w:r>
@@ -13277,6 +16308,7 @@
   <w:style w:type="character" w:default="1" w:styleId="DefaultParagraphFont">
     <w:name w:val="Default Paragraph Font"/>
     <w:uiPriority w:val="1"/>
+    <w:semiHidden/>
     <w:unhideWhenUsed/>
   </w:style>
   <w:style w:type="table" w:default="1" w:styleId="TableNormal">

--- a/Freelance_Marketplace_Ecosystem_G3.docx
+++ b/Freelance_Marketplace_Ecosystem_G3.docx
@@ -307,9 +307,16 @@
           <w:szCs w:val="26"/>
           <w:lang w:val="vi-VN"/>
         </w:rPr>
-        <w:t xml:space="preserve"> Quang </w:t>
-      </w:r>
-      <w:proofErr w:type="gramStart"/>
+        <w:t xml:space="preserve"> Quang Huy</w:t>
+      </w:r>
+      <w:r>
+        <w:rPr>
+          <w:rFonts w:ascii="Times New Roman" w:hAnsi="Times New Roman" w:cs="Times New Roman"/>
+          <w:sz w:val="26"/>
+          <w:szCs w:val="26"/>
+        </w:rPr>
+        <w:t xml:space="preserve"> </w:t>
+      </w:r>
       <w:r>
         <w:rPr>
           <w:rFonts w:ascii="Times New Roman" w:hAnsi="Times New Roman" w:cs="Times New Roman"/>
@@ -317,7 +324,7 @@
           <w:szCs w:val="26"/>
           <w:lang w:val="vi-VN"/>
         </w:rPr>
-        <w:t>Huy</w:t>
+        <w:t xml:space="preserve"> </w:t>
       </w:r>
       <w:r>
         <w:rPr>
@@ -325,33 +332,7 @@
           <w:sz w:val="26"/>
           <w:szCs w:val="26"/>
         </w:rPr>
-        <w:t xml:space="preserve"> </w:t>
-      </w:r>
-      <w:r>
-        <w:rPr>
-          <w:rFonts w:ascii="Times New Roman" w:hAnsi="Times New Roman" w:cs="Times New Roman"/>
-          <w:sz w:val="26"/>
-          <w:szCs w:val="26"/>
-          <w:lang w:val="vi-VN"/>
-        </w:rPr>
-        <w:t xml:space="preserve"> </w:t>
-      </w:r>
-      <w:r>
-        <w:rPr>
-          <w:rFonts w:ascii="Times New Roman" w:hAnsi="Times New Roman" w:cs="Times New Roman"/>
-          <w:sz w:val="26"/>
-          <w:szCs w:val="26"/>
-        </w:rPr>
-        <w:t>(</w:t>
-      </w:r>
-      <w:proofErr w:type="gramEnd"/>
-      <w:r>
-        <w:rPr>
-          <w:rFonts w:ascii="Times New Roman" w:hAnsi="Times New Roman" w:cs="Times New Roman"/>
-          <w:sz w:val="26"/>
-          <w:szCs w:val="26"/>
-        </w:rPr>
-        <w:t>email</w:t>
+        <w:t>(email</w:t>
       </w:r>
       <w:r>
         <w:rPr>
@@ -596,39 +577,7 @@
           <w:rFonts w:cs="Times New Roman"/>
           <w:lang w:val="en-US"/>
         </w:rPr>
-        <w:t xml:space="preserve">The project aims to design and implement a relational database for a Freelance Marketplace Ecosystem, inspired by platforms such as </w:t>
-      </w:r>
-      <w:proofErr w:type="spellStart"/>
-      <w:r>
-        <w:rPr>
-          <w:rFonts w:cs="Times New Roman"/>
-          <w:lang w:val="en-US"/>
-        </w:rPr>
-        <w:t>vLance</w:t>
-      </w:r>
-      <w:proofErr w:type="spellEnd"/>
-      <w:r>
-        <w:rPr>
-          <w:rFonts w:cs="Times New Roman"/>
-          <w:lang w:val="en-US"/>
-        </w:rPr>
-        <w:t xml:space="preserve">, Upwork, and </w:t>
-      </w:r>
-      <w:proofErr w:type="spellStart"/>
-      <w:r>
-        <w:rPr>
-          <w:rFonts w:cs="Times New Roman"/>
-          <w:lang w:val="en-US"/>
-        </w:rPr>
-        <w:t>TopCV</w:t>
-      </w:r>
-      <w:proofErr w:type="spellEnd"/>
-      <w:r>
-        <w:rPr>
-          <w:rFonts w:cs="Times New Roman"/>
-          <w:lang w:val="en-US"/>
-        </w:rPr>
-        <w:t>.</w:t>
+        <w:t>The project aims to design and implement a relational database for a Freelance Marketplace Ecosystem, inspired by platforms such as vLance, Upwork, and TopCV.</w:t>
       </w:r>
     </w:p>
     <w:p>
@@ -682,20 +631,6 @@
     </w:p>
     <w:p>
       <w:pPr>
-        <w:pStyle w:val="ReportBody"/>
-        <w:rPr>
-          <w:rFonts w:cs="Times New Roman"/>
-        </w:rPr>
-      </w:pPr>
-      <w:r>
-        <w:rPr>
-          <w:rFonts w:cs="Times New Roman"/>
-        </w:rPr>
-        <w:t>The project focuses on the database layer rather than developing a complete web or mobile application.</w:t>
-      </w:r>
-    </w:p>
-    <w:p>
-      <w:pPr>
         <w:pStyle w:val="Heading2"/>
         <w:spacing w:before="160" w:after="80"/>
       </w:pPr>
@@ -941,7 +876,6 @@
           <w:rFonts w:cs="Times New Roman"/>
           <w:b/>
         </w:rPr>
-        <w:lastRenderedPageBreak/>
         <w:t>BR-14: Each MILESTONE amount must be greater than 0, and the total milestone value must not exceed the CONTRACT value.</w:t>
       </w:r>
     </w:p>
@@ -958,6 +892,7 @@
           <w:rFonts w:cs="Times New Roman"/>
           <w:b/>
         </w:rPr>
+        <w:lastRenderedPageBreak/>
         <w:t>BR-15: A MILESTONE may release a PAYMENT only after the system approval condition is satisfied.</w:t>
       </w:r>
     </w:p>
@@ -1525,8 +1460,14 @@
         <w:rPr>
           <w:rFonts w:cs="Times New Roman"/>
         </w:rPr>
+        <w:t xml:space="preserve">The conceptual model uses EER to represent the main entities and business relationships. USER is used as the supertype; CLIENT and FREELANCER are the two subtypes through </w:t>
+      </w:r>
+      <w:r>
+        <w:rPr>
+          <w:rFonts w:cs="Times New Roman"/>
+        </w:rPr>
         <w:lastRenderedPageBreak/>
-        <w:t>The conceptual model uses EER to represent the main entities and business relationships. USER is used as the supertype; CLIENT and FREELANCER are the two subtypes through specialization/generalization. This design satisfies the requirement to use EER features and distinguishes common attributes from attributes specific to each user type.</w:t>
+        <w:t>specialization/generalization. This design satisfies the requirement to use EER features and distinguishes common attributes from attributes specific to each user type.</w:t>
       </w:r>
       <w:r>
         <w:rPr>
@@ -2459,7 +2400,6 @@
                 <w:rFonts w:cs="Times New Roman"/>
                 <w:sz w:val="20"/>
               </w:rPr>
-              <w:lastRenderedPageBreak/>
               <w:t>11</w:t>
             </w:r>
           </w:p>

--- a/Freelance_Marketplace_Ecosystem_G3.docx
+++ b/Freelance_Marketplace_Ecosystem_G3.docx
@@ -204,152 +204,162 @@
         <w:ind w:left="720"/>
         <w:rPr>
           <w:rFonts w:cs="Times New Roman"/>
-          <w:b/>
           <w:sz w:val="26"/>
           <w:szCs w:val="26"/>
-        </w:rPr>
-      </w:pPr>
-      <w:r>
-        <w:rPr>
-          <w:rFonts w:cs="Times New Roman"/>
-          <w:b/>
+          <w:lang w:val="en-US"/>
+        </w:rPr>
+      </w:pPr>
+      <w:r>
+        <w:rPr>
+          <w:rFonts w:cs="Times New Roman"/>
           <w:sz w:val="26"/>
           <w:szCs w:val="26"/>
-          <w:lang w:val="en-US"/>
-        </w:rPr>
-        <w:tab/>
-      </w:r>
+        </w:rPr>
+        <w:t xml:space="preserve">[Huynh Thien Duc (email </w:t>
+      </w:r>
+      <w:hyperlink r:id="rId8" w:history="1">
+        <w:r>
+          <w:rPr>
+            <w:rStyle w:val="Hyperlink"/>
+            <w:rFonts w:cs="Times New Roman"/>
+            <w:sz w:val="26"/>
+            <w:szCs w:val="26"/>
+          </w:rPr>
+          <w:t>n25dcat073@student.ptithcm.edu.vn</w:t>
+        </w:r>
+      </w:hyperlink>
       <w:r>
         <w:rPr>
           <w:rFonts w:cs="Times New Roman"/>
           <w:sz w:val="26"/>
           <w:szCs w:val="26"/>
         </w:rPr>
-        <w:t>[Huynh Thien Duc (email n25dcat073@student.ptithcm.edu.vn)]</w:t>
-      </w:r>
-    </w:p>
-    <w:p>
-      <w:pPr>
-        <w:pStyle w:val="Compact"/>
-        <w:ind w:left="1080"/>
-        <w:rPr>
-          <w:rFonts w:ascii="Times New Roman" w:hAnsi="Times New Roman" w:cs="Times New Roman"/>
+        <w:t>)</w:t>
+      </w:r>
+      <w:r>
+        <w:rPr>
+          <w:rFonts w:cs="Times New Roman"/>
           <w:sz w:val="26"/>
           <w:szCs w:val="26"/>
-        </w:rPr>
-      </w:pPr>
-      <w:r>
-        <w:rPr>
-          <w:rFonts w:ascii="Times New Roman" w:hAnsi="Times New Roman" w:cs="Times New Roman"/>
+          <w:lang w:val="en-US"/>
+        </w:rPr>
+        <w:t xml:space="preserve"> (htduc1701)</w:t>
+      </w:r>
+      <w:r>
+        <w:rPr>
+          <w:rFonts w:cs="Times New Roman"/>
           <w:sz w:val="26"/>
           <w:szCs w:val="26"/>
         </w:rPr>
-        <w:tab/>
-        <w:t>[Pham</w:t>
-      </w:r>
-      <w:r>
-        <w:rPr>
-          <w:rFonts w:ascii="Times New Roman" w:hAnsi="Times New Roman" w:cs="Times New Roman"/>
+        <w:t>]</w:t>
+      </w:r>
+    </w:p>
+    <w:p>
+      <w:pPr>
+        <w:ind w:left="720"/>
+        <w:rPr>
+          <w:rFonts w:cs="Times New Roman"/>
           <w:sz w:val="26"/>
           <w:szCs w:val="26"/>
-          <w:lang w:val="vi-VN"/>
-        </w:rPr>
-        <w:t xml:space="preserve"> Viet Hoang </w:t>
-      </w:r>
-      <w:r>
-        <w:rPr>
-          <w:rFonts w:ascii="Times New Roman" w:hAnsi="Times New Roman" w:cs="Times New Roman"/>
+          <w:lang w:val="en-US"/>
+        </w:rPr>
+      </w:pPr>
+      <w:r>
+        <w:rPr>
+          <w:rFonts w:cs="Times New Roman"/>
           <w:sz w:val="26"/>
           <w:szCs w:val="26"/>
         </w:rPr>
-        <w:t>(email</w:t>
-      </w:r>
-      <w:r>
-        <w:rPr>
-          <w:rFonts w:ascii="Times New Roman" w:hAnsi="Times New Roman" w:cs="Times New Roman"/>
+        <w:t xml:space="preserve">[Pham Viet Hoang (email </w:t>
+      </w:r>
+      <w:hyperlink r:id="rId9" w:history="1">
+        <w:r>
+          <w:rPr>
+            <w:rStyle w:val="Hyperlink"/>
+            <w:rFonts w:cs="Times New Roman"/>
+            <w:sz w:val="26"/>
+            <w:szCs w:val="26"/>
+          </w:rPr>
+          <w:t>n25dcat076@student.ptithcm.edu.vn</w:t>
+        </w:r>
+      </w:hyperlink>
+      <w:r>
+        <w:rPr>
+          <w:rFonts w:cs="Times New Roman"/>
           <w:sz w:val="26"/>
           <w:szCs w:val="26"/>
-          <w:lang w:val="vi-VN"/>
-        </w:rPr>
-        <w:t xml:space="preserve"> n25dcat076</w:t>
-      </w:r>
-      <w:r>
-        <w:rPr>
-          <w:rFonts w:ascii="Times New Roman" w:hAnsi="Times New Roman" w:cs="Times New Roman"/>
+        </w:rPr>
+        <w:t>)</w:t>
+      </w:r>
+      <w:r>
+        <w:rPr>
+          <w:rFonts w:cs="Times New Roman"/>
           <w:sz w:val="26"/>
           <w:szCs w:val="26"/>
         </w:rPr>
-        <w:t>@student.ptithcm.edu.vn)]</w:t>
-      </w:r>
-    </w:p>
-    <w:p>
-      <w:pPr>
-        <w:pStyle w:val="Compact"/>
-        <w:ind w:left="1440"/>
-        <w:rPr>
-          <w:rFonts w:ascii="Times New Roman" w:hAnsi="Times New Roman" w:cs="Times New Roman"/>
+        <w:t xml:space="preserve"> (shinmagicc)</w:t>
+      </w:r>
+      <w:r>
+        <w:rPr>
+          <w:rFonts w:cs="Times New Roman"/>
           <w:sz w:val="26"/>
           <w:szCs w:val="26"/>
         </w:rPr>
-      </w:pPr>
-      <w:r>
-        <w:rPr>
-          <w:rFonts w:ascii="Times New Roman" w:hAnsi="Times New Roman" w:cs="Times New Roman"/>
+        <w:t>]</w:t>
+      </w:r>
+    </w:p>
+    <w:p>
+      <w:pPr>
+        <w:ind w:left="720"/>
+        <w:rPr>
+          <w:rFonts w:cs="Times New Roman"/>
+          <w:b/>
           <w:sz w:val="26"/>
           <w:szCs w:val="26"/>
         </w:rPr>
-        <w:t>[Dang</w:t>
-      </w:r>
-      <w:r>
-        <w:rPr>
-          <w:rFonts w:ascii="Times New Roman" w:hAnsi="Times New Roman" w:cs="Times New Roman"/>
+      </w:pPr>
+      <w:r>
+        <w:rPr>
+          <w:rFonts w:cs="Times New Roman"/>
           <w:sz w:val="26"/>
           <w:szCs w:val="26"/>
-          <w:lang w:val="vi-VN"/>
-        </w:rPr>
-        <w:t xml:space="preserve"> Quang Huy</w:t>
-      </w:r>
-      <w:r>
-        <w:rPr>
-          <w:rFonts w:ascii="Times New Roman" w:hAnsi="Times New Roman" w:cs="Times New Roman"/>
+        </w:rPr>
+        <w:t xml:space="preserve">[Dang Quang Huy  (email </w:t>
+      </w:r>
+      <w:hyperlink r:id="rId10" w:history="1">
+        <w:r>
+          <w:rPr>
+            <w:rStyle w:val="Hyperlink"/>
+            <w:rFonts w:cs="Times New Roman"/>
+            <w:sz w:val="26"/>
+            <w:szCs w:val="26"/>
+          </w:rPr>
+          <w:t>n25dcat079@student.ptithcm.edu.vn</w:t>
+        </w:r>
+      </w:hyperlink>
+      <w:r>
+        <w:rPr>
+          <w:rFonts w:cs="Times New Roman"/>
           <w:sz w:val="26"/>
           <w:szCs w:val="26"/>
         </w:rPr>
-        <w:t xml:space="preserve"> </w:t>
-      </w:r>
-      <w:r>
-        <w:rPr>
-          <w:rFonts w:ascii="Times New Roman" w:hAnsi="Times New Roman" w:cs="Times New Roman"/>
+        <w:t>)</w:t>
+      </w:r>
+      <w:r>
+        <w:rPr>
+          <w:rFonts w:cs="Times New Roman"/>
           <w:sz w:val="26"/>
           <w:szCs w:val="26"/>
-          <w:lang w:val="vi-VN"/>
-        </w:rPr>
-        <w:t xml:space="preserve"> </w:t>
-      </w:r>
-      <w:r>
-        <w:rPr>
-          <w:rFonts w:ascii="Times New Roman" w:hAnsi="Times New Roman" w:cs="Times New Roman"/>
+        </w:rPr>
+        <w:t xml:space="preserve"> (Kurookani)</w:t>
+      </w:r>
+      <w:r>
+        <w:rPr>
+          <w:rFonts w:cs="Times New Roman"/>
           <w:sz w:val="26"/>
           <w:szCs w:val="26"/>
         </w:rPr>
-        <w:t>(email</w:t>
-      </w:r>
-      <w:r>
-        <w:rPr>
-          <w:rFonts w:ascii="Times New Roman" w:hAnsi="Times New Roman" w:cs="Times New Roman"/>
-          <w:sz w:val="26"/>
-          <w:szCs w:val="26"/>
-          <w:lang w:val="vi-VN"/>
-        </w:rPr>
-        <w:t xml:space="preserve"> n25dcat079</w:t>
-      </w:r>
-      <w:r>
-        <w:rPr>
-          <w:rFonts w:ascii="Times New Roman" w:hAnsi="Times New Roman" w:cs="Times New Roman"/>
-          <w:sz w:val="26"/>
-          <w:szCs w:val="26"/>
-        </w:rPr>
-        <w:t>@student.ptithcm.edu.vn)]</w:t>
+        <w:t>]</w:t>
       </w:r>
     </w:p>
     <w:p>
@@ -392,13 +402,6 @@
         </w:rPr>
         <w:t>Freelance Marketplace Ecosystem (Mini-Upwork)</w:t>
       </w:r>
-    </w:p>
-    <w:p>
-      <w:pPr>
-        <w:rPr>
-          <w:rFonts w:cs="Times New Roman"/>
-        </w:rPr>
-      </w:pPr>
     </w:p>
     <w:p>
       <w:pPr>
@@ -1518,7 +1521,7 @@
                     <pic:cNvPicPr/>
                   </pic:nvPicPr>
                   <pic:blipFill>
-                    <a:blip r:embed="rId8"/>
+                    <a:blip r:embed="rId11"/>
                     <a:stretch>
                       <a:fillRect/>
                     </a:stretch>
@@ -16428,6 +16431,91 @@
       <w:rFonts w:ascii="Times New Roman" w:hAnsi="Times New Roman"/>
     </w:rPr>
   </w:style>
+  <w:style w:type="paragraph" w:styleId="HTMLPreformatted">
+    <w:name w:val="HTML Preformatted"/>
+    <w:basedOn w:val="Normal"/>
+    <w:link w:val="HTMLPreformattedChar"/>
+    <w:uiPriority w:val="99"/>
+    <w:semiHidden/>
+    <w:unhideWhenUsed/>
+    <w:rsid w:val="000C32AB"/>
+    <w:pPr>
+      <w:tabs>
+        <w:tab w:val="left" w:pos="916"/>
+        <w:tab w:val="left" w:pos="1832"/>
+        <w:tab w:val="left" w:pos="2748"/>
+        <w:tab w:val="left" w:pos="3664"/>
+        <w:tab w:val="left" w:pos="4580"/>
+        <w:tab w:val="left" w:pos="5496"/>
+        <w:tab w:val="left" w:pos="6412"/>
+        <w:tab w:val="left" w:pos="7328"/>
+        <w:tab w:val="left" w:pos="8244"/>
+        <w:tab w:val="left" w:pos="9160"/>
+        <w:tab w:val="left" w:pos="10076"/>
+        <w:tab w:val="left" w:pos="10992"/>
+        <w:tab w:val="left" w:pos="11908"/>
+        <w:tab w:val="left" w:pos="12824"/>
+        <w:tab w:val="left" w:pos="13740"/>
+        <w:tab w:val="left" w:pos="14656"/>
+      </w:tabs>
+    </w:pPr>
+    <w:rPr>
+      <w:rFonts w:ascii="Courier New" w:eastAsia="Times New Roman" w:hAnsi="Courier New" w:cs="Courier New"/>
+      <w:sz w:val="20"/>
+      <w:szCs w:val="20"/>
+      <w:lang w:eastAsia="vi-VN"/>
+    </w:rPr>
+  </w:style>
+  <w:style w:type="character" w:customStyle="1" w:styleId="HTMLPreformattedChar">
+    <w:name w:val="HTML Preformatted Char"/>
+    <w:basedOn w:val="DefaultParagraphFont"/>
+    <w:link w:val="HTMLPreformatted"/>
+    <w:uiPriority w:val="99"/>
+    <w:semiHidden/>
+    <w:rsid w:val="000C32AB"/>
+    <w:rPr>
+      <w:rFonts w:ascii="Courier New" w:eastAsia="Times New Roman" w:hAnsi="Courier New" w:cs="Courier New"/>
+      <w:sz w:val="20"/>
+      <w:szCs w:val="20"/>
+      <w:lang w:eastAsia="vi-VN"/>
+    </w:rPr>
+  </w:style>
+  <w:style w:type="character" w:styleId="HTMLCode">
+    <w:name w:val="HTML Code"/>
+    <w:basedOn w:val="DefaultParagraphFont"/>
+    <w:uiPriority w:val="99"/>
+    <w:semiHidden/>
+    <w:unhideWhenUsed/>
+    <w:rsid w:val="000C32AB"/>
+    <w:rPr>
+      <w:rFonts w:ascii="Courier New" w:eastAsia="Times New Roman" w:hAnsi="Courier New" w:cs="Courier New"/>
+      <w:sz w:val="20"/>
+      <w:szCs w:val="20"/>
+    </w:rPr>
+  </w:style>
+  <w:style w:type="character" w:styleId="Hyperlink">
+    <w:name w:val="Hyperlink"/>
+    <w:basedOn w:val="DefaultParagraphFont"/>
+    <w:uiPriority w:val="99"/>
+    <w:unhideWhenUsed/>
+    <w:rsid w:val="000C32AB"/>
+    <w:rPr>
+      <w:color w:val="0563C1" w:themeColor="hyperlink"/>
+      <w:u w:val="single"/>
+    </w:rPr>
+  </w:style>
+  <w:style w:type="character" w:styleId="UnresolvedMention">
+    <w:name w:val="Unresolved Mention"/>
+    <w:basedOn w:val="DefaultParagraphFont"/>
+    <w:uiPriority w:val="99"/>
+    <w:semiHidden/>
+    <w:unhideWhenUsed/>
+    <w:rsid w:val="000C32AB"/>
+    <w:rPr>
+      <w:color w:val="605E5C"/>
+      <w:shd w:val="clear" w:color="auto" w:fill="E1DFDD"/>
+    </w:rPr>
+  </w:style>
 </w:styles>
 </file>
 

--- a/Freelance_Marketplace_Ecosystem_G3.docx
+++ b/Freelance_Marketplace_Ecosystem_G3.docx
@@ -350,8 +350,17 @@
           <w:rFonts w:cs="Times New Roman"/>
           <w:sz w:val="26"/>
           <w:szCs w:val="26"/>
-        </w:rPr>
-        <w:t xml:space="preserve"> (Kurookani)</w:t>
+          <w:lang w:val="en-US"/>
+        </w:rPr>
+        <w:t xml:space="preserve"> </w:t>
+      </w:r>
+      <w:r>
+        <w:rPr>
+          <w:rFonts w:cs="Times New Roman"/>
+          <w:sz w:val="26"/>
+          <w:szCs w:val="26"/>
+        </w:rPr>
+        <w:t>(Kurookani)</w:t>
       </w:r>
       <w:r>
         <w:rPr>
@@ -493,6 +502,12 @@
         </w:rPr>
       </w:pPr>
       <w:r>
+        <w:rPr>
+          <w:lang w:val="en-US"/>
+        </w:rPr>
+        <w:t xml:space="preserve">   </w:t>
+      </w:r>
+      <w:r>
         <w:t>2.2 Logical Schema Mapping</w:t>
       </w:r>
     </w:p>
@@ -503,6 +518,12 @@
           <w:rFonts w:cs="Times New Roman"/>
         </w:rPr>
       </w:pPr>
+      <w:r>
+        <w:rPr>
+          <w:lang w:val="en-US"/>
+        </w:rPr>
+        <w:t xml:space="preserve">   </w:t>
+      </w:r>
       <w:r>
         <w:t>2.3 Normalization Verification (1NF → 3NF/BCNF)</w:t>
       </w:r>

--- a/Freelance_Marketplace_Ecosystem_G3.docx
+++ b/Freelance_Marketplace_Ecosystem_G3.docx
@@ -1287,6 +1287,7 @@
         <w:rPr>
           <w:rFonts w:cs="Times New Roman"/>
           <w:bCs/>
+          <w:lang w:val="en-US"/>
         </w:rPr>
       </w:pPr>
       <w:r>
@@ -1295,148 +1296,6 @@
           <w:bCs/>
         </w:rPr>
         <w:t>• Manage REVIEW and ratings between the parties.</w:t>
-      </w:r>
-    </w:p>
-    <w:p>
-      <w:pPr>
-        <w:pStyle w:val="Heading3"/>
-        <w:spacing w:before="120" w:after="60"/>
-        <w:rPr>
-          <w:rFonts w:ascii="Times New Roman" w:hAnsi="Times New Roman" w:cs="Times New Roman"/>
-        </w:rPr>
-      </w:pPr>
-      <w:r>
-        <w:rPr>
-          <w:rFonts w:ascii="Times New Roman" w:hAnsi="Times New Roman" w:cs="Times New Roman"/>
-          <w:b/>
-        </w:rPr>
-        <w:t>Out of Scope</w:t>
-      </w:r>
-    </w:p>
-    <w:p>
-      <w:pPr>
-        <w:pStyle w:val="ReportBody"/>
-        <w:ind w:left="397" w:hanging="198"/>
-        <w:rPr>
-          <w:rFonts w:cs="Times New Roman"/>
-        </w:rPr>
-      </w:pPr>
-      <w:r>
-        <w:rPr>
-          <w:rFonts w:cs="Times New Roman"/>
-          <w:b/>
-        </w:rPr>
-        <w:t xml:space="preserve">• </w:t>
-      </w:r>
-      <w:r>
-        <w:rPr>
-          <w:rFonts w:cs="Times New Roman"/>
-          <w:bCs/>
-        </w:rPr>
-        <w:t>Real-money payments and bank payment gateway integration.</w:t>
-      </w:r>
-    </w:p>
-    <w:p>
-      <w:pPr>
-        <w:pStyle w:val="ReportBody"/>
-        <w:ind w:left="397" w:hanging="198"/>
-        <w:rPr>
-          <w:rFonts w:cs="Times New Roman"/>
-        </w:rPr>
-      </w:pPr>
-      <w:r>
-        <w:rPr>
-          <w:rFonts w:cs="Times New Roman"/>
-          <w:b/>
-        </w:rPr>
-        <w:t xml:space="preserve">• </w:t>
-      </w:r>
-      <w:r>
-        <w:rPr>
-          <w:rFonts w:cs="Times New Roman"/>
-        </w:rPr>
-        <w:t>Real-time chat and video calling</w:t>
-      </w:r>
-    </w:p>
-    <w:p>
-      <w:pPr>
-        <w:pStyle w:val="ReportBody"/>
-        <w:ind w:left="397" w:hanging="198"/>
-        <w:rPr>
-          <w:rFonts w:cs="Times New Roman"/>
-        </w:rPr>
-      </w:pPr>
-      <w:r>
-        <w:rPr>
-          <w:rFonts w:cs="Times New Roman"/>
-          <w:b/>
-        </w:rPr>
-        <w:t xml:space="preserve">• </w:t>
-      </w:r>
-      <w:r>
-        <w:rPr>
-          <w:rFonts w:cs="Times New Roman"/>
-          <w:lang w:val="en-US"/>
-        </w:rPr>
-        <w:t>R</w:t>
-      </w:r>
-      <w:r>
-        <w:rPr>
-          <w:rFonts w:cs="Times New Roman"/>
-        </w:rPr>
-        <w:t>ecommendation</w:t>
-      </w:r>
-      <w:r>
-        <w:rPr>
-          <w:rFonts w:cs="Times New Roman"/>
-          <w:lang w:val="en-US"/>
-        </w:rPr>
-        <w:t xml:space="preserve"> systems</w:t>
-      </w:r>
-      <w:r>
-        <w:rPr>
-          <w:rFonts w:cs="Times New Roman"/>
-        </w:rPr>
-        <w:t>/AI matching.</w:t>
-      </w:r>
-    </w:p>
-    <w:p>
-      <w:pPr>
-        <w:pStyle w:val="ReportBody"/>
-        <w:ind w:left="397" w:hanging="198"/>
-        <w:rPr>
-          <w:rFonts w:cs="Times New Roman"/>
-          <w:bCs/>
-        </w:rPr>
-      </w:pPr>
-      <w:r>
-        <w:rPr>
-          <w:rFonts w:cs="Times New Roman"/>
-          <w:bCs/>
-        </w:rPr>
-        <w:t>• Complete mobile application.</w:t>
-      </w:r>
-    </w:p>
-    <w:p>
-      <w:pPr>
-        <w:pStyle w:val="ReportBody"/>
-        <w:ind w:left="397" w:hanging="198"/>
-        <w:rPr>
-          <w:rFonts w:cs="Times New Roman"/>
-        </w:rPr>
-      </w:pPr>
-      <w:r>
-        <w:rPr>
-          <w:rFonts w:cs="Times New Roman"/>
-          <w:b/>
-        </w:rPr>
-        <w:t xml:space="preserve">• </w:t>
-      </w:r>
-      <w:r>
-        <w:rPr>
-          <w:rFonts w:cs="Times New Roman"/>
-        </w:rPr>
-        <w:t>KYC/Identity verification.</w:t>
       </w:r>
     </w:p>
     <w:p>
@@ -1484,48 +1343,42 @@
         <w:rPr>
           <w:rFonts w:cs="Times New Roman"/>
         </w:rPr>
-        <w:t xml:space="preserve">The conceptual model uses EER to represent the main entities and business relationships. USER is used as the supertype; CLIENT and FREELANCER are the two subtypes through </w:t>
-      </w:r>
-      <w:r>
-        <w:rPr>
-          <w:rFonts w:cs="Times New Roman"/>
+        <w:t>The conceptual model uses EER to represent the main entities and business relationships. USER is used as the supertype; CLIENT and FREELANCER are the two subtypes through specialization/generalization. This design satisfies the requirement to use EER features and distinguishes common attributes from attributes specific to each user type.</w:t>
+      </w:r>
+      <w:r>
+        <w:rPr>
+          <w:rFonts w:cs="Times New Roman"/>
+        </w:rPr>
+        <w:br/>
+      </w:r>
+    </w:p>
+    <w:p>
+      <w:pPr>
+        <w:pStyle w:val="ReportBody"/>
+        <w:rPr>
+          <w:rFonts w:cs="Times New Roman"/>
+        </w:rPr>
+      </w:pPr>
+      <w:r>
+        <w:rPr>
+          <w:rFonts w:cs="Times New Roman"/>
+        </w:rPr>
+        <w:t>In the model, the many-to-many relationship between FREELANCER and SKILL is resolved through FREELANCER_SKILL. The main business flow is represented as: CLIENT → JOB → PROPOSAL → CONTRACT → MILESTONE → PAYMENT, with CONTRACT → REVIEW for review management.</w:t>
+      </w:r>
+    </w:p>
+    <w:p>
+      <w:pPr>
+        <w:jc w:val="center"/>
+        <w:rPr>
+          <w:rFonts w:cs="Times New Roman"/>
+        </w:rPr>
+      </w:pPr>
+      <w:r>
+        <w:rPr>
+          <w:rFonts w:cs="Times New Roman"/>
+          <w:noProof/>
         </w:rPr>
         <w:lastRenderedPageBreak/>
-        <w:t>specialization/generalization. This design satisfies the requirement to use EER features and distinguishes common attributes from attributes specific to each user type.</w:t>
-      </w:r>
-      <w:r>
-        <w:rPr>
-          <w:rFonts w:cs="Times New Roman"/>
-        </w:rPr>
-        <w:br/>
-      </w:r>
-    </w:p>
-    <w:p>
-      <w:pPr>
-        <w:pStyle w:val="ReportBody"/>
-        <w:rPr>
-          <w:rFonts w:cs="Times New Roman"/>
-        </w:rPr>
-      </w:pPr>
-      <w:r>
-        <w:rPr>
-          <w:rFonts w:cs="Times New Roman"/>
-        </w:rPr>
-        <w:t>In the model, the many-to-many relationship between FREELANCER and SKILL is resolved through FREELANCER_SKILL. The main business flow is represented as: CLIENT → JOB → PROPOSAL → CONTRACT → MILESTONE → PAYMENT, with CONTRACT → REVIEW for review management.</w:t>
-      </w:r>
-    </w:p>
-    <w:p>
-      <w:pPr>
-        <w:jc w:val="center"/>
-        <w:rPr>
-          <w:rFonts w:cs="Times New Roman"/>
-        </w:rPr>
-      </w:pPr>
-      <w:r>
-        <w:rPr>
-          <w:rFonts w:cs="Times New Roman"/>
-          <w:noProof/>
-        </w:rPr>
         <w:drawing>
           <wp:inline distT="0" distB="0" distL="0" distR="0" wp14:anchorId="53EDBAC6" wp14:editId="622311C6">
             <wp:extent cx="6120000" cy="2652457"/>
@@ -2555,3030 +2408,8 @@
         <w:spacing w:before="120" w:after="60"/>
         <w:rPr>
           <w:rFonts w:ascii="Times New Roman" w:hAnsi="Times New Roman" w:cs="Times New Roman"/>
-          <w:b/>
-          <w:lang w:val="en-US"/>
-        </w:rPr>
-      </w:pPr>
-    </w:p>
-    <w:p>
-      <w:pPr>
-        <w:pStyle w:val="Heading3"/>
-        <w:spacing w:before="120" w:after="60"/>
-        <w:rPr>
-          <w:rFonts w:ascii="Times New Roman" w:hAnsi="Times New Roman" w:cs="Times New Roman"/>
-          <w:b/>
-          <w:lang w:val="en-US"/>
-        </w:rPr>
-      </w:pPr>
-    </w:p>
-    <w:p>
-      <w:pPr>
-        <w:pStyle w:val="Heading3"/>
-        <w:spacing w:before="120" w:after="60"/>
-        <w:rPr>
-          <w:rFonts w:ascii="Times New Roman" w:hAnsi="Times New Roman" w:cs="Times New Roman"/>
-          <w:b/>
-          <w:lang w:val="en-US"/>
-        </w:rPr>
-      </w:pPr>
-    </w:p>
-    <w:p>
-      <w:pPr>
-        <w:pStyle w:val="Heading3"/>
-        <w:spacing w:before="120" w:after="60"/>
-        <w:rPr>
-          <w:rFonts w:ascii="Times New Roman" w:hAnsi="Times New Roman" w:cs="Times New Roman"/>
-          <w:b/>
-          <w:lang w:val="en-US"/>
-        </w:rPr>
-      </w:pPr>
-    </w:p>
-    <w:p>
-      <w:pPr>
-        <w:pStyle w:val="Heading3"/>
-        <w:spacing w:before="120" w:after="60"/>
-        <w:rPr>
-          <w:rFonts w:ascii="Times New Roman" w:hAnsi="Times New Roman" w:cs="Times New Roman"/>
-          <w:b/>
-          <w:lang w:val="en-US"/>
-        </w:rPr>
-      </w:pPr>
-    </w:p>
-    <w:p>
-      <w:pPr>
-        <w:pStyle w:val="Heading3"/>
-        <w:spacing w:before="120" w:after="60"/>
-        <w:rPr>
-          <w:rFonts w:ascii="Times New Roman" w:hAnsi="Times New Roman" w:cs="Times New Roman"/>
-          <w:b/>
-          <w:lang w:val="en-US"/>
-        </w:rPr>
-      </w:pPr>
-    </w:p>
-    <w:p>
-      <w:pPr>
-        <w:pStyle w:val="Heading3"/>
-        <w:spacing w:before="120" w:after="60"/>
-        <w:rPr>
-          <w:rFonts w:ascii="Times New Roman" w:hAnsi="Times New Roman" w:cs="Times New Roman"/>
-          <w:b/>
-          <w:lang w:val="en-US"/>
-        </w:rPr>
-      </w:pPr>
-    </w:p>
-    <w:p>
-      <w:pPr>
-        <w:pStyle w:val="Heading3"/>
-        <w:spacing w:before="120" w:after="60"/>
-        <w:rPr>
-          <w:rFonts w:ascii="Times New Roman" w:hAnsi="Times New Roman" w:cs="Times New Roman"/>
-          <w:b/>
-          <w:lang w:val="en-US"/>
-        </w:rPr>
-      </w:pPr>
-    </w:p>
-    <w:p>
-      <w:pPr>
-        <w:pStyle w:val="Heading3"/>
-        <w:spacing w:before="120" w:after="60"/>
-        <w:rPr>
-          <w:rFonts w:ascii="Times New Roman" w:hAnsi="Times New Roman" w:cs="Times New Roman"/>
-          <w:b/>
-          <w:lang w:val="en-US"/>
-        </w:rPr>
-      </w:pPr>
-    </w:p>
-    <w:p>
-      <w:pPr>
-        <w:pStyle w:val="Heading3"/>
-        <w:spacing w:before="120" w:after="60"/>
-        <w:rPr>
-          <w:rFonts w:ascii="Times New Roman" w:hAnsi="Times New Roman" w:cs="Times New Roman"/>
-          <w:b/>
-          <w:lang w:val="en-US"/>
-        </w:rPr>
-      </w:pPr>
-    </w:p>
-    <w:p>
-      <w:pPr>
-        <w:pStyle w:val="Heading3"/>
-        <w:spacing w:before="120" w:after="60"/>
-        <w:rPr>
-          <w:rFonts w:ascii="Times New Roman" w:hAnsi="Times New Roman" w:cs="Times New Roman"/>
-          <w:b/>
-          <w:lang w:val="en-US"/>
-        </w:rPr>
-      </w:pPr>
-    </w:p>
-    <w:p>
-      <w:pPr>
-        <w:pStyle w:val="Heading3"/>
-        <w:spacing w:before="120" w:after="60"/>
-        <w:rPr>
-          <w:rFonts w:ascii="Times New Roman" w:hAnsi="Times New Roman" w:cs="Times New Roman"/>
-          <w:b/>
-          <w:lang w:val="en-US"/>
-        </w:rPr>
-      </w:pPr>
-    </w:p>
-    <w:p>
-      <w:pPr>
-        <w:pStyle w:val="Heading3"/>
-        <w:spacing w:before="120" w:after="60"/>
-        <w:rPr>
-          <w:rFonts w:ascii="Times New Roman" w:hAnsi="Times New Roman" w:cs="Times New Roman"/>
-          <w:b/>
-          <w:lang w:val="en-US"/>
-        </w:rPr>
-      </w:pPr>
-    </w:p>
-    <w:p>
-      <w:pPr>
-        <w:pStyle w:val="Heading3"/>
-        <w:spacing w:before="120" w:after="60"/>
-        <w:rPr>
-          <w:rFonts w:ascii="Times New Roman" w:hAnsi="Times New Roman" w:cs="Times New Roman"/>
-          <w:b/>
-          <w:lang w:val="en-US"/>
-        </w:rPr>
-      </w:pPr>
-    </w:p>
-    <w:p>
-      <w:pPr>
-        <w:pStyle w:val="Heading3"/>
-        <w:spacing w:before="120" w:after="60"/>
-        <w:rPr>
-          <w:rFonts w:ascii="Times New Roman" w:hAnsi="Times New Roman" w:cs="Times New Roman"/>
-          <w:b/>
-          <w:lang w:val="en-US"/>
-        </w:rPr>
-      </w:pPr>
-    </w:p>
-    <w:p>
-      <w:pPr>
-        <w:pStyle w:val="Heading3"/>
-        <w:spacing w:before="120" w:after="60"/>
-        <w:rPr>
-          <w:rFonts w:ascii="Times New Roman" w:hAnsi="Times New Roman" w:cs="Times New Roman"/>
-          <w:b/>
-          <w:lang w:val="en-US"/>
-        </w:rPr>
-      </w:pPr>
-    </w:p>
-    <w:p>
-      <w:pPr>
-        <w:pStyle w:val="Heading3"/>
-        <w:spacing w:before="120" w:after="60"/>
-        <w:rPr>
-          <w:rFonts w:ascii="Times New Roman" w:hAnsi="Times New Roman" w:cs="Times New Roman"/>
-          <w:b/>
-          <w:lang w:val="en-US"/>
-        </w:rPr>
-      </w:pPr>
-    </w:p>
-    <w:p>
-      <w:pPr>
-        <w:pStyle w:val="Heading3"/>
-        <w:spacing w:before="120" w:after="60"/>
-        <w:rPr>
-          <w:rFonts w:ascii="Times New Roman" w:hAnsi="Times New Roman" w:cs="Times New Roman"/>
-          <w:b/>
-          <w:lang w:val="en-US"/>
-        </w:rPr>
-      </w:pPr>
-    </w:p>
-    <w:p>
-      <w:pPr>
-        <w:pStyle w:val="Heading3"/>
-        <w:spacing w:before="120" w:after="60"/>
-        <w:rPr>
-          <w:rFonts w:ascii="Times New Roman" w:hAnsi="Times New Roman" w:cs="Times New Roman"/>
-          <w:b/>
-          <w:lang w:val="en-US"/>
-        </w:rPr>
-      </w:pPr>
-    </w:p>
-    <w:p>
-      <w:pPr>
-        <w:pStyle w:val="Heading3"/>
-        <w:spacing w:before="120" w:after="60"/>
-        <w:rPr>
-          <w:rFonts w:ascii="Times New Roman" w:hAnsi="Times New Roman" w:cs="Times New Roman"/>
-          <w:b/>
-          <w:lang w:val="en-US"/>
-        </w:rPr>
-      </w:pPr>
-    </w:p>
-    <w:p>
-      <w:pPr>
-        <w:pStyle w:val="Heading3"/>
-        <w:spacing w:before="120" w:after="60"/>
-        <w:rPr>
-          <w:rFonts w:ascii="Times New Roman" w:hAnsi="Times New Roman" w:cs="Times New Roman"/>
-          <w:b/>
-          <w:lang w:val="en-US"/>
-        </w:rPr>
-      </w:pPr>
-    </w:p>
-    <w:p>
-      <w:pPr>
-        <w:pStyle w:val="Heading3"/>
-        <w:spacing w:before="120" w:after="60"/>
-        <w:rPr>
-          <w:rFonts w:ascii="Times New Roman" w:hAnsi="Times New Roman" w:cs="Times New Roman"/>
-          <w:b/>
-          <w:lang w:val="en-US"/>
-        </w:rPr>
-      </w:pPr>
-    </w:p>
-    <w:p>
-      <w:pPr>
-        <w:pStyle w:val="Heading3"/>
-        <w:spacing w:before="120" w:after="60"/>
-        <w:rPr>
-          <w:rFonts w:ascii="Times New Roman" w:hAnsi="Times New Roman" w:cs="Times New Roman"/>
-          <w:b/>
-          <w:lang w:val="en-US"/>
-        </w:rPr>
-      </w:pPr>
-    </w:p>
-    <w:p>
-      <w:pPr>
-        <w:pStyle w:val="Heading3"/>
-        <w:spacing w:before="120" w:after="60"/>
-        <w:rPr>
-          <w:rFonts w:ascii="Times New Roman" w:hAnsi="Times New Roman" w:cs="Times New Roman"/>
-          <w:b/>
-          <w:lang w:val="en-US"/>
-        </w:rPr>
-      </w:pPr>
-    </w:p>
-    <w:p>
-      <w:pPr>
-        <w:pStyle w:val="Heading3"/>
-        <w:spacing w:before="120" w:after="60"/>
-        <w:rPr>
-          <w:rFonts w:ascii="Times New Roman" w:hAnsi="Times New Roman" w:cs="Times New Roman"/>
-          <w:b/>
-          <w:lang w:val="en-US"/>
-        </w:rPr>
-      </w:pPr>
-    </w:p>
-    <w:p>
-      <w:pPr>
-        <w:pStyle w:val="Heading3"/>
-        <w:spacing w:before="120" w:after="60"/>
-        <w:rPr>
-          <w:rFonts w:ascii="Times New Roman" w:hAnsi="Times New Roman" w:cs="Times New Roman"/>
-          <w:b/>
-          <w:lang w:val="en-US"/>
-        </w:rPr>
-      </w:pPr>
-    </w:p>
-    <w:p>
-      <w:pPr>
-        <w:pStyle w:val="Heading3"/>
-        <w:spacing w:before="120" w:after="60"/>
-        <w:rPr>
-          <w:rFonts w:ascii="Times New Roman" w:hAnsi="Times New Roman" w:cs="Times New Roman"/>
-          <w:b/>
-          <w:lang w:val="en-US"/>
-        </w:rPr>
-      </w:pPr>
-    </w:p>
-    <w:p>
-      <w:pPr>
-        <w:pStyle w:val="Heading3"/>
-        <w:spacing w:before="120" w:after="60"/>
-        <w:rPr>
-          <w:rFonts w:ascii="Times New Roman" w:hAnsi="Times New Roman" w:cs="Times New Roman"/>
-          <w:b/>
-          <w:lang w:val="en-US"/>
-        </w:rPr>
-      </w:pPr>
-    </w:p>
-    <w:p>
-      <w:pPr>
-        <w:pStyle w:val="Heading3"/>
-        <w:spacing w:before="120" w:after="60"/>
-        <w:rPr>
-          <w:rFonts w:ascii="Times New Roman" w:hAnsi="Times New Roman" w:cs="Times New Roman"/>
-          <w:b/>
-          <w:lang w:val="en-US"/>
-        </w:rPr>
-      </w:pPr>
-    </w:p>
-    <w:p>
-      <w:pPr>
-        <w:pStyle w:val="Heading3"/>
-        <w:spacing w:before="120" w:after="60"/>
-        <w:rPr>
-          <w:rFonts w:ascii="Times New Roman" w:hAnsi="Times New Roman" w:cs="Times New Roman"/>
-          <w:b/>
-          <w:lang w:val="en-US"/>
-        </w:rPr>
-      </w:pPr>
-    </w:p>
-    <w:p>
-      <w:pPr>
-        <w:pStyle w:val="Heading3"/>
-        <w:spacing w:before="120" w:after="60"/>
-        <w:rPr>
-          <w:rFonts w:ascii="Times New Roman" w:hAnsi="Times New Roman" w:cs="Times New Roman"/>
-          <w:b/>
-          <w:lang w:val="en-US"/>
-        </w:rPr>
-      </w:pPr>
-    </w:p>
-    <w:p>
-      <w:pPr>
-        <w:pStyle w:val="Heading3"/>
-        <w:spacing w:before="120" w:after="60"/>
-        <w:rPr>
-          <w:rFonts w:ascii="Times New Roman" w:hAnsi="Times New Roman" w:cs="Times New Roman"/>
-          <w:b/>
-          <w:lang w:val="en-US"/>
-        </w:rPr>
-      </w:pPr>
-    </w:p>
-    <w:p>
-      <w:pPr>
-        <w:pStyle w:val="Heading3"/>
-        <w:spacing w:before="120" w:after="60"/>
-        <w:rPr>
-          <w:rFonts w:ascii="Times New Roman" w:hAnsi="Times New Roman" w:cs="Times New Roman"/>
-          <w:b/>
-          <w:lang w:val="en-US"/>
-        </w:rPr>
-      </w:pPr>
-    </w:p>
-    <w:p>
-      <w:pPr>
-        <w:pStyle w:val="Heading3"/>
-        <w:spacing w:before="120" w:after="60"/>
-        <w:rPr>
-          <w:rFonts w:ascii="Times New Roman" w:hAnsi="Times New Roman" w:cs="Times New Roman"/>
-          <w:b/>
-          <w:lang w:val="en-US"/>
-        </w:rPr>
-      </w:pPr>
-    </w:p>
-    <w:p>
-      <w:pPr>
-        <w:pStyle w:val="Heading3"/>
-        <w:spacing w:before="120" w:after="60"/>
-        <w:rPr>
-          <w:rFonts w:ascii="Times New Roman" w:hAnsi="Times New Roman" w:cs="Times New Roman"/>
-          <w:b/>
-          <w:lang w:val="en-US"/>
-        </w:rPr>
-      </w:pPr>
-    </w:p>
-    <w:p>
-      <w:pPr>
-        <w:pStyle w:val="Heading3"/>
-        <w:spacing w:before="120" w:after="60"/>
-        <w:rPr>
-          <w:rFonts w:ascii="Times New Roman" w:hAnsi="Times New Roman" w:cs="Times New Roman"/>
-          <w:b/>
-          <w:lang w:val="en-US"/>
-        </w:rPr>
-      </w:pPr>
-    </w:p>
-    <w:p>
-      <w:pPr>
-        <w:pStyle w:val="Heading3"/>
-        <w:spacing w:before="120" w:after="60"/>
-        <w:rPr>
-          <w:rFonts w:ascii="Times New Roman" w:hAnsi="Times New Roman" w:cs="Times New Roman"/>
-          <w:b/>
-          <w:lang w:val="en-US"/>
-        </w:rPr>
-      </w:pPr>
-    </w:p>
-    <w:p>
-      <w:pPr>
-        <w:pStyle w:val="Heading3"/>
-        <w:spacing w:before="120" w:after="60"/>
-        <w:rPr>
-          <w:rFonts w:ascii="Times New Roman" w:hAnsi="Times New Roman" w:cs="Times New Roman"/>
-          <w:b/>
-          <w:lang w:val="en-US"/>
-        </w:rPr>
-      </w:pPr>
-    </w:p>
-    <w:p>
-      <w:pPr>
-        <w:pStyle w:val="Heading3"/>
-        <w:spacing w:before="120" w:after="60"/>
-        <w:rPr>
-          <w:rFonts w:ascii="Times New Roman" w:hAnsi="Times New Roman" w:cs="Times New Roman"/>
-          <w:b/>
-          <w:lang w:val="en-US"/>
-        </w:rPr>
-      </w:pPr>
-    </w:p>
-    <w:p>
-      <w:pPr>
-        <w:pStyle w:val="Heading3"/>
-        <w:spacing w:before="120" w:after="60"/>
-        <w:rPr>
-          <w:rFonts w:ascii="Times New Roman" w:hAnsi="Times New Roman" w:cs="Times New Roman"/>
-          <w:b/>
-          <w:lang w:val="en-US"/>
-        </w:rPr>
-      </w:pPr>
-    </w:p>
-    <w:p>
-      <w:pPr>
-        <w:pStyle w:val="Heading3"/>
-        <w:spacing w:before="120" w:after="60"/>
-        <w:rPr>
-          <w:rFonts w:ascii="Times New Roman" w:hAnsi="Times New Roman" w:cs="Times New Roman"/>
-          <w:b/>
-          <w:lang w:val="en-US"/>
-        </w:rPr>
-      </w:pPr>
-    </w:p>
-    <w:p>
-      <w:pPr>
-        <w:pStyle w:val="Heading3"/>
-        <w:spacing w:before="120" w:after="60"/>
-        <w:rPr>
-          <w:rFonts w:ascii="Times New Roman" w:hAnsi="Times New Roman" w:cs="Times New Roman"/>
-          <w:b/>
-          <w:lang w:val="en-US"/>
-        </w:rPr>
-      </w:pPr>
-    </w:p>
-    <w:p>
-      <w:pPr>
-        <w:pStyle w:val="Heading3"/>
-        <w:spacing w:before="120" w:after="60"/>
-        <w:rPr>
-          <w:rFonts w:ascii="Times New Roman" w:hAnsi="Times New Roman" w:cs="Times New Roman"/>
-          <w:b/>
-          <w:lang w:val="en-US"/>
-        </w:rPr>
-      </w:pPr>
-    </w:p>
-    <w:p>
-      <w:pPr>
-        <w:pStyle w:val="Heading3"/>
-        <w:spacing w:before="120" w:after="60"/>
-        <w:rPr>
-          <w:rFonts w:ascii="Times New Roman" w:hAnsi="Times New Roman" w:cs="Times New Roman"/>
-          <w:b/>
-          <w:lang w:val="en-US"/>
-        </w:rPr>
-      </w:pPr>
-    </w:p>
-    <w:p>
-      <w:pPr>
-        <w:pStyle w:val="Heading3"/>
-        <w:spacing w:before="120" w:after="60"/>
-        <w:rPr>
-          <w:rFonts w:ascii="Times New Roman" w:hAnsi="Times New Roman" w:cs="Times New Roman"/>
-          <w:b/>
-          <w:lang w:val="en-US"/>
-        </w:rPr>
-      </w:pPr>
-    </w:p>
-    <w:p>
-      <w:pPr>
-        <w:pStyle w:val="Heading3"/>
-        <w:spacing w:before="120" w:after="60"/>
-        <w:rPr>
-          <w:rFonts w:ascii="Times New Roman" w:hAnsi="Times New Roman" w:cs="Times New Roman"/>
-          <w:b/>
-          <w:lang w:val="en-US"/>
-        </w:rPr>
-      </w:pPr>
-    </w:p>
-    <w:p>
-      <w:pPr>
-        <w:pStyle w:val="Heading3"/>
-        <w:spacing w:before="120" w:after="60"/>
-        <w:rPr>
-          <w:rFonts w:ascii="Times New Roman" w:hAnsi="Times New Roman" w:cs="Times New Roman"/>
-          <w:b/>
-          <w:lang w:val="en-US"/>
-        </w:rPr>
-      </w:pPr>
-    </w:p>
-    <w:p>
-      <w:pPr>
-        <w:pStyle w:val="Heading3"/>
-        <w:spacing w:before="120" w:after="60"/>
-        <w:rPr>
-          <w:rFonts w:ascii="Times New Roman" w:hAnsi="Times New Roman" w:cs="Times New Roman"/>
-          <w:b/>
-          <w:lang w:val="en-US"/>
-        </w:rPr>
-      </w:pPr>
-    </w:p>
-    <w:p>
-      <w:pPr>
-        <w:pStyle w:val="Heading3"/>
-        <w:spacing w:before="120" w:after="60"/>
-        <w:rPr>
-          <w:rFonts w:ascii="Times New Roman" w:hAnsi="Times New Roman" w:cs="Times New Roman"/>
-          <w:b/>
-          <w:lang w:val="en-US"/>
-        </w:rPr>
-      </w:pPr>
-    </w:p>
-    <w:p>
-      <w:pPr>
-        <w:pStyle w:val="Heading3"/>
-        <w:spacing w:before="120" w:after="60"/>
-        <w:rPr>
-          <w:rFonts w:ascii="Times New Roman" w:hAnsi="Times New Roman" w:cs="Times New Roman"/>
-          <w:b/>
-          <w:lang w:val="en-US"/>
-        </w:rPr>
-      </w:pPr>
-    </w:p>
-    <w:p>
-      <w:pPr>
-        <w:pStyle w:val="Heading3"/>
-        <w:spacing w:before="120" w:after="60"/>
-        <w:rPr>
-          <w:rFonts w:ascii="Times New Roman" w:hAnsi="Times New Roman" w:cs="Times New Roman"/>
-          <w:b/>
-          <w:lang w:val="en-US"/>
-        </w:rPr>
-      </w:pPr>
-    </w:p>
-    <w:p>
-      <w:pPr>
-        <w:pStyle w:val="Heading3"/>
-        <w:spacing w:before="120" w:after="60"/>
-        <w:rPr>
-          <w:rFonts w:ascii="Times New Roman" w:hAnsi="Times New Roman" w:cs="Times New Roman"/>
-          <w:b/>
-          <w:lang w:val="en-US"/>
-        </w:rPr>
-      </w:pPr>
-    </w:p>
-    <w:p>
-      <w:pPr>
-        <w:pStyle w:val="Heading3"/>
-        <w:spacing w:before="120" w:after="60"/>
-        <w:rPr>
-          <w:rFonts w:ascii="Times New Roman" w:hAnsi="Times New Roman" w:cs="Times New Roman"/>
-          <w:b/>
-          <w:lang w:val="en-US"/>
-        </w:rPr>
-      </w:pPr>
-    </w:p>
-    <w:p>
-      <w:pPr>
-        <w:pStyle w:val="Heading3"/>
-        <w:spacing w:before="120" w:after="60"/>
-        <w:rPr>
-          <w:rFonts w:ascii="Times New Roman" w:hAnsi="Times New Roman" w:cs="Times New Roman"/>
-          <w:b/>
-          <w:lang w:val="en-US"/>
-        </w:rPr>
-      </w:pPr>
-    </w:p>
-    <w:p>
-      <w:pPr>
-        <w:pStyle w:val="Heading3"/>
-        <w:spacing w:before="120" w:after="60"/>
-        <w:rPr>
-          <w:rFonts w:ascii="Times New Roman" w:hAnsi="Times New Roman" w:cs="Times New Roman"/>
-          <w:b/>
-          <w:lang w:val="en-US"/>
-        </w:rPr>
-      </w:pPr>
-    </w:p>
-    <w:p>
-      <w:pPr>
-        <w:pStyle w:val="Heading3"/>
-        <w:spacing w:before="120" w:after="60"/>
-        <w:rPr>
-          <w:rFonts w:ascii="Times New Roman" w:hAnsi="Times New Roman" w:cs="Times New Roman"/>
-          <w:b/>
-          <w:lang w:val="en-US"/>
-        </w:rPr>
-      </w:pPr>
-    </w:p>
-    <w:p>
-      <w:pPr>
-        <w:pStyle w:val="Heading3"/>
-        <w:spacing w:before="120" w:after="60"/>
-        <w:rPr>
-          <w:rFonts w:ascii="Times New Roman" w:hAnsi="Times New Roman" w:cs="Times New Roman"/>
-          <w:b/>
-          <w:lang w:val="en-US"/>
-        </w:rPr>
-      </w:pPr>
-    </w:p>
-    <w:p>
-      <w:pPr>
-        <w:pStyle w:val="Heading3"/>
-        <w:spacing w:before="120" w:after="60"/>
-        <w:rPr>
-          <w:rFonts w:ascii="Times New Roman" w:hAnsi="Times New Roman" w:cs="Times New Roman"/>
-          <w:b/>
-          <w:lang w:val="en-US"/>
-        </w:rPr>
-      </w:pPr>
-    </w:p>
-    <w:p>
-      <w:pPr>
-        <w:pStyle w:val="Heading3"/>
-        <w:spacing w:before="120" w:after="60"/>
-        <w:rPr>
-          <w:rFonts w:ascii="Times New Roman" w:hAnsi="Times New Roman" w:cs="Times New Roman"/>
-          <w:b/>
-          <w:lang w:val="en-US"/>
-        </w:rPr>
-      </w:pPr>
-    </w:p>
-    <w:p>
-      <w:pPr>
-        <w:pStyle w:val="Heading3"/>
-        <w:spacing w:before="120" w:after="60"/>
-        <w:rPr>
-          <w:rFonts w:ascii="Times New Roman" w:hAnsi="Times New Roman" w:cs="Times New Roman"/>
-          <w:b/>
-          <w:lang w:val="en-US"/>
-        </w:rPr>
-      </w:pPr>
-    </w:p>
-    <w:p>
-      <w:pPr>
-        <w:pStyle w:val="Heading3"/>
-        <w:spacing w:before="120" w:after="60"/>
-        <w:rPr>
-          <w:rFonts w:ascii="Times New Roman" w:hAnsi="Times New Roman" w:cs="Times New Roman"/>
-          <w:b/>
-          <w:lang w:val="en-US"/>
-        </w:rPr>
-      </w:pPr>
-    </w:p>
-    <w:p>
-      <w:pPr>
-        <w:pStyle w:val="Heading3"/>
-        <w:spacing w:before="120" w:after="60"/>
-        <w:rPr>
-          <w:rFonts w:ascii="Times New Roman" w:hAnsi="Times New Roman" w:cs="Times New Roman"/>
-          <w:b/>
-          <w:lang w:val="en-US"/>
-        </w:rPr>
-      </w:pPr>
-    </w:p>
-    <w:p>
-      <w:pPr>
-        <w:pStyle w:val="Heading3"/>
-        <w:spacing w:before="120" w:after="60"/>
-        <w:rPr>
-          <w:rFonts w:ascii="Times New Roman" w:hAnsi="Times New Roman" w:cs="Times New Roman"/>
-          <w:b/>
-          <w:lang w:val="en-US"/>
-        </w:rPr>
-      </w:pPr>
-    </w:p>
-    <w:p>
-      <w:pPr>
-        <w:pStyle w:val="Heading3"/>
-        <w:spacing w:before="120" w:after="60"/>
-        <w:rPr>
-          <w:rFonts w:ascii="Times New Roman" w:hAnsi="Times New Roman" w:cs="Times New Roman"/>
-          <w:b/>
-          <w:lang w:val="en-US"/>
-        </w:rPr>
-      </w:pPr>
-    </w:p>
-    <w:p>
-      <w:pPr>
-        <w:pStyle w:val="Heading3"/>
-        <w:spacing w:before="120" w:after="60"/>
-        <w:rPr>
-          <w:rFonts w:ascii="Times New Roman" w:hAnsi="Times New Roman" w:cs="Times New Roman"/>
-          <w:b/>
-          <w:lang w:val="en-US"/>
-        </w:rPr>
-      </w:pPr>
-    </w:p>
-    <w:p>
-      <w:pPr>
-        <w:pStyle w:val="Heading3"/>
-        <w:spacing w:before="120" w:after="60"/>
-        <w:rPr>
-          <w:rFonts w:ascii="Times New Roman" w:hAnsi="Times New Roman" w:cs="Times New Roman"/>
-          <w:b/>
-          <w:lang w:val="en-US"/>
-        </w:rPr>
-      </w:pPr>
-    </w:p>
-    <w:p>
-      <w:pPr>
-        <w:pStyle w:val="Heading3"/>
-        <w:spacing w:before="120" w:after="60"/>
-        <w:rPr>
-          <w:rFonts w:ascii="Times New Roman" w:hAnsi="Times New Roman" w:cs="Times New Roman"/>
-          <w:b/>
-          <w:lang w:val="en-US"/>
-        </w:rPr>
-      </w:pPr>
-    </w:p>
-    <w:p>
-      <w:pPr>
-        <w:pStyle w:val="Heading3"/>
-        <w:spacing w:before="120" w:after="60"/>
-        <w:rPr>
-          <w:rFonts w:ascii="Times New Roman" w:hAnsi="Times New Roman" w:cs="Times New Roman"/>
-          <w:b/>
-          <w:lang w:val="en-US"/>
-        </w:rPr>
-      </w:pPr>
-    </w:p>
-    <w:p>
-      <w:pPr>
-        <w:pStyle w:val="Heading3"/>
-        <w:spacing w:before="120" w:after="60"/>
-        <w:rPr>
-          <w:rFonts w:ascii="Times New Roman" w:hAnsi="Times New Roman" w:cs="Times New Roman"/>
-          <w:b/>
-          <w:lang w:val="en-US"/>
-        </w:rPr>
-      </w:pPr>
-    </w:p>
-    <w:p>
-      <w:pPr>
-        <w:pStyle w:val="Heading3"/>
-        <w:spacing w:before="120" w:after="60"/>
-        <w:rPr>
-          <w:rFonts w:ascii="Times New Roman" w:hAnsi="Times New Roman" w:cs="Times New Roman"/>
-          <w:b/>
-          <w:lang w:val="en-US"/>
-        </w:rPr>
-      </w:pPr>
-    </w:p>
-    <w:p>
-      <w:pPr>
-        <w:pStyle w:val="Heading3"/>
-        <w:spacing w:before="120" w:after="60"/>
-        <w:rPr>
-          <w:rFonts w:ascii="Times New Roman" w:hAnsi="Times New Roman" w:cs="Times New Roman"/>
-          <w:b/>
-          <w:lang w:val="en-US"/>
-        </w:rPr>
-      </w:pPr>
-    </w:p>
-    <w:p>
-      <w:pPr>
-        <w:pStyle w:val="Heading3"/>
-        <w:spacing w:before="120" w:after="60"/>
-        <w:rPr>
-          <w:rFonts w:ascii="Times New Roman" w:hAnsi="Times New Roman" w:cs="Times New Roman"/>
-          <w:b/>
-          <w:lang w:val="en-US"/>
-        </w:rPr>
-      </w:pPr>
-    </w:p>
-    <w:p>
-      <w:pPr>
-        <w:pStyle w:val="Heading3"/>
-        <w:spacing w:before="120" w:after="60"/>
-        <w:rPr>
-          <w:rFonts w:ascii="Times New Roman" w:hAnsi="Times New Roman" w:cs="Times New Roman"/>
-          <w:b/>
-          <w:lang w:val="en-US"/>
-        </w:rPr>
-      </w:pPr>
-    </w:p>
-    <w:p>
-      <w:pPr>
-        <w:pStyle w:val="Heading3"/>
-        <w:spacing w:before="120" w:after="60"/>
-        <w:rPr>
-          <w:rFonts w:ascii="Times New Roman" w:hAnsi="Times New Roman" w:cs="Times New Roman"/>
-          <w:b/>
-          <w:lang w:val="en-US"/>
-        </w:rPr>
-      </w:pPr>
-    </w:p>
-    <w:p>
-      <w:pPr>
-        <w:pStyle w:val="Heading3"/>
-        <w:spacing w:before="120" w:after="60"/>
-        <w:rPr>
-          <w:rFonts w:ascii="Times New Roman" w:hAnsi="Times New Roman" w:cs="Times New Roman"/>
-          <w:b/>
-          <w:lang w:val="en-US"/>
-        </w:rPr>
-      </w:pPr>
-    </w:p>
-    <w:p>
-      <w:pPr>
-        <w:pStyle w:val="Heading3"/>
-        <w:spacing w:before="120" w:after="60"/>
-        <w:rPr>
-          <w:rFonts w:ascii="Times New Roman" w:hAnsi="Times New Roman" w:cs="Times New Roman"/>
-          <w:b/>
-          <w:lang w:val="en-US"/>
-        </w:rPr>
-      </w:pPr>
-    </w:p>
-    <w:p>
-      <w:pPr>
-        <w:pStyle w:val="Heading3"/>
-        <w:spacing w:before="120" w:after="60"/>
-        <w:rPr>
-          <w:rFonts w:ascii="Times New Roman" w:hAnsi="Times New Roman" w:cs="Times New Roman"/>
-          <w:b/>
-          <w:lang w:val="en-US"/>
-        </w:rPr>
-      </w:pPr>
-    </w:p>
-    <w:p>
-      <w:pPr>
-        <w:pStyle w:val="Heading3"/>
-        <w:spacing w:before="120" w:after="60"/>
-        <w:rPr>
-          <w:rFonts w:ascii="Times New Roman" w:hAnsi="Times New Roman" w:cs="Times New Roman"/>
-          <w:b/>
-          <w:lang w:val="en-US"/>
-        </w:rPr>
-      </w:pPr>
-    </w:p>
-    <w:p>
-      <w:pPr>
-        <w:pStyle w:val="Heading3"/>
-        <w:spacing w:before="120" w:after="60"/>
-        <w:rPr>
-          <w:rFonts w:ascii="Times New Roman" w:hAnsi="Times New Roman" w:cs="Times New Roman"/>
-          <w:b/>
-          <w:lang w:val="en-US"/>
-        </w:rPr>
-      </w:pPr>
-    </w:p>
-    <w:p>
-      <w:pPr>
-        <w:pStyle w:val="Heading3"/>
-        <w:spacing w:before="120" w:after="60"/>
-        <w:rPr>
-          <w:rFonts w:ascii="Times New Roman" w:hAnsi="Times New Roman" w:cs="Times New Roman"/>
-          <w:b/>
-          <w:lang w:val="en-US"/>
-        </w:rPr>
-      </w:pPr>
-    </w:p>
-    <w:p>
-      <w:pPr>
-        <w:pStyle w:val="Heading3"/>
-        <w:spacing w:before="120" w:after="60"/>
-        <w:rPr>
-          <w:rFonts w:ascii="Times New Roman" w:hAnsi="Times New Roman" w:cs="Times New Roman"/>
-          <w:b/>
-          <w:lang w:val="en-US"/>
-        </w:rPr>
-      </w:pPr>
-    </w:p>
-    <w:p>
-      <w:pPr>
-        <w:pStyle w:val="Heading3"/>
-        <w:spacing w:before="120" w:after="60"/>
-        <w:rPr>
-          <w:rFonts w:ascii="Times New Roman" w:hAnsi="Times New Roman" w:cs="Times New Roman"/>
-          <w:b/>
-          <w:lang w:val="en-US"/>
-        </w:rPr>
-      </w:pPr>
-    </w:p>
-    <w:p>
-      <w:pPr>
-        <w:pStyle w:val="Heading3"/>
-        <w:spacing w:before="120" w:after="60"/>
-        <w:rPr>
-          <w:rFonts w:ascii="Times New Roman" w:hAnsi="Times New Roman" w:cs="Times New Roman"/>
-          <w:b/>
-          <w:lang w:val="en-US"/>
-        </w:rPr>
-      </w:pPr>
-    </w:p>
-    <w:p>
-      <w:pPr>
-        <w:pStyle w:val="Heading3"/>
-        <w:spacing w:before="120" w:after="60"/>
-        <w:rPr>
-          <w:rFonts w:ascii="Times New Roman" w:hAnsi="Times New Roman" w:cs="Times New Roman"/>
-          <w:b/>
-          <w:lang w:val="en-US"/>
-        </w:rPr>
-      </w:pPr>
-    </w:p>
-    <w:p>
-      <w:pPr>
-        <w:pStyle w:val="Heading3"/>
-        <w:spacing w:before="120" w:after="60"/>
-        <w:rPr>
-          <w:rFonts w:ascii="Times New Roman" w:hAnsi="Times New Roman" w:cs="Times New Roman"/>
-          <w:b/>
-          <w:lang w:val="en-US"/>
-        </w:rPr>
-      </w:pPr>
-    </w:p>
-    <w:p>
-      <w:pPr>
-        <w:pStyle w:val="Heading3"/>
-        <w:spacing w:before="120" w:after="60"/>
-        <w:rPr>
-          <w:rFonts w:ascii="Times New Roman" w:hAnsi="Times New Roman" w:cs="Times New Roman"/>
-          <w:b/>
-          <w:lang w:val="en-US"/>
-        </w:rPr>
-      </w:pPr>
-    </w:p>
-    <w:p>
-      <w:pPr>
-        <w:pStyle w:val="Heading3"/>
-        <w:spacing w:before="120" w:after="60"/>
-        <w:rPr>
-          <w:rFonts w:ascii="Times New Roman" w:hAnsi="Times New Roman" w:cs="Times New Roman"/>
-          <w:b/>
-          <w:lang w:val="en-US"/>
-        </w:rPr>
-      </w:pPr>
-    </w:p>
-    <w:p>
-      <w:pPr>
-        <w:pStyle w:val="Heading3"/>
-        <w:spacing w:before="120" w:after="60"/>
-        <w:rPr>
-          <w:rFonts w:ascii="Times New Roman" w:hAnsi="Times New Roman" w:cs="Times New Roman"/>
-          <w:b/>
-          <w:lang w:val="en-US"/>
-        </w:rPr>
-      </w:pPr>
-    </w:p>
-    <w:p>
-      <w:pPr>
-        <w:pStyle w:val="Heading3"/>
-        <w:spacing w:before="120" w:after="60"/>
-        <w:rPr>
-          <w:rFonts w:ascii="Times New Roman" w:hAnsi="Times New Roman" w:cs="Times New Roman"/>
-          <w:b/>
-          <w:lang w:val="en-US"/>
-        </w:rPr>
-      </w:pPr>
-    </w:p>
-    <w:p>
-      <w:pPr>
-        <w:pStyle w:val="Heading3"/>
-        <w:spacing w:before="120" w:after="60"/>
-        <w:rPr>
-          <w:rFonts w:ascii="Times New Roman" w:hAnsi="Times New Roman" w:cs="Times New Roman"/>
-          <w:b/>
-          <w:lang w:val="en-US"/>
-        </w:rPr>
-      </w:pPr>
-    </w:p>
-    <w:p>
-      <w:pPr>
-        <w:pStyle w:val="Heading3"/>
-        <w:spacing w:before="120" w:after="60"/>
-        <w:rPr>
-          <w:rFonts w:ascii="Times New Roman" w:hAnsi="Times New Roman" w:cs="Times New Roman"/>
-          <w:b/>
-          <w:lang w:val="en-US"/>
-        </w:rPr>
-      </w:pPr>
-    </w:p>
-    <w:p>
-      <w:pPr>
-        <w:pStyle w:val="Heading3"/>
-        <w:spacing w:before="120" w:after="60"/>
-        <w:rPr>
-          <w:rFonts w:ascii="Times New Roman" w:hAnsi="Times New Roman" w:cs="Times New Roman"/>
-          <w:b/>
-          <w:lang w:val="en-US"/>
-        </w:rPr>
-      </w:pPr>
-    </w:p>
-    <w:p>
-      <w:pPr>
-        <w:pStyle w:val="Heading3"/>
-        <w:spacing w:before="120" w:after="60"/>
-        <w:rPr>
-          <w:rFonts w:ascii="Times New Roman" w:hAnsi="Times New Roman" w:cs="Times New Roman"/>
-          <w:b/>
-          <w:lang w:val="en-US"/>
-        </w:rPr>
-      </w:pPr>
-    </w:p>
-    <w:p>
-      <w:pPr>
-        <w:pStyle w:val="Heading3"/>
-        <w:spacing w:before="120" w:after="60"/>
-        <w:rPr>
-          <w:rFonts w:ascii="Times New Roman" w:hAnsi="Times New Roman" w:cs="Times New Roman"/>
-          <w:b/>
-          <w:lang w:val="en-US"/>
-        </w:rPr>
-      </w:pPr>
-    </w:p>
-    <w:p>
-      <w:pPr>
-        <w:pStyle w:val="Heading3"/>
-        <w:spacing w:before="120" w:after="60"/>
-        <w:rPr>
-          <w:rFonts w:ascii="Times New Roman" w:hAnsi="Times New Roman" w:cs="Times New Roman"/>
-          <w:b/>
-          <w:lang w:val="en-US"/>
-        </w:rPr>
-      </w:pPr>
-    </w:p>
-    <w:p>
-      <w:pPr>
-        <w:pStyle w:val="Heading3"/>
-        <w:spacing w:before="120" w:after="60"/>
-        <w:rPr>
-          <w:rFonts w:ascii="Times New Roman" w:hAnsi="Times New Roman" w:cs="Times New Roman"/>
-          <w:b/>
-          <w:lang w:val="en-US"/>
-        </w:rPr>
-      </w:pPr>
-    </w:p>
-    <w:p>
-      <w:pPr>
-        <w:pStyle w:val="Heading3"/>
-        <w:spacing w:before="120" w:after="60"/>
-        <w:rPr>
-          <w:rFonts w:ascii="Times New Roman" w:hAnsi="Times New Roman" w:cs="Times New Roman"/>
-          <w:b/>
-          <w:lang w:val="en-US"/>
-        </w:rPr>
-      </w:pPr>
-    </w:p>
-    <w:p>
-      <w:pPr>
-        <w:pStyle w:val="Heading3"/>
-        <w:spacing w:before="120" w:after="60"/>
-        <w:rPr>
-          <w:rFonts w:ascii="Times New Roman" w:hAnsi="Times New Roman" w:cs="Times New Roman"/>
-          <w:b/>
-          <w:lang w:val="en-US"/>
-        </w:rPr>
-      </w:pPr>
-    </w:p>
-    <w:p>
-      <w:pPr>
-        <w:pStyle w:val="Heading3"/>
-        <w:spacing w:before="120" w:after="60"/>
-        <w:rPr>
-          <w:rFonts w:ascii="Times New Roman" w:hAnsi="Times New Roman" w:cs="Times New Roman"/>
-          <w:b/>
-          <w:lang w:val="en-US"/>
-        </w:rPr>
-      </w:pPr>
-    </w:p>
-    <w:p>
-      <w:pPr>
-        <w:pStyle w:val="Heading3"/>
-        <w:spacing w:before="120" w:after="60"/>
-        <w:rPr>
-          <w:rFonts w:ascii="Times New Roman" w:hAnsi="Times New Roman" w:cs="Times New Roman"/>
-          <w:b/>
-          <w:lang w:val="en-US"/>
-        </w:rPr>
-      </w:pPr>
-    </w:p>
-    <w:p>
-      <w:pPr>
-        <w:pStyle w:val="Heading3"/>
-        <w:spacing w:before="120" w:after="60"/>
-        <w:rPr>
-          <w:rFonts w:ascii="Times New Roman" w:hAnsi="Times New Roman" w:cs="Times New Roman"/>
-          <w:b/>
-          <w:lang w:val="en-US"/>
-        </w:rPr>
-      </w:pPr>
-    </w:p>
-    <w:p>
-      <w:pPr>
-        <w:pStyle w:val="Heading3"/>
-        <w:spacing w:before="120" w:after="60"/>
-        <w:rPr>
-          <w:rFonts w:ascii="Times New Roman" w:hAnsi="Times New Roman" w:cs="Times New Roman"/>
-          <w:b/>
-          <w:lang w:val="en-US"/>
-        </w:rPr>
-      </w:pPr>
-    </w:p>
-    <w:p>
-      <w:pPr>
-        <w:pStyle w:val="Heading3"/>
-        <w:spacing w:before="120" w:after="60"/>
-        <w:rPr>
-          <w:rFonts w:ascii="Times New Roman" w:hAnsi="Times New Roman" w:cs="Times New Roman"/>
-          <w:b/>
-          <w:lang w:val="en-US"/>
-        </w:rPr>
-      </w:pPr>
-    </w:p>
-    <w:p>
-      <w:pPr>
-        <w:pStyle w:val="Heading3"/>
-        <w:spacing w:before="120" w:after="60"/>
-        <w:rPr>
-          <w:rFonts w:ascii="Times New Roman" w:hAnsi="Times New Roman" w:cs="Times New Roman"/>
-          <w:b/>
-          <w:lang w:val="en-US"/>
-        </w:rPr>
-      </w:pPr>
-    </w:p>
-    <w:p>
-      <w:pPr>
-        <w:pStyle w:val="Heading3"/>
-        <w:spacing w:before="120" w:after="60"/>
-        <w:rPr>
-          <w:rFonts w:ascii="Times New Roman" w:hAnsi="Times New Roman" w:cs="Times New Roman"/>
-          <w:b/>
-          <w:lang w:val="en-US"/>
-        </w:rPr>
-      </w:pPr>
-    </w:p>
-    <w:p>
-      <w:pPr>
-        <w:pStyle w:val="Heading3"/>
-        <w:spacing w:before="120" w:after="60"/>
-        <w:rPr>
-          <w:rFonts w:ascii="Times New Roman" w:hAnsi="Times New Roman" w:cs="Times New Roman"/>
-          <w:b/>
-          <w:lang w:val="en-US"/>
-        </w:rPr>
-      </w:pPr>
-    </w:p>
-    <w:p>
-      <w:pPr>
-        <w:pStyle w:val="Heading3"/>
-        <w:spacing w:before="120" w:after="60"/>
-        <w:rPr>
-          <w:rFonts w:ascii="Times New Roman" w:hAnsi="Times New Roman" w:cs="Times New Roman"/>
-          <w:b/>
-          <w:lang w:val="en-US"/>
-        </w:rPr>
-      </w:pPr>
-    </w:p>
-    <w:p>
-      <w:pPr>
-        <w:pStyle w:val="Heading3"/>
-        <w:spacing w:before="120" w:after="60"/>
-        <w:rPr>
-          <w:rFonts w:ascii="Times New Roman" w:hAnsi="Times New Roman" w:cs="Times New Roman"/>
-          <w:b/>
-          <w:lang w:val="en-US"/>
-        </w:rPr>
-      </w:pPr>
-    </w:p>
-    <w:p>
-      <w:pPr>
-        <w:pStyle w:val="Heading3"/>
-        <w:spacing w:before="120" w:after="60"/>
-        <w:rPr>
-          <w:rFonts w:ascii="Times New Roman" w:hAnsi="Times New Roman" w:cs="Times New Roman"/>
-          <w:b/>
-          <w:lang w:val="en-US"/>
-        </w:rPr>
-      </w:pPr>
-    </w:p>
-    <w:p>
-      <w:pPr>
-        <w:pStyle w:val="Heading3"/>
-        <w:spacing w:before="120" w:after="60"/>
-        <w:rPr>
-          <w:rFonts w:ascii="Times New Roman" w:hAnsi="Times New Roman" w:cs="Times New Roman"/>
-          <w:b/>
-          <w:lang w:val="en-US"/>
-        </w:rPr>
-      </w:pPr>
-    </w:p>
-    <w:p>
-      <w:pPr>
-        <w:pStyle w:val="Heading3"/>
-        <w:spacing w:before="120" w:after="60"/>
-        <w:rPr>
-          <w:rFonts w:ascii="Times New Roman" w:hAnsi="Times New Roman" w:cs="Times New Roman"/>
-          <w:b/>
-          <w:lang w:val="en-US"/>
-        </w:rPr>
-      </w:pPr>
-    </w:p>
-    <w:p>
-      <w:pPr>
-        <w:pStyle w:val="Heading3"/>
-        <w:spacing w:before="120" w:after="60"/>
-        <w:rPr>
-          <w:rFonts w:ascii="Times New Roman" w:hAnsi="Times New Roman" w:cs="Times New Roman"/>
-          <w:b/>
-          <w:lang w:val="en-US"/>
-        </w:rPr>
-      </w:pPr>
-    </w:p>
-    <w:p>
-      <w:pPr>
-        <w:pStyle w:val="Heading3"/>
-        <w:spacing w:before="120" w:after="60"/>
-        <w:rPr>
-          <w:rFonts w:ascii="Times New Roman" w:hAnsi="Times New Roman" w:cs="Times New Roman"/>
-          <w:b/>
-          <w:lang w:val="en-US"/>
-        </w:rPr>
-      </w:pPr>
-    </w:p>
-    <w:p>
-      <w:pPr>
-        <w:pStyle w:val="Heading3"/>
-        <w:spacing w:before="120" w:after="60"/>
-        <w:rPr>
-          <w:rFonts w:ascii="Times New Roman" w:hAnsi="Times New Roman" w:cs="Times New Roman"/>
-          <w:b/>
-          <w:lang w:val="en-US"/>
-        </w:rPr>
-      </w:pPr>
-    </w:p>
-    <w:p>
-      <w:pPr>
-        <w:pStyle w:val="Heading3"/>
-        <w:spacing w:before="120" w:after="60"/>
-        <w:rPr>
-          <w:rFonts w:ascii="Times New Roman" w:hAnsi="Times New Roman" w:cs="Times New Roman"/>
-          <w:b/>
-          <w:lang w:val="en-US"/>
-        </w:rPr>
-      </w:pPr>
-    </w:p>
-    <w:p>
-      <w:pPr>
-        <w:pStyle w:val="Heading3"/>
-        <w:spacing w:before="120" w:after="60"/>
-        <w:rPr>
-          <w:rFonts w:ascii="Times New Roman" w:hAnsi="Times New Roman" w:cs="Times New Roman"/>
-          <w:b/>
-          <w:lang w:val="en-US"/>
-        </w:rPr>
-      </w:pPr>
-    </w:p>
-    <w:p>
-      <w:pPr>
-        <w:pStyle w:val="Heading3"/>
-        <w:spacing w:before="120" w:after="60"/>
-        <w:rPr>
-          <w:rFonts w:ascii="Times New Roman" w:hAnsi="Times New Roman" w:cs="Times New Roman"/>
-          <w:b/>
-          <w:lang w:val="en-US"/>
-        </w:rPr>
-      </w:pPr>
-    </w:p>
-    <w:p>
-      <w:pPr>
-        <w:pStyle w:val="Heading3"/>
-        <w:spacing w:before="120" w:after="60"/>
-        <w:rPr>
-          <w:rFonts w:ascii="Times New Roman" w:hAnsi="Times New Roman" w:cs="Times New Roman"/>
-          <w:b/>
-          <w:lang w:val="en-US"/>
-        </w:rPr>
-      </w:pPr>
-    </w:p>
-    <w:p>
-      <w:pPr>
-        <w:pStyle w:val="Heading3"/>
-        <w:spacing w:before="120" w:after="60"/>
-        <w:rPr>
-          <w:rFonts w:ascii="Times New Roman" w:hAnsi="Times New Roman" w:cs="Times New Roman"/>
-          <w:b/>
-          <w:lang w:val="en-US"/>
-        </w:rPr>
-      </w:pPr>
-    </w:p>
-    <w:p>
-      <w:pPr>
-        <w:pStyle w:val="Heading3"/>
-        <w:spacing w:before="120" w:after="60"/>
-        <w:rPr>
-          <w:rFonts w:ascii="Times New Roman" w:hAnsi="Times New Roman" w:cs="Times New Roman"/>
-          <w:b/>
-          <w:lang w:val="en-US"/>
-        </w:rPr>
-      </w:pPr>
-    </w:p>
-    <w:p>
-      <w:pPr>
-        <w:pStyle w:val="Heading3"/>
-        <w:spacing w:before="120" w:after="60"/>
-        <w:rPr>
-          <w:rFonts w:ascii="Times New Roman" w:hAnsi="Times New Roman" w:cs="Times New Roman"/>
-          <w:b/>
-          <w:lang w:val="en-US"/>
-        </w:rPr>
-      </w:pPr>
-    </w:p>
-    <w:p>
-      <w:pPr>
-        <w:pStyle w:val="Heading3"/>
-        <w:spacing w:before="120" w:after="60"/>
-        <w:rPr>
-          <w:rFonts w:ascii="Times New Roman" w:hAnsi="Times New Roman" w:cs="Times New Roman"/>
-          <w:b/>
-          <w:lang w:val="en-US"/>
-        </w:rPr>
-      </w:pPr>
-    </w:p>
-    <w:p>
-      <w:pPr>
-        <w:pStyle w:val="Heading3"/>
-        <w:spacing w:before="120" w:after="60"/>
-        <w:rPr>
-          <w:rFonts w:ascii="Times New Roman" w:hAnsi="Times New Roman" w:cs="Times New Roman"/>
-          <w:b/>
-          <w:lang w:val="en-US"/>
-        </w:rPr>
-      </w:pPr>
-    </w:p>
-    <w:p>
-      <w:pPr>
-        <w:pStyle w:val="Heading3"/>
-        <w:spacing w:before="120" w:after="60"/>
-        <w:rPr>
-          <w:rFonts w:ascii="Times New Roman" w:hAnsi="Times New Roman" w:cs="Times New Roman"/>
-          <w:b/>
-          <w:lang w:val="en-US"/>
-        </w:rPr>
-      </w:pPr>
-    </w:p>
-    <w:p>
-      <w:pPr>
-        <w:pStyle w:val="Heading3"/>
-        <w:spacing w:before="120" w:after="60"/>
-        <w:rPr>
-          <w:rFonts w:ascii="Times New Roman" w:hAnsi="Times New Roman" w:cs="Times New Roman"/>
-          <w:b/>
-          <w:lang w:val="en-US"/>
-        </w:rPr>
-      </w:pPr>
-    </w:p>
-    <w:p>
-      <w:pPr>
-        <w:pStyle w:val="Heading3"/>
-        <w:spacing w:before="120" w:after="60"/>
-        <w:rPr>
-          <w:rFonts w:ascii="Times New Roman" w:hAnsi="Times New Roman" w:cs="Times New Roman"/>
-          <w:b/>
-          <w:lang w:val="en-US"/>
-        </w:rPr>
-      </w:pPr>
-    </w:p>
-    <w:p>
-      <w:pPr>
-        <w:pStyle w:val="Heading3"/>
-        <w:spacing w:before="120" w:after="60"/>
-        <w:rPr>
-          <w:rFonts w:ascii="Times New Roman" w:hAnsi="Times New Roman" w:cs="Times New Roman"/>
-          <w:b/>
-          <w:lang w:val="en-US"/>
-        </w:rPr>
-      </w:pPr>
-    </w:p>
-    <w:p>
-      <w:pPr>
-        <w:pStyle w:val="Heading3"/>
-        <w:spacing w:before="120" w:after="60"/>
-        <w:rPr>
-          <w:rFonts w:ascii="Times New Roman" w:hAnsi="Times New Roman" w:cs="Times New Roman"/>
-          <w:b/>
-          <w:lang w:val="en-US"/>
-        </w:rPr>
-      </w:pPr>
-    </w:p>
-    <w:p>
-      <w:pPr>
-        <w:pStyle w:val="Heading3"/>
-        <w:spacing w:before="120" w:after="60"/>
-        <w:rPr>
-          <w:rFonts w:ascii="Times New Roman" w:hAnsi="Times New Roman" w:cs="Times New Roman"/>
-          <w:b/>
-          <w:lang w:val="en-US"/>
-        </w:rPr>
-      </w:pPr>
-    </w:p>
-    <w:p>
-      <w:pPr>
-        <w:pStyle w:val="Heading3"/>
-        <w:spacing w:before="120" w:after="60"/>
-        <w:rPr>
-          <w:rFonts w:ascii="Times New Roman" w:hAnsi="Times New Roman" w:cs="Times New Roman"/>
-          <w:b/>
-          <w:lang w:val="en-US"/>
-        </w:rPr>
-      </w:pPr>
-    </w:p>
-    <w:p>
-      <w:pPr>
-        <w:pStyle w:val="Heading3"/>
-        <w:spacing w:before="120" w:after="60"/>
-        <w:rPr>
-          <w:rFonts w:ascii="Times New Roman" w:hAnsi="Times New Roman" w:cs="Times New Roman"/>
-          <w:b/>
-          <w:lang w:val="en-US"/>
-        </w:rPr>
-      </w:pPr>
-    </w:p>
-    <w:p>
-      <w:pPr>
-        <w:pStyle w:val="Heading3"/>
-        <w:spacing w:before="120" w:after="60"/>
-        <w:rPr>
-          <w:rFonts w:ascii="Times New Roman" w:hAnsi="Times New Roman" w:cs="Times New Roman"/>
-          <w:b/>
-          <w:lang w:val="en-US"/>
-        </w:rPr>
-      </w:pPr>
-    </w:p>
-    <w:p>
-      <w:pPr>
-        <w:pStyle w:val="Heading3"/>
-        <w:spacing w:before="120" w:after="60"/>
-        <w:rPr>
-          <w:rFonts w:ascii="Times New Roman" w:hAnsi="Times New Roman" w:cs="Times New Roman"/>
-          <w:b/>
-          <w:lang w:val="en-US"/>
-        </w:rPr>
-      </w:pPr>
-    </w:p>
-    <w:p>
-      <w:pPr>
-        <w:pStyle w:val="Heading3"/>
-        <w:spacing w:before="120" w:after="60"/>
-        <w:rPr>
-          <w:rFonts w:ascii="Times New Roman" w:hAnsi="Times New Roman" w:cs="Times New Roman"/>
-          <w:b/>
-          <w:lang w:val="en-US"/>
-        </w:rPr>
-      </w:pPr>
-    </w:p>
-    <w:p>
-      <w:pPr>
-        <w:pStyle w:val="Heading3"/>
-        <w:spacing w:before="120" w:after="60"/>
-        <w:rPr>
-          <w:rFonts w:ascii="Times New Roman" w:hAnsi="Times New Roman" w:cs="Times New Roman"/>
-          <w:b/>
-          <w:lang w:val="en-US"/>
-        </w:rPr>
-      </w:pPr>
-    </w:p>
-    <w:p>
-      <w:pPr>
-        <w:pStyle w:val="Heading3"/>
-        <w:spacing w:before="120" w:after="60"/>
-        <w:rPr>
-          <w:rFonts w:ascii="Times New Roman" w:hAnsi="Times New Roman" w:cs="Times New Roman"/>
-          <w:b/>
-          <w:lang w:val="en-US"/>
-        </w:rPr>
-      </w:pPr>
-    </w:p>
-    <w:p>
-      <w:pPr>
-        <w:pStyle w:val="Heading3"/>
-        <w:spacing w:before="120" w:after="60"/>
-        <w:rPr>
-          <w:rFonts w:ascii="Times New Roman" w:hAnsi="Times New Roman" w:cs="Times New Roman"/>
-          <w:b/>
-          <w:lang w:val="en-US"/>
-        </w:rPr>
-      </w:pPr>
-    </w:p>
-    <w:p>
-      <w:pPr>
-        <w:pStyle w:val="Heading3"/>
-        <w:spacing w:before="120" w:after="60"/>
-        <w:rPr>
-          <w:rFonts w:ascii="Times New Roman" w:hAnsi="Times New Roman" w:cs="Times New Roman"/>
-          <w:b/>
-          <w:lang w:val="en-US"/>
-        </w:rPr>
-      </w:pPr>
-    </w:p>
-    <w:p>
-      <w:pPr>
-        <w:pStyle w:val="Heading3"/>
-        <w:spacing w:before="120" w:after="60"/>
-        <w:rPr>
-          <w:rFonts w:ascii="Times New Roman" w:hAnsi="Times New Roman" w:cs="Times New Roman"/>
-          <w:b/>
-          <w:lang w:val="en-US"/>
-        </w:rPr>
-      </w:pPr>
-    </w:p>
-    <w:p>
-      <w:pPr>
-        <w:pStyle w:val="Heading3"/>
-        <w:spacing w:before="120" w:after="60"/>
-        <w:rPr>
-          <w:rFonts w:ascii="Times New Roman" w:hAnsi="Times New Roman" w:cs="Times New Roman"/>
-          <w:b/>
-          <w:lang w:val="en-US"/>
-        </w:rPr>
-      </w:pPr>
-    </w:p>
-    <w:p>
-      <w:pPr>
-        <w:pStyle w:val="Heading3"/>
-        <w:spacing w:before="120" w:after="60"/>
-        <w:rPr>
-          <w:rFonts w:ascii="Times New Roman" w:hAnsi="Times New Roman" w:cs="Times New Roman"/>
-          <w:b/>
-          <w:lang w:val="en-US"/>
-        </w:rPr>
-      </w:pPr>
-    </w:p>
-    <w:p>
-      <w:pPr>
-        <w:pStyle w:val="Heading3"/>
-        <w:spacing w:before="120" w:after="60"/>
-        <w:rPr>
-          <w:rFonts w:ascii="Times New Roman" w:hAnsi="Times New Roman" w:cs="Times New Roman"/>
-          <w:b/>
-          <w:lang w:val="en-US"/>
-        </w:rPr>
-      </w:pPr>
-    </w:p>
-    <w:p>
-      <w:pPr>
-        <w:pStyle w:val="Heading3"/>
-        <w:spacing w:before="120" w:after="60"/>
-        <w:rPr>
-          <w:rFonts w:ascii="Times New Roman" w:hAnsi="Times New Roman" w:cs="Times New Roman"/>
-          <w:b/>
-          <w:lang w:val="en-US"/>
-        </w:rPr>
-      </w:pPr>
-    </w:p>
-    <w:p>
-      <w:pPr>
-        <w:pStyle w:val="Heading3"/>
-        <w:spacing w:before="120" w:after="60"/>
-        <w:rPr>
-          <w:rFonts w:ascii="Times New Roman" w:hAnsi="Times New Roman" w:cs="Times New Roman"/>
-          <w:b/>
-          <w:lang w:val="en-US"/>
-        </w:rPr>
-      </w:pPr>
-    </w:p>
-    <w:p>
-      <w:pPr>
-        <w:pStyle w:val="Heading3"/>
-        <w:spacing w:before="120" w:after="60"/>
-        <w:rPr>
-          <w:rFonts w:ascii="Times New Roman" w:hAnsi="Times New Roman" w:cs="Times New Roman"/>
-          <w:b/>
-          <w:lang w:val="en-US"/>
-        </w:rPr>
-      </w:pPr>
-    </w:p>
-    <w:p>
-      <w:pPr>
-        <w:pStyle w:val="Heading3"/>
-        <w:spacing w:before="120" w:after="60"/>
-        <w:rPr>
-          <w:rFonts w:ascii="Times New Roman" w:hAnsi="Times New Roman" w:cs="Times New Roman"/>
-          <w:b/>
-          <w:lang w:val="en-US"/>
-        </w:rPr>
-      </w:pPr>
-    </w:p>
-    <w:p>
-      <w:pPr>
-        <w:pStyle w:val="Heading3"/>
-        <w:spacing w:before="120" w:after="60"/>
-        <w:rPr>
-          <w:rFonts w:ascii="Times New Roman" w:hAnsi="Times New Roman" w:cs="Times New Roman"/>
-          <w:b/>
-          <w:lang w:val="en-US"/>
-        </w:rPr>
-      </w:pPr>
-    </w:p>
-    <w:p>
-      <w:pPr>
-        <w:pStyle w:val="Heading3"/>
-        <w:spacing w:before="120" w:after="60"/>
-        <w:rPr>
-          <w:rFonts w:ascii="Times New Roman" w:hAnsi="Times New Roman" w:cs="Times New Roman"/>
-          <w:b/>
-          <w:lang w:val="en-US"/>
-        </w:rPr>
-      </w:pPr>
-    </w:p>
-    <w:p>
-      <w:pPr>
-        <w:pStyle w:val="Heading3"/>
-        <w:spacing w:before="120" w:after="60"/>
-        <w:rPr>
-          <w:rFonts w:ascii="Times New Roman" w:hAnsi="Times New Roman" w:cs="Times New Roman"/>
-          <w:b/>
-          <w:lang w:val="en-US"/>
-        </w:rPr>
-      </w:pPr>
-    </w:p>
-    <w:p>
-      <w:pPr>
-        <w:pStyle w:val="Heading3"/>
-        <w:spacing w:before="120" w:after="60"/>
-        <w:rPr>
-          <w:rFonts w:ascii="Times New Roman" w:hAnsi="Times New Roman" w:cs="Times New Roman"/>
-          <w:b/>
-          <w:lang w:val="en-US"/>
-        </w:rPr>
-      </w:pPr>
-    </w:p>
-    <w:p>
-      <w:pPr>
-        <w:pStyle w:val="Heading3"/>
-        <w:spacing w:before="120" w:after="60"/>
-        <w:rPr>
-          <w:rFonts w:ascii="Times New Roman" w:hAnsi="Times New Roman" w:cs="Times New Roman"/>
-          <w:b/>
-          <w:lang w:val="en-US"/>
-        </w:rPr>
-      </w:pPr>
-    </w:p>
-    <w:p>
-      <w:pPr>
-        <w:pStyle w:val="Heading3"/>
-        <w:spacing w:before="120" w:after="60"/>
-        <w:rPr>
-          <w:rFonts w:ascii="Times New Roman" w:hAnsi="Times New Roman" w:cs="Times New Roman"/>
-          <w:b/>
-          <w:lang w:val="en-US"/>
-        </w:rPr>
-      </w:pPr>
-    </w:p>
-    <w:p>
-      <w:pPr>
-        <w:pStyle w:val="Heading3"/>
-        <w:spacing w:before="120" w:after="60"/>
-        <w:rPr>
-          <w:rFonts w:ascii="Times New Roman" w:hAnsi="Times New Roman" w:cs="Times New Roman"/>
-          <w:b/>
-          <w:lang w:val="en-US"/>
-        </w:rPr>
-      </w:pPr>
-    </w:p>
-    <w:p>
-      <w:pPr>
-        <w:pStyle w:val="Heading3"/>
-        <w:spacing w:before="120" w:after="60"/>
-        <w:rPr>
-          <w:rFonts w:ascii="Times New Roman" w:hAnsi="Times New Roman" w:cs="Times New Roman"/>
-          <w:b/>
-          <w:lang w:val="en-US"/>
-        </w:rPr>
-      </w:pPr>
-    </w:p>
-    <w:p>
-      <w:pPr>
-        <w:pStyle w:val="Heading3"/>
-        <w:spacing w:before="120" w:after="60"/>
-        <w:rPr>
-          <w:rFonts w:ascii="Times New Roman" w:hAnsi="Times New Roman" w:cs="Times New Roman"/>
-          <w:b/>
-          <w:lang w:val="en-US"/>
-        </w:rPr>
-      </w:pPr>
-    </w:p>
-    <w:p>
-      <w:pPr>
-        <w:pStyle w:val="Heading3"/>
-        <w:spacing w:before="120" w:after="60"/>
-        <w:rPr>
-          <w:rFonts w:ascii="Times New Roman" w:hAnsi="Times New Roman" w:cs="Times New Roman"/>
-          <w:b/>
-          <w:lang w:val="en-US"/>
-        </w:rPr>
-      </w:pPr>
-    </w:p>
-    <w:p>
-      <w:pPr>
-        <w:pStyle w:val="Heading3"/>
-        <w:spacing w:before="120" w:after="60"/>
-        <w:rPr>
-          <w:rFonts w:ascii="Times New Roman" w:hAnsi="Times New Roman" w:cs="Times New Roman"/>
-          <w:b/>
-          <w:lang w:val="en-US"/>
-        </w:rPr>
-      </w:pPr>
-    </w:p>
-    <w:p>
-      <w:pPr>
-        <w:pStyle w:val="Heading3"/>
-        <w:spacing w:before="120" w:after="60"/>
-        <w:rPr>
-          <w:rFonts w:ascii="Times New Roman" w:hAnsi="Times New Roman" w:cs="Times New Roman"/>
-          <w:b/>
-          <w:lang w:val="en-US"/>
-        </w:rPr>
-      </w:pPr>
-    </w:p>
-    <w:p>
-      <w:pPr>
-        <w:pStyle w:val="Heading3"/>
-        <w:spacing w:before="120" w:after="60"/>
-        <w:rPr>
-          <w:rFonts w:ascii="Times New Roman" w:hAnsi="Times New Roman" w:cs="Times New Roman"/>
-          <w:b/>
-          <w:lang w:val="en-US"/>
-        </w:rPr>
-      </w:pPr>
-    </w:p>
-    <w:p>
-      <w:pPr>
-        <w:pStyle w:val="Heading3"/>
-        <w:spacing w:before="120" w:after="60"/>
-        <w:rPr>
-          <w:rFonts w:ascii="Times New Roman" w:hAnsi="Times New Roman" w:cs="Times New Roman"/>
-          <w:b/>
-          <w:lang w:val="en-US"/>
-        </w:rPr>
-      </w:pPr>
-    </w:p>
-    <w:p>
-      <w:pPr>
-        <w:pStyle w:val="Heading3"/>
-        <w:spacing w:before="120" w:after="60"/>
-        <w:rPr>
-          <w:rFonts w:ascii="Times New Roman" w:hAnsi="Times New Roman" w:cs="Times New Roman"/>
-          <w:b/>
-          <w:lang w:val="en-US"/>
-        </w:rPr>
-      </w:pPr>
-    </w:p>
-    <w:p>
-      <w:pPr>
-        <w:pStyle w:val="Heading3"/>
-        <w:spacing w:before="120" w:after="60"/>
-        <w:rPr>
-          <w:rFonts w:ascii="Times New Roman" w:hAnsi="Times New Roman" w:cs="Times New Roman"/>
-          <w:b/>
-          <w:lang w:val="en-US"/>
-        </w:rPr>
-      </w:pPr>
-    </w:p>
-    <w:p>
-      <w:pPr>
-        <w:pStyle w:val="Heading3"/>
-        <w:spacing w:before="120" w:after="60"/>
-        <w:rPr>
-          <w:rFonts w:ascii="Times New Roman" w:hAnsi="Times New Roman" w:cs="Times New Roman"/>
-          <w:b/>
-          <w:lang w:val="en-US"/>
-        </w:rPr>
-      </w:pPr>
-    </w:p>
-    <w:p>
-      <w:pPr>
-        <w:pStyle w:val="Heading3"/>
-        <w:spacing w:before="120" w:after="60"/>
-        <w:rPr>
-          <w:rFonts w:ascii="Times New Roman" w:hAnsi="Times New Roman" w:cs="Times New Roman"/>
-          <w:b/>
-          <w:lang w:val="en-US"/>
-        </w:rPr>
-      </w:pPr>
-    </w:p>
-    <w:p>
-      <w:pPr>
-        <w:pStyle w:val="Heading3"/>
-        <w:spacing w:before="120" w:after="60"/>
-        <w:rPr>
-          <w:rFonts w:ascii="Times New Roman" w:hAnsi="Times New Roman" w:cs="Times New Roman"/>
-          <w:b/>
-          <w:lang w:val="en-US"/>
-        </w:rPr>
-      </w:pPr>
-    </w:p>
-    <w:p>
-      <w:pPr>
-        <w:pStyle w:val="Heading3"/>
-        <w:spacing w:before="120" w:after="60"/>
-        <w:rPr>
-          <w:rFonts w:ascii="Times New Roman" w:hAnsi="Times New Roman" w:cs="Times New Roman"/>
-          <w:b/>
-          <w:lang w:val="en-US"/>
-        </w:rPr>
-      </w:pPr>
-    </w:p>
-    <w:p>
-      <w:pPr>
-        <w:pStyle w:val="Heading3"/>
-        <w:spacing w:before="120" w:after="60"/>
-        <w:rPr>
-          <w:rFonts w:ascii="Times New Roman" w:hAnsi="Times New Roman" w:cs="Times New Roman"/>
-          <w:b/>
-          <w:lang w:val="en-US"/>
-        </w:rPr>
-      </w:pPr>
-    </w:p>
-    <w:p>
-      <w:pPr>
-        <w:pStyle w:val="Heading3"/>
-        <w:spacing w:before="120" w:after="60"/>
-        <w:rPr>
-          <w:rFonts w:ascii="Times New Roman" w:hAnsi="Times New Roman" w:cs="Times New Roman"/>
-          <w:b/>
-          <w:lang w:val="en-US"/>
-        </w:rPr>
-      </w:pPr>
-    </w:p>
-    <w:p>
-      <w:pPr>
-        <w:pStyle w:val="Heading3"/>
-        <w:spacing w:before="120" w:after="60"/>
-        <w:rPr>
-          <w:rFonts w:ascii="Times New Roman" w:hAnsi="Times New Roman" w:cs="Times New Roman"/>
-          <w:b/>
-          <w:lang w:val="en-US"/>
-        </w:rPr>
-      </w:pPr>
-    </w:p>
-    <w:p>
-      <w:pPr>
-        <w:pStyle w:val="Heading3"/>
-        <w:spacing w:before="120" w:after="60"/>
-        <w:rPr>
-          <w:rFonts w:ascii="Times New Roman" w:hAnsi="Times New Roman" w:cs="Times New Roman"/>
-          <w:b/>
-          <w:lang w:val="en-US"/>
-        </w:rPr>
-      </w:pPr>
-    </w:p>
-    <w:p>
-      <w:pPr>
-        <w:pStyle w:val="Heading3"/>
-        <w:spacing w:before="120" w:after="60"/>
-        <w:rPr>
-          <w:rFonts w:ascii="Times New Roman" w:hAnsi="Times New Roman" w:cs="Times New Roman"/>
-          <w:b/>
-          <w:lang w:val="en-US"/>
-        </w:rPr>
-      </w:pPr>
-    </w:p>
-    <w:p>
-      <w:pPr>
-        <w:pStyle w:val="Heading3"/>
-        <w:spacing w:before="120" w:after="60"/>
-        <w:rPr>
-          <w:rFonts w:ascii="Times New Roman" w:hAnsi="Times New Roman" w:cs="Times New Roman"/>
-          <w:b/>
-          <w:lang w:val="en-US"/>
-        </w:rPr>
-      </w:pPr>
-    </w:p>
-    <w:p>
-      <w:pPr>
-        <w:pStyle w:val="Heading3"/>
-        <w:spacing w:before="120" w:after="60"/>
-        <w:rPr>
-          <w:rFonts w:ascii="Times New Roman" w:hAnsi="Times New Roman" w:cs="Times New Roman"/>
-          <w:b/>
-          <w:lang w:val="en-US"/>
-        </w:rPr>
-      </w:pPr>
-    </w:p>
-    <w:p>
-      <w:pPr>
-        <w:pStyle w:val="Heading3"/>
-        <w:spacing w:before="120" w:after="60"/>
-        <w:rPr>
-          <w:rFonts w:ascii="Times New Roman" w:hAnsi="Times New Roman" w:cs="Times New Roman"/>
-          <w:b/>
-          <w:lang w:val="en-US"/>
-        </w:rPr>
-      </w:pPr>
-    </w:p>
-    <w:p>
-      <w:pPr>
-        <w:pStyle w:val="Heading3"/>
-        <w:spacing w:before="120" w:after="60"/>
-        <w:rPr>
-          <w:rFonts w:ascii="Times New Roman" w:hAnsi="Times New Roman" w:cs="Times New Roman"/>
-          <w:b/>
-          <w:lang w:val="en-US"/>
-        </w:rPr>
-      </w:pPr>
-    </w:p>
-    <w:p>
-      <w:pPr>
-        <w:pStyle w:val="Heading3"/>
-        <w:spacing w:before="120" w:after="60"/>
-        <w:rPr>
-          <w:rFonts w:ascii="Times New Roman" w:hAnsi="Times New Roman" w:cs="Times New Roman"/>
-          <w:b/>
-          <w:lang w:val="en-US"/>
-        </w:rPr>
-      </w:pPr>
-    </w:p>
-    <w:p>
-      <w:pPr>
-        <w:pStyle w:val="Heading3"/>
-        <w:spacing w:before="120" w:after="60"/>
-        <w:rPr>
-          <w:rFonts w:ascii="Times New Roman" w:hAnsi="Times New Roman" w:cs="Times New Roman"/>
-          <w:b/>
-          <w:lang w:val="en-US"/>
-        </w:rPr>
-      </w:pPr>
-    </w:p>
-    <w:p>
-      <w:pPr>
-        <w:pStyle w:val="Heading3"/>
-        <w:spacing w:before="120" w:after="60"/>
-        <w:rPr>
-          <w:rFonts w:ascii="Times New Roman" w:hAnsi="Times New Roman" w:cs="Times New Roman"/>
-          <w:b/>
-          <w:lang w:val="en-US"/>
-        </w:rPr>
-      </w:pPr>
-    </w:p>
-    <w:p>
-      <w:pPr>
-        <w:pStyle w:val="Heading3"/>
-        <w:spacing w:before="120" w:after="60"/>
-        <w:rPr>
-          <w:rFonts w:ascii="Times New Roman" w:hAnsi="Times New Roman" w:cs="Times New Roman"/>
-          <w:b/>
-          <w:lang w:val="en-US"/>
-        </w:rPr>
-      </w:pPr>
-    </w:p>
-    <w:p>
-      <w:pPr>
-        <w:pStyle w:val="Heading3"/>
-        <w:spacing w:before="120" w:after="60"/>
-        <w:rPr>
-          <w:rFonts w:ascii="Times New Roman" w:hAnsi="Times New Roman" w:cs="Times New Roman"/>
-          <w:b/>
-          <w:lang w:val="en-US"/>
-        </w:rPr>
-      </w:pPr>
-    </w:p>
-    <w:p>
-      <w:pPr>
-        <w:pStyle w:val="Heading3"/>
-        <w:spacing w:before="120" w:after="60"/>
-        <w:rPr>
-          <w:rFonts w:ascii="Times New Roman" w:hAnsi="Times New Roman" w:cs="Times New Roman"/>
-          <w:b/>
-          <w:lang w:val="en-US"/>
-        </w:rPr>
-      </w:pPr>
-    </w:p>
-    <w:p>
-      <w:pPr>
-        <w:pStyle w:val="Heading3"/>
-        <w:spacing w:before="120" w:after="60"/>
-        <w:rPr>
-          <w:rFonts w:ascii="Times New Roman" w:hAnsi="Times New Roman" w:cs="Times New Roman"/>
-          <w:b/>
-          <w:lang w:val="en-US"/>
-        </w:rPr>
-      </w:pPr>
-    </w:p>
-    <w:p>
-      <w:pPr>
-        <w:pStyle w:val="Heading3"/>
-        <w:spacing w:before="120" w:after="60"/>
-        <w:rPr>
-          <w:rFonts w:ascii="Times New Roman" w:hAnsi="Times New Roman" w:cs="Times New Roman"/>
-          <w:b/>
-          <w:lang w:val="en-US"/>
-        </w:rPr>
-      </w:pPr>
-    </w:p>
-    <w:p>
-      <w:pPr>
-        <w:pStyle w:val="Heading3"/>
-        <w:spacing w:before="120" w:after="60"/>
-        <w:rPr>
-          <w:rFonts w:ascii="Times New Roman" w:hAnsi="Times New Roman" w:cs="Times New Roman"/>
-          <w:b/>
-          <w:lang w:val="en-US"/>
-        </w:rPr>
-      </w:pPr>
-    </w:p>
-    <w:p>
-      <w:pPr>
-        <w:pStyle w:val="Heading3"/>
-        <w:spacing w:before="120" w:after="60"/>
-        <w:rPr>
-          <w:rFonts w:ascii="Times New Roman" w:hAnsi="Times New Roman" w:cs="Times New Roman"/>
-          <w:b/>
-          <w:lang w:val="en-US"/>
-        </w:rPr>
-      </w:pPr>
-    </w:p>
-    <w:p>
-      <w:pPr>
-        <w:pStyle w:val="Heading3"/>
-        <w:spacing w:before="120" w:after="60"/>
-        <w:rPr>
-          <w:rFonts w:ascii="Times New Roman" w:hAnsi="Times New Roman" w:cs="Times New Roman"/>
-          <w:b/>
-          <w:lang w:val="en-US"/>
-        </w:rPr>
-      </w:pPr>
-    </w:p>
-    <w:p>
-      <w:pPr>
-        <w:pStyle w:val="Heading3"/>
-        <w:spacing w:before="120" w:after="60"/>
-        <w:rPr>
-          <w:rFonts w:ascii="Times New Roman" w:hAnsi="Times New Roman" w:cs="Times New Roman"/>
-          <w:b/>
-          <w:lang w:val="en-US"/>
-        </w:rPr>
-      </w:pPr>
-    </w:p>
-    <w:p>
-      <w:pPr>
-        <w:pStyle w:val="Heading3"/>
-        <w:spacing w:before="120" w:after="60"/>
-        <w:rPr>
-          <w:rFonts w:ascii="Times New Roman" w:hAnsi="Times New Roman" w:cs="Times New Roman"/>
-          <w:b/>
-          <w:lang w:val="en-US"/>
-        </w:rPr>
-      </w:pPr>
-    </w:p>
-    <w:p>
-      <w:pPr>
-        <w:pStyle w:val="Heading3"/>
-        <w:spacing w:before="120" w:after="60"/>
-        <w:rPr>
-          <w:rFonts w:ascii="Times New Roman" w:hAnsi="Times New Roman" w:cs="Times New Roman"/>
-          <w:b/>
-          <w:lang w:val="en-US"/>
-        </w:rPr>
-      </w:pPr>
-    </w:p>
-    <w:p>
-      <w:pPr>
-        <w:pStyle w:val="Heading3"/>
-        <w:spacing w:before="120" w:after="60"/>
-        <w:rPr>
-          <w:rFonts w:ascii="Times New Roman" w:hAnsi="Times New Roman" w:cs="Times New Roman"/>
-          <w:b/>
-          <w:lang w:val="en-US"/>
-        </w:rPr>
-      </w:pPr>
-    </w:p>
-    <w:p>
-      <w:pPr>
-        <w:pStyle w:val="Heading3"/>
-        <w:spacing w:before="120" w:after="60"/>
-        <w:rPr>
-          <w:rFonts w:ascii="Times New Roman" w:hAnsi="Times New Roman" w:cs="Times New Roman"/>
-          <w:b/>
-          <w:lang w:val="en-US"/>
-        </w:rPr>
-      </w:pPr>
-    </w:p>
-    <w:p>
-      <w:pPr>
-        <w:pStyle w:val="Heading3"/>
-        <w:spacing w:before="120" w:after="60"/>
-        <w:rPr>
-          <w:rFonts w:ascii="Times New Roman" w:hAnsi="Times New Roman" w:cs="Times New Roman"/>
-          <w:b/>
-          <w:lang w:val="en-US"/>
-        </w:rPr>
-      </w:pPr>
-    </w:p>
-    <w:p>
-      <w:pPr>
-        <w:pStyle w:val="Heading3"/>
-        <w:spacing w:before="120" w:after="60"/>
-        <w:rPr>
-          <w:rFonts w:ascii="Times New Roman" w:hAnsi="Times New Roman" w:cs="Times New Roman"/>
-          <w:b/>
-          <w:lang w:val="en-US"/>
-        </w:rPr>
-      </w:pPr>
-    </w:p>
-    <w:p>
-      <w:pPr>
-        <w:pStyle w:val="Heading3"/>
-        <w:spacing w:before="120" w:after="60"/>
-        <w:rPr>
-          <w:rFonts w:ascii="Times New Roman" w:hAnsi="Times New Roman" w:cs="Times New Roman"/>
-          <w:b/>
-          <w:lang w:val="en-US"/>
-        </w:rPr>
-      </w:pPr>
-    </w:p>
-    <w:p>
-      <w:pPr>
-        <w:pStyle w:val="Heading3"/>
-        <w:spacing w:before="120" w:after="60"/>
-        <w:rPr>
-          <w:rFonts w:ascii="Times New Roman" w:hAnsi="Times New Roman" w:cs="Times New Roman"/>
-          <w:b/>
-          <w:lang w:val="en-US"/>
-        </w:rPr>
-      </w:pPr>
-    </w:p>
-    <w:p>
-      <w:pPr>
-        <w:pStyle w:val="Heading3"/>
-        <w:spacing w:before="120" w:after="60"/>
-        <w:rPr>
-          <w:rFonts w:ascii="Times New Roman" w:hAnsi="Times New Roman" w:cs="Times New Roman"/>
-          <w:b/>
-          <w:lang w:val="en-US"/>
-        </w:rPr>
-      </w:pPr>
-    </w:p>
-    <w:p>
-      <w:pPr>
-        <w:pStyle w:val="Heading3"/>
-        <w:spacing w:before="120" w:after="60"/>
-        <w:rPr>
-          <w:rFonts w:ascii="Times New Roman" w:hAnsi="Times New Roman" w:cs="Times New Roman"/>
-          <w:b/>
-          <w:lang w:val="en-US"/>
-        </w:rPr>
-      </w:pPr>
-    </w:p>
-    <w:p>
-      <w:pPr>
-        <w:pStyle w:val="Heading3"/>
-        <w:spacing w:before="120" w:after="60"/>
-        <w:rPr>
-          <w:rFonts w:ascii="Times New Roman" w:hAnsi="Times New Roman" w:cs="Times New Roman"/>
-          <w:b/>
-          <w:lang w:val="en-US"/>
-        </w:rPr>
-      </w:pPr>
-    </w:p>
-    <w:p>
-      <w:pPr>
-        <w:pStyle w:val="Heading3"/>
-        <w:spacing w:before="120" w:after="60"/>
-        <w:rPr>
-          <w:rFonts w:ascii="Times New Roman" w:hAnsi="Times New Roman" w:cs="Times New Roman"/>
-          <w:b/>
-          <w:lang w:val="en-US"/>
-        </w:rPr>
-      </w:pPr>
-    </w:p>
-    <w:p>
-      <w:pPr>
-        <w:pStyle w:val="Heading3"/>
-        <w:spacing w:before="120" w:after="60"/>
-        <w:rPr>
-          <w:rFonts w:ascii="Times New Roman" w:hAnsi="Times New Roman" w:cs="Times New Roman"/>
-          <w:b/>
-          <w:lang w:val="en-US"/>
-        </w:rPr>
-      </w:pPr>
-    </w:p>
-    <w:p>
-      <w:pPr>
-        <w:pStyle w:val="Heading3"/>
-        <w:spacing w:before="120" w:after="60"/>
-        <w:rPr>
-          <w:rFonts w:ascii="Times New Roman" w:hAnsi="Times New Roman" w:cs="Times New Roman"/>
-          <w:b/>
-          <w:lang w:val="en-US"/>
-        </w:rPr>
-      </w:pPr>
-    </w:p>
-    <w:p>
-      <w:pPr>
-        <w:pStyle w:val="Heading3"/>
-        <w:spacing w:before="120" w:after="60"/>
-        <w:rPr>
-          <w:rFonts w:ascii="Times New Roman" w:hAnsi="Times New Roman" w:cs="Times New Roman"/>
-          <w:b/>
-          <w:lang w:val="en-US"/>
-        </w:rPr>
-      </w:pPr>
-    </w:p>
-    <w:p>
-      <w:pPr>
-        <w:pStyle w:val="Heading3"/>
-        <w:spacing w:before="120" w:after="60"/>
-        <w:rPr>
-          <w:rFonts w:ascii="Times New Roman" w:hAnsi="Times New Roman" w:cs="Times New Roman"/>
-          <w:b/>
-          <w:lang w:val="en-US"/>
-        </w:rPr>
-      </w:pPr>
-    </w:p>
-    <w:p>
-      <w:pPr>
-        <w:pStyle w:val="Heading3"/>
-        <w:spacing w:before="120" w:after="60"/>
-        <w:rPr>
-          <w:rFonts w:ascii="Times New Roman" w:hAnsi="Times New Roman" w:cs="Times New Roman"/>
-          <w:b/>
-          <w:lang w:val="en-US"/>
-        </w:rPr>
-      </w:pPr>
-    </w:p>
-    <w:p>
-      <w:pPr>
-        <w:pStyle w:val="Heading3"/>
-        <w:spacing w:before="120" w:after="60"/>
-        <w:rPr>
-          <w:rFonts w:ascii="Times New Roman" w:hAnsi="Times New Roman" w:cs="Times New Roman"/>
-          <w:b/>
-          <w:lang w:val="en-US"/>
-        </w:rPr>
-      </w:pPr>
-    </w:p>
-    <w:p>
-      <w:pPr>
-        <w:pStyle w:val="Heading3"/>
-        <w:spacing w:before="120" w:after="60"/>
-        <w:rPr>
-          <w:rFonts w:ascii="Times New Roman" w:hAnsi="Times New Roman" w:cs="Times New Roman"/>
-          <w:b/>
-          <w:lang w:val="en-US"/>
-        </w:rPr>
-      </w:pPr>
-    </w:p>
-    <w:p>
-      <w:pPr>
-        <w:pStyle w:val="Heading3"/>
-        <w:spacing w:before="120" w:after="60"/>
-        <w:rPr>
-          <w:rFonts w:ascii="Times New Roman" w:hAnsi="Times New Roman" w:cs="Times New Roman"/>
-          <w:b/>
-          <w:lang w:val="en-US"/>
-        </w:rPr>
-      </w:pPr>
-    </w:p>
-    <w:p>
-      <w:pPr>
-        <w:pStyle w:val="Heading3"/>
-        <w:spacing w:before="120" w:after="60"/>
-        <w:rPr>
-          <w:rFonts w:ascii="Times New Roman" w:hAnsi="Times New Roman" w:cs="Times New Roman"/>
-          <w:b/>
-          <w:lang w:val="en-US"/>
-        </w:rPr>
-      </w:pPr>
-    </w:p>
-    <w:p>
-      <w:pPr>
-        <w:pStyle w:val="Heading3"/>
-        <w:spacing w:before="120" w:after="60"/>
-        <w:rPr>
-          <w:rFonts w:ascii="Times New Roman" w:hAnsi="Times New Roman" w:cs="Times New Roman"/>
-          <w:b/>
-          <w:lang w:val="en-US"/>
-        </w:rPr>
-      </w:pPr>
-    </w:p>
-    <w:p>
-      <w:pPr>
-        <w:pStyle w:val="Heading3"/>
-        <w:spacing w:before="120" w:after="60"/>
-        <w:rPr>
-          <w:rFonts w:ascii="Times New Roman" w:hAnsi="Times New Roman" w:cs="Times New Roman"/>
-          <w:b/>
-          <w:lang w:val="en-US"/>
-        </w:rPr>
-      </w:pPr>
-    </w:p>
-    <w:p>
-      <w:pPr>
-        <w:pStyle w:val="Heading3"/>
-        <w:spacing w:before="120" w:after="60"/>
-        <w:rPr>
-          <w:rFonts w:ascii="Times New Roman" w:hAnsi="Times New Roman" w:cs="Times New Roman"/>
-          <w:b/>
-          <w:lang w:val="en-US"/>
-        </w:rPr>
-      </w:pPr>
-    </w:p>
-    <w:p>
-      <w:pPr>
-        <w:pStyle w:val="Heading3"/>
-        <w:spacing w:before="120" w:after="60"/>
-        <w:rPr>
-          <w:rFonts w:ascii="Times New Roman" w:hAnsi="Times New Roman" w:cs="Times New Roman"/>
-          <w:b/>
-          <w:lang w:val="en-US"/>
-        </w:rPr>
-      </w:pPr>
-    </w:p>
-    <w:p>
-      <w:pPr>
-        <w:pStyle w:val="Heading3"/>
-        <w:spacing w:before="120" w:after="60"/>
-        <w:rPr>
-          <w:rFonts w:ascii="Times New Roman" w:hAnsi="Times New Roman" w:cs="Times New Roman"/>
-          <w:b/>
-          <w:lang w:val="en-US"/>
-        </w:rPr>
-      </w:pPr>
-    </w:p>
-    <w:p>
-      <w:pPr>
-        <w:pStyle w:val="Heading3"/>
-        <w:spacing w:before="120" w:after="60"/>
-        <w:rPr>
-          <w:rFonts w:ascii="Times New Roman" w:hAnsi="Times New Roman" w:cs="Times New Roman"/>
-          <w:b/>
-          <w:lang w:val="en-US"/>
-        </w:rPr>
-      </w:pPr>
-    </w:p>
-    <w:p>
-      <w:pPr>
-        <w:pStyle w:val="Heading3"/>
-        <w:spacing w:before="120" w:after="60"/>
-        <w:rPr>
-          <w:rFonts w:ascii="Times New Roman" w:hAnsi="Times New Roman" w:cs="Times New Roman"/>
-          <w:b/>
-          <w:lang w:val="en-US"/>
-        </w:rPr>
-      </w:pPr>
-    </w:p>
-    <w:p>
-      <w:pPr>
-        <w:pStyle w:val="Heading3"/>
-        <w:spacing w:before="120" w:after="60"/>
-        <w:rPr>
-          <w:rFonts w:ascii="Times New Roman" w:hAnsi="Times New Roman" w:cs="Times New Roman"/>
-          <w:b/>
-          <w:lang w:val="en-US"/>
-        </w:rPr>
-      </w:pPr>
-    </w:p>
-    <w:p>
-      <w:pPr>
-        <w:pStyle w:val="Heading3"/>
-        <w:spacing w:before="120" w:after="60"/>
-        <w:rPr>
-          <w:rFonts w:ascii="Times New Roman" w:hAnsi="Times New Roman" w:cs="Times New Roman"/>
-          <w:b/>
-          <w:lang w:val="en-US"/>
-        </w:rPr>
-      </w:pPr>
-    </w:p>
-    <w:p>
-      <w:pPr>
-        <w:pStyle w:val="Heading3"/>
-        <w:spacing w:before="120" w:after="60"/>
-        <w:rPr>
-          <w:rFonts w:ascii="Times New Roman" w:hAnsi="Times New Roman" w:cs="Times New Roman"/>
-          <w:b/>
-          <w:lang w:val="en-US"/>
-        </w:rPr>
-      </w:pPr>
-    </w:p>
-    <w:p>
-      <w:pPr>
-        <w:pStyle w:val="Heading3"/>
-        <w:spacing w:before="120" w:after="60"/>
-        <w:rPr>
-          <w:rFonts w:ascii="Times New Roman" w:hAnsi="Times New Roman" w:cs="Times New Roman"/>
-          <w:b/>
-          <w:lang w:val="en-US"/>
-        </w:rPr>
-      </w:pPr>
-    </w:p>
-    <w:p>
-      <w:pPr>
-        <w:pStyle w:val="Heading3"/>
-        <w:spacing w:before="120" w:after="60"/>
-        <w:rPr>
-          <w:rFonts w:ascii="Times New Roman" w:hAnsi="Times New Roman" w:cs="Times New Roman"/>
-          <w:b/>
-          <w:lang w:val="en-US"/>
-        </w:rPr>
-      </w:pPr>
-    </w:p>
-    <w:p>
-      <w:pPr>
-        <w:pStyle w:val="Heading3"/>
-        <w:spacing w:before="120" w:after="60"/>
-        <w:rPr>
-          <w:rFonts w:ascii="Times New Roman" w:hAnsi="Times New Roman" w:cs="Times New Roman"/>
-          <w:b/>
-          <w:lang w:val="en-US"/>
-        </w:rPr>
-      </w:pPr>
-    </w:p>
-    <w:p>
-      <w:pPr>
-        <w:pStyle w:val="Heading3"/>
-        <w:spacing w:before="120" w:after="60"/>
-        <w:rPr>
-          <w:rFonts w:ascii="Times New Roman" w:hAnsi="Times New Roman" w:cs="Times New Roman"/>
-          <w:b/>
-          <w:lang w:val="en-US"/>
-        </w:rPr>
-      </w:pPr>
-    </w:p>
-    <w:p>
-      <w:pPr>
-        <w:pStyle w:val="Heading3"/>
-        <w:spacing w:before="120" w:after="60"/>
-        <w:rPr>
-          <w:rFonts w:ascii="Times New Roman" w:hAnsi="Times New Roman" w:cs="Times New Roman"/>
-          <w:b/>
-          <w:lang w:val="en-US"/>
-        </w:rPr>
-      </w:pPr>
-    </w:p>
-    <w:p>
-      <w:pPr>
-        <w:pStyle w:val="Heading3"/>
-        <w:spacing w:before="120" w:after="60"/>
-        <w:rPr>
-          <w:rFonts w:ascii="Times New Roman" w:hAnsi="Times New Roman" w:cs="Times New Roman"/>
-          <w:b/>
-          <w:lang w:val="en-US"/>
-        </w:rPr>
-      </w:pPr>
-    </w:p>
-    <w:p>
-      <w:pPr>
-        <w:pStyle w:val="Heading3"/>
-        <w:spacing w:before="120" w:after="60"/>
-        <w:rPr>
-          <w:rFonts w:ascii="Times New Roman" w:hAnsi="Times New Roman" w:cs="Times New Roman"/>
-          <w:b/>
-          <w:lang w:val="en-US"/>
-        </w:rPr>
-      </w:pPr>
-    </w:p>
-    <w:p>
-      <w:pPr>
-        <w:pStyle w:val="Heading3"/>
-        <w:spacing w:before="120" w:after="60"/>
-        <w:rPr>
-          <w:rFonts w:ascii="Times New Roman" w:hAnsi="Times New Roman" w:cs="Times New Roman"/>
-          <w:b/>
-          <w:lang w:val="en-US"/>
-        </w:rPr>
-      </w:pPr>
-    </w:p>
-    <w:p>
-      <w:pPr>
-        <w:pStyle w:val="Heading3"/>
-        <w:spacing w:before="120" w:after="60"/>
-        <w:rPr>
-          <w:rFonts w:ascii="Times New Roman" w:hAnsi="Times New Roman" w:cs="Times New Roman"/>
-          <w:b/>
-          <w:lang w:val="en-US"/>
-        </w:rPr>
-      </w:pPr>
-    </w:p>
-    <w:p>
-      <w:pPr>
-        <w:pStyle w:val="Heading3"/>
-        <w:spacing w:before="120" w:after="60"/>
-        <w:rPr>
-          <w:rFonts w:ascii="Times New Roman" w:hAnsi="Times New Roman" w:cs="Times New Roman"/>
-          <w:b/>
-          <w:lang w:val="en-US"/>
-        </w:rPr>
-      </w:pPr>
-    </w:p>
-    <w:p>
-      <w:pPr>
-        <w:pStyle w:val="Heading3"/>
-        <w:spacing w:before="120" w:after="60"/>
-        <w:rPr>
-          <w:rFonts w:ascii="Times New Roman" w:hAnsi="Times New Roman" w:cs="Times New Roman"/>
-          <w:b/>
-          <w:lang w:val="en-US"/>
-        </w:rPr>
-      </w:pPr>
-    </w:p>
-    <w:p>
-      <w:pPr>
-        <w:pStyle w:val="Heading3"/>
-        <w:spacing w:before="120" w:after="60"/>
-        <w:rPr>
-          <w:rFonts w:ascii="Times New Roman" w:hAnsi="Times New Roman" w:cs="Times New Roman"/>
-          <w:b/>
-          <w:lang w:val="en-US"/>
-        </w:rPr>
-      </w:pPr>
-    </w:p>
-    <w:p>
-      <w:pPr>
-        <w:pStyle w:val="Heading3"/>
-        <w:spacing w:before="120" w:after="60"/>
-        <w:rPr>
-          <w:rFonts w:ascii="Times New Roman" w:hAnsi="Times New Roman" w:cs="Times New Roman"/>
-          <w:b/>
-          <w:lang w:val="en-US"/>
-        </w:rPr>
-      </w:pPr>
-    </w:p>
-    <w:p>
-      <w:pPr>
-        <w:pStyle w:val="Heading3"/>
-        <w:spacing w:before="120" w:after="60"/>
-        <w:rPr>
-          <w:rFonts w:ascii="Times New Roman" w:hAnsi="Times New Roman" w:cs="Times New Roman"/>
-          <w:b/>
-          <w:lang w:val="en-US"/>
-        </w:rPr>
-      </w:pPr>
-    </w:p>
-    <w:p>
-      <w:pPr>
-        <w:pStyle w:val="Heading3"/>
-        <w:spacing w:before="120" w:after="60"/>
-        <w:rPr>
-          <w:rFonts w:ascii="Times New Roman" w:hAnsi="Times New Roman" w:cs="Times New Roman"/>
-          <w:b/>
-          <w:lang w:val="en-US"/>
-        </w:rPr>
-      </w:pPr>
-    </w:p>
-    <w:p>
-      <w:pPr>
-        <w:pStyle w:val="Heading3"/>
-        <w:spacing w:before="120" w:after="60"/>
-        <w:rPr>
-          <w:rFonts w:ascii="Times New Roman" w:hAnsi="Times New Roman" w:cs="Times New Roman"/>
-          <w:b/>
-          <w:lang w:val="en-US"/>
-        </w:rPr>
-      </w:pPr>
-    </w:p>
-    <w:p>
-      <w:pPr>
-        <w:pStyle w:val="Heading3"/>
-        <w:spacing w:before="120" w:after="60"/>
-        <w:rPr>
-          <w:rFonts w:ascii="Times New Roman" w:hAnsi="Times New Roman" w:cs="Times New Roman"/>
-          <w:b/>
-          <w:lang w:val="en-US"/>
-        </w:rPr>
-      </w:pPr>
-    </w:p>
-    <w:p>
-      <w:pPr>
-        <w:pStyle w:val="Heading3"/>
-        <w:spacing w:before="120" w:after="60"/>
-        <w:rPr>
-          <w:rFonts w:ascii="Times New Roman" w:hAnsi="Times New Roman" w:cs="Times New Roman"/>
-          <w:b/>
-          <w:lang w:val="en-US"/>
-        </w:rPr>
-      </w:pPr>
-    </w:p>
-    <w:p>
-      <w:pPr>
-        <w:pStyle w:val="Heading3"/>
-        <w:spacing w:before="120" w:after="60"/>
-        <w:rPr>
-          <w:rFonts w:ascii="Times New Roman" w:hAnsi="Times New Roman" w:cs="Times New Roman"/>
-          <w:b/>
-          <w:lang w:val="en-US"/>
-        </w:rPr>
-      </w:pPr>
-    </w:p>
-    <w:p>
-      <w:pPr>
-        <w:pStyle w:val="Heading3"/>
-        <w:spacing w:before="120" w:after="60"/>
-        <w:rPr>
-          <w:rFonts w:ascii="Times New Roman" w:hAnsi="Times New Roman" w:cs="Times New Roman"/>
-          <w:b/>
-          <w:lang w:val="en-US"/>
-        </w:rPr>
-      </w:pPr>
-    </w:p>
-    <w:p>
-      <w:pPr>
-        <w:pStyle w:val="Heading3"/>
-        <w:spacing w:before="120" w:after="60"/>
-        <w:rPr>
-          <w:rFonts w:ascii="Times New Roman" w:hAnsi="Times New Roman" w:cs="Times New Roman"/>
-          <w:b/>
-          <w:lang w:val="en-US"/>
-        </w:rPr>
-      </w:pPr>
-    </w:p>
-    <w:p>
-      <w:pPr>
-        <w:pStyle w:val="Heading3"/>
-        <w:spacing w:before="120" w:after="60"/>
-        <w:rPr>
-          <w:rFonts w:ascii="Times New Roman" w:hAnsi="Times New Roman" w:cs="Times New Roman"/>
-          <w:b/>
-          <w:lang w:val="en-US"/>
-        </w:rPr>
-      </w:pPr>
-    </w:p>
-    <w:p>
-      <w:pPr>
-        <w:pStyle w:val="Heading3"/>
-        <w:spacing w:before="120" w:after="60"/>
-        <w:rPr>
-          <w:rFonts w:ascii="Times New Roman" w:hAnsi="Times New Roman" w:cs="Times New Roman"/>
-          <w:b/>
-          <w:lang w:val="en-US"/>
-        </w:rPr>
-      </w:pPr>
-    </w:p>
-    <w:p>
-      <w:pPr>
-        <w:pStyle w:val="Heading3"/>
-        <w:spacing w:before="120" w:after="60"/>
-        <w:rPr>
-          <w:rFonts w:ascii="Times New Roman" w:hAnsi="Times New Roman" w:cs="Times New Roman"/>
-          <w:b/>
-          <w:lang w:val="en-US"/>
-        </w:rPr>
-      </w:pPr>
-    </w:p>
-    <w:p>
-      <w:pPr>
-        <w:pStyle w:val="Heading3"/>
-        <w:spacing w:before="120" w:after="60"/>
-        <w:rPr>
-          <w:rFonts w:ascii="Times New Roman" w:hAnsi="Times New Roman" w:cs="Times New Roman"/>
-          <w:b/>
-          <w:lang w:val="en-US"/>
-        </w:rPr>
-      </w:pPr>
-    </w:p>
-    <w:p>
-      <w:pPr>
-        <w:pStyle w:val="Heading3"/>
-        <w:spacing w:before="120" w:after="60"/>
-        <w:rPr>
-          <w:rFonts w:ascii="Times New Roman" w:hAnsi="Times New Roman" w:cs="Times New Roman"/>
-          <w:b/>
-          <w:lang w:val="en-US"/>
-        </w:rPr>
-      </w:pPr>
-    </w:p>
-    <w:p>
-      <w:pPr>
-        <w:pStyle w:val="Heading3"/>
-        <w:spacing w:before="120" w:after="60"/>
-        <w:rPr>
-          <w:rFonts w:ascii="Times New Roman" w:hAnsi="Times New Roman" w:cs="Times New Roman"/>
-          <w:b/>
-          <w:lang w:val="en-US"/>
-        </w:rPr>
-      </w:pPr>
-    </w:p>
-    <w:p>
-      <w:pPr>
-        <w:pStyle w:val="Heading3"/>
-        <w:spacing w:before="120" w:after="60"/>
-        <w:rPr>
-          <w:rFonts w:ascii="Times New Roman" w:hAnsi="Times New Roman" w:cs="Times New Roman"/>
-          <w:b/>
-          <w:lang w:val="en-US"/>
-        </w:rPr>
-      </w:pPr>
-    </w:p>
-    <w:p>
-      <w:pPr>
-        <w:pStyle w:val="Heading3"/>
-        <w:spacing w:before="120" w:after="60"/>
-        <w:rPr>
-          <w:rFonts w:ascii="Times New Roman" w:hAnsi="Times New Roman" w:cs="Times New Roman"/>
-          <w:b/>
-          <w:lang w:val="en-US"/>
-        </w:rPr>
-      </w:pPr>
-    </w:p>
-    <w:p>
-      <w:pPr>
-        <w:pStyle w:val="Heading3"/>
-        <w:spacing w:before="120" w:after="60"/>
-        <w:rPr>
-          <w:rFonts w:ascii="Times New Roman" w:hAnsi="Times New Roman" w:cs="Times New Roman"/>
-          <w:b/>
-          <w:lang w:val="en-US"/>
-        </w:rPr>
-      </w:pPr>
-    </w:p>
-    <w:p>
-      <w:pPr>
-        <w:pStyle w:val="Heading3"/>
-        <w:spacing w:before="120" w:after="60"/>
-        <w:rPr>
-          <w:rFonts w:ascii="Times New Roman" w:hAnsi="Times New Roman" w:cs="Times New Roman"/>
-          <w:b/>
-          <w:lang w:val="en-US"/>
-        </w:rPr>
-      </w:pPr>
-    </w:p>
-    <w:p>
-      <w:pPr>
-        <w:pStyle w:val="Heading3"/>
-        <w:spacing w:before="120" w:after="60"/>
-        <w:rPr>
-          <w:rFonts w:ascii="Times New Roman" w:hAnsi="Times New Roman" w:cs="Times New Roman"/>
-          <w:b/>
-          <w:lang w:val="en-US"/>
-        </w:rPr>
-      </w:pPr>
-    </w:p>
-    <w:p>
-      <w:pPr>
-        <w:pStyle w:val="Heading3"/>
-        <w:spacing w:before="120" w:after="60"/>
-        <w:rPr>
-          <w:rFonts w:ascii="Times New Roman" w:hAnsi="Times New Roman" w:cs="Times New Roman"/>
-          <w:b/>
-          <w:lang w:val="en-US"/>
-        </w:rPr>
-      </w:pPr>
-    </w:p>
-    <w:p>
-      <w:pPr>
-        <w:pStyle w:val="Heading3"/>
-        <w:spacing w:before="120" w:after="60"/>
-        <w:rPr>
-          <w:rFonts w:ascii="Times New Roman" w:hAnsi="Times New Roman" w:cs="Times New Roman"/>
-          <w:b/>
-          <w:lang w:val="en-US"/>
-        </w:rPr>
-      </w:pPr>
-    </w:p>
-    <w:p>
-      <w:pPr>
-        <w:pStyle w:val="Heading3"/>
-        <w:spacing w:before="120" w:after="60"/>
-        <w:rPr>
-          <w:rFonts w:ascii="Times New Roman" w:hAnsi="Times New Roman" w:cs="Times New Roman"/>
-          <w:b/>
-          <w:lang w:val="en-US"/>
-        </w:rPr>
-      </w:pPr>
-    </w:p>
-    <w:p>
-      <w:pPr>
-        <w:pStyle w:val="Heading3"/>
-        <w:spacing w:before="120" w:after="60"/>
-        <w:rPr>
-          <w:rFonts w:ascii="Times New Roman" w:hAnsi="Times New Roman" w:cs="Times New Roman"/>
-          <w:b/>
-          <w:lang w:val="en-US"/>
-        </w:rPr>
-      </w:pPr>
-    </w:p>
-    <w:p>
-      <w:pPr>
-        <w:pStyle w:val="Heading3"/>
-        <w:spacing w:before="120" w:after="60"/>
-        <w:rPr>
-          <w:rFonts w:ascii="Times New Roman" w:hAnsi="Times New Roman" w:cs="Times New Roman"/>
-          <w:b/>
-          <w:lang w:val="en-US"/>
-        </w:rPr>
-      </w:pPr>
-    </w:p>
-    <w:p>
-      <w:pPr>
-        <w:pStyle w:val="Heading3"/>
-        <w:spacing w:before="120" w:after="60"/>
-        <w:rPr>
-          <w:rFonts w:ascii="Times New Roman" w:hAnsi="Times New Roman" w:cs="Times New Roman"/>
-          <w:b/>
-          <w:lang w:val="en-US"/>
-        </w:rPr>
-      </w:pPr>
-    </w:p>
-    <w:p>
-      <w:pPr>
-        <w:pStyle w:val="Heading3"/>
-        <w:spacing w:before="120" w:after="60"/>
-        <w:rPr>
-          <w:rFonts w:ascii="Times New Roman" w:hAnsi="Times New Roman" w:cs="Times New Roman"/>
-          <w:b/>
-          <w:lang w:val="en-US"/>
-        </w:rPr>
-      </w:pPr>
-    </w:p>
-    <w:p>
-      <w:pPr>
-        <w:pStyle w:val="Heading3"/>
-        <w:spacing w:before="120" w:after="60"/>
-        <w:rPr>
-          <w:rFonts w:ascii="Times New Roman" w:hAnsi="Times New Roman" w:cs="Times New Roman"/>
-          <w:b/>
-          <w:lang w:val="en-US"/>
-        </w:rPr>
-      </w:pPr>
-    </w:p>
-    <w:p>
-      <w:pPr>
-        <w:pStyle w:val="Heading3"/>
-        <w:spacing w:before="120" w:after="60"/>
-        <w:rPr>
-          <w:rFonts w:ascii="Times New Roman" w:hAnsi="Times New Roman" w:cs="Times New Roman"/>
-          <w:b/>
-          <w:lang w:val="en-US"/>
-        </w:rPr>
-      </w:pPr>
-    </w:p>
-    <w:p>
-      <w:pPr>
-        <w:pStyle w:val="Heading3"/>
-        <w:spacing w:before="120" w:after="60"/>
-        <w:rPr>
-          <w:rFonts w:ascii="Times New Roman" w:hAnsi="Times New Roman" w:cs="Times New Roman"/>
-          <w:b/>
-          <w:lang w:val="en-US"/>
-        </w:rPr>
-      </w:pPr>
-    </w:p>
-    <w:p>
-      <w:pPr>
-        <w:pStyle w:val="Heading3"/>
-        <w:spacing w:before="120" w:after="60"/>
-        <w:rPr>
-          <w:rFonts w:ascii="Times New Roman" w:hAnsi="Times New Roman" w:cs="Times New Roman"/>
-          <w:b/>
-          <w:lang w:val="en-US"/>
-        </w:rPr>
-      </w:pPr>
-    </w:p>
-    <w:p>
-      <w:pPr>
-        <w:pStyle w:val="Heading3"/>
-        <w:spacing w:before="120" w:after="60"/>
-        <w:rPr>
-          <w:rFonts w:ascii="Times New Roman" w:hAnsi="Times New Roman" w:cs="Times New Roman"/>
-          <w:b/>
-          <w:lang w:val="en-US"/>
-        </w:rPr>
-      </w:pPr>
-    </w:p>
-    <w:p>
-      <w:pPr>
-        <w:pStyle w:val="Heading3"/>
-        <w:spacing w:before="120" w:after="60"/>
-        <w:rPr>
-          <w:rFonts w:ascii="Times New Roman" w:hAnsi="Times New Roman" w:cs="Times New Roman"/>
-          <w:b/>
-          <w:lang w:val="en-US"/>
-        </w:rPr>
-      </w:pPr>
-    </w:p>
-    <w:p>
-      <w:pPr>
-        <w:pStyle w:val="Heading3"/>
-        <w:spacing w:before="120" w:after="60"/>
-        <w:rPr>
-          <w:rFonts w:ascii="Times New Roman" w:hAnsi="Times New Roman" w:cs="Times New Roman"/>
-          <w:b/>
-          <w:lang w:val="en-US"/>
-        </w:rPr>
-      </w:pPr>
-    </w:p>
-    <w:p>
-      <w:pPr>
-        <w:pStyle w:val="Heading3"/>
-        <w:spacing w:before="120" w:after="60"/>
-        <w:rPr>
-          <w:rFonts w:ascii="Times New Roman" w:hAnsi="Times New Roman" w:cs="Times New Roman"/>
-          <w:b/>
-          <w:lang w:val="en-US"/>
-        </w:rPr>
-      </w:pPr>
-    </w:p>
-    <w:p>
-      <w:pPr>
-        <w:pStyle w:val="Heading3"/>
-        <w:spacing w:before="120" w:after="60"/>
-        <w:rPr>
-          <w:rFonts w:ascii="Times New Roman" w:hAnsi="Times New Roman" w:cs="Times New Roman"/>
-          <w:b/>
-          <w:lang w:val="en-US"/>
-        </w:rPr>
-      </w:pPr>
-    </w:p>
-    <w:p>
-      <w:pPr>
-        <w:pStyle w:val="Heading3"/>
-        <w:spacing w:before="120" w:after="60"/>
-        <w:rPr>
-          <w:rFonts w:ascii="Times New Roman" w:hAnsi="Times New Roman" w:cs="Times New Roman"/>
-          <w:b/>
-          <w:lang w:val="en-US"/>
-        </w:rPr>
-      </w:pPr>
-    </w:p>
-    <w:p>
-      <w:pPr>
-        <w:pStyle w:val="Heading3"/>
-        <w:spacing w:before="120" w:after="60"/>
-        <w:rPr>
-          <w:rFonts w:ascii="Times New Roman" w:hAnsi="Times New Roman" w:cs="Times New Roman"/>
-          <w:b/>
-          <w:lang w:val="en-US"/>
-        </w:rPr>
-      </w:pPr>
-    </w:p>
-    <w:p>
-      <w:pPr>
-        <w:pStyle w:val="Heading3"/>
-        <w:spacing w:before="120" w:after="60"/>
-        <w:rPr>
-          <w:rFonts w:ascii="Times New Roman" w:hAnsi="Times New Roman" w:cs="Times New Roman"/>
-          <w:b/>
-          <w:lang w:val="en-US"/>
-        </w:rPr>
-      </w:pPr>
-    </w:p>
-    <w:p>
-      <w:pPr>
-        <w:pStyle w:val="Heading3"/>
-        <w:spacing w:before="120" w:after="60"/>
-        <w:rPr>
-          <w:rFonts w:ascii="Times New Roman" w:hAnsi="Times New Roman" w:cs="Times New Roman"/>
-          <w:b/>
-          <w:lang w:val="en-US"/>
-        </w:rPr>
-      </w:pPr>
-    </w:p>
-    <w:p>
-      <w:pPr>
-        <w:pStyle w:val="Heading3"/>
-        <w:spacing w:before="120" w:after="60"/>
-        <w:rPr>
-          <w:rFonts w:ascii="Times New Roman" w:hAnsi="Times New Roman" w:cs="Times New Roman"/>
-          <w:b/>
-          <w:lang w:val="en-US"/>
-        </w:rPr>
-      </w:pPr>
-    </w:p>
-    <w:p>
-      <w:pPr>
-        <w:pStyle w:val="Heading3"/>
-        <w:spacing w:before="120" w:after="60"/>
-        <w:rPr>
-          <w:rFonts w:ascii="Times New Roman" w:hAnsi="Times New Roman" w:cs="Times New Roman"/>
-          <w:b/>
-          <w:lang w:val="en-US"/>
-        </w:rPr>
-      </w:pPr>
-    </w:p>
-    <w:p>
-      <w:pPr>
-        <w:pStyle w:val="Heading3"/>
-        <w:spacing w:before="120" w:after="60"/>
-        <w:rPr>
-          <w:rFonts w:ascii="Times New Roman" w:hAnsi="Times New Roman" w:cs="Times New Roman"/>
-          <w:b/>
-          <w:lang w:val="en-US"/>
-        </w:rPr>
-      </w:pPr>
-    </w:p>
-    <w:p>
-      <w:pPr>
-        <w:pStyle w:val="Heading3"/>
-        <w:spacing w:before="120" w:after="60"/>
-        <w:rPr>
-          <w:rFonts w:ascii="Times New Roman" w:hAnsi="Times New Roman" w:cs="Times New Roman"/>
-          <w:b/>
-          <w:lang w:val="en-US"/>
-        </w:rPr>
-      </w:pPr>
-    </w:p>
-    <w:p>
-      <w:pPr>
-        <w:pStyle w:val="Heading3"/>
-        <w:spacing w:before="120" w:after="60"/>
-        <w:rPr>
-          <w:rFonts w:ascii="Times New Roman" w:hAnsi="Times New Roman" w:cs="Times New Roman"/>
-        </w:rPr>
-      </w:pPr>
-      <w:r>
-        <w:rPr>
-          <w:rFonts w:ascii="Times New Roman" w:hAnsi="Times New Roman" w:cs="Times New Roman"/>
-          <w:b/>
-          <w:lang w:val="en-US"/>
-        </w:rPr>
-        <w:br/>
-      </w:r>
+        </w:rPr>
+      </w:pPr>
       <w:r>
         <w:rPr>
           <w:rFonts w:ascii="Times New Roman" w:hAnsi="Times New Roman" w:cs="Times New Roman"/>
@@ -5890,6 +2721,7 @@
                 <w:rFonts w:cs="Times New Roman"/>
                 <w:sz w:val="20"/>
               </w:rPr>
+              <w:lastRenderedPageBreak/>
               <w:t>JOB_CATEGORY – JOB</w:t>
             </w:r>
           </w:p>
@@ -6663,7 +3495,6 @@
           <w:rFonts w:cs="Times New Roman"/>
           <w:b/>
         </w:rPr>
-        <w:lastRenderedPageBreak/>
         <w:t>• CONTRACT is the center of the project execution stage and links to MILESTONE, PAYMENT, and REVIEW.</w:t>
       </w:r>
     </w:p>
@@ -6778,6 +3609,7 @@
         <w:pStyle w:val="Heading3"/>
       </w:pPr>
       <w:r>
+        <w:lastRenderedPageBreak/>
         <w:t>SKILL</w:t>
       </w:r>
     </w:p>
@@ -6890,87 +3722,87 @@
         <w:pStyle w:val="Heading3"/>
       </w:pPr>
       <w:r>
+        <w:t>PAYMENT</w:t>
+      </w:r>
+    </w:p>
+    <w:p>
+      <w:pPr>
+        <w:pStyle w:val="ReportBody"/>
+      </w:pPr>
+      <w:r>
+        <w:t>payments( payment_id PK, milestone_id FK UNIQUE, payer_id FK → users.user_id, payee_id FK → users.user_id, amount, payment_status )</w:t>
+      </w:r>
+    </w:p>
+    <w:p>
+      <w:pPr>
+        <w:pStyle w:val="Heading3"/>
+      </w:pPr>
+      <w:r>
+        <w:t>REVIEW</w:t>
+      </w:r>
+    </w:p>
+    <w:p>
+      <w:pPr>
+        <w:pStyle w:val="ReportBody"/>
+      </w:pPr>
+      <w:r>
+        <w:t>reviews( review_id PK, contract_id FK, reviewer_id FK → users.user_id, reviewee_id FK → users.user_id, rating, comment )</w:t>
+      </w:r>
+    </w:p>
+    <w:p>
+      <w:pPr>
+        <w:pStyle w:val="Heading3"/>
+      </w:pPr>
+      <w:r>
+        <w:t>Mapping and integrity notes</w:t>
+      </w:r>
+    </w:p>
+    <w:p>
+      <w:pPr>
+        <w:pStyle w:val="ReportBody"/>
+      </w:pPr>
+      <w:r>
+        <w:t>• USER is the supertype; CLIENT and FREELANCER are 1:1 specializations linked back to USER through their identifiers.</w:t>
+      </w:r>
+    </w:p>
+    <w:p>
+      <w:pPr>
+        <w:pStyle w:val="ReportBody"/>
+      </w:pPr>
+      <w:r>
+        <w:t>• CLIENT owns JOB records, while JOB_CATEGORY classifies JOB. Therefore every JOB references exactly one CLIENT and one JOB_CATEGORY.</w:t>
+      </w:r>
+    </w:p>
+    <w:p>
+      <w:pPr>
+        <w:pStyle w:val="ReportBody"/>
+      </w:pPr>
+      <w:r>
+        <w:t>• FREELANCER_SKILL resolves the many-to-many relationship between FREELANCER and SKILL.</w:t>
+      </w:r>
+    </w:p>
+    <w:p>
+      <w:pPr>
+        <w:pStyle w:val="ReportBody"/>
+      </w:pPr>
+      <w:r>
+        <w:t>• PROPOSAL connects one FREELANCER to one JOB. A UNIQUE constraint on (job_id, freelancer_id) enforces the rule that a freelancer may submit at most one proposal for the same job.</w:t>
+      </w:r>
+    </w:p>
+    <w:p>
+      <w:pPr>
+        <w:pStyle w:val="ReportBody"/>
+      </w:pPr>
+      <w:r>
+        <w:t>• CONTRACT is created only from an accepted PROPOSAL. proposal_id is UNIQUE so one proposal can create at most one contract.</w:t>
+      </w:r>
+    </w:p>
+    <w:p>
+      <w:pPr>
+        <w:pStyle w:val="ReportBody"/>
+      </w:pPr>
+      <w:r>
         <w:lastRenderedPageBreak/>
-        <w:t>PAYMENT</w:t>
-      </w:r>
-    </w:p>
-    <w:p>
-      <w:pPr>
-        <w:pStyle w:val="ReportBody"/>
-      </w:pPr>
-      <w:r>
-        <w:t>payments( payment_id PK, milestone_id FK UNIQUE, payer_id FK → users.user_id, payee_id FK → users.user_id, amount, payment_status )</w:t>
-      </w:r>
-    </w:p>
-    <w:p>
-      <w:pPr>
-        <w:pStyle w:val="Heading3"/>
-      </w:pPr>
-      <w:r>
-        <w:t>REVIEW</w:t>
-      </w:r>
-    </w:p>
-    <w:p>
-      <w:pPr>
-        <w:pStyle w:val="ReportBody"/>
-      </w:pPr>
-      <w:r>
-        <w:t>reviews( review_id PK, contract_id FK, reviewer_id FK → users.user_id, reviewee_id FK → users.user_id, rating, comment )</w:t>
-      </w:r>
-    </w:p>
-    <w:p>
-      <w:pPr>
-        <w:pStyle w:val="Heading3"/>
-      </w:pPr>
-      <w:r>
-        <w:t>Mapping and integrity notes</w:t>
-      </w:r>
-    </w:p>
-    <w:p>
-      <w:pPr>
-        <w:pStyle w:val="ReportBody"/>
-      </w:pPr>
-      <w:r>
-        <w:t>• USER is the supertype; CLIENT and FREELANCER are 1:1 specializations linked back to USER through their identifiers.</w:t>
-      </w:r>
-    </w:p>
-    <w:p>
-      <w:pPr>
-        <w:pStyle w:val="ReportBody"/>
-      </w:pPr>
-      <w:r>
-        <w:t>• CLIENT owns JOB records, while JOB_CATEGORY classifies JOB. Therefore every JOB references exactly one CLIENT and one JOB_CATEGORY.</w:t>
-      </w:r>
-    </w:p>
-    <w:p>
-      <w:pPr>
-        <w:pStyle w:val="ReportBody"/>
-      </w:pPr>
-      <w:r>
-        <w:t>• FREELANCER_SKILL resolves the many-to-many relationship between FREELANCER and SKILL.</w:t>
-      </w:r>
-    </w:p>
-    <w:p>
-      <w:pPr>
-        <w:pStyle w:val="ReportBody"/>
-      </w:pPr>
-      <w:r>
-        <w:t>• PROPOSAL connects one FREELANCER to one JOB. A UNIQUE constraint on (job_id, freelancer_id) enforces the rule that a freelancer may submit at most one proposal for the same job.</w:t>
-      </w:r>
-    </w:p>
-    <w:p>
-      <w:pPr>
-        <w:pStyle w:val="ReportBody"/>
-      </w:pPr>
-      <w:r>
-        <w:t>• CONTRACT is created only from an accepted PROPOSAL. proposal_id is UNIQUE so one proposal can create at most one contract.</w:t>
-      </w:r>
-    </w:p>
-    <w:p>
-      <w:pPr>
-        <w:pStyle w:val="ReportBody"/>
-      </w:pPr>
-      <w:r>
         <w:t>• MILESTONE belongs to one CONTRACT. PAYMENT is tied to a MILESTONE and is limited to at most one successful payment per milestone by a UNIQUE milestone_id constraint in the logical design.</w:t>
       </w:r>
     </w:p>
@@ -7053,103 +3885,103 @@
         <w:pStyle w:val="ReportBody"/>
       </w:pPr>
       <w:r>
+        <w:t>Therefore, the reconciled database satisfies 1NF.</w:t>
+      </w:r>
+    </w:p>
+    <w:p>
+      <w:pPr>
+        <w:pStyle w:val="Heading3"/>
+      </w:pPr>
+      <w:r>
+        <w:t>Second Normal Form (2NF)</w:t>
+      </w:r>
+    </w:p>
+    <w:p>
+      <w:pPr>
+        <w:pStyle w:val="ReportBody"/>
+      </w:pPr>
+      <w:r>
+        <w:t>• All non-key attributes depend on the entire primary key.</w:t>
+      </w:r>
+    </w:p>
+    <w:p>
+      <w:pPr>
+        <w:pStyle w:val="ReportBody"/>
+      </w:pPr>
+      <w:r>
+        <w:t>• In FREELANCER_SKILL, skill_level depends on the combination of freelancer_id and skill_id, not on either attribute alone.</w:t>
+      </w:r>
+    </w:p>
+    <w:p>
+      <w:pPr>
+        <w:pStyle w:val="ReportBody"/>
+      </w:pPr>
+      <w:r>
+        <w:t>• Tables with single-attribute primary keys have no partial dependency by definition.</w:t>
+      </w:r>
+    </w:p>
+    <w:p>
+      <w:pPr>
+        <w:pStyle w:val="ReportBody"/>
+      </w:pPr>
+      <w:r>
+        <w:t>Therefore, the reconciled database satisfies 2NF.</w:t>
+      </w:r>
+    </w:p>
+    <w:p>
+      <w:pPr>
+        <w:pStyle w:val="Heading3"/>
+      </w:pPr>
+      <w:r>
+        <w:t>Third Normal Form (3NF)</w:t>
+      </w:r>
+    </w:p>
+    <w:p>
+      <w:pPr>
+        <w:pStyle w:val="ReportBody"/>
+      </w:pPr>
+      <w:r>
+        <w:t>• Non-key attributes do not depend transitively on other non-key attributes.</w:t>
+      </w:r>
+    </w:p>
+    <w:p>
+      <w:pPr>
+        <w:pStyle w:val="ReportBody"/>
+      </w:pPr>
+      <w:r>
+        <w:t>• Common account data is kept in USER rather than repeated inside CLIENT and FREELANCER.</w:t>
+      </w:r>
+    </w:p>
+    <w:p>
+      <w:pPr>
+        <w:pStyle w:val="ReportBody"/>
+      </w:pPr>
+      <w:r>
+        <w:t>• JOB stores client_id and category_id as foreign keys instead of duplicating company or category descriptions.</w:t>
+      </w:r>
+    </w:p>
+    <w:p>
+      <w:pPr>
+        <w:pStyle w:val="ReportBody"/>
+      </w:pPr>
+      <w:r>
+        <w:t>• CONTRACT stores references to the participating CLIENT and FREELANCER and does not repeat profile attributes.</w:t>
+      </w:r>
+    </w:p>
+    <w:p>
+      <w:pPr>
+        <w:pStyle w:val="ReportBody"/>
+      </w:pPr>
+      <w:r>
+        <w:t>• REVIEW stores reviewer_id and reviewee_id rather than copying their names or profile details.</w:t>
+      </w:r>
+    </w:p>
+    <w:p>
+      <w:pPr>
+        <w:pStyle w:val="ReportBody"/>
+      </w:pPr>
+      <w:r>
         <w:lastRenderedPageBreak/>
-        <w:t>Therefore, the reconciled database satisfies 1NF.</w:t>
-      </w:r>
-    </w:p>
-    <w:p>
-      <w:pPr>
-        <w:pStyle w:val="Heading3"/>
-      </w:pPr>
-      <w:r>
-        <w:t>Second Normal Form (2NF)</w:t>
-      </w:r>
-    </w:p>
-    <w:p>
-      <w:pPr>
-        <w:pStyle w:val="ReportBody"/>
-      </w:pPr>
-      <w:r>
-        <w:t>• All non-key attributes depend on the entire primary key.</w:t>
-      </w:r>
-    </w:p>
-    <w:p>
-      <w:pPr>
-        <w:pStyle w:val="ReportBody"/>
-      </w:pPr>
-      <w:r>
-        <w:t>• In FREELANCER_SKILL, skill_level depends on the combination of freelancer_id and skill_id, not on either attribute alone.</w:t>
-      </w:r>
-    </w:p>
-    <w:p>
-      <w:pPr>
-        <w:pStyle w:val="ReportBody"/>
-      </w:pPr>
-      <w:r>
-        <w:t>• Tables with single-attribute primary keys have no partial dependency by definition.</w:t>
-      </w:r>
-    </w:p>
-    <w:p>
-      <w:pPr>
-        <w:pStyle w:val="ReportBody"/>
-      </w:pPr>
-      <w:r>
-        <w:t>Therefore, the reconciled database satisfies 2NF.</w:t>
-      </w:r>
-    </w:p>
-    <w:p>
-      <w:pPr>
-        <w:pStyle w:val="Heading3"/>
-      </w:pPr>
-      <w:r>
-        <w:t>Third Normal Form (3NF)</w:t>
-      </w:r>
-    </w:p>
-    <w:p>
-      <w:pPr>
-        <w:pStyle w:val="ReportBody"/>
-      </w:pPr>
-      <w:r>
-        <w:t>• Non-key attributes do not depend transitively on other non-key attributes.</w:t>
-      </w:r>
-    </w:p>
-    <w:p>
-      <w:pPr>
-        <w:pStyle w:val="ReportBody"/>
-      </w:pPr>
-      <w:r>
-        <w:t>• Common account data is kept in USER rather than repeated inside CLIENT and FREELANCER.</w:t>
-      </w:r>
-    </w:p>
-    <w:p>
-      <w:pPr>
-        <w:pStyle w:val="ReportBody"/>
-      </w:pPr>
-      <w:r>
-        <w:t>• JOB stores client_id and category_id as foreign keys instead of duplicating company or category descriptions.</w:t>
-      </w:r>
-    </w:p>
-    <w:p>
-      <w:pPr>
-        <w:pStyle w:val="ReportBody"/>
-      </w:pPr>
-      <w:r>
-        <w:t>• CONTRACT stores references to the participating CLIENT and FREELANCER and does not repeat profile attributes.</w:t>
-      </w:r>
-    </w:p>
-    <w:p>
-      <w:pPr>
-        <w:pStyle w:val="ReportBody"/>
-      </w:pPr>
-      <w:r>
-        <w:t>• REVIEW stores reviewer_id and reviewee_id rather than copying their names or profile details.</w:t>
-      </w:r>
-    </w:p>
-    <w:p>
-      <w:pPr>
-        <w:pStyle w:val="ReportBody"/>
-      </w:pPr>
-      <w:r>
         <w:t>Therefore, the reconciled database satisfies 3NF. Candidate BCNF relations also use candidate/surrogate keys so that non-key determinants are not introduced in the present model.</w:t>
       </w:r>
     </w:p>
@@ -8114,7 +4946,6 @@
               <w:rPr>
                 <w:sz w:val="16"/>
               </w:rPr>
-              <w:lastRenderedPageBreak/>
               <w:t>location</w:t>
             </w:r>
           </w:p>
@@ -9047,6 +5878,7 @@
         <w:pStyle w:val="Heading3"/>
       </w:pPr>
       <w:r>
+        <w:lastRenderedPageBreak/>
         <w:t>3.5 FREELANCER_SKILL</w:t>
       </w:r>
     </w:p>
@@ -10359,7 +7191,6 @@
               <w:rPr>
                 <w:sz w:val="16"/>
               </w:rPr>
-              <w:lastRenderedPageBreak/>
               <w:t>budget_min</w:t>
             </w:r>
           </w:p>
@@ -11808,6 +8639,7 @@
               <w:rPr>
                 <w:sz w:val="16"/>
               </w:rPr>
+              <w:lastRenderedPageBreak/>
               <w:t>client_id</w:t>
             </w:r>
           </w:p>
@@ -13048,7 +9880,6 @@
         <w:pStyle w:val="Heading3"/>
       </w:pPr>
       <w:r>
-        <w:lastRenderedPageBreak/>
         <w:t>3.11 PAYMENT</w:t>
       </w:r>
     </w:p>
@@ -14067,6 +10898,7 @@
               <w:rPr>
                 <w:sz w:val="16"/>
               </w:rPr>
+              <w:lastRenderedPageBreak/>
               <w:t>reviewee_id</w:t>
             </w:r>
           </w:p>
@@ -14388,7 +11220,6 @@
         <w:rPr>
           <w:b w:val="0"/>
         </w:rPr>
-        <w:lastRenderedPageBreak/>
         <w:t>5.1 Test cases showing constraints prevent bad data insertion</w:t>
       </w:r>
     </w:p>
@@ -14630,6 +11461,7 @@
                 <w:b/>
                 <w:bCs/>
               </w:rPr>
+              <w:lastRenderedPageBreak/>
               <w:t>TC-01</w:t>
             </w:r>
           </w:p>

--- a/Freelance_Marketplace_Ecosystem_G3.docx
+++ b/Freelance_Marketplace_Ecosystem_G3.docx
@@ -609,6 +609,7 @@
         <w:pStyle w:val="ReportBody"/>
         <w:rPr>
           <w:rFonts w:cs="Times New Roman"/>
+          <w:lang w:val="en-US"/>
         </w:rPr>
       </w:pPr>
       <w:r>
@@ -616,6 +617,13 @@
           <w:rFonts w:cs="Times New Roman"/>
         </w:rPr>
         <w:t>The system connects two main groups of users: clients, who are companies or individuals seeking people for projects and jobs; and freelancers, who search for projects and jobs and submit proposals.</w:t>
+      </w:r>
+      <w:r>
+        <w:rPr>
+          <w:rFonts w:cs="Times New Roman"/>
+          <w:lang w:val="en-US"/>
+        </w:rPr>
+        <w:t xml:space="preserve"> </w:t>
       </w:r>
     </w:p>
     <w:p>

--- a/Freelance_Marketplace_Ecosystem_G3.docx
+++ b/Freelance_Marketplace_Ecosystem_G3.docx
@@ -215,7 +215,7 @@
           <w:sz w:val="26"/>
           <w:szCs w:val="26"/>
         </w:rPr>
-        <w:t xml:space="preserve">[Huynh Thien Duc (email </w:t>
+        <w:t>[Huynh Thien Duc (</w:t>
       </w:r>
       <w:hyperlink r:id="rId8" w:history="1">
         <w:r>
@@ -270,7 +270,16 @@
           <w:sz w:val="26"/>
           <w:szCs w:val="26"/>
         </w:rPr>
-        <w:t xml:space="preserve">[Pham Viet Hoang (email </w:t>
+        <w:t xml:space="preserve">[Pham Viet Hoang </w:t>
+      </w:r>
+      <w:r>
+        <w:rPr>
+          <w:rFonts w:cs="Times New Roman"/>
+          <w:sz w:val="26"/>
+          <w:szCs w:val="26"/>
+          <w:lang w:val="en-US"/>
+        </w:rPr>
+        <w:t>(</w:t>
       </w:r>
       <w:hyperlink r:id="rId9" w:history="1">
         <w:r>
@@ -324,7 +333,16 @@
           <w:sz w:val="26"/>
           <w:szCs w:val="26"/>
         </w:rPr>
-        <w:t xml:space="preserve">[Dang Quang Huy  (email </w:t>
+        <w:t xml:space="preserve">[Dang Quang Huy </w:t>
+      </w:r>
+      <w:r>
+        <w:rPr>
+          <w:rFonts w:cs="Times New Roman"/>
+          <w:sz w:val="26"/>
+          <w:szCs w:val="26"/>
+          <w:lang w:val="en-US"/>
+        </w:rPr>
+        <w:t>(</w:t>
       </w:r>
       <w:hyperlink r:id="rId10" w:history="1">
         <w:r>
@@ -693,6 +711,7 @@
         <w:ind w:left="283"/>
         <w:rPr>
           <w:rFonts w:cs="Times New Roman"/>
+          <w:bCs/>
         </w:rPr>
       </w:pPr>
       <w:r>
@@ -700,7 +719,14 @@
           <w:rFonts w:cs="Times New Roman"/>
           <w:b/>
         </w:rPr>
-        <w:t>BR-01: Each USER must have a unique user_id.</w:t>
+        <w:t>BR-01:</w:t>
+      </w:r>
+      <w:r>
+        <w:rPr>
+          <w:rFonts w:cs="Times New Roman"/>
+          <w:bCs/>
+        </w:rPr>
+        <w:t xml:space="preserve"> Each USER must have a unique user_id.</w:t>
       </w:r>
     </w:p>
     <w:p>
@@ -709,6 +735,7 @@
         <w:ind w:left="283"/>
         <w:rPr>
           <w:rFonts w:cs="Times New Roman"/>
+          <w:bCs/>
         </w:rPr>
       </w:pPr>
       <w:r>
@@ -716,7 +743,14 @@
           <w:rFonts w:cs="Times New Roman"/>
           <w:b/>
         </w:rPr>
-        <w:t>BR-02: In this version, a USER is specialized into CLIENT or FREELANCER; the two subtypes are distinct and disjoint.</w:t>
+        <w:t xml:space="preserve">BR-02: </w:t>
+      </w:r>
+      <w:r>
+        <w:rPr>
+          <w:rFonts w:cs="Times New Roman"/>
+          <w:bCs/>
+        </w:rPr>
+        <w:t>In this version, a USER is specialized into CLIENT or FREELANCER; the two subtypes are distinct and disjoint.</w:t>
       </w:r>
     </w:p>
     <w:p>
@@ -725,6 +759,7 @@
         <w:ind w:left="283"/>
         <w:rPr>
           <w:rFonts w:cs="Times New Roman"/>
+          <w:bCs/>
         </w:rPr>
       </w:pPr>
       <w:r>
@@ -732,7 +767,14 @@
           <w:rFonts w:cs="Times New Roman"/>
           <w:b/>
         </w:rPr>
-        <w:t>BR-03: Each CLIENT can post many JOB records, but each JOB belongs to one CLIENT.</w:t>
+        <w:t xml:space="preserve">BR-03: </w:t>
+      </w:r>
+      <w:r>
+        <w:rPr>
+          <w:rFonts w:cs="Times New Roman"/>
+          <w:bCs/>
+        </w:rPr>
+        <w:t>Each CLIENT can post many JOB records, but each JOB belongs to one CLIENT.</w:t>
       </w:r>
     </w:p>
     <w:p>
@@ -741,6 +783,7 @@
         <w:ind w:left="283"/>
         <w:rPr>
           <w:rFonts w:cs="Times New Roman"/>
+          <w:bCs/>
         </w:rPr>
       </w:pPr>
       <w:r>
@@ -748,7 +791,14 @@
           <w:rFonts w:cs="Times New Roman"/>
           <w:b/>
         </w:rPr>
-        <w:t>BR-04: Each JOB belongs to one JOB_CATEGORY, while one JOB_CATEGORY can contain many JOB records.</w:t>
+        <w:t xml:space="preserve">BR-04: </w:t>
+      </w:r>
+      <w:r>
+        <w:rPr>
+          <w:rFonts w:cs="Times New Roman"/>
+          <w:bCs/>
+        </w:rPr>
+        <w:t>Each JOB belongs to one JOB_CATEGORY, while one JOB_CATEGORY can contain many JOB records.</w:t>
       </w:r>
     </w:p>
     <w:p>
@@ -757,6 +807,7 @@
         <w:ind w:left="283"/>
         <w:rPr>
           <w:rFonts w:cs="Times New Roman"/>
+          <w:bCs/>
         </w:rPr>
       </w:pPr>
       <w:r>
@@ -764,7 +815,14 @@
           <w:rFonts w:cs="Times New Roman"/>
           <w:b/>
         </w:rPr>
-        <w:t>BR-05: A FREELANCER can have many SKILL records and a SKILL can belong to many FREELANCER records; the relationship is resolved through FREELANCER_SKILL.</w:t>
+        <w:t xml:space="preserve">BR-05: </w:t>
+      </w:r>
+      <w:r>
+        <w:rPr>
+          <w:rFonts w:cs="Times New Roman"/>
+          <w:bCs/>
+        </w:rPr>
+        <w:t>A FREELANCER can have many SKILL records and a SKILL can belong to many FREELANCER records; the relationship is resolved through FREELANCER_SKILL.</w:t>
       </w:r>
     </w:p>
     <w:p>
@@ -773,6 +831,7 @@
         <w:ind w:left="283"/>
         <w:rPr>
           <w:rFonts w:cs="Times New Roman"/>
+          <w:bCs/>
         </w:rPr>
       </w:pPr>
       <w:r>
@@ -780,7 +839,14 @@
           <w:rFonts w:cs="Times New Roman"/>
           <w:b/>
         </w:rPr>
-        <w:t>BR-06: A JOB can receive many PROPOSAL records.</w:t>
+        <w:t xml:space="preserve">BR-06: </w:t>
+      </w:r>
+      <w:r>
+        <w:rPr>
+          <w:rFonts w:cs="Times New Roman"/>
+          <w:bCs/>
+        </w:rPr>
+        <w:t>A JOB can receive many PROPOSAL records.</w:t>
       </w:r>
     </w:p>
     <w:p>
@@ -789,6 +855,7 @@
         <w:ind w:left="283"/>
         <w:rPr>
           <w:rFonts w:cs="Times New Roman"/>
+          <w:bCs/>
         </w:rPr>
       </w:pPr>
       <w:r>
@@ -796,7 +863,14 @@
           <w:rFonts w:cs="Times New Roman"/>
           <w:b/>
         </w:rPr>
-        <w:t>BR-07: A FREELANCER can submit many PROPOSAL records for different JOB records.</w:t>
+        <w:t xml:space="preserve">BR-07: </w:t>
+      </w:r>
+      <w:r>
+        <w:rPr>
+          <w:rFonts w:cs="Times New Roman"/>
+          <w:bCs/>
+        </w:rPr>
+        <w:t>A FREELANCER can submit many PROPOSAL records for different JOB records.</w:t>
       </w:r>
     </w:p>
     <w:p>
@@ -805,6 +879,7 @@
         <w:ind w:left="283"/>
         <w:rPr>
           <w:rFonts w:cs="Times New Roman"/>
+          <w:bCs/>
         </w:rPr>
       </w:pPr>
       <w:r>
@@ -812,7 +887,14 @@
           <w:rFonts w:cs="Times New Roman"/>
           <w:b/>
         </w:rPr>
-        <w:t>BR-08: A FREELANCER may not submit more than one PROPOSAL for the same JOB.</w:t>
+        <w:t xml:space="preserve">BR-08: </w:t>
+      </w:r>
+      <w:r>
+        <w:rPr>
+          <w:rFonts w:cs="Times New Roman"/>
+          <w:bCs/>
+        </w:rPr>
+        <w:t>A FREELANCER may not submit more than one PROPOSAL for the same JOB.</w:t>
       </w:r>
     </w:p>
     <w:p>
@@ -821,6 +903,7 @@
         <w:ind w:left="283"/>
         <w:rPr>
           <w:rFonts w:cs="Times New Roman"/>
+          <w:bCs/>
         </w:rPr>
       </w:pPr>
       <w:r>
@@ -828,7 +911,14 @@
           <w:rFonts w:cs="Times New Roman"/>
           <w:b/>
         </w:rPr>
-        <w:t>BR-09: Each PROPOSAL belongs to exactly one JOB and one FREELANCER.</w:t>
+        <w:t xml:space="preserve">BR-09: </w:t>
+      </w:r>
+      <w:r>
+        <w:rPr>
+          <w:rFonts w:cs="Times New Roman"/>
+          <w:bCs/>
+        </w:rPr>
+        <w:t>Each PROPOSAL belongs to exactly one JOB and one FREELANCER.</w:t>
       </w:r>
     </w:p>
     <w:p>
@@ -837,6 +927,7 @@
         <w:ind w:left="283"/>
         <w:rPr>
           <w:rFonts w:cs="Times New Roman"/>
+          <w:bCs/>
         </w:rPr>
       </w:pPr>
       <w:r>
@@ -844,7 +935,14 @@
           <w:rFonts w:cs="Times New Roman"/>
           <w:b/>
         </w:rPr>
-        <w:t>BR-10: A JOB may have at most one PROPOSAL accepted by the CLIENT.</w:t>
+        <w:t xml:space="preserve">BR-10: </w:t>
+      </w:r>
+      <w:r>
+        <w:rPr>
+          <w:rFonts w:cs="Times New Roman"/>
+          <w:bCs/>
+        </w:rPr>
+        <w:t>A JOB may have at most one PROPOSAL accepted by the CLIENT.</w:t>
       </w:r>
     </w:p>
     <w:p>
@@ -853,6 +951,7 @@
         <w:ind w:left="283"/>
         <w:rPr>
           <w:rFonts w:cs="Times New Roman"/>
+          <w:bCs/>
         </w:rPr>
       </w:pPr>
       <w:r>
@@ -860,7 +959,14 @@
           <w:rFonts w:cs="Times New Roman"/>
           <w:b/>
         </w:rPr>
-        <w:t>BR-11: An accepted PROPOSAL may create one CONTRACT; a proposal that is not selected does not create a CONTRACT.</w:t>
+        <w:t xml:space="preserve">BR-11: </w:t>
+      </w:r>
+      <w:r>
+        <w:rPr>
+          <w:rFonts w:cs="Times New Roman"/>
+          <w:bCs/>
+        </w:rPr>
+        <w:t>An accepted PROPOSAL may create one CONTRACT; a proposal that is not selected does not create a CONTRACT.</w:t>
       </w:r>
     </w:p>
     <w:p>
@@ -869,6 +975,7 @@
         <w:ind w:left="283"/>
         <w:rPr>
           <w:rFonts w:cs="Times New Roman"/>
+          <w:bCs/>
         </w:rPr>
       </w:pPr>
       <w:r>
@@ -876,7 +983,14 @@
           <w:rFonts w:cs="Times New Roman"/>
           <w:b/>
         </w:rPr>
-        <w:t>BR-12: Each CONTRACT involves exactly one CLIENT and one FREELANCER.</w:t>
+        <w:t xml:space="preserve">BR-12: </w:t>
+      </w:r>
+      <w:r>
+        <w:rPr>
+          <w:rFonts w:cs="Times New Roman"/>
+          <w:bCs/>
+        </w:rPr>
+        <w:t>Each CONTRACT involves exactly one CLIENT and one FREELANCER.</w:t>
       </w:r>
     </w:p>
     <w:p>
@@ -885,6 +999,7 @@
         <w:ind w:left="283"/>
         <w:rPr>
           <w:rFonts w:cs="Times New Roman"/>
+          <w:bCs/>
         </w:rPr>
       </w:pPr>
       <w:r>
@@ -892,7 +1007,14 @@
           <w:rFonts w:cs="Times New Roman"/>
           <w:b/>
         </w:rPr>
-        <w:t>BR-13: A CONTRACT can be divided into multiple MILESTONE records; each MILESTONE belongs to one CONTRACT.</w:t>
+        <w:t xml:space="preserve">BR-13: </w:t>
+      </w:r>
+      <w:r>
+        <w:rPr>
+          <w:rFonts w:cs="Times New Roman"/>
+          <w:bCs/>
+        </w:rPr>
+        <w:t>A CONTRACT can be divided into multiple MILESTONE records; each MILESTONE belongs to one CONTRACT.</w:t>
       </w:r>
     </w:p>
     <w:p>
@@ -901,6 +1023,7 @@
         <w:ind w:left="283"/>
         <w:rPr>
           <w:rFonts w:cs="Times New Roman"/>
+          <w:bCs/>
         </w:rPr>
       </w:pPr>
       <w:r>
@@ -908,7 +1031,14 @@
           <w:rFonts w:cs="Times New Roman"/>
           <w:b/>
         </w:rPr>
-        <w:t>BR-14: Each MILESTONE amount must be greater than 0, and the total milestone value must not exceed the CONTRACT value.</w:t>
+        <w:t xml:space="preserve">BR-14: </w:t>
+      </w:r>
+      <w:r>
+        <w:rPr>
+          <w:rFonts w:cs="Times New Roman"/>
+          <w:bCs/>
+        </w:rPr>
+        <w:t>Each MILESTONE amount must be greater than 0, and the total milestone value must not exceed the CONTRACT value.</w:t>
       </w:r>
     </w:p>
     <w:p>
@@ -917,6 +1047,7 @@
         <w:ind w:left="283"/>
         <w:rPr>
           <w:rFonts w:cs="Times New Roman"/>
+          <w:bCs/>
         </w:rPr>
       </w:pPr>
       <w:r>
@@ -924,8 +1055,14 @@
           <w:rFonts w:cs="Times New Roman"/>
           <w:b/>
         </w:rPr>
-        <w:lastRenderedPageBreak/>
-        <w:t>BR-15: A MILESTONE may release a PAYMENT only after the system approval condition is satisfied.</w:t>
+        <w:t xml:space="preserve">BR-15: </w:t>
+      </w:r>
+      <w:r>
+        <w:rPr>
+          <w:rFonts w:cs="Times New Roman"/>
+          <w:bCs/>
+        </w:rPr>
+        <w:t>A MILESTONE may release a PAYMENT only after the system approval condition is satisfied.</w:t>
       </w:r>
     </w:p>
     <w:p>
@@ -934,6 +1071,7 @@
         <w:ind w:left="283"/>
         <w:rPr>
           <w:rFonts w:cs="Times New Roman"/>
+          <w:bCs/>
         </w:rPr>
       </w:pPr>
       <w:r>
@@ -941,7 +1079,15 @@
           <w:rFonts w:cs="Times New Roman"/>
           <w:b/>
         </w:rPr>
-        <w:t>BR-16: Each MILESTONE may have at most one successful PAYMENT recorded in this model.</w:t>
+        <w:lastRenderedPageBreak/>
+        <w:t xml:space="preserve">BR-16: </w:t>
+      </w:r>
+      <w:r>
+        <w:rPr>
+          <w:rFonts w:cs="Times New Roman"/>
+          <w:bCs/>
+        </w:rPr>
+        <w:t>Each MILESTONE may have at most one successful PAYMENT recorded in this model.</w:t>
       </w:r>
     </w:p>
     <w:p>
@@ -950,6 +1096,7 @@
         <w:ind w:left="283"/>
         <w:rPr>
           <w:rFonts w:cs="Times New Roman"/>
+          <w:bCs/>
         </w:rPr>
       </w:pPr>
       <w:r>
@@ -957,7 +1104,14 @@
           <w:rFonts w:cs="Times New Roman"/>
           <w:b/>
         </w:rPr>
-        <w:t>BR-17: A REVIEW must be associated with a CONTRACT, and the reviewer and reviewee must be parties to that CONTRACT.</w:t>
+        <w:t xml:space="preserve">BR-17: </w:t>
+      </w:r>
+      <w:r>
+        <w:rPr>
+          <w:rFonts w:cs="Times New Roman"/>
+          <w:bCs/>
+        </w:rPr>
+        <w:t>A REVIEW must be associated with a CONTRACT, and the reviewer and reviewee must be parties to that CONTRACT.</w:t>
       </w:r>
     </w:p>
     <w:p>
@@ -966,6 +1120,7 @@
         <w:ind w:left="283"/>
         <w:rPr>
           <w:rFonts w:cs="Times New Roman"/>
+          <w:bCs/>
         </w:rPr>
       </w:pPr>
       <w:r>
@@ -973,7 +1128,14 @@
           <w:rFonts w:cs="Times New Roman"/>
           <w:b/>
         </w:rPr>
-        <w:t>BR-18: A USER may not review themselves.</w:t>
+        <w:t xml:space="preserve">BR-18: </w:t>
+      </w:r>
+      <w:r>
+        <w:rPr>
+          <w:rFonts w:cs="Times New Roman"/>
+          <w:bCs/>
+        </w:rPr>
+        <w:t>A USER may not review themselves.</w:t>
       </w:r>
     </w:p>
     <w:p>
@@ -982,6 +1144,7 @@
         <w:ind w:left="283"/>
         <w:rPr>
           <w:rFonts w:cs="Times New Roman"/>
+          <w:bCs/>
         </w:rPr>
       </w:pPr>
       <w:r>
@@ -989,7 +1152,14 @@
           <w:rFonts w:cs="Times New Roman"/>
           <w:b/>
         </w:rPr>
-        <w:t>BR-19: A rating must be between 1 and 5.</w:t>
+        <w:t xml:space="preserve">BR-19: </w:t>
+      </w:r>
+      <w:r>
+        <w:rPr>
+          <w:rFonts w:cs="Times New Roman"/>
+          <w:bCs/>
+        </w:rPr>
+        <w:t>A rating must be between 1 and 5.</w:t>
       </w:r>
     </w:p>
     <w:p>
@@ -998,6 +1168,7 @@
         <w:ind w:left="283"/>
         <w:rPr>
           <w:rFonts w:cs="Times New Roman"/>
+          <w:bCs/>
         </w:rPr>
       </w:pPr>
       <w:r>
@@ -1005,7 +1176,14 @@
           <w:rFonts w:cs="Times New Roman"/>
           <w:b/>
         </w:rPr>
-        <w:t>BR-20: Each party may leave at most one REVIEW for the other party on the same CONTRACT.</w:t>
+        <w:t xml:space="preserve">BR-20: </w:t>
+      </w:r>
+      <w:r>
+        <w:rPr>
+          <w:rFonts w:cs="Times New Roman"/>
+          <w:bCs/>
+        </w:rPr>
+        <w:t>Each party may leave at most one REVIEW for the other party on the same CONTRACT.</w:t>
       </w:r>
     </w:p>
     <w:p>
@@ -1026,6 +1204,8 @@
         <w:spacing w:before="120" w:after="60"/>
         <w:rPr>
           <w:rFonts w:ascii="Times New Roman" w:hAnsi="Times New Roman" w:cs="Times New Roman"/>
+          <w:b/>
+          <w:lang w:val="en-US"/>
         </w:rPr>
       </w:pPr>
       <w:r>
@@ -1035,27 +1215,36 @@
         </w:rPr>
         <w:t>In Scope</w:t>
       </w:r>
-    </w:p>
-    <w:p>
-      <w:pPr>
-        <w:pStyle w:val="ReportBody"/>
-        <w:ind w:left="397" w:hanging="198"/>
-        <w:rPr>
-          <w:rFonts w:cs="Times New Roman"/>
-        </w:rPr>
-      </w:pPr>
-      <w:r>
-        <w:rPr>
-          <w:rFonts w:cs="Times New Roman"/>
+      <w:r>
+        <w:rPr>
+          <w:rFonts w:ascii="Times New Roman" w:hAnsi="Times New Roman" w:cs="Times New Roman"/>
           <w:b/>
-        </w:rPr>
-        <w:t xml:space="preserve">• </w:t>
-      </w:r>
-      <w:r>
-        <w:rPr>
-          <w:rFonts w:cs="Times New Roman"/>
           <w:lang w:val="en-US"/>
         </w:rPr>
+        <w:tab/>
+      </w:r>
+    </w:p>
+    <w:p>
+      <w:pPr>
+        <w:pStyle w:val="Heading3"/>
+        <w:spacing w:before="120" w:after="60"/>
+        <w:rPr>
+          <w:rFonts w:cs="Times New Roman"/>
+          <w:lang w:val="en-US"/>
+        </w:rPr>
+      </w:pPr>
+      <w:r>
+        <w:rPr>
+          <w:rFonts w:cs="Times New Roman"/>
+          <w:lang w:val="en-US"/>
+        </w:rPr>
+        <w:tab/>
+      </w:r>
+      <w:r>
+        <w:rPr>
+          <w:rFonts w:cs="Times New Roman"/>
+          <w:lang w:val="en-US"/>
+        </w:rPr>
         <w:t>Manage</w:t>
       </w:r>
       <w:r>
@@ -1080,230 +1269,246 @@
     </w:p>
     <w:p>
       <w:pPr>
-        <w:pStyle w:val="ReportBody"/>
-        <w:ind w:left="397" w:hanging="198"/>
+        <w:pStyle w:val="Heading3"/>
+        <w:spacing w:before="120" w:after="60"/>
+        <w:rPr>
+          <w:rFonts w:cs="Times New Roman"/>
+          <w:lang w:val="en-US"/>
+        </w:rPr>
+      </w:pPr>
+      <w:r>
+        <w:rPr>
+          <w:rFonts w:cs="Times New Roman"/>
+          <w:lang w:val="en-US"/>
+        </w:rPr>
+        <w:tab/>
+      </w:r>
+      <w:r>
         <w:rPr>
           <w:rFonts w:cs="Times New Roman"/>
           <w:bCs/>
         </w:rPr>
-      </w:pPr>
+        <w:t>Manage FREELANCER profiles and SKILL.</w:t>
+      </w:r>
+    </w:p>
+    <w:p>
+      <w:pPr>
+        <w:pStyle w:val="Heading3"/>
+        <w:spacing w:before="120" w:after="60"/>
+        <w:rPr>
+          <w:rFonts w:cs="Times New Roman"/>
+          <w:lang w:val="en-US"/>
+        </w:rPr>
+      </w:pPr>
+      <w:r>
+        <w:rPr>
+          <w:rFonts w:cs="Times New Roman"/>
+          <w:lang w:val="en-US"/>
+        </w:rPr>
+        <w:tab/>
+      </w:r>
+      <w:r>
+        <w:rPr>
+          <w:rFonts w:cs="Times New Roman"/>
+          <w:lang w:val="en-US"/>
+        </w:rPr>
+        <w:t>Manage</w:t>
+      </w:r>
+      <w:r>
+        <w:rPr>
+          <w:rFonts w:cs="Times New Roman"/>
+        </w:rPr>
+        <w:t xml:space="preserve"> Job </w:t>
+      </w:r>
+      <w:r>
+        <w:rPr>
+          <w:rFonts w:cs="Times New Roman"/>
+          <w:lang w:val="en-US"/>
+        </w:rPr>
+        <w:t>and</w:t>
+      </w:r>
+      <w:r>
+        <w:rPr>
+          <w:rFonts w:cs="Times New Roman"/>
+        </w:rPr>
+        <w:t xml:space="preserve"> Job Category.</w:t>
+      </w:r>
+    </w:p>
+    <w:p>
+      <w:pPr>
+        <w:pStyle w:val="Heading3"/>
+        <w:spacing w:before="120" w:after="60"/>
+        <w:rPr>
+          <w:rFonts w:cs="Times New Roman"/>
+          <w:lang w:val="en-US"/>
+        </w:rPr>
+      </w:pPr>
+      <w:r>
+        <w:rPr>
+          <w:rFonts w:cs="Times New Roman"/>
+          <w:lang w:val="en-US"/>
+        </w:rPr>
+        <w:tab/>
+      </w:r>
+      <w:r>
+        <w:rPr>
+          <w:rFonts w:cs="Times New Roman"/>
+          <w:lang w:val="en-US"/>
+        </w:rPr>
+        <w:t>Manage</w:t>
+      </w:r>
+      <w:r>
+        <w:rPr>
+          <w:rFonts w:cs="Times New Roman"/>
+        </w:rPr>
+        <w:t xml:space="preserve"> Proposal </w:t>
+      </w:r>
+      <w:r>
+        <w:rPr>
+          <w:rFonts w:cs="Times New Roman"/>
+          <w:lang w:val="en-US"/>
+        </w:rPr>
+        <w:t xml:space="preserve">and </w:t>
+      </w:r>
+      <w:r>
+        <w:rPr>
+          <w:rFonts w:cs="Times New Roman"/>
+        </w:rPr>
+        <w:t>the selection of</w:t>
+      </w:r>
+      <w:r>
+        <w:rPr>
+          <w:rFonts w:cs="Times New Roman"/>
+        </w:rPr>
+        <w:t xml:space="preserve"> Freelancer.</w:t>
+      </w:r>
+    </w:p>
+    <w:p>
+      <w:pPr>
+        <w:pStyle w:val="Heading3"/>
+        <w:spacing w:before="120" w:after="60"/>
+        <w:rPr>
+          <w:rFonts w:cs="Times New Roman"/>
+          <w:lang w:val="en-US"/>
+        </w:rPr>
+      </w:pPr>
+      <w:r>
+        <w:rPr>
+          <w:rFonts w:cs="Times New Roman"/>
+          <w:lang w:val="en-US"/>
+        </w:rPr>
+        <w:tab/>
+      </w:r>
+      <w:r>
+        <w:rPr>
+          <w:rFonts w:cs="Times New Roman"/>
+          <w:lang w:val="en-US"/>
+        </w:rPr>
+        <w:t>Manage</w:t>
+      </w:r>
+      <w:r>
+        <w:rPr>
+          <w:rFonts w:cs="Times New Roman"/>
+        </w:rPr>
+        <w:t xml:space="preserve"> Contract </w:t>
+      </w:r>
+      <w:r>
+        <w:rPr>
+          <w:rFonts w:cs="Times New Roman"/>
+          <w:lang w:val="en-US"/>
+        </w:rPr>
+        <w:t>and</w:t>
+      </w:r>
+      <w:r>
+        <w:rPr>
+          <w:rFonts w:cs="Times New Roman"/>
+        </w:rPr>
+        <w:t xml:space="preserve"> Milestone</w:t>
+      </w:r>
+      <w:r>
+        <w:rPr>
+          <w:rFonts w:cs="Times New Roman"/>
+          <w:lang w:val="en-US"/>
+        </w:rPr>
+        <w:t>s</w:t>
+      </w:r>
+      <w:r>
+        <w:rPr>
+          <w:rFonts w:cs="Times New Roman"/>
+        </w:rPr>
+        <w:t>.</w:t>
+      </w:r>
+    </w:p>
+    <w:p>
+      <w:pPr>
+        <w:pStyle w:val="Heading3"/>
+        <w:spacing w:before="120" w:after="60"/>
+        <w:rPr>
+          <w:rFonts w:cs="Times New Roman"/>
+          <w:lang w:val="en-US"/>
+        </w:rPr>
+      </w:pPr>
+      <w:r>
+        <w:rPr>
+          <w:rFonts w:cs="Times New Roman"/>
+          <w:lang w:val="en-US"/>
+        </w:rPr>
+        <w:tab/>
+      </w:r>
+      <w:r>
+        <w:rPr>
+          <w:rFonts w:cs="Times New Roman"/>
+          <w:lang w:val="en-US"/>
+        </w:rPr>
+        <w:t>Record</w:t>
+      </w:r>
+      <w:r>
+        <w:rPr>
+          <w:rFonts w:cs="Times New Roman"/>
+        </w:rPr>
+        <w:t xml:space="preserve"> Payment Release </w:t>
+      </w:r>
+      <w:r>
+        <w:rPr>
+          <w:rFonts w:cs="Times New Roman"/>
+        </w:rPr>
+        <w:t>associated</w:t>
+      </w:r>
+      <w:r>
+        <w:rPr>
+          <w:rFonts w:cs="Times New Roman"/>
+          <w:lang w:val="en-US"/>
+        </w:rPr>
+        <w:t xml:space="preserve"> with</w:t>
+      </w:r>
+      <w:r>
+        <w:rPr>
+          <w:rFonts w:cs="Times New Roman"/>
+        </w:rPr>
+        <w:t xml:space="preserve"> Milestone.</w:t>
+      </w:r>
+    </w:p>
+    <w:p>
+      <w:pPr>
+        <w:pStyle w:val="Heading3"/>
+        <w:spacing w:before="120" w:after="60"/>
+        <w:rPr>
+          <w:rFonts w:ascii="Times New Roman" w:hAnsi="Times New Roman" w:cs="Times New Roman"/>
+        </w:rPr>
+      </w:pPr>
+      <w:r>
+        <w:rPr>
+          <w:rFonts w:cs="Times New Roman"/>
+          <w:lang w:val="en-US"/>
+        </w:rPr>
+        <w:tab/>
+      </w:r>
       <w:r>
         <w:rPr>
           <w:rFonts w:cs="Times New Roman"/>
           <w:bCs/>
         </w:rPr>
-        <w:t>• Manage FREELANCER profiles and SKILL.</w:t>
-      </w:r>
-    </w:p>
-    <w:p>
-      <w:pPr>
-        <w:pStyle w:val="ReportBody"/>
-        <w:ind w:left="397" w:hanging="198"/>
-        <w:rPr>
-          <w:rFonts w:cs="Times New Roman"/>
-        </w:rPr>
-      </w:pPr>
-      <w:r>
-        <w:rPr>
-          <w:rFonts w:cs="Times New Roman"/>
-          <w:b/>
-        </w:rPr>
-        <w:t xml:space="preserve">• </w:t>
-      </w:r>
-      <w:r>
-        <w:rPr>
-          <w:rFonts w:cs="Times New Roman"/>
-          <w:lang w:val="en-US"/>
-        </w:rPr>
-        <w:t>Manage</w:t>
-      </w:r>
-      <w:r>
-        <w:rPr>
-          <w:rFonts w:cs="Times New Roman"/>
-        </w:rPr>
-        <w:t xml:space="preserve"> Job </w:t>
-      </w:r>
-      <w:r>
-        <w:rPr>
-          <w:rFonts w:cs="Times New Roman"/>
-          <w:lang w:val="en-US"/>
-        </w:rPr>
-        <w:t>and</w:t>
-      </w:r>
-      <w:r>
-        <w:rPr>
-          <w:rFonts w:cs="Times New Roman"/>
-        </w:rPr>
-        <w:t xml:space="preserve"> Job Category.</w:t>
-      </w:r>
-    </w:p>
-    <w:p>
-      <w:pPr>
-        <w:pStyle w:val="ReportBody"/>
-        <w:ind w:left="397" w:hanging="198"/>
-        <w:rPr>
-          <w:rFonts w:cs="Times New Roman"/>
-        </w:rPr>
-      </w:pPr>
-      <w:r>
-        <w:rPr>
-          <w:rFonts w:cs="Times New Roman"/>
-          <w:b/>
-        </w:rPr>
-        <w:t xml:space="preserve">• </w:t>
-      </w:r>
-      <w:r>
-        <w:rPr>
-          <w:rFonts w:cs="Times New Roman"/>
-          <w:lang w:val="en-US"/>
-        </w:rPr>
-        <w:t>Manage</w:t>
-      </w:r>
-      <w:r>
-        <w:rPr>
-          <w:rFonts w:cs="Times New Roman"/>
-        </w:rPr>
-        <w:t xml:space="preserve"> Proposal </w:t>
-      </w:r>
-      <w:r>
-        <w:rPr>
-          <w:rFonts w:cs="Times New Roman"/>
-          <w:lang w:val="en-US"/>
-        </w:rPr>
-        <w:t xml:space="preserve">and </w:t>
-      </w:r>
-      <w:r>
-        <w:rPr>
-          <w:rFonts w:cs="Times New Roman"/>
-        </w:rPr>
-        <w:t>the selection of</w:t>
-      </w:r>
-      <w:r>
-        <w:rPr>
-          <w:rFonts w:cs="Times New Roman"/>
-        </w:rPr>
-        <w:t xml:space="preserve"> Freelancer.</w:t>
-      </w:r>
-    </w:p>
-    <w:p>
-      <w:pPr>
-        <w:pStyle w:val="ReportBody"/>
-        <w:ind w:left="397" w:hanging="198"/>
-        <w:rPr>
-          <w:rFonts w:cs="Times New Roman"/>
-        </w:rPr>
-      </w:pPr>
-      <w:r>
-        <w:rPr>
-          <w:rFonts w:cs="Times New Roman"/>
-          <w:b/>
-        </w:rPr>
-        <w:t xml:space="preserve">• </w:t>
-      </w:r>
-      <w:r>
-        <w:rPr>
-          <w:rFonts w:cs="Times New Roman"/>
-          <w:lang w:val="en-US"/>
-        </w:rPr>
-        <w:t>Manage</w:t>
-      </w:r>
-      <w:r>
-        <w:rPr>
-          <w:rFonts w:cs="Times New Roman"/>
-        </w:rPr>
-        <w:t xml:space="preserve"> Contract </w:t>
-      </w:r>
-      <w:r>
-        <w:rPr>
-          <w:rFonts w:cs="Times New Roman"/>
-          <w:lang w:val="en-US"/>
-        </w:rPr>
-        <w:t>and</w:t>
-      </w:r>
-      <w:r>
-        <w:rPr>
-          <w:rFonts w:cs="Times New Roman"/>
-        </w:rPr>
-        <w:t xml:space="preserve"> Milestone</w:t>
-      </w:r>
-      <w:r>
-        <w:rPr>
-          <w:rFonts w:cs="Times New Roman"/>
-          <w:lang w:val="en-US"/>
-        </w:rPr>
-        <w:t>s</w:t>
-      </w:r>
-      <w:r>
-        <w:rPr>
-          <w:rFonts w:cs="Times New Roman"/>
-        </w:rPr>
-        <w:t>.</w:t>
-      </w:r>
-    </w:p>
-    <w:p>
-      <w:pPr>
-        <w:pStyle w:val="ReportBody"/>
-        <w:ind w:left="397" w:hanging="198"/>
-        <w:rPr>
-          <w:rFonts w:cs="Times New Roman"/>
-        </w:rPr>
-      </w:pPr>
-      <w:r>
-        <w:rPr>
-          <w:rFonts w:cs="Times New Roman"/>
-          <w:b/>
-        </w:rPr>
-        <w:t xml:space="preserve">• </w:t>
-      </w:r>
-      <w:r>
-        <w:rPr>
-          <w:rFonts w:cs="Times New Roman"/>
-          <w:lang w:val="en-US"/>
-        </w:rPr>
-        <w:t>Record</w:t>
-      </w:r>
-      <w:r>
-        <w:rPr>
-          <w:rFonts w:cs="Times New Roman"/>
-        </w:rPr>
-        <w:t xml:space="preserve"> Payment Release </w:t>
-      </w:r>
-      <w:r>
-        <w:rPr>
-          <w:rFonts w:cs="Times New Roman"/>
-        </w:rPr>
-        <w:t>associated</w:t>
-      </w:r>
-      <w:r>
-        <w:rPr>
-          <w:rFonts w:cs="Times New Roman"/>
-          <w:lang w:val="en-US"/>
-        </w:rPr>
-        <w:t xml:space="preserve"> with</w:t>
-      </w:r>
-      <w:r>
-        <w:rPr>
-          <w:rFonts w:cs="Times New Roman"/>
-        </w:rPr>
-        <w:t xml:space="preserve"> Milestone.</w:t>
-      </w:r>
-    </w:p>
-    <w:p>
-      <w:pPr>
-        <w:pStyle w:val="ReportBody"/>
-        <w:ind w:left="397" w:hanging="198"/>
-        <w:rPr>
-          <w:rFonts w:cs="Times New Roman"/>
-          <w:bCs/>
-          <w:lang w:val="en-US"/>
-        </w:rPr>
-      </w:pPr>
-      <w:r>
-        <w:rPr>
-          <w:rFonts w:cs="Times New Roman"/>
-          <w:bCs/>
-        </w:rPr>
-        <w:t>• Manage REVIEW and ratings between the parties.</w:t>
+        <w:t>Manage REVIEW and ratings between the parties.</w:t>
       </w:r>
     </w:p>
     <w:p>
@@ -3432,12 +3637,13 @@
         <w:spacing w:before="120" w:after="60"/>
         <w:rPr>
           <w:rFonts w:ascii="Times New Roman" w:hAnsi="Times New Roman" w:cs="Times New Roman"/>
+          <w:bCs/>
         </w:rPr>
       </w:pPr>
       <w:r>
         <w:rPr>
           <w:rFonts w:ascii="Times New Roman" w:hAnsi="Times New Roman" w:cs="Times New Roman"/>
-          <w:b/>
+          <w:bCs/>
         </w:rPr>
         <w:t>Conceptual Design Rationale</w:t>
       </w:r>
@@ -3448,12 +3654,13 @@
         <w:ind w:left="397" w:hanging="198"/>
         <w:rPr>
           <w:rFonts w:cs="Times New Roman"/>
-        </w:rPr>
-      </w:pPr>
-      <w:r>
-        <w:rPr>
-          <w:rFonts w:cs="Times New Roman"/>
-          <w:b/>
+          <w:bCs/>
+        </w:rPr>
+      </w:pPr>
+      <w:r>
+        <w:rPr>
+          <w:rFonts w:cs="Times New Roman"/>
+          <w:bCs/>
         </w:rPr>
         <w:t>• USER is separated from CLIENT and FREELANCER to avoid repeating common account attributes.</w:t>
       </w:r>
@@ -3464,12 +3671,13 @@
         <w:ind w:left="397" w:hanging="198"/>
         <w:rPr>
           <w:rFonts w:cs="Times New Roman"/>
-        </w:rPr>
-      </w:pPr>
-      <w:r>
-        <w:rPr>
-          <w:rFonts w:cs="Times New Roman"/>
-          <w:b/>
+          <w:bCs/>
+        </w:rPr>
+      </w:pPr>
+      <w:r>
+        <w:rPr>
+          <w:rFonts w:cs="Times New Roman"/>
+          <w:bCs/>
         </w:rPr>
         <w:t>• FREELANCER_SKILL represents the N:M relationship and avoids storing a list of SKILL values in a single attribute.</w:t>
       </w:r>
@@ -3480,12 +3688,13 @@
         <w:ind w:left="397" w:hanging="198"/>
         <w:rPr>
           <w:rFonts w:cs="Times New Roman"/>
-        </w:rPr>
-      </w:pPr>
-      <w:r>
-        <w:rPr>
-          <w:rFonts w:cs="Times New Roman"/>
-          <w:b/>
+          <w:bCs/>
+        </w:rPr>
+      </w:pPr>
+      <w:r>
+        <w:rPr>
+          <w:rFonts w:cs="Times New Roman"/>
+          <w:bCs/>
         </w:rPr>
         <w:t>• PROPOSAL is the associative entity between JOB and FREELANCER and stores the proposed amount and proposal content.</w:t>
       </w:r>
@@ -3496,12 +3705,13 @@
         <w:ind w:left="397" w:hanging="198"/>
         <w:rPr>
           <w:rFonts w:cs="Times New Roman"/>
-        </w:rPr>
-      </w:pPr>
-      <w:r>
-        <w:rPr>
-          <w:rFonts w:cs="Times New Roman"/>
-          <w:b/>
+          <w:bCs/>
+        </w:rPr>
+      </w:pPr>
+      <w:r>
+        <w:rPr>
+          <w:rFonts w:cs="Times New Roman"/>
+          <w:bCs/>
         </w:rPr>
         <w:t>• CONTRACT is the center of the project execution stage and links to MILESTONE, PAYMENT, and REVIEW.</w:t>
       </w:r>
@@ -3512,12 +3722,13 @@
         <w:ind w:left="397" w:hanging="198"/>
         <w:rPr>
           <w:rFonts w:cs="Times New Roman"/>
-        </w:rPr>
-      </w:pPr>
-      <w:r>
-        <w:rPr>
-          <w:rFonts w:cs="Times New Roman"/>
-          <w:b/>
+          <w:bCs/>
+        </w:rPr>
+      </w:pPr>
+      <w:r>
+        <w:rPr>
+          <w:rFonts w:cs="Times New Roman"/>
+          <w:bCs/>
         </w:rPr>
         <w:t>• REVIEW stores both the reviewer and reviewee to support two-way reviews.</w:t>
       </w:r>
@@ -3528,12 +3739,13 @@
         <w:ind w:left="397" w:hanging="198"/>
         <w:rPr>
           <w:rFonts w:cs="Times New Roman"/>
-        </w:rPr>
-      </w:pPr>
-      <w:r>
-        <w:rPr>
-          <w:rFonts w:cs="Times New Roman"/>
-          <w:b/>
+          <w:bCs/>
+        </w:rPr>
+      </w:pPr>
+      <w:r>
+        <w:rPr>
+          <w:rFonts w:cs="Times New Roman"/>
+          <w:bCs/>
         </w:rPr>
         <w:t>• The average FREELANCER rating is treated as derived data from REVIEW and will be implemented through a query or view in later phases rather than duplicated in multiple places in the conceptual model.</w:t>
       </w:r>
